--- a/Document/HƯỚNG DẪN VẬN HÀNH.docx
+++ b/Document/HƯỚNG DẪN VẬN HÀNH.docx
@@ -75,13 +75,13 @@
           <w:noProof/>
         </w:rPr>
         <w:drawing>
-          <wp:anchor distT="0" distB="0" distL="114300" distR="114300" simplePos="0" relativeHeight="251657728" behindDoc="0" locked="0" layoutInCell="1" allowOverlap="1" wp14:anchorId="2BD0535F" wp14:editId="1AB7F234">
+          <wp:anchor distT="0" distB="0" distL="114300" distR="114300" simplePos="0" relativeHeight="251657728" behindDoc="0" locked="0" layoutInCell="1" allowOverlap="1" wp14:anchorId="2BD0535F" wp14:editId="7F1456EC">
             <wp:simplePos x="0" y="0"/>
             <wp:positionH relativeFrom="margin">
               <wp:align>center</wp:align>
             </wp:positionH>
             <wp:positionV relativeFrom="paragraph">
-              <wp:posOffset>294640</wp:posOffset>
+              <wp:posOffset>297180</wp:posOffset>
             </wp:positionV>
             <wp:extent cx="4279900" cy="3209925"/>
             <wp:effectExtent l="57150" t="57150" r="44450" b="47625"/>
@@ -236,7 +236,7 @@
           <w:noProof/>
         </w:rPr>
         <w:drawing>
-          <wp:anchor distT="0" distB="0" distL="114300" distR="114300" simplePos="0" relativeHeight="251658752" behindDoc="1" locked="0" layoutInCell="1" allowOverlap="1" wp14:anchorId="5362948A" wp14:editId="5FA9199E">
+          <wp:anchor distT="0" distB="0" distL="114300" distR="114300" simplePos="0" relativeHeight="251658752" behindDoc="1" locked="0" layoutInCell="1" allowOverlap="1" wp14:anchorId="5362948A" wp14:editId="036F8A47">
             <wp:simplePos x="0" y="0"/>
             <wp:positionH relativeFrom="margin">
               <wp:align>left</wp:align>
@@ -244,8 +244,8 @@
             <wp:positionV relativeFrom="paragraph">
               <wp:posOffset>678815</wp:posOffset>
             </wp:positionV>
-            <wp:extent cx="841375" cy="810895"/>
-            <wp:effectExtent l="0" t="0" r="0" b="8255"/>
+            <wp:extent cx="841375" cy="850605"/>
+            <wp:effectExtent l="0" t="0" r="0" b="6985"/>
             <wp:wrapNone/>
             <wp:docPr id="1951493463" name="Picture 2"/>
             <wp:cNvGraphicFramePr>
@@ -276,7 +276,7 @@
                   <pic:spPr bwMode="auto">
                     <a:xfrm>
                       <a:off x="0" y="0"/>
-                      <a:ext cx="841375" cy="810895"/>
+                      <a:ext cx="841711" cy="850945"/>
                     </a:xfrm>
                     <a:prstGeom prst="rect">
                       <a:avLst/>
@@ -286,6 +286,9 @@
                 </pic:pic>
               </a:graphicData>
             </a:graphic>
+            <wp14:sizeRelV relativeFrom="margin">
+              <wp14:pctHeight>0</wp14:pctHeight>
+            </wp14:sizeRelV>
           </wp:anchor>
         </w:drawing>
       </w:r>
@@ -1093,7 +1096,6 @@
                 <w:p>
                   <w:pPr>
                     <w:spacing w:after="0" w:line="269" w:lineRule="auto"/>
-                    <w:jc w:val="center"/>
                     <w:rPr>
                       <w:rFonts w:asciiTheme="minorHAnsi" w:eastAsia="Calibri" w:hAnsiTheme="minorHAnsi" w:cstheme="minorHAnsi"/>
                       <w:sz w:val="19"/>
@@ -1364,18 +1366,18 @@
           <w:noProof/>
         </w:rPr>
         <w:drawing>
-          <wp:anchor distT="0" distB="0" distL="114300" distR="114300" simplePos="0" relativeHeight="251659776" behindDoc="1" locked="0" layoutInCell="1" allowOverlap="1" wp14:anchorId="5605EA03" wp14:editId="5D138838">
+          <wp:anchor distT="0" distB="0" distL="114300" distR="114300" simplePos="0" relativeHeight="251654653" behindDoc="1" locked="0" layoutInCell="1" allowOverlap="1" wp14:anchorId="6C26D8AD" wp14:editId="0FD1786E">
             <wp:simplePos x="0" y="0"/>
             <wp:positionH relativeFrom="margin">
               <wp:align>center</wp:align>
             </wp:positionH>
             <wp:positionV relativeFrom="paragraph">
-              <wp:posOffset>13970</wp:posOffset>
+              <wp:posOffset>4657</wp:posOffset>
             </wp:positionV>
-            <wp:extent cx="4076546" cy="4438650"/>
-            <wp:effectExtent l="0" t="0" r="635" b="0"/>
+            <wp:extent cx="3902075" cy="4453467"/>
+            <wp:effectExtent l="0" t="0" r="3175" b="4445"/>
             <wp:wrapNone/>
-            <wp:docPr id="1200362646" name="Picture 1200362646"/>
+            <wp:docPr id="1076335342" name="Picture 55"/>
             <wp:cNvGraphicFramePr>
               <a:graphicFrameLocks xmlns:a="http://schemas.openxmlformats.org/drawingml/2006/main" noChangeAspect="1"/>
             </wp:cNvGraphicFramePr>
@@ -1383,7 +1385,7 @@
               <a:graphicData uri="http://schemas.openxmlformats.org/drawingml/2006/picture">
                 <pic:pic xmlns:pic="http://schemas.openxmlformats.org/drawingml/2006/picture">
                   <pic:nvPicPr>
-                    <pic:cNvPr id="0" name="Picture 1"/>
+                    <pic:cNvPr id="0" name="Picture 5"/>
                     <pic:cNvPicPr>
                       <a:picLocks noChangeAspect="1" noChangeArrowheads="1"/>
                     </pic:cNvPicPr>
@@ -1404,7 +1406,7 @@
                   <pic:spPr bwMode="auto">
                     <a:xfrm>
                       <a:off x="0" y="0"/>
-                      <a:ext cx="4076546" cy="4438650"/>
+                      <a:ext cx="3908372" cy="4460653"/>
                     </a:xfrm>
                     <a:prstGeom prst="rect">
                       <a:avLst/>
@@ -1417,9 +1419,6 @@
                 </pic:pic>
               </a:graphicData>
             </a:graphic>
-            <wp14:sizeRelH relativeFrom="margin">
-              <wp14:pctWidth>0</wp14:pctWidth>
-            </wp14:sizeRelH>
             <wp14:sizeRelV relativeFrom="margin">
               <wp14:pctHeight>0</wp14:pctHeight>
             </wp14:sizeRelV>
@@ -1466,13 +1465,13 @@
         <mc:AlternateContent>
           <mc:Choice Requires="wps">
             <w:drawing>
-              <wp:anchor distT="0" distB="0" distL="114300" distR="114300" simplePos="0" relativeHeight="251670016" behindDoc="1" locked="0" layoutInCell="1" allowOverlap="1" wp14:anchorId="28308199" wp14:editId="16417D4A">
+              <wp:anchor distT="0" distB="0" distL="114300" distR="114300" simplePos="0" relativeHeight="251670016" behindDoc="1" locked="0" layoutInCell="1" allowOverlap="1" wp14:anchorId="28308199" wp14:editId="391A3FD2">
                 <wp:simplePos x="0" y="0"/>
                 <wp:positionH relativeFrom="margin">
-                  <wp:posOffset>-304800</wp:posOffset>
+                  <wp:posOffset>-312632</wp:posOffset>
                 </wp:positionH>
                 <wp:positionV relativeFrom="paragraph">
-                  <wp:posOffset>250825</wp:posOffset>
+                  <wp:posOffset>275801</wp:posOffset>
                 </wp:positionV>
                 <wp:extent cx="1104900" cy="314325"/>
                 <wp:effectExtent l="0" t="0" r="19050" b="28575"/>
@@ -1541,7 +1540,7 @@
           </mc:Choice>
           <mc:Fallback>
             <w:pict>
-              <v:shape w14:anchorId="28308199" id="Rectangle: Top Corners One Rounded and One Snipped 4" o:spid="_x0000_s1026" style="position:absolute;margin-left:-24pt;margin-top:19.75pt;width:87pt;height:24.75pt;z-index:-251646464;visibility:visible;mso-wrap-style:square;mso-width-percent:0;mso-height-percent:0;mso-wrap-distance-left:9pt;mso-wrap-distance-top:0;mso-wrap-distance-right:9pt;mso-wrap-distance-bottom:0;mso-position-horizontal:absolute;mso-position-horizontal-relative:margin;mso-position-vertical:absolute;mso-position-vertical-relative:text;mso-width-percent:0;mso-height-percent:0;mso-width-relative:margin;mso-height-relative:margin;v-text-anchor:middle" coordsize="1104900,314325" o:spt="100" o:gfxdata="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" adj="-11796480,,5400" path="m52389,l1052511,r52389,52389l1104900,314325,,314325,,52389c,23455,23455,,52389,xe" fillcolor="window" strokecolor="#e00" strokeweight="1.5pt">
+              <v:shape w14:anchorId="28308199" id="Rectangle: Top Corners One Rounded and One Snipped 4" o:spid="_x0000_s1026" style="position:absolute;margin-left:-24.6pt;margin-top:21.7pt;width:87pt;height:24.75pt;z-index:-251646464;visibility:visible;mso-wrap-style:square;mso-width-percent:0;mso-height-percent:0;mso-wrap-distance-left:9pt;mso-wrap-distance-top:0;mso-wrap-distance-right:9pt;mso-wrap-distance-bottom:0;mso-position-horizontal:absolute;mso-position-horizontal-relative:margin;mso-position-vertical:absolute;mso-position-vertical-relative:text;mso-width-percent:0;mso-height-percent:0;mso-width-relative:margin;mso-height-relative:margin;v-text-anchor:middle" coordsize="1104900,314325" o:spt="100" o:gfxdata="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" adj="-11796480,,5400" path="m52389,l1052511,r52389,52389l1104900,314325,,314325,,52389c,23455,23455,,52389,xe" fillcolor="window" strokecolor="#e00" strokeweight="1.5pt">
                 <v:stroke joinstyle="miter"/>
                 <v:formulas/>
                 <v:path arrowok="t" o:connecttype="custom" o:connectlocs="52389,0;1052511,0;1104900,52389;1104900,314325;0,314325;0,52389;52389,0" o:connectangles="0,0,0,0,0,0,0" textboxrect="0,0,1104900,314325"/>
@@ -1576,19 +1575,101 @@
       </w:pPr>
       <w:r>
         <w:rPr>
+          <w:b/>
+          <w:bCs/>
           <w:noProof/>
           <w14:ligatures w14:val="standardContextual"/>
         </w:rPr>
         <mc:AlternateContent>
           <mc:Choice Requires="wps">
             <w:drawing>
-              <wp:anchor distT="0" distB="0" distL="114300" distR="114300" simplePos="0" relativeHeight="251665920" behindDoc="1" locked="0" layoutInCell="1" allowOverlap="1" wp14:anchorId="1A03F824" wp14:editId="72486FF8">
+              <wp:anchor distT="0" distB="0" distL="114300" distR="114300" simplePos="0" relativeHeight="251660800" behindDoc="1" locked="0" layoutInCell="1" allowOverlap="1" wp14:anchorId="0CFD96E1" wp14:editId="45E8FF7D">
+                <wp:simplePos x="0" y="0"/>
+                <wp:positionH relativeFrom="column">
+                  <wp:posOffset>771948</wp:posOffset>
+                </wp:positionH>
+                <wp:positionV relativeFrom="paragraph">
+                  <wp:posOffset>160866</wp:posOffset>
+                </wp:positionV>
+                <wp:extent cx="1771650" cy="1009650"/>
+                <wp:effectExtent l="19050" t="19050" r="57150" b="38100"/>
+                <wp:wrapNone/>
+                <wp:docPr id="878341150" name="Straight Arrow Connector 2"/>
+                <wp:cNvGraphicFramePr/>
+                <a:graphic xmlns:a="http://schemas.openxmlformats.org/drawingml/2006/main">
+                  <a:graphicData uri="http://schemas.microsoft.com/office/word/2010/wordprocessingShape">
+                    <wps:wsp>
+                      <wps:cNvCnPr/>
+                      <wps:spPr>
+                        <a:xfrm>
+                          <a:off x="0" y="0"/>
+                          <a:ext cx="1771650" cy="1009650"/>
+                        </a:xfrm>
+                        <a:prstGeom prst="straightConnector1">
+                          <a:avLst/>
+                        </a:prstGeom>
+                        <a:ln w="28575">
+                          <a:solidFill>
+                            <a:srgbClr val="EE0000"/>
+                          </a:solidFill>
+                          <a:tailEnd type="triangle"/>
+                        </a:ln>
+                      </wps:spPr>
+                      <wps:style>
+                        <a:lnRef idx="1">
+                          <a:schemeClr val="accent1"/>
+                        </a:lnRef>
+                        <a:fillRef idx="0">
+                          <a:schemeClr val="accent1"/>
+                        </a:fillRef>
+                        <a:effectRef idx="0">
+                          <a:schemeClr val="accent1"/>
+                        </a:effectRef>
+                        <a:fontRef idx="minor">
+                          <a:schemeClr val="tx1"/>
+                        </a:fontRef>
+                      </wps:style>
+                      <wps:bodyPr/>
+                    </wps:wsp>
+                  </a:graphicData>
+                </a:graphic>
+                <wp14:sizeRelH relativeFrom="margin">
+                  <wp14:pctWidth>0</wp14:pctWidth>
+                </wp14:sizeRelH>
+                <wp14:sizeRelV relativeFrom="margin">
+                  <wp14:pctHeight>0</wp14:pctHeight>
+                </wp14:sizeRelV>
+              </wp:anchor>
+            </w:drawing>
+          </mc:Choice>
+          <mc:Fallback>
+            <w:pict>
+              <v:shapetype w14:anchorId="1D2936E0" id="_x0000_t32" coordsize="21600,21600" o:spt="32" o:oned="t" path="m,l21600,21600e" filled="f">
+                <v:path arrowok="t" fillok="f" o:connecttype="none"/>
+                <o:lock v:ext="edit" shapetype="t"/>
+              </v:shapetype>
+              <v:shape id="Straight Arrow Connector 2" o:spid="_x0000_s1026" type="#_x0000_t32" style="position:absolute;margin-left:60.8pt;margin-top:12.65pt;width:139.5pt;height:79.5pt;z-index:-251655680;visibility:visible;mso-wrap-style:square;mso-width-percent:0;mso-height-percent:0;mso-wrap-distance-left:9pt;mso-wrap-distance-top:0;mso-wrap-distance-right:9pt;mso-wrap-distance-bottom:0;mso-position-horizontal:absolute;mso-position-horizontal-relative:text;mso-position-vertical:absolute;mso-position-vertical-relative:text;mso-width-percent:0;mso-height-percent:0;mso-width-relative:margin;mso-height-relative:margin" o:gfxdata="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" strokecolor="#e00" strokeweight="2.25pt">
+                <v:stroke endarrow="block" joinstyle="miter"/>
+              </v:shape>
+            </w:pict>
+          </mc:Fallback>
+        </mc:AlternateContent>
+      </w:r>
+      <w:r>
+        <w:rPr>
+          <w:noProof/>
+          <w14:ligatures w14:val="standardContextual"/>
+        </w:rPr>
+        <mc:AlternateContent>
+          <mc:Choice Requires="wps">
+            <w:drawing>
+              <wp:anchor distT="0" distB="0" distL="114300" distR="114300" simplePos="0" relativeHeight="251665920" behindDoc="1" locked="0" layoutInCell="1" allowOverlap="1" wp14:anchorId="1A03F824" wp14:editId="0B516D73">
                 <wp:simplePos x="0" y="0"/>
                 <wp:positionH relativeFrom="margin">
-                  <wp:posOffset>5048250</wp:posOffset>
+                  <wp:posOffset>5030893</wp:posOffset>
                 </wp:positionH>
                 <wp:positionV relativeFrom="paragraph">
-                  <wp:posOffset>307340</wp:posOffset>
+                  <wp:posOffset>330200</wp:posOffset>
                 </wp:positionV>
                 <wp:extent cx="1285875" cy="314325"/>
                 <wp:effectExtent l="0" t="0" r="28575" b="28575"/>
@@ -1668,7 +1749,7 @@
           </mc:Choice>
           <mc:Fallback>
             <w:pict>
-              <v:shape w14:anchorId="1A03F824" id="_x0000_s1027" style="position:absolute;margin-left:397.5pt;margin-top:24.2pt;width:101.25pt;height:24.75pt;z-index:-251650560;visibility:visible;mso-wrap-style:square;mso-width-percent:0;mso-height-percent:0;mso-wrap-distance-left:9pt;mso-wrap-distance-top:0;mso-wrap-distance-right:9pt;mso-wrap-distance-bottom:0;mso-position-horizontal:absolute;mso-position-horizontal-relative:margin;mso-position-vertical:absolute;mso-position-vertical-relative:text;mso-width-percent:0;mso-height-percent:0;mso-width-relative:margin;mso-height-relative:margin;v-text-anchor:middle" coordsize="1285875,314325" o:spt="100" o:gfxdata="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" adj="-11796480,,5400" path="m52389,l1233486,r52389,52389l1285875,314325,,314325,,52389c,23455,23455,,52389,xe" fillcolor="white [3212]" strokecolor="#e00" strokeweight="1.5pt">
+              <v:shape w14:anchorId="1A03F824" id="_x0000_s1027" style="position:absolute;margin-left:396.15pt;margin-top:26pt;width:101.25pt;height:24.75pt;z-index:-251650560;visibility:visible;mso-wrap-style:square;mso-width-percent:0;mso-height-percent:0;mso-wrap-distance-left:9pt;mso-wrap-distance-top:0;mso-wrap-distance-right:9pt;mso-wrap-distance-bottom:0;mso-position-horizontal:absolute;mso-position-horizontal-relative:margin;mso-position-vertical:absolute;mso-position-vertical-relative:text;mso-width-percent:0;mso-height-percent:0;mso-width-relative:margin;mso-height-relative:margin;v-text-anchor:middle" coordsize="1285875,314325" o:spt="100" o:gfxdata="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" adj="-11796480,,5400" path="m52389,l1233486,r52389,52389l1285875,314325,,314325,,52389c,23455,23455,,52389,xe" fillcolor="white [3212]" strokecolor="#e00" strokeweight="1.5pt">
                 <v:stroke joinstyle="miter"/>
                 <v:formulas/>
                 <v:path arrowok="t" o:connecttype="custom" o:connectlocs="52389,0;1233486,0;1285875,52389;1285875,314325;0,314325;0,52389;52389,0" o:connectangles="0,0,0,0,0,0,0" textboxrect="0,0,1285875,314325"/>
@@ -1696,6 +1777,14 @@
           </mc:Fallback>
         </mc:AlternateContent>
       </w:r>
+    </w:p>
+    <w:p>
+      <w:pPr>
+        <w:rPr>
+          <w:b/>
+          <w:bCs/>
+        </w:rPr>
+      </w:pPr>
       <w:r>
         <w:rPr>
           <w:b/>
@@ -1706,103 +1795,13 @@
         <mc:AlternateContent>
           <mc:Choice Requires="wps">
             <w:drawing>
-              <wp:anchor distT="0" distB="0" distL="114300" distR="114300" simplePos="0" relativeHeight="251660800" behindDoc="1" locked="0" layoutInCell="1" allowOverlap="1" wp14:anchorId="0CFD96E1" wp14:editId="6C036DE1">
+              <wp:anchor distT="0" distB="0" distL="114300" distR="114300" simplePos="0" relativeHeight="251662848" behindDoc="1" locked="0" layoutInCell="1" allowOverlap="1" wp14:anchorId="7AA4BAC4" wp14:editId="5D43A686">
                 <wp:simplePos x="0" y="0"/>
                 <wp:positionH relativeFrom="column">
-                  <wp:posOffset>781050</wp:posOffset>
+                  <wp:posOffset>3258608</wp:posOffset>
                 </wp:positionH>
                 <wp:positionV relativeFrom="paragraph">
-                  <wp:posOffset>135890</wp:posOffset>
-                </wp:positionV>
-                <wp:extent cx="1771650" cy="1009650"/>
-                <wp:effectExtent l="19050" t="19050" r="57150" b="38100"/>
-                <wp:wrapNone/>
-                <wp:docPr id="878341150" name="Straight Arrow Connector 2"/>
-                <wp:cNvGraphicFramePr/>
-                <a:graphic xmlns:a="http://schemas.openxmlformats.org/drawingml/2006/main">
-                  <a:graphicData uri="http://schemas.microsoft.com/office/word/2010/wordprocessingShape">
-                    <wps:wsp>
-                      <wps:cNvCnPr/>
-                      <wps:spPr>
-                        <a:xfrm>
-                          <a:off x="0" y="0"/>
-                          <a:ext cx="1771650" cy="1009650"/>
-                        </a:xfrm>
-                        <a:prstGeom prst="straightConnector1">
-                          <a:avLst/>
-                        </a:prstGeom>
-                        <a:ln w="28575">
-                          <a:solidFill>
-                            <a:srgbClr val="EE0000"/>
-                          </a:solidFill>
-                          <a:tailEnd type="triangle"/>
-                        </a:ln>
-                      </wps:spPr>
-                      <wps:style>
-                        <a:lnRef idx="1">
-                          <a:schemeClr val="accent1"/>
-                        </a:lnRef>
-                        <a:fillRef idx="0">
-                          <a:schemeClr val="accent1"/>
-                        </a:fillRef>
-                        <a:effectRef idx="0">
-                          <a:schemeClr val="accent1"/>
-                        </a:effectRef>
-                        <a:fontRef idx="minor">
-                          <a:schemeClr val="tx1"/>
-                        </a:fontRef>
-                      </wps:style>
-                      <wps:bodyPr/>
-                    </wps:wsp>
-                  </a:graphicData>
-                </a:graphic>
-                <wp14:sizeRelH relativeFrom="margin">
-                  <wp14:pctWidth>0</wp14:pctWidth>
-                </wp14:sizeRelH>
-                <wp14:sizeRelV relativeFrom="margin">
-                  <wp14:pctHeight>0</wp14:pctHeight>
-                </wp14:sizeRelV>
-              </wp:anchor>
-            </w:drawing>
-          </mc:Choice>
-          <mc:Fallback>
-            <w:pict>
-              <v:shapetype w14:anchorId="5311A03C" id="_x0000_t32" coordsize="21600,21600" o:spt="32" o:oned="t" path="m,l21600,21600e" filled="f">
-                <v:path arrowok="t" fillok="f" o:connecttype="none"/>
-                <o:lock v:ext="edit" shapetype="t"/>
-              </v:shapetype>
-              <v:shape id="Straight Arrow Connector 2" o:spid="_x0000_s1026" type="#_x0000_t32" style="position:absolute;margin-left:61.5pt;margin-top:10.7pt;width:139.5pt;height:79.5pt;z-index:-251655680;visibility:visible;mso-wrap-style:square;mso-width-percent:0;mso-height-percent:0;mso-wrap-distance-left:9pt;mso-wrap-distance-top:0;mso-wrap-distance-right:9pt;mso-wrap-distance-bottom:0;mso-position-horizontal:absolute;mso-position-horizontal-relative:text;mso-position-vertical:absolute;mso-position-vertical-relative:text;mso-width-percent:0;mso-height-percent:0;mso-width-relative:margin;mso-height-relative:margin" o:gfxdata="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" strokecolor="#e00" strokeweight="2.25pt">
-                <v:stroke endarrow="block" joinstyle="miter"/>
-              </v:shape>
-            </w:pict>
-          </mc:Fallback>
-        </mc:AlternateContent>
-      </w:r>
-    </w:p>
-    <w:p>
-      <w:pPr>
-        <w:rPr>
-          <w:b/>
-          <w:bCs/>
-        </w:rPr>
-      </w:pPr>
-      <w:r>
-        <w:rPr>
-          <w:b/>
-          <w:bCs/>
-          <w:noProof/>
-          <w14:ligatures w14:val="standardContextual"/>
-        </w:rPr>
-        <mc:AlternateContent>
-          <mc:Choice Requires="wps">
-            <w:drawing>
-              <wp:anchor distT="0" distB="0" distL="114300" distR="114300" simplePos="0" relativeHeight="251662848" behindDoc="1" locked="0" layoutInCell="1" allowOverlap="1" wp14:anchorId="7AA4BAC4" wp14:editId="0741894E">
-                <wp:simplePos x="0" y="0"/>
-                <wp:positionH relativeFrom="column">
-                  <wp:posOffset>3276599</wp:posOffset>
-                </wp:positionH>
-                <wp:positionV relativeFrom="paragraph">
-                  <wp:posOffset>24131</wp:posOffset>
+                  <wp:posOffset>46990</wp:posOffset>
                 </wp:positionV>
                 <wp:extent cx="1771650" cy="838200"/>
                 <wp:effectExtent l="38100" t="19050" r="19050" b="57150"/>
@@ -1847,7 +1846,7 @@
           </mc:Choice>
           <mc:Fallback>
             <w:pict>
-              <v:shape w14:anchorId="7DA9B752" id="Straight Arrow Connector 2" o:spid="_x0000_s1026" type="#_x0000_t32" style="position:absolute;margin-left:258pt;margin-top:1.9pt;width:139.5pt;height:66pt;flip:x;z-index:-251653632;visibility:visible;mso-wrap-style:square;mso-width-percent:0;mso-height-percent:0;mso-wrap-distance-left:9pt;mso-wrap-distance-top:0;mso-wrap-distance-right:9pt;mso-wrap-distance-bottom:0;mso-position-horizontal:absolute;mso-position-horizontal-relative:text;mso-position-vertical:absolute;mso-position-vertical-relative:text;mso-width-percent:0;mso-height-percent:0;mso-width-relative:margin;mso-height-relative:margin" o:gfxdata="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" strokecolor="#e00" strokeweight="2.25pt">
+              <v:shape w14:anchorId="20FEA935" id="Straight Arrow Connector 2" o:spid="_x0000_s1026" type="#_x0000_t32" style="position:absolute;margin-left:256.6pt;margin-top:3.7pt;width:139.5pt;height:66pt;flip:x;z-index:-251653632;visibility:visible;mso-wrap-style:square;mso-width-percent:0;mso-height-percent:0;mso-wrap-distance-left:9pt;mso-wrap-distance-top:0;mso-wrap-distance-right:9pt;mso-wrap-distance-bottom:0;mso-position-horizontal:absolute;mso-position-horizontal-relative:text;mso-position-vertical:absolute;mso-position-vertical-relative:text;mso-width-percent:0;mso-height-percent:0;mso-width-relative:margin;mso-height-relative:margin" o:gfxdata="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" strokecolor="#e00" strokeweight="2.25pt">
                 <v:stroke endarrow="block" joinstyle="miter"/>
               </v:shape>
             </w:pict>
@@ -1878,13 +1877,13 @@
         <mc:AlternateContent>
           <mc:Choice Requires="wps">
             <w:drawing>
-              <wp:anchor distT="0" distB="0" distL="114300" distR="114300" simplePos="0" relativeHeight="251667968" behindDoc="1" locked="0" layoutInCell="1" allowOverlap="1" wp14:anchorId="01686688" wp14:editId="29D7BC41">
+              <wp:anchor distT="0" distB="0" distL="114300" distR="114300" simplePos="0" relativeHeight="251667968" behindDoc="1" locked="0" layoutInCell="1" allowOverlap="1" wp14:anchorId="01686688" wp14:editId="3D5777EA">
                 <wp:simplePos x="0" y="0"/>
                 <wp:positionH relativeFrom="margin">
-                  <wp:posOffset>-371475</wp:posOffset>
+                  <wp:posOffset>-294852</wp:posOffset>
                 </wp:positionH>
                 <wp:positionV relativeFrom="paragraph">
-                  <wp:posOffset>193675</wp:posOffset>
+                  <wp:posOffset>245534</wp:posOffset>
                 </wp:positionV>
                 <wp:extent cx="1190625" cy="314325"/>
                 <wp:effectExtent l="0" t="0" r="28575" b="28575"/>
@@ -1953,7 +1952,7 @@
           </mc:Choice>
           <mc:Fallback>
             <w:pict>
-              <v:shape w14:anchorId="01686688" id="_x0000_s1028" style="position:absolute;margin-left:-29.25pt;margin-top:15.25pt;width:93.75pt;height:24.75pt;z-index:-251648512;visibility:visible;mso-wrap-style:square;mso-width-percent:0;mso-height-percent:0;mso-wrap-distance-left:9pt;mso-wrap-distance-top:0;mso-wrap-distance-right:9pt;mso-wrap-distance-bottom:0;mso-position-horizontal:absolute;mso-position-horizontal-relative:margin;mso-position-vertical:absolute;mso-position-vertical-relative:text;mso-width-percent:0;mso-height-percent:0;mso-width-relative:margin;mso-height-relative:margin;v-text-anchor:middle" coordsize="1190625,314325" o:spt="100" o:gfxdata="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" adj="-11796480,,5400" path="m52389,l1138236,r52389,52389l1190625,314325,,314325,,52389c,23455,23455,,52389,xe" fillcolor="window" strokecolor="#e00" strokeweight="1.5pt">
+              <v:shape w14:anchorId="01686688" id="_x0000_s1028" style="position:absolute;margin-left:-23.2pt;margin-top:19.35pt;width:93.75pt;height:24.75pt;z-index:-251648512;visibility:visible;mso-wrap-style:square;mso-width-percent:0;mso-height-percent:0;mso-wrap-distance-left:9pt;mso-wrap-distance-top:0;mso-wrap-distance-right:9pt;mso-wrap-distance-bottom:0;mso-position-horizontal:absolute;mso-position-horizontal-relative:margin;mso-position-vertical:absolute;mso-position-vertical-relative:text;mso-width-percent:0;mso-height-percent:0;mso-width-relative:margin;mso-height-relative:margin;v-text-anchor:middle" coordsize="1190625,314325" o:spt="100" o:gfxdata="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" adj="-11796480,,5400" path="m52389,l1138236,r52389,52389l1190625,314325,,314325,,52389c,23455,23455,,52389,xe" fillcolor="window" strokecolor="#e00" strokeweight="1.5pt">
                 <v:stroke joinstyle="miter"/>
                 <v:formulas/>
                 <v:path arrowok="t" o:connecttype="custom" o:connectlocs="52389,0;1138236,0;1190625,52389;1190625,314325;0,314325;0,52389;52389,0" o:connectangles="0,0,0,0,0,0,0" textboxrect="0,0,1190625,314325"/>
@@ -1981,6 +1980,14 @@
           </mc:Fallback>
         </mc:AlternateContent>
       </w:r>
+    </w:p>
+    <w:p>
+      <w:pPr>
+        <w:rPr>
+          <w:b/>
+          <w:bCs/>
+        </w:rPr>
+      </w:pPr>
       <w:r>
         <w:rPr>
           <w:b/>
@@ -1991,13 +1998,13 @@
         <mc:AlternateContent>
           <mc:Choice Requires="wps">
             <w:drawing>
-              <wp:anchor distT="0" distB="0" distL="114300" distR="114300" simplePos="0" relativeHeight="251664896" behindDoc="1" locked="0" layoutInCell="1" allowOverlap="1" wp14:anchorId="699AAD55" wp14:editId="75B750A0">
+              <wp:anchor distT="0" distB="0" distL="114300" distR="114300" simplePos="0" relativeHeight="251664896" behindDoc="1" locked="0" layoutInCell="1" allowOverlap="1" wp14:anchorId="699AAD55" wp14:editId="1B4C44DD">
                 <wp:simplePos x="0" y="0"/>
                 <wp:positionH relativeFrom="column">
-                  <wp:posOffset>800100</wp:posOffset>
+                  <wp:posOffset>876088</wp:posOffset>
                 </wp:positionH>
                 <wp:positionV relativeFrom="paragraph">
-                  <wp:posOffset>279399</wp:posOffset>
+                  <wp:posOffset>53764</wp:posOffset>
                 </wp:positionV>
                 <wp:extent cx="1009650" cy="66675"/>
                 <wp:effectExtent l="19050" t="76200" r="0" b="47625"/>
@@ -2042,7 +2049,7 @@
           </mc:Choice>
           <mc:Fallback>
             <w:pict>
-              <v:shape w14:anchorId="0617E524" id="Straight Arrow Connector 2" o:spid="_x0000_s1026" type="#_x0000_t32" style="position:absolute;margin-left:63pt;margin-top:22pt;width:79.5pt;height:5.25pt;flip:y;z-index:-251651584;visibility:visible;mso-wrap-style:square;mso-width-percent:0;mso-height-percent:0;mso-wrap-distance-left:9pt;mso-wrap-distance-top:0;mso-wrap-distance-right:9pt;mso-wrap-distance-bottom:0;mso-position-horizontal:absolute;mso-position-horizontal-relative:text;mso-position-vertical:absolute;mso-position-vertical-relative:text;mso-width-percent:0;mso-height-percent:0;mso-width-relative:margin;mso-height-relative:margin" o:gfxdata="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" strokecolor="#e00" strokeweight="2.25pt">
+              <v:shape w14:anchorId="2270206C" id="Straight Arrow Connector 2" o:spid="_x0000_s1026" type="#_x0000_t32" style="position:absolute;margin-left:69pt;margin-top:4.25pt;width:79.5pt;height:5.25pt;flip:y;z-index:-251651584;visibility:visible;mso-wrap-style:square;mso-width-percent:0;mso-height-percent:0;mso-wrap-distance-left:9pt;mso-wrap-distance-top:0;mso-wrap-distance-right:9pt;mso-wrap-distance-bottom:0;mso-position-horizontal:absolute;mso-position-horizontal-relative:text;mso-position-vertical:absolute;mso-position-vertical-relative:text;mso-width-percent:0;mso-height-percent:0;mso-width-relative:margin;mso-height-relative:margin" o:gfxdata="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" strokecolor="#e00" strokeweight="2.25pt">
                 <v:stroke endarrow="block" joinstyle="miter"/>
               </v:shape>
             </w:pict>
@@ -2057,14 +2064,6 @@
           <w:bCs/>
         </w:rPr>
       </w:pPr>
-    </w:p>
-    <w:p>
-      <w:pPr>
-        <w:rPr>
-          <w:b/>
-          <w:bCs/>
-        </w:rPr>
-      </w:pPr>
       <w:r>
         <w:rPr>
           <w:noProof/>
@@ -2073,13 +2072,13 @@
         <mc:AlternateContent>
           <mc:Choice Requires="wps">
             <w:drawing>
-              <wp:anchor distT="0" distB="0" distL="114300" distR="114300" simplePos="0" relativeHeight="251676160" behindDoc="1" locked="0" layoutInCell="1" allowOverlap="1" wp14:anchorId="37028762" wp14:editId="2926B51A">
+              <wp:anchor distT="0" distB="0" distL="114300" distR="114300" simplePos="0" relativeHeight="251676160" behindDoc="1" locked="0" layoutInCell="1" allowOverlap="1" wp14:anchorId="37028762" wp14:editId="36CC3289">
                 <wp:simplePos x="0" y="0"/>
                 <wp:positionH relativeFrom="margin">
-                  <wp:posOffset>5086350</wp:posOffset>
+                  <wp:posOffset>5009727</wp:posOffset>
                 </wp:positionH>
                 <wp:positionV relativeFrom="paragraph">
-                  <wp:posOffset>68580</wp:posOffset>
+                  <wp:posOffset>118745</wp:posOffset>
                 </wp:positionV>
                 <wp:extent cx="1209675" cy="314325"/>
                 <wp:effectExtent l="0" t="0" r="28575" b="28575"/>
@@ -2148,7 +2147,7 @@
           </mc:Choice>
           <mc:Fallback>
             <w:pict>
-              <v:shape w14:anchorId="37028762" id="_x0000_s1029" style="position:absolute;margin-left:400.5pt;margin-top:5.4pt;width:95.25pt;height:24.75pt;z-index:-251640320;visibility:visible;mso-wrap-style:square;mso-width-percent:0;mso-height-percent:0;mso-wrap-distance-left:9pt;mso-wrap-distance-top:0;mso-wrap-distance-right:9pt;mso-wrap-distance-bottom:0;mso-position-horizontal:absolute;mso-position-horizontal-relative:margin;mso-position-vertical:absolute;mso-position-vertical-relative:text;mso-width-percent:0;mso-height-percent:0;mso-width-relative:margin;mso-height-relative:margin;v-text-anchor:middle" coordsize="1209675,314325" o:spt="100" o:gfxdata="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" adj="-11796480,,5400" path="m52389,l1157286,r52389,52389l1209675,314325,,314325,,52389c,23455,23455,,52389,xe" fillcolor="window" strokecolor="#e00" strokeweight="1.5pt">
+              <v:shape w14:anchorId="37028762" id="_x0000_s1029" style="position:absolute;margin-left:394.45pt;margin-top:9.35pt;width:95.25pt;height:24.75pt;z-index:-251640320;visibility:visible;mso-wrap-style:square;mso-width-percent:0;mso-height-percent:0;mso-wrap-distance-left:9pt;mso-wrap-distance-top:0;mso-wrap-distance-right:9pt;mso-wrap-distance-bottom:0;mso-position-horizontal:absolute;mso-position-horizontal-relative:margin;mso-position-vertical:absolute;mso-position-vertical-relative:text;mso-width-percent:0;mso-height-percent:0;mso-width-relative:margin;mso-height-relative:margin;v-text-anchor:middle" coordsize="1209675,314325" o:spt="100" o:gfxdata="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" adj="-11796480,,5400" path="m52389,l1157286,r52389,52389l1209675,314325,,314325,,52389c,23455,23455,,52389,xe" fillcolor="window" strokecolor="#e00" strokeweight="1.5pt">
                 <v:stroke joinstyle="miter"/>
                 <v:formulas/>
                 <v:path arrowok="t" o:connecttype="custom" o:connectlocs="52389,0;1157286,0;1209675,52389;1209675,314325;0,314325;0,52389;52389,0" o:connectangles="0,0,0,0,0,0,0" textboxrect="0,0,1209675,314325"/>
@@ -2176,6 +2175,14 @@
           </mc:Fallback>
         </mc:AlternateContent>
       </w:r>
+    </w:p>
+    <w:p>
+      <w:pPr>
+        <w:rPr>
+          <w:b/>
+          <w:bCs/>
+        </w:rPr>
+      </w:pPr>
       <w:r>
         <w:rPr>
           <w:b/>
@@ -2186,16 +2193,16 @@
         <mc:AlternateContent>
           <mc:Choice Requires="wps">
             <w:drawing>
-              <wp:anchor distT="0" distB="0" distL="114300" distR="114300" simplePos="0" relativeHeight="251672064" behindDoc="1" locked="0" layoutInCell="1" allowOverlap="1" wp14:anchorId="79F06F73" wp14:editId="2C4AB932">
+              <wp:anchor distT="0" distB="0" distL="114300" distR="114300" simplePos="0" relativeHeight="251672064" behindDoc="1" locked="0" layoutInCell="1" allowOverlap="1" wp14:anchorId="79F06F73" wp14:editId="7BB78194">
                 <wp:simplePos x="0" y="0"/>
                 <wp:positionH relativeFrom="column">
-                  <wp:posOffset>3161665</wp:posOffset>
+                  <wp:posOffset>3153622</wp:posOffset>
                 </wp:positionH>
                 <wp:positionV relativeFrom="paragraph">
-                  <wp:posOffset>220980</wp:posOffset>
+                  <wp:posOffset>8255</wp:posOffset>
                 </wp:positionV>
-                <wp:extent cx="1914525" cy="133350"/>
-                <wp:effectExtent l="38100" t="19050" r="9525" b="76200"/>
+                <wp:extent cx="1849966" cy="133350"/>
+                <wp:effectExtent l="38100" t="19050" r="17145" b="76200"/>
                 <wp:wrapNone/>
                 <wp:docPr id="2133399634" name="Straight Arrow Connector 2"/>
                 <wp:cNvGraphicFramePr/>
@@ -2206,7 +2213,7 @@
                       <wps:spPr>
                         <a:xfrm flipH="1">
                           <a:off x="0" y="0"/>
-                          <a:ext cx="1914525" cy="133350"/>
+                          <a:ext cx="1849966" cy="133350"/>
                         </a:xfrm>
                         <a:prstGeom prst="straightConnector1">
                           <a:avLst/>
@@ -2237,7 +2244,7 @@
           </mc:Choice>
           <mc:Fallback>
             <w:pict>
-              <v:shape w14:anchorId="64096FCD" id="Straight Arrow Connector 2" o:spid="_x0000_s1026" type="#_x0000_t32" style="position:absolute;margin-left:248.95pt;margin-top:17.4pt;width:150.75pt;height:10.5pt;flip:x;z-index:-251644416;visibility:visible;mso-wrap-style:square;mso-width-percent:0;mso-height-percent:0;mso-wrap-distance-left:9pt;mso-wrap-distance-top:0;mso-wrap-distance-right:9pt;mso-wrap-distance-bottom:0;mso-position-horizontal:absolute;mso-position-horizontal-relative:text;mso-position-vertical:absolute;mso-position-vertical-relative:text;mso-width-percent:0;mso-height-percent:0;mso-width-relative:margin;mso-height-relative:margin" o:gfxdata="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" strokecolor="#e00" strokeweight="2.25pt">
+              <v:shape w14:anchorId="265B4054" id="Straight Arrow Connector 2" o:spid="_x0000_s1026" type="#_x0000_t32" style="position:absolute;margin-left:248.3pt;margin-top:.65pt;width:145.65pt;height:10.5pt;flip:x;z-index:-251644416;visibility:visible;mso-wrap-style:square;mso-width-percent:0;mso-height-percent:0;mso-wrap-distance-left:9pt;mso-wrap-distance-top:0;mso-wrap-distance-right:9pt;mso-wrap-distance-bottom:0;mso-position-horizontal:absolute;mso-position-horizontal-relative:text;mso-position-vertical:absolute;mso-position-vertical-relative:text;mso-width-percent:0;mso-height-percent:0;mso-width-relative:margin;mso-height-relative:margin" o:gfxdata="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" strokecolor="#e00" strokeweight="2.25pt">
                 <v:stroke endarrow="block" joinstyle="miter"/>
               </v:shape>
             </w:pict>
@@ -2252,29 +2259,89 @@
           <w:bCs/>
         </w:rPr>
       </w:pPr>
-    </w:p>
-    <w:p>
-      <w:pPr>
-        <w:rPr>
-          <w:b/>
-          <w:bCs/>
-        </w:rPr>
-      </w:pPr>
-      <w:r>
-        <w:rPr>
+      <w:r>
+        <w:rPr>
+          <w:b/>
+          <w:bCs/>
           <w:noProof/>
           <w14:ligatures w14:val="standardContextual"/>
         </w:rPr>
         <mc:AlternateContent>
           <mc:Choice Requires="wps">
             <w:drawing>
-              <wp:anchor distT="0" distB="0" distL="114300" distR="114300" simplePos="0" relativeHeight="251678208" behindDoc="1" locked="0" layoutInCell="1" allowOverlap="1" wp14:anchorId="6E8463B4" wp14:editId="35B06442">
+              <wp:anchor distT="0" distB="0" distL="114300" distR="114300" simplePos="0" relativeHeight="251674112" behindDoc="1" locked="0" layoutInCell="1" allowOverlap="1" wp14:anchorId="1118EEBC" wp14:editId="236BFFD7">
+                <wp:simplePos x="0" y="0"/>
+                <wp:positionH relativeFrom="column">
+                  <wp:posOffset>3154680</wp:posOffset>
+                </wp:positionH>
+                <wp:positionV relativeFrom="paragraph">
+                  <wp:posOffset>255270</wp:posOffset>
+                </wp:positionV>
+                <wp:extent cx="1895475" cy="76200"/>
+                <wp:effectExtent l="38100" t="57150" r="9525" b="76200"/>
+                <wp:wrapNone/>
+                <wp:docPr id="1997163415" name="Straight Arrow Connector 2"/>
+                <wp:cNvGraphicFramePr/>
+                <a:graphic xmlns:a="http://schemas.openxmlformats.org/drawingml/2006/main">
+                  <a:graphicData uri="http://schemas.microsoft.com/office/word/2010/wordprocessingShape">
+                    <wps:wsp>
+                      <wps:cNvCnPr/>
+                      <wps:spPr>
+                        <a:xfrm flipH="1">
+                          <a:off x="0" y="0"/>
+                          <a:ext cx="1895475" cy="76200"/>
+                        </a:xfrm>
+                        <a:prstGeom prst="straightConnector1">
+                          <a:avLst/>
+                        </a:prstGeom>
+                        <a:noFill/>
+                        <a:ln w="28575" cap="flat" cmpd="sng" algn="ctr">
+                          <a:solidFill>
+                            <a:srgbClr val="EE0000"/>
+                          </a:solidFill>
+                          <a:prstDash val="solid"/>
+                          <a:miter lim="800000"/>
+                          <a:tailEnd type="triangle"/>
+                        </a:ln>
+                        <a:effectLst/>
+                      </wps:spPr>
+                      <wps:bodyPr/>
+                    </wps:wsp>
+                  </a:graphicData>
+                </a:graphic>
+                <wp14:sizeRelH relativeFrom="margin">
+                  <wp14:pctWidth>0</wp14:pctWidth>
+                </wp14:sizeRelH>
+                <wp14:sizeRelV relativeFrom="margin">
+                  <wp14:pctHeight>0</wp14:pctHeight>
+                </wp14:sizeRelV>
+              </wp:anchor>
+            </w:drawing>
+          </mc:Choice>
+          <mc:Fallback>
+            <w:pict>
+              <v:shape w14:anchorId="2C5CB85A" id="Straight Arrow Connector 2" o:spid="_x0000_s1026" type="#_x0000_t32" style="position:absolute;margin-left:248.4pt;margin-top:20.1pt;width:149.25pt;height:6pt;flip:x;z-index:-251642368;visibility:visible;mso-wrap-style:square;mso-width-percent:0;mso-height-percent:0;mso-wrap-distance-left:9pt;mso-wrap-distance-top:0;mso-wrap-distance-right:9pt;mso-wrap-distance-bottom:0;mso-position-horizontal:absolute;mso-position-horizontal-relative:text;mso-position-vertical:absolute;mso-position-vertical-relative:text;mso-width-percent:0;mso-height-percent:0;mso-width-relative:margin;mso-height-relative:margin" o:gfxdata="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" strokecolor="#e00" strokeweight="2.25pt">
+                <v:stroke endarrow="block" joinstyle="miter"/>
+              </v:shape>
+            </w:pict>
+          </mc:Fallback>
+        </mc:AlternateContent>
+      </w:r>
+      <w:r>
+        <w:rPr>
+          <w:noProof/>
+          <w14:ligatures w14:val="standardContextual"/>
+        </w:rPr>
+        <mc:AlternateContent>
+          <mc:Choice Requires="wps">
+            <w:drawing>
+              <wp:anchor distT="0" distB="0" distL="114300" distR="114300" simplePos="0" relativeHeight="251678208" behindDoc="1" locked="0" layoutInCell="1" allowOverlap="1" wp14:anchorId="6E8463B4" wp14:editId="0AFC5B85">
                 <wp:simplePos x="0" y="0"/>
                 <wp:positionH relativeFrom="margin">
-                  <wp:posOffset>5048250</wp:posOffset>
+                  <wp:posOffset>5031316</wp:posOffset>
                 </wp:positionH>
                 <wp:positionV relativeFrom="paragraph">
-                  <wp:posOffset>86360</wp:posOffset>
+                  <wp:posOffset>102870</wp:posOffset>
                 </wp:positionV>
                 <wp:extent cx="1323975" cy="314325"/>
                 <wp:effectExtent l="0" t="0" r="28575" b="28575"/>
@@ -2351,7 +2418,7 @@
           </mc:Choice>
           <mc:Fallback>
             <w:pict>
-              <v:shape w14:anchorId="6E8463B4" id="_x0000_s1030" style="position:absolute;margin-left:397.5pt;margin-top:6.8pt;width:104.25pt;height:24.75pt;z-index:-251638272;visibility:visible;mso-wrap-style:square;mso-width-percent:0;mso-height-percent:0;mso-wrap-distance-left:9pt;mso-wrap-distance-top:0;mso-wrap-distance-right:9pt;mso-wrap-distance-bottom:0;mso-position-horizontal:absolute;mso-position-horizontal-relative:margin;mso-position-vertical:absolute;mso-position-vertical-relative:text;mso-width-percent:0;mso-height-percent:0;mso-width-relative:margin;mso-height-relative:margin;v-text-anchor:middle" coordsize="1323975,314325" o:spt="100" o:gfxdata="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" adj="-11796480,,5400" path="m52389,l1271586,r52389,52389l1323975,314325,,314325,,52389c,23455,23455,,52389,xe" fillcolor="window" strokecolor="#e00" strokeweight="1.5pt">
+              <v:shape w14:anchorId="6E8463B4" id="_x0000_s1030" style="position:absolute;margin-left:396.15pt;margin-top:8.1pt;width:104.25pt;height:24.75pt;z-index:-251638272;visibility:visible;mso-wrap-style:square;mso-width-percent:0;mso-height-percent:0;mso-wrap-distance-left:9pt;mso-wrap-distance-top:0;mso-wrap-distance-right:9pt;mso-wrap-distance-bottom:0;mso-position-horizontal:absolute;mso-position-horizontal-relative:margin;mso-position-vertical:absolute;mso-position-vertical-relative:text;mso-width-percent:0;mso-height-percent:0;mso-width-relative:margin;mso-height-relative:margin;v-text-anchor:middle" coordsize="1323975,314325" o:spt="100" o:gfxdata="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" adj="-11796480,,5400" path="m52389,l1271586,r52389,52389l1323975,314325,,314325,,52389c,23455,23455,,52389,xe" fillcolor="window" strokecolor="#e00" strokeweight="1.5pt">
                 <v:stroke joinstyle="miter"/>
                 <v:formulas/>
                 <v:path arrowok="t" o:connecttype="custom" o:connectlocs="52389,0;1271586,0;1323975,52389;1323975,314325;0,314325;0,52389;52389,0" o:connectangles="0,0,0,0,0,0,0" textboxrect="0,0,1323975,314325"/>
@@ -2387,74 +2454,6 @@
           </mc:Fallback>
         </mc:AlternateContent>
       </w:r>
-      <w:r>
-        <w:rPr>
-          <w:b/>
-          <w:bCs/>
-          <w:noProof/>
-          <w14:ligatures w14:val="standardContextual"/>
-        </w:rPr>
-        <mc:AlternateContent>
-          <mc:Choice Requires="wps">
-            <w:drawing>
-              <wp:anchor distT="0" distB="0" distL="114300" distR="114300" simplePos="0" relativeHeight="251674112" behindDoc="1" locked="0" layoutInCell="1" allowOverlap="1" wp14:anchorId="1118EEBC" wp14:editId="3DA59803">
-                <wp:simplePos x="0" y="0"/>
-                <wp:positionH relativeFrom="column">
-                  <wp:posOffset>3171825</wp:posOffset>
-                </wp:positionH>
-                <wp:positionV relativeFrom="paragraph">
-                  <wp:posOffset>238760</wp:posOffset>
-                </wp:positionV>
-                <wp:extent cx="1895475" cy="76200"/>
-                <wp:effectExtent l="38100" t="57150" r="9525" b="76200"/>
-                <wp:wrapNone/>
-                <wp:docPr id="1997163415" name="Straight Arrow Connector 2"/>
-                <wp:cNvGraphicFramePr/>
-                <a:graphic xmlns:a="http://schemas.openxmlformats.org/drawingml/2006/main">
-                  <a:graphicData uri="http://schemas.microsoft.com/office/word/2010/wordprocessingShape">
-                    <wps:wsp>
-                      <wps:cNvCnPr/>
-                      <wps:spPr>
-                        <a:xfrm flipH="1">
-                          <a:off x="0" y="0"/>
-                          <a:ext cx="1895475" cy="76200"/>
-                        </a:xfrm>
-                        <a:prstGeom prst="straightConnector1">
-                          <a:avLst/>
-                        </a:prstGeom>
-                        <a:noFill/>
-                        <a:ln w="28575" cap="flat" cmpd="sng" algn="ctr">
-                          <a:solidFill>
-                            <a:srgbClr val="EE0000"/>
-                          </a:solidFill>
-                          <a:prstDash val="solid"/>
-                          <a:miter lim="800000"/>
-                          <a:tailEnd type="triangle"/>
-                        </a:ln>
-                        <a:effectLst/>
-                      </wps:spPr>
-                      <wps:bodyPr/>
-                    </wps:wsp>
-                  </a:graphicData>
-                </a:graphic>
-                <wp14:sizeRelH relativeFrom="margin">
-                  <wp14:pctWidth>0</wp14:pctWidth>
-                </wp14:sizeRelH>
-                <wp14:sizeRelV relativeFrom="margin">
-                  <wp14:pctHeight>0</wp14:pctHeight>
-                </wp14:sizeRelV>
-              </wp:anchor>
-            </w:drawing>
-          </mc:Choice>
-          <mc:Fallback>
-            <w:pict>
-              <v:shape w14:anchorId="55D1589D" id="Straight Arrow Connector 2" o:spid="_x0000_s1026" type="#_x0000_t32" style="position:absolute;margin-left:249.75pt;margin-top:18.8pt;width:149.25pt;height:6pt;flip:x;z-index:-251642368;visibility:visible;mso-wrap-style:square;mso-width-percent:0;mso-height-percent:0;mso-wrap-distance-left:9pt;mso-wrap-distance-top:0;mso-wrap-distance-right:9pt;mso-wrap-distance-bottom:0;mso-position-horizontal:absolute;mso-position-horizontal-relative:text;mso-position-vertical:absolute;mso-position-vertical-relative:text;mso-width-percent:0;mso-height-percent:0;mso-width-relative:margin;mso-height-relative:margin" o:gfxdata="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" strokecolor="#e00" strokeweight="2.25pt">
-                <v:stroke endarrow="block" joinstyle="miter"/>
-              </v:shape>
-            </w:pict>
-          </mc:Fallback>
-        </mc:AlternateContent>
-      </w:r>
     </w:p>
     <w:p>
       <w:pPr>
@@ -3230,54 +3229,14 @@
     </w:p>
     <w:p>
       <w:pPr>
-        <w:pStyle w:val="ListParagraph"/>
-        <w:keepNext/>
-        <w:keepLines/>
-        <w:spacing w:before="360" w:after="200"/>
-        <w:ind w:left="360"/>
-        <w:outlineLvl w:val="0"/>
-        <w:rPr>
-          <w:rFonts w:ascii="Calibri" w:eastAsia="MS Gothic" w:hAnsi="Calibri" w:cs="Times New Roman"/>
-          <w:b/>
-          <w:bCs/>
-          <w:color w:val="2E74B5"/>
-          <w:sz w:val="32"/>
-          <w:szCs w:val="28"/>
-        </w:rPr>
-      </w:pPr>
-      <w:r>
-        <w:rPr>
-          <w:rFonts w:ascii="Calibri" w:eastAsia="MS Gothic" w:hAnsi="Calibri" w:cs="Times New Roman"/>
-          <w:b/>
-          <w:bCs/>
-          <w:color w:val="2E74B5"/>
-          <w:sz w:val="32"/>
-          <w:szCs w:val="28"/>
-        </w:rPr>
-        <w:t xml:space="preserve">3.1 </w:t>
-      </w:r>
-      <w:r>
-        <w:rPr>
-          <w:rFonts w:ascii="Calibri" w:eastAsia="MS Gothic" w:hAnsi="Calibri" w:cs="Times New Roman"/>
-          <w:b/>
-          <w:bCs/>
-          <w:color w:val="2E74B5"/>
-          <w:sz w:val="32"/>
-          <w:szCs w:val="28"/>
-        </w:rPr>
-        <w:t>Trình tự nhập chương trình</w:t>
-      </w:r>
-    </w:p>
-    <w:p>
-      <w:pPr>
         <w:pStyle w:val="Heading3"/>
         <w:ind w:left="360"/>
         <w:rPr>
           <w:rFonts w:asciiTheme="minorHAnsi" w:hAnsiTheme="minorHAnsi" w:cstheme="minorHAnsi"/>
           <w:b/>
           <w:bCs/>
-          <w:sz w:val="24"/>
-          <w:szCs w:val="24"/>
+          <w:sz w:val="26"/>
+          <w:szCs w:val="26"/>
         </w:rPr>
       </w:pPr>
       <w:r>
@@ -3285,8 +3244,8 @@
           <w:rFonts w:asciiTheme="minorHAnsi" w:hAnsiTheme="minorHAnsi" w:cstheme="minorHAnsi"/>
           <w:b/>
           <w:bCs/>
-          <w:sz w:val="24"/>
-          <w:szCs w:val="24"/>
+          <w:sz w:val="26"/>
+          <w:szCs w:val="26"/>
         </w:rPr>
         <w:t>Bước 1 - Bật nguồn và kiểm tra màn hình</w:t>
       </w:r>
@@ -3304,7 +3263,7 @@
           <w:noProof/>
         </w:rPr>
         <w:drawing>
-          <wp:anchor distT="0" distB="0" distL="114300" distR="114300" simplePos="0" relativeHeight="251679232" behindDoc="1" locked="0" layoutInCell="1" allowOverlap="1" wp14:anchorId="131B00BC" wp14:editId="6D2B2283">
+          <wp:anchor distT="0" distB="0" distL="114300" distR="114300" simplePos="0" relativeHeight="251679232" behindDoc="1" locked="0" layoutInCell="1" allowOverlap="1" wp14:anchorId="131B00BC" wp14:editId="2718DC30">
             <wp:simplePos x="0" y="0"/>
             <wp:positionH relativeFrom="margin">
               <wp:align>center</wp:align>
@@ -3446,6 +3405,117 @@
       </w:pPr>
       <w:r>
         <w:rPr>
+          <w:noProof/>
+          <w14:ligatures w14:val="standardContextual"/>
+        </w:rPr>
+        <mc:AlternateContent>
+          <mc:Choice Requires="wps">
+            <w:drawing>
+              <wp:anchor distT="0" distB="0" distL="114300" distR="114300" simplePos="0" relativeHeight="251771392" behindDoc="1" locked="0" layoutInCell="1" allowOverlap="1" wp14:anchorId="4CD08E25" wp14:editId="73815EDC">
+                <wp:simplePos x="0" y="0"/>
+                <wp:positionH relativeFrom="margin">
+                  <wp:posOffset>5034915</wp:posOffset>
+                </wp:positionH>
+                <wp:positionV relativeFrom="paragraph">
+                  <wp:posOffset>296811</wp:posOffset>
+                </wp:positionV>
+                <wp:extent cx="1318437" cy="499730"/>
+                <wp:effectExtent l="0" t="0" r="15240" b="15240"/>
+                <wp:wrapNone/>
+                <wp:docPr id="820016879" name="Rectangle: Top Corners One Rounded and One Snipped 4"/>
+                <wp:cNvGraphicFramePr/>
+                <a:graphic xmlns:a="http://schemas.openxmlformats.org/drawingml/2006/main">
+                  <a:graphicData uri="http://schemas.microsoft.com/office/word/2010/wordprocessingShape">
+                    <wps:wsp>
+                      <wps:cNvSpPr/>
+                      <wps:spPr>
+                        <a:xfrm>
+                          <a:off x="0" y="0"/>
+                          <a:ext cx="1318437" cy="499730"/>
+                        </a:xfrm>
+                        <a:prstGeom prst="snipRoundRect">
+                          <a:avLst/>
+                        </a:prstGeom>
+                        <a:solidFill>
+                          <a:sysClr val="window" lastClr="FFFFFF"/>
+                        </a:solidFill>
+                        <a:ln w="19050" cap="flat" cmpd="sng" algn="ctr">
+                          <a:solidFill>
+                            <a:srgbClr val="EE0000"/>
+                          </a:solidFill>
+                          <a:prstDash val="solid"/>
+                          <a:miter lim="800000"/>
+                        </a:ln>
+                        <a:effectLst/>
+                      </wps:spPr>
+                      <wps:txbx>
+                        <w:txbxContent>
+                          <w:p>
+                            <w:pPr>
+                              <w:jc w:val="center"/>
+                              <w:rPr>
+                                <w:color w:val="EE0000"/>
+                              </w:rPr>
+                            </w:pPr>
+                            <w:r>
+                              <w:rPr>
+                                <w:color w:val="EE0000"/>
+                              </w:rPr>
+                              <w:t>Giao diện khi cảm biến bị lỗi</w:t>
+                            </w:r>
+                          </w:p>
+                        </w:txbxContent>
+                      </wps:txbx>
+                      <wps:bodyPr rot="0" spcFirstLastPara="0" vertOverflow="overflow" horzOverflow="overflow" vert="horz" wrap="square" lIns="91440" tIns="45720" rIns="91440" bIns="45720" numCol="1" spcCol="0" rtlCol="0" fromWordArt="0" anchor="ctr" anchorCtr="0" forceAA="0" compatLnSpc="1">
+                        <a:prstTxWarp prst="textNoShape">
+                          <a:avLst/>
+                        </a:prstTxWarp>
+                        <a:noAutofit/>
+                      </wps:bodyPr>
+                    </wps:wsp>
+                  </a:graphicData>
+                </a:graphic>
+                <wp14:sizeRelH relativeFrom="margin">
+                  <wp14:pctWidth>0</wp14:pctWidth>
+                </wp14:sizeRelH>
+                <wp14:sizeRelV relativeFrom="margin">
+                  <wp14:pctHeight>0</wp14:pctHeight>
+                </wp14:sizeRelV>
+              </wp:anchor>
+            </w:drawing>
+          </mc:Choice>
+          <mc:Fallback>
+            <w:pict>
+              <v:shape w14:anchorId="4CD08E25" id="_x0000_s1031" style="position:absolute;left:0;text-align:left;margin-left:396.45pt;margin-top:23.35pt;width:103.8pt;height:39.35pt;z-index:-251545088;visibility:visible;mso-wrap-style:square;mso-width-percent:0;mso-height-percent:0;mso-wrap-distance-left:9pt;mso-wrap-distance-top:0;mso-wrap-distance-right:9pt;mso-wrap-distance-bottom:0;mso-position-horizontal:absolute;mso-position-horizontal-relative:margin;mso-position-vertical:absolute;mso-position-vertical-relative:text;mso-width-percent:0;mso-height-percent:0;mso-width-relative:margin;mso-height-relative:margin;v-text-anchor:middle" coordsize="1318437,499730" o:spt="100" o:gfxdata="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" adj="-11796480,,5400" path="m83290,l1235147,r83290,83290l1318437,499730,,499730,,83290c,37290,37290,,83290,xe" fillcolor="window" strokecolor="#e00" strokeweight="1.5pt">
+                <v:stroke joinstyle="miter"/>
+                <v:formulas/>
+                <v:path arrowok="t" o:connecttype="custom" o:connectlocs="83290,0;1235147,0;1318437,83290;1318437,499730;0,499730;0,83290;83290,0" o:connectangles="0,0,0,0,0,0,0" textboxrect="0,0,1318437,499730"/>
+                <v:textbox>
+                  <w:txbxContent>
+                    <w:p>
+                      <w:pPr>
+                        <w:jc w:val="center"/>
+                        <w:rPr>
+                          <w:color w:val="EE0000"/>
+                        </w:rPr>
+                      </w:pPr>
+                      <w:r>
+                        <w:rPr>
+                          <w:color w:val="EE0000"/>
+                        </w:rPr>
+                        <w:t>Giao diện khi cảm biến bị lỗi</w:t>
+                      </w:r>
+                    </w:p>
+                  </w:txbxContent>
+                </v:textbox>
+                <w10:wrap anchorx="margin"/>
+              </v:shape>
+            </w:pict>
+          </mc:Fallback>
+        </mc:AlternateContent>
+      </w:r>
+      <w:r>
+        <w:rPr>
           <w:rFonts w:ascii="Calibri" w:eastAsia="MS Gothic" w:hAnsi="Calibri" w:cs="Times New Roman"/>
           <w:b/>
           <w:bCs/>
@@ -3455,7 +3525,7 @@
           <w:szCs w:val="28"/>
         </w:rPr>
         <w:drawing>
-          <wp:anchor distT="0" distB="0" distL="114300" distR="114300" simplePos="0" relativeHeight="251680256" behindDoc="1" locked="0" layoutInCell="1" allowOverlap="1" wp14:anchorId="6A66E2A3" wp14:editId="39425F10">
+          <wp:anchor distT="0" distB="0" distL="114300" distR="114300" simplePos="0" relativeHeight="251680256" behindDoc="1" locked="0" layoutInCell="1" allowOverlap="1" wp14:anchorId="6A66E2A3" wp14:editId="3E9B88C0">
             <wp:simplePos x="0" y="0"/>
             <wp:positionH relativeFrom="margin">
               <wp:posOffset>1102314</wp:posOffset>
@@ -3531,6 +3601,74 @@
           <w:szCs w:val="28"/>
         </w:rPr>
       </w:pPr>
+      <w:r>
+        <w:rPr>
+          <w:b/>
+          <w:bCs/>
+          <w:noProof/>
+          <w14:ligatures w14:val="standardContextual"/>
+        </w:rPr>
+        <mc:AlternateContent>
+          <mc:Choice Requires="wps">
+            <w:drawing>
+              <wp:anchor distT="0" distB="0" distL="114300" distR="114300" simplePos="0" relativeHeight="251769344" behindDoc="1" locked="0" layoutInCell="1" allowOverlap="1" wp14:anchorId="65DB9588" wp14:editId="6A18F5A1">
+                <wp:simplePos x="0" y="0"/>
+                <wp:positionH relativeFrom="column">
+                  <wp:posOffset>3950880</wp:posOffset>
+                </wp:positionH>
+                <wp:positionV relativeFrom="paragraph">
+                  <wp:posOffset>58346</wp:posOffset>
+                </wp:positionV>
+                <wp:extent cx="1088952" cy="343786"/>
+                <wp:effectExtent l="38100" t="19050" r="16510" b="56515"/>
+                <wp:wrapNone/>
+                <wp:docPr id="1619117367" name="Straight Arrow Connector 2"/>
+                <wp:cNvGraphicFramePr/>
+                <a:graphic xmlns:a="http://schemas.openxmlformats.org/drawingml/2006/main">
+                  <a:graphicData uri="http://schemas.microsoft.com/office/word/2010/wordprocessingShape">
+                    <wps:wsp>
+                      <wps:cNvCnPr/>
+                      <wps:spPr>
+                        <a:xfrm flipH="1">
+                          <a:off x="0" y="0"/>
+                          <a:ext cx="1088952" cy="343786"/>
+                        </a:xfrm>
+                        <a:prstGeom prst="straightConnector1">
+                          <a:avLst/>
+                        </a:prstGeom>
+                        <a:noFill/>
+                        <a:ln w="28575" cap="flat" cmpd="sng" algn="ctr">
+                          <a:solidFill>
+                            <a:srgbClr val="EE0000"/>
+                          </a:solidFill>
+                          <a:prstDash val="solid"/>
+                          <a:miter lim="800000"/>
+                          <a:tailEnd type="triangle"/>
+                        </a:ln>
+                        <a:effectLst/>
+                      </wps:spPr>
+                      <wps:bodyPr/>
+                    </wps:wsp>
+                  </a:graphicData>
+                </a:graphic>
+                <wp14:sizeRelH relativeFrom="margin">
+                  <wp14:pctWidth>0</wp14:pctWidth>
+                </wp14:sizeRelH>
+                <wp14:sizeRelV relativeFrom="margin">
+                  <wp14:pctHeight>0</wp14:pctHeight>
+                </wp14:sizeRelV>
+              </wp:anchor>
+            </w:drawing>
+          </mc:Choice>
+          <mc:Fallback>
+            <w:pict>
+              <v:shape w14:anchorId="488C0D51" id="Straight Arrow Connector 2" o:spid="_x0000_s1026" type="#_x0000_t32" style="position:absolute;margin-left:311.1pt;margin-top:4.6pt;width:85.75pt;height:27.05pt;flip:x;z-index:-251547136;visibility:visible;mso-wrap-style:square;mso-width-percent:0;mso-height-percent:0;mso-wrap-distance-left:9pt;mso-wrap-distance-top:0;mso-wrap-distance-right:9pt;mso-wrap-distance-bottom:0;mso-position-horizontal:absolute;mso-position-horizontal-relative:text;mso-position-vertical:absolute;mso-position-vertical-relative:text;mso-width-percent:0;mso-height-percent:0;mso-width-relative:margin;mso-height-relative:margin" o:gfxdata="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" strokecolor="#e00" strokeweight="2.25pt">
+                <v:stroke endarrow="block" joinstyle="miter"/>
+              </v:shape>
+            </w:pict>
+          </mc:Fallback>
+        </mc:AlternateContent>
+      </w:r>
     </w:p>
     <w:p>
       <w:pPr>
@@ -3614,8 +3752,8 @@
           <w:rFonts w:asciiTheme="minorHAnsi" w:hAnsiTheme="minorHAnsi" w:cstheme="minorHAnsi"/>
           <w:b/>
           <w:bCs/>
-          <w:sz w:val="24"/>
-          <w:szCs w:val="24"/>
+          <w:sz w:val="26"/>
+          <w:szCs w:val="26"/>
         </w:rPr>
       </w:pPr>
       <w:r>
@@ -3623,71 +3761,11 @@
           <w:rFonts w:asciiTheme="minorHAnsi" w:hAnsiTheme="minorHAnsi" w:cstheme="minorHAnsi"/>
           <w:b/>
           <w:bCs/>
-          <w:sz w:val="24"/>
-          <w:szCs w:val="24"/>
+          <w:sz w:val="26"/>
+          <w:szCs w:val="26"/>
         </w:rPr>
         <w:lastRenderedPageBreak/>
-        <w:t xml:space="preserve">Bước </w:t>
-      </w:r>
-      <w:r>
-        <w:rPr>
-          <w:rFonts w:asciiTheme="minorHAnsi" w:hAnsiTheme="minorHAnsi" w:cstheme="minorHAnsi"/>
-          <w:b/>
-          <w:bCs/>
-          <w:sz w:val="24"/>
-          <w:szCs w:val="24"/>
-        </w:rPr>
-        <w:t>2</w:t>
-      </w:r>
-      <w:r>
-        <w:rPr>
-          <w:rFonts w:asciiTheme="minorHAnsi" w:hAnsiTheme="minorHAnsi" w:cstheme="minorHAnsi"/>
-          <w:b/>
-          <w:bCs/>
-          <w:sz w:val="24"/>
-          <w:szCs w:val="24"/>
-        </w:rPr>
-        <w:t xml:space="preserve"> </w:t>
-      </w:r>
-      <w:r>
-        <w:rPr>
-          <w:rFonts w:asciiTheme="minorHAnsi" w:hAnsiTheme="minorHAnsi" w:cstheme="minorHAnsi"/>
-          <w:b/>
-          <w:bCs/>
-          <w:sz w:val="24"/>
-          <w:szCs w:val="24"/>
-        </w:rPr>
-        <w:t>–</w:t>
-      </w:r>
-      <w:r>
-        <w:rPr>
-          <w:rFonts w:asciiTheme="minorHAnsi" w:hAnsiTheme="minorHAnsi" w:cstheme="minorHAnsi"/>
-          <w:b/>
-          <w:bCs/>
-          <w:sz w:val="24"/>
-          <w:szCs w:val="24"/>
-        </w:rPr>
-        <w:t xml:space="preserve"> </w:t>
-      </w:r>
-      <w:r>
-        <w:rPr>
-          <w:rFonts w:asciiTheme="minorHAnsi" w:hAnsiTheme="minorHAnsi" w:cstheme="minorHAnsi"/>
-          <w:b/>
-          <w:bCs/>
-          <w:sz w:val="24"/>
-          <w:szCs w:val="24"/>
-        </w:rPr>
-        <w:t>Chọn tiến trình/</w:t>
-      </w:r>
-      <w:r>
-        <w:rPr>
-          <w:rFonts w:asciiTheme="minorHAnsi" w:hAnsiTheme="minorHAnsi" w:cstheme="minorHAnsi"/>
-          <w:b/>
-          <w:bCs/>
-          <w:sz w:val="24"/>
-          <w:szCs w:val="24"/>
-        </w:rPr>
-        <w:t>interval</w:t>
+        <w:t>Bước 2 – Chọn tiến trình/interval</w:t>
       </w:r>
     </w:p>
     <w:p>
@@ -3768,18 +3846,18 @@
           <w:noProof/>
         </w:rPr>
         <w:drawing>
-          <wp:anchor distT="0" distB="0" distL="114300" distR="114300" simplePos="0" relativeHeight="251681280" behindDoc="1" locked="0" layoutInCell="1" allowOverlap="1" wp14:anchorId="1C842B07" wp14:editId="18E46B50">
+          <wp:anchor distT="0" distB="0" distL="114300" distR="114300" simplePos="0" relativeHeight="251655678" behindDoc="1" locked="0" layoutInCell="1" allowOverlap="1" wp14:anchorId="60EDA1F6" wp14:editId="631D2EE3">
             <wp:simplePos x="0" y="0"/>
             <wp:positionH relativeFrom="margin">
               <wp:align>center</wp:align>
             </wp:positionH>
             <wp:positionV relativeFrom="paragraph">
-              <wp:posOffset>5715</wp:posOffset>
+              <wp:posOffset>4233</wp:posOffset>
             </wp:positionV>
-            <wp:extent cx="2695575" cy="3167115"/>
-            <wp:effectExtent l="0" t="0" r="0" b="0"/>
+            <wp:extent cx="2760133" cy="3216322"/>
+            <wp:effectExtent l="0" t="0" r="2540" b="3175"/>
             <wp:wrapNone/>
-            <wp:docPr id="268095681" name="Picture 268095681"/>
+            <wp:docPr id="1975006877" name="Picture 54"/>
             <wp:cNvGraphicFramePr>
               <a:graphicFrameLocks xmlns:a="http://schemas.openxmlformats.org/drawingml/2006/main" noChangeAspect="1"/>
             </wp:cNvGraphicFramePr>
@@ -3787,13 +3865,13 @@
               <a:graphicData uri="http://schemas.openxmlformats.org/drawingml/2006/picture">
                 <pic:pic xmlns:pic="http://schemas.openxmlformats.org/drawingml/2006/picture">
                   <pic:nvPicPr>
-                    <pic:cNvPr id="0" name="Picture 1"/>
+                    <pic:cNvPr id="0" name="Picture 3"/>
                     <pic:cNvPicPr>
                       <a:picLocks noChangeAspect="1" noChangeArrowheads="1"/>
                     </pic:cNvPicPr>
                   </pic:nvPicPr>
                   <pic:blipFill>
-                    <a:blip r:embed="rId13" cstate="print">
+                    <a:blip r:embed="rId13">
                       <a:extLst>
                         <a:ext uri="{28A0092B-C50C-407E-A947-70E740481C1C}">
                           <a14:useLocalDpi xmlns:a14="http://schemas.microsoft.com/office/drawing/2010/main" val="0"/>
@@ -3808,7 +3886,7 @@
                   <pic:spPr bwMode="auto">
                     <a:xfrm>
                       <a:off x="0" y="0"/>
-                      <a:ext cx="2695575" cy="3167115"/>
+                      <a:ext cx="2760133" cy="3216322"/>
                     </a:xfrm>
                     <a:prstGeom prst="rect">
                       <a:avLst/>
@@ -3865,19 +3943,87 @@
       </w:pPr>
       <w:r>
         <w:rPr>
+          <w:b/>
+          <w:bCs/>
           <w:noProof/>
           <w14:ligatures w14:val="standardContextual"/>
         </w:rPr>
         <mc:AlternateContent>
           <mc:Choice Requires="wps">
             <w:drawing>
-              <wp:anchor distT="0" distB="0" distL="114300" distR="114300" simplePos="0" relativeHeight="251686400" behindDoc="1" locked="0" layoutInCell="1" allowOverlap="1" wp14:anchorId="32CCCE7F" wp14:editId="21039BDB">
+              <wp:anchor distT="0" distB="0" distL="114300" distR="114300" simplePos="0" relativeHeight="251684352" behindDoc="1" locked="0" layoutInCell="1" allowOverlap="1" wp14:anchorId="5C87732B" wp14:editId="4D97DDE4">
+                <wp:simplePos x="0" y="0"/>
+                <wp:positionH relativeFrom="column">
+                  <wp:posOffset>1446530</wp:posOffset>
+                </wp:positionH>
+                <wp:positionV relativeFrom="paragraph">
+                  <wp:posOffset>207645</wp:posOffset>
+                </wp:positionV>
+                <wp:extent cx="1209675" cy="685800"/>
+                <wp:effectExtent l="19050" t="19050" r="47625" b="38100"/>
+                <wp:wrapNone/>
+                <wp:docPr id="1959606790" name="Straight Arrow Connector 2"/>
+                <wp:cNvGraphicFramePr/>
+                <a:graphic xmlns:a="http://schemas.openxmlformats.org/drawingml/2006/main">
+                  <a:graphicData uri="http://schemas.microsoft.com/office/word/2010/wordprocessingShape">
+                    <wps:wsp>
+                      <wps:cNvCnPr/>
+                      <wps:spPr>
+                        <a:xfrm>
+                          <a:off x="0" y="0"/>
+                          <a:ext cx="1209675" cy="685800"/>
+                        </a:xfrm>
+                        <a:prstGeom prst="straightConnector1">
+                          <a:avLst/>
+                        </a:prstGeom>
+                        <a:noFill/>
+                        <a:ln w="28575" cap="flat" cmpd="sng" algn="ctr">
+                          <a:solidFill>
+                            <a:srgbClr val="EE0000"/>
+                          </a:solidFill>
+                          <a:prstDash val="solid"/>
+                          <a:miter lim="800000"/>
+                          <a:tailEnd type="triangle"/>
+                        </a:ln>
+                        <a:effectLst/>
+                      </wps:spPr>
+                      <wps:bodyPr/>
+                    </wps:wsp>
+                  </a:graphicData>
+                </a:graphic>
+                <wp14:sizeRelH relativeFrom="margin">
+                  <wp14:pctWidth>0</wp14:pctWidth>
+                </wp14:sizeRelH>
+                <wp14:sizeRelV relativeFrom="margin">
+                  <wp14:pctHeight>0</wp14:pctHeight>
+                </wp14:sizeRelV>
+              </wp:anchor>
+            </w:drawing>
+          </mc:Choice>
+          <mc:Fallback>
+            <w:pict>
+              <v:shape w14:anchorId="31A5A025" id="Straight Arrow Connector 2" o:spid="_x0000_s1026" type="#_x0000_t32" style="position:absolute;margin-left:113.9pt;margin-top:16.35pt;width:95.25pt;height:54pt;z-index:-251632128;visibility:visible;mso-wrap-style:square;mso-width-percent:0;mso-height-percent:0;mso-wrap-distance-left:9pt;mso-wrap-distance-top:0;mso-wrap-distance-right:9pt;mso-wrap-distance-bottom:0;mso-position-horizontal:absolute;mso-position-horizontal-relative:text;mso-position-vertical:absolute;mso-position-vertical-relative:text;mso-width-percent:0;mso-height-percent:0;mso-width-relative:margin;mso-height-relative:margin" o:gfxdata="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" strokecolor="#e00" strokeweight="2.25pt">
+                <v:stroke endarrow="block" joinstyle="miter"/>
+              </v:shape>
+            </w:pict>
+          </mc:Fallback>
+        </mc:AlternateContent>
+      </w:r>
+      <w:r>
+        <w:rPr>
+          <w:noProof/>
+          <w14:ligatures w14:val="standardContextual"/>
+        </w:rPr>
+        <mc:AlternateContent>
+          <mc:Choice Requires="wps">
+            <w:drawing>
+              <wp:anchor distT="0" distB="0" distL="114300" distR="114300" simplePos="0" relativeHeight="251686400" behindDoc="1" locked="0" layoutInCell="1" allowOverlap="1" wp14:anchorId="32CCCE7F" wp14:editId="7C5B3EE7">
                 <wp:simplePos x="0" y="0"/>
                 <wp:positionH relativeFrom="margin">
-                  <wp:posOffset>561975</wp:posOffset>
+                  <wp:posOffset>485352</wp:posOffset>
                 </wp:positionH>
                 <wp:positionV relativeFrom="paragraph">
-                  <wp:posOffset>64135</wp:posOffset>
+                  <wp:posOffset>55245</wp:posOffset>
                 </wp:positionV>
                 <wp:extent cx="1000125" cy="314325"/>
                 <wp:effectExtent l="0" t="0" r="28575" b="28575"/>
@@ -3946,7 +4092,7 @@
           </mc:Choice>
           <mc:Fallback>
             <w:pict>
-              <v:shape w14:anchorId="32CCCE7F" id="_x0000_s1031" style="position:absolute;margin-left:44.25pt;margin-top:5.05pt;width:78.75pt;height:24.75pt;z-index:-251630080;visibility:visible;mso-wrap-style:square;mso-width-percent:0;mso-height-percent:0;mso-wrap-distance-left:9pt;mso-wrap-distance-top:0;mso-wrap-distance-right:9pt;mso-wrap-distance-bottom:0;mso-position-horizontal:absolute;mso-position-horizontal-relative:margin;mso-position-vertical:absolute;mso-position-vertical-relative:text;mso-width-percent:0;mso-height-percent:0;mso-width-relative:margin;mso-height-relative:margin;v-text-anchor:middle" coordsize="1000125,314325" o:spt="100" o:gfxdata="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" adj="-11796480,,5400" path="m52389,l947736,r52389,52389l1000125,314325,,314325,,52389c,23455,23455,,52389,xe" fillcolor="window" strokecolor="#e00" strokeweight="1.5pt">
+              <v:shape w14:anchorId="32CCCE7F" id="_x0000_s1032" style="position:absolute;margin-left:38.2pt;margin-top:4.35pt;width:78.75pt;height:24.75pt;z-index:-251630080;visibility:visible;mso-wrap-style:square;mso-width-percent:0;mso-height-percent:0;mso-wrap-distance-left:9pt;mso-wrap-distance-top:0;mso-wrap-distance-right:9pt;mso-wrap-distance-bottom:0;mso-position-horizontal:absolute;mso-position-horizontal-relative:margin;mso-position-vertical:absolute;mso-position-vertical-relative:text;mso-width-percent:0;mso-height-percent:0;mso-width-relative:margin;mso-height-relative:margin;v-text-anchor:middle" coordsize="1000125,314325" o:spt="100" o:gfxdata="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" adj="-11796480,,5400" path="m52389,l947736,r52389,52389l1000125,314325,,314325,,52389c,23455,23455,,52389,xe" fillcolor="window" strokecolor="#e00" strokeweight="1.5pt">
                 <v:stroke joinstyle="miter"/>
                 <v:formulas/>
                 <v:path arrowok="t" o:connecttype="custom" o:connectlocs="52389,0;947736,0;1000125,52389;1000125,314325;0,314325;0,52389;52389,0" o:connectangles="0,0,0,0,0,0,0" textboxrect="0,0,1000125,314325"/>
@@ -3974,74 +4120,6 @@
           </mc:Fallback>
         </mc:AlternateContent>
       </w:r>
-      <w:r>
-        <w:rPr>
-          <w:b/>
-          <w:bCs/>
-          <w:noProof/>
-          <w14:ligatures w14:val="standardContextual"/>
-        </w:rPr>
-        <mc:AlternateContent>
-          <mc:Choice Requires="wps">
-            <w:drawing>
-              <wp:anchor distT="0" distB="0" distL="114300" distR="114300" simplePos="0" relativeHeight="251684352" behindDoc="1" locked="0" layoutInCell="1" allowOverlap="1" wp14:anchorId="5C87732B" wp14:editId="066427DE">
-                <wp:simplePos x="0" y="0"/>
-                <wp:positionH relativeFrom="column">
-                  <wp:posOffset>1523999</wp:posOffset>
-                </wp:positionH>
-                <wp:positionV relativeFrom="paragraph">
-                  <wp:posOffset>216535</wp:posOffset>
-                </wp:positionV>
-                <wp:extent cx="1209675" cy="685800"/>
-                <wp:effectExtent l="19050" t="19050" r="47625" b="38100"/>
-                <wp:wrapNone/>
-                <wp:docPr id="1959606790" name="Straight Arrow Connector 2"/>
-                <wp:cNvGraphicFramePr/>
-                <a:graphic xmlns:a="http://schemas.openxmlformats.org/drawingml/2006/main">
-                  <a:graphicData uri="http://schemas.microsoft.com/office/word/2010/wordprocessingShape">
-                    <wps:wsp>
-                      <wps:cNvCnPr/>
-                      <wps:spPr>
-                        <a:xfrm>
-                          <a:off x="0" y="0"/>
-                          <a:ext cx="1209675" cy="685800"/>
-                        </a:xfrm>
-                        <a:prstGeom prst="straightConnector1">
-                          <a:avLst/>
-                        </a:prstGeom>
-                        <a:noFill/>
-                        <a:ln w="28575" cap="flat" cmpd="sng" algn="ctr">
-                          <a:solidFill>
-                            <a:srgbClr val="EE0000"/>
-                          </a:solidFill>
-                          <a:prstDash val="solid"/>
-                          <a:miter lim="800000"/>
-                          <a:tailEnd type="triangle"/>
-                        </a:ln>
-                        <a:effectLst/>
-                      </wps:spPr>
-                      <wps:bodyPr/>
-                    </wps:wsp>
-                  </a:graphicData>
-                </a:graphic>
-                <wp14:sizeRelH relativeFrom="margin">
-                  <wp14:pctWidth>0</wp14:pctWidth>
-                </wp14:sizeRelH>
-                <wp14:sizeRelV relativeFrom="margin">
-                  <wp14:pctHeight>0</wp14:pctHeight>
-                </wp14:sizeRelV>
-              </wp:anchor>
-            </w:drawing>
-          </mc:Choice>
-          <mc:Fallback>
-            <w:pict>
-              <v:shape w14:anchorId="3B62088F" id="Straight Arrow Connector 2" o:spid="_x0000_s1026" type="#_x0000_t32" style="position:absolute;margin-left:120pt;margin-top:17.05pt;width:95.25pt;height:54pt;z-index:-251632128;visibility:visible;mso-wrap-style:square;mso-width-percent:0;mso-height-percent:0;mso-wrap-distance-left:9pt;mso-wrap-distance-top:0;mso-wrap-distance-right:9pt;mso-wrap-distance-bottom:0;mso-position-horizontal:absolute;mso-position-horizontal-relative:text;mso-position-vertical:absolute;mso-position-vertical-relative:text;mso-width-percent:0;mso-height-percent:0;mso-width-relative:margin;mso-height-relative:margin" o:gfxdata="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" strokecolor="#e00" strokeweight="2.25pt">
-                <v:stroke endarrow="block" joinstyle="miter"/>
-              </v:shape>
-            </w:pict>
-          </mc:Fallback>
-        </mc:AlternateContent>
-      </w:r>
     </w:p>
     <w:p>
       <w:pPr>
@@ -4086,10 +4164,10 @@
         <mc:AlternateContent>
           <mc:Choice Requires="wps">
             <w:drawing>
-              <wp:anchor distT="0" distB="0" distL="114300" distR="114300" simplePos="0" relativeHeight="251698688" behindDoc="1" locked="0" layoutInCell="1" allowOverlap="1" wp14:anchorId="2C7EB2A7" wp14:editId="2317A453">
+              <wp:anchor distT="0" distB="0" distL="114300" distR="114300" simplePos="0" relativeHeight="251698688" behindDoc="1" locked="0" layoutInCell="1" allowOverlap="1" wp14:anchorId="2C7EB2A7" wp14:editId="4DB86C16">
                 <wp:simplePos x="0" y="0"/>
                 <wp:positionH relativeFrom="margin">
-                  <wp:posOffset>552450</wp:posOffset>
+                  <wp:posOffset>451485</wp:posOffset>
                 </wp:positionH>
                 <wp:positionV relativeFrom="paragraph">
                   <wp:posOffset>104775</wp:posOffset>
@@ -4161,7 +4239,7 @@
           </mc:Choice>
           <mc:Fallback>
             <w:pict>
-              <v:shape w14:anchorId="2C7EB2A7" id="_x0000_s1032" style="position:absolute;margin-left:43.5pt;margin-top:8.25pt;width:78.75pt;height:24.75pt;z-index:-251617792;visibility:visible;mso-wrap-style:square;mso-width-percent:0;mso-height-percent:0;mso-wrap-distance-left:9pt;mso-wrap-distance-top:0;mso-wrap-distance-right:9pt;mso-wrap-distance-bottom:0;mso-position-horizontal:absolute;mso-position-horizontal-relative:margin;mso-position-vertical:absolute;mso-position-vertical-relative:text;mso-width-percent:0;mso-height-percent:0;mso-width-relative:margin;mso-height-relative:margin;v-text-anchor:middle" coordsize="1000125,314325" o:spt="100" o:gfxdata="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" adj="-11796480,,5400" path="m52389,l947736,r52389,52389l1000125,314325,,314325,,52389c,23455,23455,,52389,xe" fillcolor="window" strokecolor="#e00" strokeweight="1.5pt">
+              <v:shape w14:anchorId="2C7EB2A7" id="_x0000_s1033" style="position:absolute;margin-left:35.55pt;margin-top:8.25pt;width:78.75pt;height:24.75pt;z-index:-251617792;visibility:visible;mso-wrap-style:square;mso-width-percent:0;mso-height-percent:0;mso-wrap-distance-left:9pt;mso-wrap-distance-top:0;mso-wrap-distance-right:9pt;mso-wrap-distance-bottom:0;mso-position-horizontal:absolute;mso-position-horizontal-relative:margin;mso-position-vertical:absolute;mso-position-vertical-relative:text;mso-width-percent:0;mso-height-percent:0;mso-width-relative:margin;mso-height-relative:margin;v-text-anchor:middle" coordsize="1000125,314325" o:spt="100" o:gfxdata="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" adj="-11796480,,5400" path="m52389,l947736,r52389,52389l1000125,314325,,314325,,52389c,23455,23455,,52389,xe" fillcolor="window" strokecolor="#e00" strokeweight="1.5pt">
                 <v:stroke joinstyle="miter"/>
                 <v:formulas/>
                 <v:path arrowok="t" o:connecttype="custom" o:connectlocs="52389,0;947736,0;1000125,52389;1000125,314325;0,314325;0,52389;52389,0" o:connectangles="0,0,0,0,0,0,0" textboxrect="0,0,1000125,314325"/>
@@ -4199,10 +4277,10 @@
         <mc:AlternateContent>
           <mc:Choice Requires="wps">
             <w:drawing>
-              <wp:anchor distT="0" distB="0" distL="114300" distR="114300" simplePos="0" relativeHeight="251696640" behindDoc="1" locked="0" layoutInCell="1" allowOverlap="1" wp14:anchorId="6461DCB0" wp14:editId="16E1AB41">
+              <wp:anchor distT="0" distB="0" distL="114300" distR="114300" simplePos="0" relativeHeight="251696640" behindDoc="1" locked="0" layoutInCell="1" allowOverlap="1" wp14:anchorId="6461DCB0" wp14:editId="568439F0">
                 <wp:simplePos x="0" y="0"/>
                 <wp:positionH relativeFrom="column">
-                  <wp:posOffset>1533525</wp:posOffset>
+                  <wp:posOffset>1432984</wp:posOffset>
                 </wp:positionH>
                 <wp:positionV relativeFrom="paragraph">
                   <wp:posOffset>213995</wp:posOffset>
@@ -4250,7 +4328,7 @@
           </mc:Choice>
           <mc:Fallback>
             <w:pict>
-              <v:shape w14:anchorId="544890EF" id="Straight Arrow Connector 2" o:spid="_x0000_s1026" type="#_x0000_t32" style="position:absolute;margin-left:120.75pt;margin-top:16.85pt;width:58.5pt;height:3.6pt;flip:y;z-index:-251619840;visibility:visible;mso-wrap-style:square;mso-width-percent:0;mso-height-percent:0;mso-wrap-distance-left:9pt;mso-wrap-distance-top:0;mso-wrap-distance-right:9pt;mso-wrap-distance-bottom:0;mso-position-horizontal:absolute;mso-position-horizontal-relative:text;mso-position-vertical:absolute;mso-position-vertical-relative:text;mso-width-percent:0;mso-height-percent:0;mso-width-relative:margin;mso-height-relative:margin" o:gfxdata="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" strokecolor="#e00" strokeweight="2.25pt">
+              <v:shape w14:anchorId="22739BFC" id="Straight Arrow Connector 2" o:spid="_x0000_s1026" type="#_x0000_t32" style="position:absolute;margin-left:112.85pt;margin-top:16.85pt;width:58.5pt;height:3.6pt;flip:y;z-index:-251619840;visibility:visible;mso-wrap-style:square;mso-width-percent:0;mso-height-percent:0;mso-wrap-distance-left:9pt;mso-wrap-distance-top:0;mso-wrap-distance-right:9pt;mso-wrap-distance-bottom:0;mso-position-horizontal:absolute;mso-position-horizontal-relative:text;mso-position-vertical:absolute;mso-position-vertical-relative:text;mso-width-percent:0;mso-height-percent:0;mso-width-relative:margin;mso-height-relative:margin" o:gfxdata="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" strokecolor="#e00" strokeweight="2.25pt">
                 <v:stroke endarrow="block" joinstyle="miter"/>
               </v:shape>
             </w:pict>
@@ -4271,87 +4349,19 @@
       </w:pPr>
       <w:r>
         <w:rPr>
-          <w:b/>
-          <w:bCs/>
           <w:noProof/>
           <w14:ligatures w14:val="standardContextual"/>
         </w:rPr>
         <mc:AlternateContent>
           <mc:Choice Requires="wps">
             <w:drawing>
-              <wp:anchor distT="0" distB="0" distL="114300" distR="114300" simplePos="0" relativeHeight="251688448" behindDoc="1" locked="0" layoutInCell="1" allowOverlap="1" wp14:anchorId="4479A0E5" wp14:editId="36869594">
+              <wp:anchor distT="0" distB="0" distL="114300" distR="114300" simplePos="0" relativeHeight="251692544" behindDoc="1" locked="0" layoutInCell="1" allowOverlap="1" wp14:anchorId="70CFBDE0" wp14:editId="5F999AEB">
                 <wp:simplePos x="0" y="0"/>
-                <wp:positionH relativeFrom="column">
-                  <wp:posOffset>3133724</wp:posOffset>
+                <wp:positionH relativeFrom="margin">
+                  <wp:posOffset>4413250</wp:posOffset>
                 </wp:positionH>
                 <wp:positionV relativeFrom="paragraph">
-                  <wp:posOffset>184785</wp:posOffset>
-                </wp:positionV>
-                <wp:extent cx="1295400" cy="171450"/>
-                <wp:effectExtent l="38100" t="19050" r="19050" b="76200"/>
-                <wp:wrapNone/>
-                <wp:docPr id="751189717" name="Straight Arrow Connector 2"/>
-                <wp:cNvGraphicFramePr/>
-                <a:graphic xmlns:a="http://schemas.openxmlformats.org/drawingml/2006/main">
-                  <a:graphicData uri="http://schemas.microsoft.com/office/word/2010/wordprocessingShape">
-                    <wps:wsp>
-                      <wps:cNvCnPr/>
-                      <wps:spPr>
-                        <a:xfrm flipH="1">
-                          <a:off x="0" y="0"/>
-                          <a:ext cx="1295400" cy="171450"/>
-                        </a:xfrm>
-                        <a:prstGeom prst="straightConnector1">
-                          <a:avLst/>
-                        </a:prstGeom>
-                        <a:noFill/>
-                        <a:ln w="28575" cap="flat" cmpd="sng" algn="ctr">
-                          <a:solidFill>
-                            <a:srgbClr val="EE0000"/>
-                          </a:solidFill>
-                          <a:prstDash val="solid"/>
-                          <a:miter lim="800000"/>
-                          <a:tailEnd type="triangle"/>
-                        </a:ln>
-                        <a:effectLst/>
-                      </wps:spPr>
-                      <wps:bodyPr/>
-                    </wps:wsp>
-                  </a:graphicData>
-                </a:graphic>
-                <wp14:sizeRelH relativeFrom="margin">
-                  <wp14:pctWidth>0</wp14:pctWidth>
-                </wp14:sizeRelH>
-                <wp14:sizeRelV relativeFrom="margin">
-                  <wp14:pctHeight>0</wp14:pctHeight>
-                </wp14:sizeRelV>
-              </wp:anchor>
-            </w:drawing>
-          </mc:Choice>
-          <mc:Fallback>
-            <w:pict>
-              <v:shape w14:anchorId="0658A750" id="Straight Arrow Connector 2" o:spid="_x0000_s1026" type="#_x0000_t32" style="position:absolute;margin-left:246.75pt;margin-top:14.55pt;width:102pt;height:13.5pt;flip:x;z-index:-251628032;visibility:visible;mso-wrap-style:square;mso-width-percent:0;mso-height-percent:0;mso-wrap-distance-left:9pt;mso-wrap-distance-top:0;mso-wrap-distance-right:9pt;mso-wrap-distance-bottom:0;mso-position-horizontal:absolute;mso-position-horizontal-relative:text;mso-position-vertical:absolute;mso-position-vertical-relative:text;mso-width-percent:0;mso-height-percent:0;mso-width-relative:margin;mso-height-relative:margin" o:gfxdata="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" strokecolor="#e00" strokeweight="2.25pt">
-                <v:stroke endarrow="block" joinstyle="miter"/>
-              </v:shape>
-            </w:pict>
-          </mc:Fallback>
-        </mc:AlternateContent>
-      </w:r>
-      <w:r>
-        <w:rPr>
-          <w:noProof/>
-          <w14:ligatures w14:val="standardContextual"/>
-        </w:rPr>
-        <mc:AlternateContent>
-          <mc:Choice Requires="wps">
-            <w:drawing>
-              <wp:anchor distT="0" distB="0" distL="114300" distR="114300" simplePos="0" relativeHeight="251692544" behindDoc="1" locked="0" layoutInCell="1" allowOverlap="1" wp14:anchorId="70CFBDE0" wp14:editId="5671D06E">
-                <wp:simplePos x="0" y="0"/>
-                <wp:positionH relativeFrom="margin">
-                  <wp:posOffset>4438650</wp:posOffset>
-                </wp:positionH>
-                <wp:positionV relativeFrom="paragraph">
-                  <wp:posOffset>13335</wp:posOffset>
+                  <wp:posOffset>64135</wp:posOffset>
                 </wp:positionV>
                 <wp:extent cx="1352550" cy="314325"/>
                 <wp:effectExtent l="0" t="0" r="19050" b="28575"/>
@@ -4420,7 +4430,7 @@
           </mc:Choice>
           <mc:Fallback>
             <w:pict>
-              <v:shape w14:anchorId="70CFBDE0" id="_x0000_s1033" style="position:absolute;margin-left:349.5pt;margin-top:1.05pt;width:106.5pt;height:24.75pt;z-index:-251623936;visibility:visible;mso-wrap-style:square;mso-width-percent:0;mso-height-percent:0;mso-wrap-distance-left:9pt;mso-wrap-distance-top:0;mso-wrap-distance-right:9pt;mso-wrap-distance-bottom:0;mso-position-horizontal:absolute;mso-position-horizontal-relative:margin;mso-position-vertical:absolute;mso-position-vertical-relative:text;mso-width-percent:0;mso-height-percent:0;mso-width-relative:margin;mso-height-relative:margin;v-text-anchor:middle" coordsize="1352550,314325" o:spt="100" o:gfxdata="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" adj="-11796480,,5400" path="m52389,l1300161,r52389,52389l1352550,314325,,314325,,52389c,23455,23455,,52389,xe" fillcolor="window" strokecolor="#e00" strokeweight="1.5pt">
+              <v:shape w14:anchorId="70CFBDE0" id="_x0000_s1034" style="position:absolute;margin-left:347.5pt;margin-top:5.05pt;width:106.5pt;height:24.75pt;z-index:-251623936;visibility:visible;mso-wrap-style:square;mso-width-percent:0;mso-height-percent:0;mso-wrap-distance-left:9pt;mso-wrap-distance-top:0;mso-wrap-distance-right:9pt;mso-wrap-distance-bottom:0;mso-position-horizontal:absolute;mso-position-horizontal-relative:margin;mso-position-vertical:absolute;mso-position-vertical-relative:text;mso-width-percent:0;mso-height-percent:0;mso-width-relative:margin;mso-height-relative:margin;v-text-anchor:middle" coordsize="1352550,314325" o:spt="100" o:gfxdata="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" adj="-11796480,,5400" path="m52389,l1300161,r52389,52389l1352550,314325,,314325,,52389c,23455,23455,,52389,xe" fillcolor="window" strokecolor="#e00" strokeweight="1.5pt">
                 <v:stroke joinstyle="miter"/>
                 <v:formulas/>
                 <v:path arrowok="t" o:connecttype="custom" o:connectlocs="52389,0;1300161,0;1352550,52389;1352550,314325;0,314325;0,52389;52389,0" o:connectangles="0,0,0,0,0,0,0" textboxrect="0,0,1352550,314325"/>
@@ -4448,6 +4458,74 @@
           </mc:Fallback>
         </mc:AlternateContent>
       </w:r>
+      <w:r>
+        <w:rPr>
+          <w:b/>
+          <w:bCs/>
+          <w:noProof/>
+          <w14:ligatures w14:val="standardContextual"/>
+        </w:rPr>
+        <mc:AlternateContent>
+          <mc:Choice Requires="wps">
+            <w:drawing>
+              <wp:anchor distT="0" distB="0" distL="114300" distR="114300" simplePos="0" relativeHeight="251688448" behindDoc="1" locked="0" layoutInCell="1" allowOverlap="1" wp14:anchorId="4479A0E5" wp14:editId="5812AD92">
+                <wp:simplePos x="0" y="0"/>
+                <wp:positionH relativeFrom="column">
+                  <wp:posOffset>3107690</wp:posOffset>
+                </wp:positionH>
+                <wp:positionV relativeFrom="paragraph">
+                  <wp:posOffset>235585</wp:posOffset>
+                </wp:positionV>
+                <wp:extent cx="1295400" cy="171450"/>
+                <wp:effectExtent l="38100" t="19050" r="19050" b="76200"/>
+                <wp:wrapNone/>
+                <wp:docPr id="751189717" name="Straight Arrow Connector 2"/>
+                <wp:cNvGraphicFramePr/>
+                <a:graphic xmlns:a="http://schemas.openxmlformats.org/drawingml/2006/main">
+                  <a:graphicData uri="http://schemas.microsoft.com/office/word/2010/wordprocessingShape">
+                    <wps:wsp>
+                      <wps:cNvCnPr/>
+                      <wps:spPr>
+                        <a:xfrm flipH="1">
+                          <a:off x="0" y="0"/>
+                          <a:ext cx="1295400" cy="171450"/>
+                        </a:xfrm>
+                        <a:prstGeom prst="straightConnector1">
+                          <a:avLst/>
+                        </a:prstGeom>
+                        <a:noFill/>
+                        <a:ln w="28575" cap="flat" cmpd="sng" algn="ctr">
+                          <a:solidFill>
+                            <a:srgbClr val="EE0000"/>
+                          </a:solidFill>
+                          <a:prstDash val="solid"/>
+                          <a:miter lim="800000"/>
+                          <a:tailEnd type="triangle"/>
+                        </a:ln>
+                        <a:effectLst/>
+                      </wps:spPr>
+                      <wps:bodyPr/>
+                    </wps:wsp>
+                  </a:graphicData>
+                </a:graphic>
+                <wp14:sizeRelH relativeFrom="margin">
+                  <wp14:pctWidth>0</wp14:pctWidth>
+                </wp14:sizeRelH>
+                <wp14:sizeRelV relativeFrom="margin">
+                  <wp14:pctHeight>0</wp14:pctHeight>
+                </wp14:sizeRelV>
+              </wp:anchor>
+            </w:drawing>
+          </mc:Choice>
+          <mc:Fallback>
+            <w:pict>
+              <v:shape w14:anchorId="77C664F8" id="Straight Arrow Connector 2" o:spid="_x0000_s1026" type="#_x0000_t32" style="position:absolute;margin-left:244.7pt;margin-top:18.55pt;width:102pt;height:13.5pt;flip:x;z-index:-251628032;visibility:visible;mso-wrap-style:square;mso-width-percent:0;mso-height-percent:0;mso-wrap-distance-left:9pt;mso-wrap-distance-top:0;mso-wrap-distance-right:9pt;mso-wrap-distance-bottom:0;mso-position-horizontal:absolute;mso-position-horizontal-relative:text;mso-position-vertical:absolute;mso-position-vertical-relative:text;mso-width-percent:0;mso-height-percent:0;mso-width-relative:margin;mso-height-relative:margin" o:gfxdata="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" strokecolor="#e00" strokeweight="2.25pt">
+                <v:stroke endarrow="block" joinstyle="miter"/>
+              </v:shape>
+            </w:pict>
+          </mc:Fallback>
+        </mc:AlternateContent>
+      </w:r>
     </w:p>
     <w:p>
       <w:pPr>
@@ -4468,13 +4546,13 @@
         <mc:AlternateContent>
           <mc:Choice Requires="wps">
             <w:drawing>
-              <wp:anchor distT="0" distB="0" distL="114300" distR="114300" simplePos="0" relativeHeight="251694592" behindDoc="1" locked="0" layoutInCell="1" allowOverlap="1" wp14:anchorId="68BDE808" wp14:editId="561E4428">
+              <wp:anchor distT="0" distB="0" distL="114300" distR="114300" simplePos="0" relativeHeight="251694592" behindDoc="1" locked="0" layoutInCell="1" allowOverlap="1" wp14:anchorId="68BDE808" wp14:editId="6AE4A539">
                 <wp:simplePos x="0" y="0"/>
                 <wp:positionH relativeFrom="margin">
-                  <wp:posOffset>4429125</wp:posOffset>
+                  <wp:posOffset>4407958</wp:posOffset>
                 </wp:positionH>
                 <wp:positionV relativeFrom="paragraph">
-                  <wp:posOffset>228600</wp:posOffset>
+                  <wp:posOffset>262255</wp:posOffset>
                 </wp:positionV>
                 <wp:extent cx="1352550" cy="314325"/>
                 <wp:effectExtent l="0" t="0" r="19050" b="28575"/>
@@ -4543,7 +4621,7 @@
           </mc:Choice>
           <mc:Fallback>
             <w:pict>
-              <v:shape w14:anchorId="68BDE808" id="_x0000_s1034" style="position:absolute;margin-left:348.75pt;margin-top:18pt;width:106.5pt;height:24.75pt;z-index:-251621888;visibility:visible;mso-wrap-style:square;mso-width-percent:0;mso-height-percent:0;mso-wrap-distance-left:9pt;mso-wrap-distance-top:0;mso-wrap-distance-right:9pt;mso-wrap-distance-bottom:0;mso-position-horizontal:absolute;mso-position-horizontal-relative:margin;mso-position-vertical:absolute;mso-position-vertical-relative:text;mso-width-percent:0;mso-height-percent:0;mso-width-relative:margin;mso-height-relative:margin;v-text-anchor:middle" coordsize="1352550,314325" o:spt="100" o:gfxdata="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" adj="-11796480,,5400" path="m52389,l1300161,r52389,52389l1352550,314325,,314325,,52389c,23455,23455,,52389,xe" fillcolor="window" strokecolor="#e00" strokeweight="1.5pt">
+              <v:shape w14:anchorId="68BDE808" id="_x0000_s1035" style="position:absolute;margin-left:347.1pt;margin-top:20.65pt;width:106.5pt;height:24.75pt;z-index:-251621888;visibility:visible;mso-wrap-style:square;mso-width-percent:0;mso-height-percent:0;mso-wrap-distance-left:9pt;mso-wrap-distance-top:0;mso-wrap-distance-right:9pt;mso-wrap-distance-bottom:0;mso-position-horizontal:absolute;mso-position-horizontal-relative:margin;mso-position-vertical:absolute;mso-position-vertical-relative:text;mso-width-percent:0;mso-height-percent:0;mso-width-relative:margin;mso-height-relative:margin;v-text-anchor:middle" coordsize="1352550,314325" o:spt="100" o:gfxdata="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" adj="-11796480,,5400" path="m52389,l1300161,r52389,52389l1352550,314325,,314325,,52389c,23455,23455,,52389,xe" fillcolor="window" strokecolor="#e00" strokeweight="1.5pt">
                 <v:stroke joinstyle="miter"/>
                 <v:formulas/>
                 <v:path arrowok="t" o:connecttype="custom" o:connectlocs="52389,0;1300161,0;1352550,52389;1352550,314325;0,314325;0,52389;52389,0" o:connectangles="0,0,0,0,0,0,0" textboxrect="0,0,1352550,314325"/>
@@ -4593,13 +4671,13 @@
         <mc:AlternateContent>
           <mc:Choice Requires="wps">
             <w:drawing>
-              <wp:anchor distT="0" distB="0" distL="114300" distR="114300" simplePos="0" relativeHeight="251690496" behindDoc="1" locked="0" layoutInCell="1" allowOverlap="1" wp14:anchorId="36CE1ECE" wp14:editId="69BAE392">
+              <wp:anchor distT="0" distB="0" distL="114300" distR="114300" simplePos="0" relativeHeight="251690496" behindDoc="1" locked="0" layoutInCell="1" allowOverlap="1" wp14:anchorId="36CE1ECE" wp14:editId="7809ABAA">
                 <wp:simplePos x="0" y="0"/>
                 <wp:positionH relativeFrom="column">
-                  <wp:posOffset>3133724</wp:posOffset>
+                  <wp:posOffset>3111923</wp:posOffset>
                 </wp:positionH>
                 <wp:positionV relativeFrom="paragraph">
-                  <wp:posOffset>108585</wp:posOffset>
+                  <wp:posOffset>142240</wp:posOffset>
                 </wp:positionV>
                 <wp:extent cx="1285875" cy="45719"/>
                 <wp:effectExtent l="0" t="57150" r="9525" b="88265"/>
@@ -4644,7 +4722,7 @@
           </mc:Choice>
           <mc:Fallback>
             <w:pict>
-              <v:shape w14:anchorId="237793B5" id="Straight Arrow Connector 2" o:spid="_x0000_s1026" type="#_x0000_t32" style="position:absolute;margin-left:246.75pt;margin-top:8.55pt;width:101.25pt;height:3.6pt;flip:x;z-index:-251625984;visibility:visible;mso-wrap-style:square;mso-width-percent:0;mso-height-percent:0;mso-wrap-distance-left:9pt;mso-wrap-distance-top:0;mso-wrap-distance-right:9pt;mso-wrap-distance-bottom:0;mso-position-horizontal:absolute;mso-position-horizontal-relative:text;mso-position-vertical:absolute;mso-position-vertical-relative:text;mso-width-percent:0;mso-height-percent:0;mso-width-relative:margin;mso-height-relative:margin" o:gfxdata="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" strokecolor="#e00" strokeweight="2.25pt">
+              <v:shape w14:anchorId="4C7FAC32" id="Straight Arrow Connector 2" o:spid="_x0000_s1026" type="#_x0000_t32" style="position:absolute;margin-left:245.05pt;margin-top:11.2pt;width:101.25pt;height:3.6pt;flip:x;z-index:-251625984;visibility:visible;mso-wrap-style:square;mso-width-percent:0;mso-height-percent:0;mso-wrap-distance-left:9pt;mso-wrap-distance-top:0;mso-wrap-distance-right:9pt;mso-wrap-distance-bottom:0;mso-position-horizontal:absolute;mso-position-horizontal-relative:text;mso-position-vertical:absolute;mso-position-vertical-relative:text;mso-width-percent:0;mso-height-percent:0;mso-width-relative:margin;mso-height-relative:margin" o:gfxdata="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" strokecolor="#e00" strokeweight="2.25pt">
                 <v:stroke endarrow="block" joinstyle="miter"/>
               </v:shape>
             </w:pict>
@@ -4696,8 +4774,8 @@
           <w:rFonts w:asciiTheme="minorHAnsi" w:hAnsiTheme="minorHAnsi" w:cstheme="minorHAnsi"/>
           <w:b/>
           <w:bCs/>
-          <w:sz w:val="24"/>
-          <w:szCs w:val="24"/>
+          <w:sz w:val="26"/>
+          <w:szCs w:val="26"/>
         </w:rPr>
       </w:pPr>
       <w:r>
@@ -4705,60 +4783,10 @@
           <w:rFonts w:asciiTheme="minorHAnsi" w:hAnsiTheme="minorHAnsi" w:cstheme="minorHAnsi"/>
           <w:b/>
           <w:bCs/>
-          <w:sz w:val="24"/>
-          <w:szCs w:val="24"/>
-        </w:rPr>
-        <w:t xml:space="preserve">Bước </w:t>
-      </w:r>
-      <w:r>
-        <w:rPr>
-          <w:rFonts w:asciiTheme="minorHAnsi" w:hAnsiTheme="minorHAnsi" w:cstheme="minorHAnsi"/>
-          <w:b/>
-          <w:bCs/>
-          <w:sz w:val="24"/>
-          <w:szCs w:val="24"/>
-        </w:rPr>
-        <w:t>3</w:t>
-      </w:r>
-      <w:r>
-        <w:rPr>
-          <w:rFonts w:asciiTheme="minorHAnsi" w:hAnsiTheme="minorHAnsi" w:cstheme="minorHAnsi"/>
-          <w:b/>
-          <w:bCs/>
-          <w:sz w:val="24"/>
-          <w:szCs w:val="24"/>
-        </w:rPr>
-        <w:t xml:space="preserve"> </w:t>
-      </w:r>
-      <w:r>
-        <w:rPr>
-          <w:rFonts w:asciiTheme="minorHAnsi" w:hAnsiTheme="minorHAnsi" w:cstheme="minorHAnsi"/>
-          <w:b/>
-          <w:bCs/>
-          <w:sz w:val="24"/>
-          <w:szCs w:val="24"/>
-        </w:rPr>
-        <w:t>–</w:t>
-      </w:r>
-      <w:r>
-        <w:rPr>
-          <w:rFonts w:asciiTheme="minorHAnsi" w:hAnsiTheme="minorHAnsi" w:cstheme="minorHAnsi"/>
-          <w:b/>
-          <w:bCs/>
-          <w:sz w:val="24"/>
-          <w:szCs w:val="24"/>
-        </w:rPr>
-        <w:t xml:space="preserve"> </w:t>
-      </w:r>
-      <w:r>
-        <w:rPr>
-          <w:rFonts w:asciiTheme="minorHAnsi" w:hAnsiTheme="minorHAnsi" w:cstheme="minorHAnsi"/>
-          <w:b/>
-          <w:bCs/>
-          <w:sz w:val="24"/>
-          <w:szCs w:val="24"/>
-        </w:rPr>
-        <w:t>Chọn chế độ cho P1</w:t>
+          <w:sz w:val="26"/>
+          <w:szCs w:val="26"/>
+        </w:rPr>
+        <w:t>Bước 3 – Chọn chế độ cho P1</w:t>
       </w:r>
     </w:p>
     <w:p>
@@ -4815,18 +4843,18 @@
           <w:noProof/>
         </w:rPr>
         <w:drawing>
-          <wp:anchor distT="0" distB="0" distL="114300" distR="114300" simplePos="0" relativeHeight="251682304" behindDoc="1" locked="0" layoutInCell="1" allowOverlap="1" wp14:anchorId="45C673EE" wp14:editId="6648FB7A">
+          <wp:anchor distT="0" distB="0" distL="114300" distR="114300" simplePos="0" relativeHeight="251653628" behindDoc="1" locked="0" layoutInCell="1" allowOverlap="1" wp14:anchorId="6AC743A8" wp14:editId="664110DA">
             <wp:simplePos x="0" y="0"/>
             <wp:positionH relativeFrom="margin">
               <wp:align>center</wp:align>
             </wp:positionH>
             <wp:positionV relativeFrom="paragraph">
-              <wp:posOffset>74295</wp:posOffset>
+              <wp:posOffset>104898</wp:posOffset>
             </wp:positionV>
-            <wp:extent cx="2743200" cy="3353435"/>
-            <wp:effectExtent l="0" t="0" r="0" b="0"/>
+            <wp:extent cx="2777067" cy="3298954"/>
+            <wp:effectExtent l="0" t="0" r="4445" b="0"/>
             <wp:wrapNone/>
-            <wp:docPr id="2" name="Picture 1"/>
+            <wp:docPr id="973521553" name="Picture 56"/>
             <wp:cNvGraphicFramePr>
               <a:graphicFrameLocks xmlns:a="http://schemas.openxmlformats.org/drawingml/2006/main" noChangeAspect="1"/>
             </wp:cNvGraphicFramePr>
@@ -4834,13 +4862,13 @@
               <a:graphicData uri="http://schemas.openxmlformats.org/drawingml/2006/picture">
                 <pic:pic xmlns:pic="http://schemas.openxmlformats.org/drawingml/2006/picture">
                   <pic:nvPicPr>
-                    <pic:cNvPr id="0" name="Picture 2"/>
+                    <pic:cNvPr id="0" name="Picture 7"/>
                     <pic:cNvPicPr>
                       <a:picLocks noChangeAspect="1" noChangeArrowheads="1"/>
                     </pic:cNvPicPr>
                   </pic:nvPicPr>
                   <pic:blipFill>
-                    <a:blip r:embed="rId14" cstate="print">
+                    <a:blip r:embed="rId14">
                       <a:extLst>
                         <a:ext uri="{28A0092B-C50C-407E-A947-70E740481C1C}">
                           <a14:useLocalDpi xmlns:a14="http://schemas.microsoft.com/office/drawing/2010/main" val="0"/>
@@ -4855,7 +4883,7 @@
                   <pic:spPr bwMode="auto">
                     <a:xfrm>
                       <a:off x="0" y="0"/>
-                      <a:ext cx="2743200" cy="3353435"/>
+                      <a:ext cx="2777067" cy="3298954"/>
                     </a:xfrm>
                     <a:prstGeom prst="rect">
                       <a:avLst/>
@@ -4868,9 +4896,6 @@
                 </pic:pic>
               </a:graphicData>
             </a:graphic>
-            <wp14:sizeRelH relativeFrom="margin">
-              <wp14:pctWidth>0</wp14:pctWidth>
-            </wp14:sizeRelH>
           </wp:anchor>
         </w:drawing>
       </w:r>
@@ -5029,7 +5054,7 @@
           </mc:Choice>
           <mc:Fallback>
             <w:pict>
-              <v:shape w14:anchorId="715C1CC1" id="_x0000_s1035" style="position:absolute;margin-left:-12.75pt;margin-top:10.35pt;width:124.5pt;height:42pt;z-index:-251613696;visibility:visible;mso-wrap-style:square;mso-width-percent:0;mso-height-percent:0;mso-wrap-distance-left:9pt;mso-wrap-distance-top:0;mso-wrap-distance-right:9pt;mso-wrap-distance-bottom:0;mso-position-horizontal:absolute;mso-position-horizontal-relative:margin;mso-position-vertical:absolute;mso-position-vertical-relative:text;mso-width-percent:0;mso-height-percent:0;mso-width-relative:margin;mso-height-relative:margin;v-text-anchor:middle" coordsize="1581150,533400" o:spt="100" o:gfxdata="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" adj="-11796480,,5400" path="m88902,l1492248,r88902,88902l1581150,533400,,533400,,88902c,39803,39803,,88902,xe" fillcolor="window" strokecolor="#e00" strokeweight="1.5pt">
+              <v:shape w14:anchorId="715C1CC1" id="_x0000_s1036" style="position:absolute;margin-left:-12.75pt;margin-top:10.35pt;width:124.5pt;height:42pt;z-index:-251613696;visibility:visible;mso-wrap-style:square;mso-width-percent:0;mso-height-percent:0;mso-wrap-distance-left:9pt;mso-wrap-distance-top:0;mso-wrap-distance-right:9pt;mso-wrap-distance-bottom:0;mso-position-horizontal:absolute;mso-position-horizontal-relative:margin;mso-position-vertical:absolute;mso-position-vertical-relative:text;mso-width-percent:0;mso-height-percent:0;mso-width-relative:margin;mso-height-relative:margin;v-text-anchor:middle" coordsize="1581150,533400" o:spt="100" o:gfxdata="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" adj="-11796480,,5400" path="m88902,l1492248,r88902,88902l1581150,533400,,533400,,88902c,39803,39803,,88902,xe" fillcolor="window" strokecolor="#e00" strokeweight="1.5pt">
                 <v:stroke joinstyle="miter"/>
                 <v:formulas/>
                 <v:path arrowok="t" o:connecttype="custom" o:connectlocs="88902,0;1492248,0;1581150,88902;1581150,533400;0,533400;0,88902;88902,0" o:connectangles="0,0,0,0,0,0,0" textboxrect="0,0,1581150,533400"/>
@@ -5290,8 +5315,8 @@
           <w:rFonts w:asciiTheme="minorHAnsi" w:hAnsiTheme="minorHAnsi" w:cstheme="minorHAnsi"/>
           <w:b/>
           <w:bCs/>
-          <w:sz w:val="24"/>
-          <w:szCs w:val="24"/>
+          <w:sz w:val="26"/>
+          <w:szCs w:val="26"/>
         </w:rPr>
       </w:pPr>
       <w:r>
@@ -5299,60 +5324,10 @@
           <w:rFonts w:asciiTheme="minorHAnsi" w:hAnsiTheme="minorHAnsi" w:cstheme="minorHAnsi"/>
           <w:b/>
           <w:bCs/>
-          <w:sz w:val="24"/>
-          <w:szCs w:val="24"/>
-        </w:rPr>
-        <w:t xml:space="preserve">Bước </w:t>
-      </w:r>
-      <w:r>
-        <w:rPr>
-          <w:rFonts w:asciiTheme="minorHAnsi" w:hAnsiTheme="minorHAnsi" w:cstheme="minorHAnsi"/>
-          <w:b/>
-          <w:bCs/>
-          <w:sz w:val="24"/>
-          <w:szCs w:val="24"/>
-        </w:rPr>
-        <w:t>4</w:t>
-      </w:r>
-      <w:r>
-        <w:rPr>
-          <w:rFonts w:asciiTheme="minorHAnsi" w:hAnsiTheme="minorHAnsi" w:cstheme="minorHAnsi"/>
-          <w:b/>
-          <w:bCs/>
-          <w:sz w:val="24"/>
-          <w:szCs w:val="24"/>
-        </w:rPr>
-        <w:t xml:space="preserve"> </w:t>
-      </w:r>
-      <w:r>
-        <w:rPr>
-          <w:rFonts w:asciiTheme="minorHAnsi" w:hAnsiTheme="minorHAnsi" w:cstheme="minorHAnsi"/>
-          <w:b/>
-          <w:bCs/>
-          <w:sz w:val="24"/>
-          <w:szCs w:val="24"/>
-        </w:rPr>
-        <w:t>–</w:t>
-      </w:r>
-      <w:r>
-        <w:rPr>
-          <w:rFonts w:asciiTheme="minorHAnsi" w:hAnsiTheme="minorHAnsi" w:cstheme="minorHAnsi"/>
-          <w:b/>
-          <w:bCs/>
-          <w:sz w:val="24"/>
-          <w:szCs w:val="24"/>
-        </w:rPr>
-        <w:t xml:space="preserve"> </w:t>
-      </w:r>
-      <w:r>
-        <w:rPr>
-          <w:rFonts w:asciiTheme="minorHAnsi" w:hAnsiTheme="minorHAnsi" w:cstheme="minorHAnsi"/>
-          <w:b/>
-          <w:bCs/>
-          <w:sz w:val="24"/>
-          <w:szCs w:val="24"/>
-        </w:rPr>
-        <w:t>Mở trường nhiệt độ P1</w:t>
+          <w:sz w:val="26"/>
+          <w:szCs w:val="26"/>
+        </w:rPr>
+        <w:t>Bước 4 – Mở trường nhiệt độ P1</w:t>
       </w:r>
     </w:p>
     <w:p>
@@ -5369,21 +5344,22 @@
       </w:pPr>
       <w:r>
         <w:rPr>
-          <w:noProof/>
+          <w:b/>
+          <w:bCs/>
         </w:rPr>
         <w:drawing>
-          <wp:anchor distT="0" distB="0" distL="114300" distR="114300" simplePos="0" relativeHeight="251703808" behindDoc="1" locked="0" layoutInCell="1" allowOverlap="1" wp14:anchorId="085A40A0" wp14:editId="3BE1F38B">
+          <wp:anchor distT="0" distB="0" distL="114300" distR="114300" simplePos="0" relativeHeight="251652603" behindDoc="1" locked="0" layoutInCell="1" allowOverlap="1" wp14:anchorId="482E7C4B" wp14:editId="44C1B3CF">
             <wp:simplePos x="0" y="0"/>
             <wp:positionH relativeFrom="margin">
               <wp:align>center</wp:align>
             </wp:positionH>
             <wp:positionV relativeFrom="paragraph">
-              <wp:posOffset>433070</wp:posOffset>
+              <wp:posOffset>488950</wp:posOffset>
             </wp:positionV>
-            <wp:extent cx="2714625" cy="3476625"/>
-            <wp:effectExtent l="0" t="0" r="9525" b="9525"/>
+            <wp:extent cx="2785039" cy="3420533"/>
+            <wp:effectExtent l="0" t="0" r="0" b="8890"/>
             <wp:wrapNone/>
-            <wp:docPr id="2076780858" name="Picture 2076780858"/>
+            <wp:docPr id="1205416040" name="Picture 58"/>
             <wp:cNvGraphicFramePr>
               <a:graphicFrameLocks xmlns:a="http://schemas.openxmlformats.org/drawingml/2006/main" noChangeAspect="1"/>
             </wp:cNvGraphicFramePr>
@@ -5391,7 +5367,7 @@
               <a:graphicData uri="http://schemas.openxmlformats.org/drawingml/2006/picture">
                 <pic:pic xmlns:pic="http://schemas.openxmlformats.org/drawingml/2006/picture">
                   <pic:nvPicPr>
-                    <pic:cNvPr id="0" name="Picture 1"/>
+                    <pic:cNvPr id="0" name="Picture 14"/>
                     <pic:cNvPicPr>
                       <a:picLocks noChangeAspect="1" noChangeArrowheads="1"/>
                     </pic:cNvPicPr>
@@ -5412,7 +5388,7 @@
                   <pic:spPr bwMode="auto">
                     <a:xfrm>
                       <a:off x="0" y="0"/>
-                      <a:ext cx="2714625" cy="3476625"/>
+                      <a:ext cx="2787579" cy="3423652"/>
                     </a:xfrm>
                     <a:prstGeom prst="rect">
                       <a:avLst/>
@@ -5566,13 +5542,13 @@
         <mc:AlternateContent>
           <mc:Choice Requires="wps">
             <w:drawing>
-              <wp:anchor distT="0" distB="0" distL="114300" distR="114300" simplePos="0" relativeHeight="251726336" behindDoc="1" locked="0" layoutInCell="1" allowOverlap="1" wp14:anchorId="6B53517F" wp14:editId="55307055">
+              <wp:anchor distT="0" distB="0" distL="114300" distR="114300" simplePos="0" relativeHeight="251726336" behindDoc="1" locked="0" layoutInCell="1" allowOverlap="1" wp14:anchorId="6B53517F" wp14:editId="43510618">
                 <wp:simplePos x="0" y="0"/>
                 <wp:positionH relativeFrom="margin">
-                  <wp:posOffset>4410075</wp:posOffset>
+                  <wp:posOffset>4460875</wp:posOffset>
                 </wp:positionH>
                 <wp:positionV relativeFrom="paragraph">
-                  <wp:posOffset>6985</wp:posOffset>
+                  <wp:posOffset>54822</wp:posOffset>
                 </wp:positionV>
                 <wp:extent cx="2028825" cy="523875"/>
                 <wp:effectExtent l="0" t="0" r="28575" b="28575"/>
@@ -5653,7 +5629,7 @@
           </mc:Choice>
           <mc:Fallback>
             <w:pict>
-              <v:shape w14:anchorId="6B53517F" id="_x0000_s1036" style="position:absolute;margin-left:347.25pt;margin-top:.55pt;width:159.75pt;height:41.25pt;z-index:-251590144;visibility:visible;mso-wrap-style:square;mso-width-percent:0;mso-height-percent:0;mso-wrap-distance-left:9pt;mso-wrap-distance-top:0;mso-wrap-distance-right:9pt;mso-wrap-distance-bottom:0;mso-position-horizontal:absolute;mso-position-horizontal-relative:margin;mso-position-vertical:absolute;mso-position-vertical-relative:text;mso-width-percent:0;mso-height-percent:0;mso-width-relative:margin;mso-height-relative:margin;v-text-anchor:middle" coordsize="2028825,523875" o:spt="100" o:gfxdata="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" adj="-11796480,,5400" path="m87314,l1941511,r87314,87314l2028825,523875,,523875,,87314c,39092,39092,,87314,xe" fillcolor="window" strokecolor="#e00" strokeweight="1.5pt">
+              <v:shape w14:anchorId="6B53517F" id="_x0000_s1037" style="position:absolute;margin-left:351.25pt;margin-top:4.3pt;width:159.75pt;height:41.25pt;z-index:-251590144;visibility:visible;mso-wrap-style:square;mso-width-percent:0;mso-height-percent:0;mso-wrap-distance-left:9pt;mso-wrap-distance-top:0;mso-wrap-distance-right:9pt;mso-wrap-distance-bottom:0;mso-position-horizontal:absolute;mso-position-horizontal-relative:margin;mso-position-vertical:absolute;mso-position-vertical-relative:text;mso-width-percent:0;mso-height-percent:0;mso-width-relative:margin;mso-height-relative:margin;v-text-anchor:middle" coordsize="2028825,523875" o:spt="100" o:gfxdata="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" adj="-11796480,,5400" path="m87314,l1941511,r87314,87314l2028825,523875,,523875,,87314c,39092,39092,,87314,xe" fillcolor="window" strokecolor="#e00" strokeweight="1.5pt">
                 <v:stroke joinstyle="miter"/>
                 <v:formulas/>
                 <v:path arrowok="t" o:connecttype="custom" o:connectlocs="87314,0;1941511,0;2028825,87314;2028825,523875;0,523875;0,87314;87314,0" o:connectangles="0,0,0,0,0,0,0" textboxrect="0,0,2028825,523875"/>
@@ -5693,6 +5669,18 @@
           </mc:Fallback>
         </mc:AlternateContent>
       </w:r>
+    </w:p>
+    <w:p>
+      <w:pPr>
+        <w:tabs>
+          <w:tab w:val="left" w:pos="2520"/>
+          <w:tab w:val="left" w:pos="6840"/>
+        </w:tabs>
+        <w:rPr>
+          <w:b/>
+          <w:bCs/>
+        </w:rPr>
+      </w:pPr>
       <w:r>
         <w:rPr>
           <w:b/>
@@ -5703,16 +5691,16 @@
         <mc:AlternateContent>
           <mc:Choice Requires="wps">
             <w:drawing>
-              <wp:anchor distT="0" distB="0" distL="114300" distR="114300" simplePos="0" relativeHeight="251724288" behindDoc="0" locked="0" layoutInCell="1" allowOverlap="1" wp14:anchorId="4F7347DC" wp14:editId="7204BB9B">
+              <wp:anchor distT="0" distB="0" distL="114300" distR="114300" simplePos="0" relativeHeight="251724288" behindDoc="0" locked="0" layoutInCell="1" allowOverlap="1" wp14:anchorId="4F7347DC" wp14:editId="6E7F53CA">
                 <wp:simplePos x="0" y="0"/>
                 <wp:positionH relativeFrom="column">
-                  <wp:posOffset>3114674</wp:posOffset>
+                  <wp:posOffset>3111499</wp:posOffset>
                 </wp:positionH>
                 <wp:positionV relativeFrom="paragraph">
-                  <wp:posOffset>224155</wp:posOffset>
+                  <wp:posOffset>71120</wp:posOffset>
                 </wp:positionV>
-                <wp:extent cx="1295400" cy="559435"/>
-                <wp:effectExtent l="38100" t="19050" r="19050" b="50165"/>
+                <wp:extent cx="1350433" cy="476885"/>
+                <wp:effectExtent l="38100" t="19050" r="21590" b="56515"/>
                 <wp:wrapNone/>
                 <wp:docPr id="296917902" name="Straight Arrow Connector 2"/>
                 <wp:cNvGraphicFramePr/>
@@ -5723,7 +5711,7 @@
                       <wps:spPr>
                         <a:xfrm flipH="1">
                           <a:off x="0" y="0"/>
-                          <a:ext cx="1295400" cy="559435"/>
+                          <a:ext cx="1350433" cy="476885"/>
                         </a:xfrm>
                         <a:prstGeom prst="straightConnector1">
                           <a:avLst/>
@@ -5754,7 +5742,7 @@
           </mc:Choice>
           <mc:Fallback>
             <w:pict>
-              <v:shape w14:anchorId="5B84EFC8" id="Straight Arrow Connector 2" o:spid="_x0000_s1026" type="#_x0000_t32" style="position:absolute;margin-left:245.25pt;margin-top:17.65pt;width:102pt;height:44.05pt;flip:x;z-index:251724288;visibility:visible;mso-wrap-style:square;mso-width-percent:0;mso-height-percent:0;mso-wrap-distance-left:9pt;mso-wrap-distance-top:0;mso-wrap-distance-right:9pt;mso-wrap-distance-bottom:0;mso-position-horizontal:absolute;mso-position-horizontal-relative:text;mso-position-vertical:absolute;mso-position-vertical-relative:text;mso-width-percent:0;mso-height-percent:0;mso-width-relative:margin;mso-height-relative:margin" o:gfxdata="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" strokecolor="#e00" strokeweight="2.25pt">
+              <v:shape w14:anchorId="695313B1" id="Straight Arrow Connector 2" o:spid="_x0000_s1026" type="#_x0000_t32" style="position:absolute;margin-left:245pt;margin-top:5.6pt;width:106.35pt;height:37.55pt;flip:x;z-index:251724288;visibility:visible;mso-wrap-style:square;mso-width-percent:0;mso-height-percent:0;mso-wrap-distance-left:9pt;mso-wrap-distance-top:0;mso-wrap-distance-right:9pt;mso-wrap-distance-bottom:0;mso-position-horizontal:absolute;mso-position-horizontal-relative:text;mso-position-vertical:absolute;mso-position-vertical-relative:text;mso-width-percent:0;mso-height-percent:0;mso-width-relative:margin;mso-height-relative:margin" o:gfxdata="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" strokecolor="#e00" strokeweight="2.25pt">
                 <v:stroke endarrow="block" joinstyle="miter"/>
               </v:shape>
             </w:pict>
@@ -5785,18 +5773,6 @@
           <w:bCs/>
         </w:rPr>
       </w:pPr>
-    </w:p>
-    <w:p>
-      <w:pPr>
-        <w:tabs>
-          <w:tab w:val="left" w:pos="2520"/>
-          <w:tab w:val="left" w:pos="6840"/>
-        </w:tabs>
-        <w:rPr>
-          <w:b/>
-          <w:bCs/>
-        </w:rPr>
-      </w:pPr>
       <w:r>
         <w:rPr>
           <w:noProof/>
@@ -5805,13 +5781,13 @@
         <mc:AlternateContent>
           <mc:Choice Requires="wps">
             <w:drawing>
-              <wp:anchor distT="0" distB="0" distL="114300" distR="114300" simplePos="0" relativeHeight="251708928" behindDoc="1" locked="0" layoutInCell="1" allowOverlap="1" wp14:anchorId="408E6E2C" wp14:editId="359934A1">
+              <wp:anchor distT="0" distB="0" distL="114300" distR="114300" simplePos="0" relativeHeight="251708928" behindDoc="1" locked="0" layoutInCell="1" allowOverlap="1" wp14:anchorId="408E6E2C" wp14:editId="3C397025">
                 <wp:simplePos x="0" y="0"/>
                 <wp:positionH relativeFrom="margin">
-                  <wp:posOffset>4400551</wp:posOffset>
+                  <wp:posOffset>4464685</wp:posOffset>
                 </wp:positionH>
                 <wp:positionV relativeFrom="paragraph">
-                  <wp:posOffset>12065</wp:posOffset>
+                  <wp:posOffset>9525</wp:posOffset>
                 </wp:positionV>
                 <wp:extent cx="2019300" cy="542925"/>
                 <wp:effectExtent l="0" t="0" r="19050" b="28575"/>
@@ -5898,7 +5874,7 @@
           </mc:Choice>
           <mc:Fallback>
             <w:pict>
-              <v:shape w14:anchorId="408E6E2C" id="_x0000_s1037" style="position:absolute;margin-left:346.5pt;margin-top:.95pt;width:159pt;height:42.75pt;z-index:-251607552;visibility:visible;mso-wrap-style:square;mso-width-percent:0;mso-height-percent:0;mso-wrap-distance-left:9pt;mso-wrap-distance-top:0;mso-wrap-distance-right:9pt;mso-wrap-distance-bottom:0;mso-position-horizontal:absolute;mso-position-horizontal-relative:margin;mso-position-vertical:absolute;mso-position-vertical-relative:text;mso-width-percent:0;mso-height-percent:0;mso-width-relative:margin;mso-height-relative:margin;v-text-anchor:middle" coordsize="2019300,542925" o:spt="100" o:gfxdata="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" adj="-11796480,,5400" path="m90489,l1928811,r90489,90489l2019300,542925,,542925,,90489c,40513,40513,,90489,xe" fillcolor="window" strokecolor="#e00" strokeweight="1.5pt">
+              <v:shape w14:anchorId="408E6E2C" id="_x0000_s1038" style="position:absolute;margin-left:351.55pt;margin-top:.75pt;width:159pt;height:42.75pt;z-index:-251607552;visibility:visible;mso-wrap-style:square;mso-width-percent:0;mso-height-percent:0;mso-wrap-distance-left:9pt;mso-wrap-distance-top:0;mso-wrap-distance-right:9pt;mso-wrap-distance-bottom:0;mso-position-horizontal:absolute;mso-position-horizontal-relative:margin;mso-position-vertical:absolute;mso-position-vertical-relative:text;mso-width-percent:0;mso-height-percent:0;mso-width-relative:margin;mso-height-relative:margin;v-text-anchor:middle" coordsize="2019300,542925" o:spt="100" o:gfxdata="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" adj="-11796480,,5400" path="m90489,l1928811,r90489,90489l2019300,542925,,542925,,90489c,40513,40513,,90489,xe" fillcolor="window" strokecolor="#e00" strokeweight="1.5pt">
                 <v:stroke joinstyle="miter"/>
                 <v:formulas/>
                 <v:path arrowok="t" o:connecttype="custom" o:connectlocs="90489,0;1928811,0;2019300,90489;2019300,542925;0,542925;0,90489;90489,0" o:connectangles="0,0,0,0,0,0,0" textboxrect="0,0,2019300,542925"/>
@@ -5966,16 +5942,16 @@
         <mc:AlternateContent>
           <mc:Choice Requires="wps">
             <w:drawing>
-              <wp:anchor distT="0" distB="0" distL="114300" distR="114300" simplePos="0" relativeHeight="251706880" behindDoc="1" locked="0" layoutInCell="1" allowOverlap="1" wp14:anchorId="3DEF64F9" wp14:editId="6F16AEDA">
+              <wp:anchor distT="0" distB="0" distL="114300" distR="114300" simplePos="0" relativeHeight="251706880" behindDoc="1" locked="0" layoutInCell="1" allowOverlap="1" wp14:anchorId="3DEF64F9" wp14:editId="5A1F6681">
                 <wp:simplePos x="0" y="0"/>
                 <wp:positionH relativeFrom="column">
-                  <wp:posOffset>3105150</wp:posOffset>
+                  <wp:posOffset>3090332</wp:posOffset>
                 </wp:positionH>
                 <wp:positionV relativeFrom="paragraph">
-                  <wp:posOffset>26035</wp:posOffset>
+                  <wp:posOffset>10372</wp:posOffset>
                 </wp:positionV>
-                <wp:extent cx="1285875" cy="45719"/>
-                <wp:effectExtent l="0" t="57150" r="9525" b="88265"/>
+                <wp:extent cx="1380067" cy="59901"/>
+                <wp:effectExtent l="38100" t="57150" r="10795" b="73660"/>
                 <wp:wrapNone/>
                 <wp:docPr id="2072179702" name="Straight Arrow Connector 2"/>
                 <wp:cNvGraphicFramePr/>
@@ -5986,7 +5962,7 @@
                       <wps:spPr>
                         <a:xfrm flipH="1">
                           <a:off x="0" y="0"/>
-                          <a:ext cx="1285875" cy="45719"/>
+                          <a:ext cx="1380067" cy="59901"/>
                         </a:xfrm>
                         <a:prstGeom prst="straightConnector1">
                           <a:avLst/>
@@ -6017,7 +5993,7 @@
           </mc:Choice>
           <mc:Fallback>
             <w:pict>
-              <v:shape w14:anchorId="7C4BFBE7" id="Straight Arrow Connector 2" o:spid="_x0000_s1026" type="#_x0000_t32" style="position:absolute;margin-left:244.5pt;margin-top:2.05pt;width:101.25pt;height:3.6pt;flip:x;z-index:-251609600;visibility:visible;mso-wrap-style:square;mso-width-percent:0;mso-height-percent:0;mso-wrap-distance-left:9pt;mso-wrap-distance-top:0;mso-wrap-distance-right:9pt;mso-wrap-distance-bottom:0;mso-position-horizontal:absolute;mso-position-horizontal-relative:text;mso-position-vertical:absolute;mso-position-vertical-relative:text;mso-width-percent:0;mso-height-percent:0;mso-width-relative:margin;mso-height-relative:margin" o:gfxdata="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" strokecolor="#e00" strokeweight="2.25pt">
+              <v:shape w14:anchorId="3B8C0CC5" id="Straight Arrow Connector 2" o:spid="_x0000_s1026" type="#_x0000_t32" style="position:absolute;margin-left:243.35pt;margin-top:.8pt;width:108.65pt;height:4.7pt;flip:x;z-index:-251609600;visibility:visible;mso-wrap-style:square;mso-width-percent:0;mso-height-percent:0;mso-wrap-distance-left:9pt;mso-wrap-distance-top:0;mso-wrap-distance-right:9pt;mso-wrap-distance-bottom:0;mso-position-horizontal:absolute;mso-position-horizontal-relative:text;mso-position-vertical:absolute;mso-position-vertical-relative:text;mso-width-percent:0;mso-height-percent:0;mso-width-relative:margin;mso-height-relative:margin" o:gfxdata="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" strokecolor="#e00" strokeweight="2.25pt">
                 <v:stroke endarrow="block" joinstyle="miter"/>
               </v:shape>
             </w:pict>
@@ -6031,7 +6007,6 @@
           <w:tab w:val="left" w:pos="2520"/>
           <w:tab w:val="left" w:pos="6840"/>
         </w:tabs>
-        <w:jc w:val="center"/>
         <w:rPr>
           <w:rFonts w:ascii="Calibri" w:eastAsia="Calibri" w:hAnsi="Calibri"/>
           <w:i/>
@@ -6074,27 +6049,29 @@
           <w:rFonts w:asciiTheme="minorHAnsi" w:hAnsiTheme="minorHAnsi" w:cstheme="minorHAnsi"/>
           <w:b/>
           <w:bCs/>
+          <w:sz w:val="26"/>
+          <w:szCs w:val="26"/>
+        </w:rPr>
+      </w:pPr>
+      <w:r>
+        <w:rPr>
+          <w:rFonts w:ascii="Times New Roman" w:eastAsia="Times New Roman" w:hAnsi="Times New Roman" w:cs="Times New Roman"/>
           <w:sz w:val="24"/>
           <w:szCs w:val="24"/>
         </w:rPr>
-      </w:pPr>
-      <w:r>
-        <w:rPr>
-          <w:noProof/>
-        </w:rPr>
         <w:drawing>
-          <wp:anchor distT="0" distB="0" distL="114300" distR="114300" simplePos="0" relativeHeight="251704832" behindDoc="1" locked="0" layoutInCell="1" allowOverlap="1" wp14:anchorId="5748A018" wp14:editId="12A0BF92">
+          <wp:anchor distT="0" distB="0" distL="114300" distR="114300" simplePos="0" relativeHeight="251651578" behindDoc="1" locked="0" layoutInCell="1" allowOverlap="1" wp14:anchorId="5FD07A4C" wp14:editId="38E51E8C">
             <wp:simplePos x="0" y="0"/>
             <wp:positionH relativeFrom="margin">
-              <wp:align>center</wp:align>
+              <wp:posOffset>1591733</wp:posOffset>
             </wp:positionH>
             <wp:positionV relativeFrom="paragraph">
-              <wp:posOffset>265430</wp:posOffset>
+              <wp:posOffset>273897</wp:posOffset>
             </wp:positionV>
-            <wp:extent cx="2705100" cy="3362325"/>
-            <wp:effectExtent l="0" t="0" r="0" b="9525"/>
+            <wp:extent cx="2759075" cy="3361266"/>
+            <wp:effectExtent l="0" t="0" r="3175" b="0"/>
             <wp:wrapNone/>
-            <wp:docPr id="1848637047" name="Picture 1"/>
+            <wp:docPr id="1472215510" name="Picture 61"/>
             <wp:cNvGraphicFramePr>
               <a:graphicFrameLocks xmlns:a="http://schemas.openxmlformats.org/drawingml/2006/main" noChangeAspect="1"/>
             </wp:cNvGraphicFramePr>
@@ -6102,13 +6079,13 @@
               <a:graphicData uri="http://schemas.openxmlformats.org/drawingml/2006/picture">
                 <pic:pic xmlns:pic="http://schemas.openxmlformats.org/drawingml/2006/picture">
                   <pic:nvPicPr>
-                    <pic:cNvPr id="0" name="Picture 2"/>
+                    <pic:cNvPr id="0" name="Picture 26"/>
                     <pic:cNvPicPr>
                       <a:picLocks noChangeAspect="1" noChangeArrowheads="1"/>
                     </pic:cNvPicPr>
                   </pic:nvPicPr>
                   <pic:blipFill>
-                    <a:blip r:embed="rId16" cstate="print">
+                    <a:blip r:embed="rId16">
                       <a:extLst>
                         <a:ext uri="{28A0092B-C50C-407E-A947-70E740481C1C}">
                           <a14:useLocalDpi xmlns:a14="http://schemas.microsoft.com/office/drawing/2010/main" val="0"/>
@@ -6123,7 +6100,7 @@
                   <pic:spPr bwMode="auto">
                     <a:xfrm>
                       <a:off x="0" y="0"/>
-                      <a:ext cx="2705100" cy="3362325"/>
+                      <a:ext cx="2766546" cy="3370368"/>
                     </a:xfrm>
                     <a:prstGeom prst="rect">
                       <a:avLst/>
@@ -6150,60 +6127,10 @@
           <w:rFonts w:asciiTheme="minorHAnsi" w:hAnsiTheme="minorHAnsi" w:cstheme="minorHAnsi"/>
           <w:b/>
           <w:bCs/>
-          <w:sz w:val="24"/>
-          <w:szCs w:val="24"/>
-        </w:rPr>
-        <w:t xml:space="preserve">Bước </w:t>
-      </w:r>
-      <w:r>
-        <w:rPr>
-          <w:rFonts w:asciiTheme="minorHAnsi" w:hAnsiTheme="minorHAnsi" w:cstheme="minorHAnsi"/>
-          <w:b/>
-          <w:bCs/>
-          <w:sz w:val="24"/>
-          <w:szCs w:val="24"/>
-        </w:rPr>
-        <w:t>5</w:t>
-      </w:r>
-      <w:r>
-        <w:rPr>
-          <w:rFonts w:asciiTheme="minorHAnsi" w:hAnsiTheme="minorHAnsi" w:cstheme="minorHAnsi"/>
-          <w:b/>
-          <w:bCs/>
-          <w:sz w:val="24"/>
-          <w:szCs w:val="24"/>
-        </w:rPr>
-        <w:t xml:space="preserve"> </w:t>
-      </w:r>
-      <w:r>
-        <w:rPr>
-          <w:rFonts w:asciiTheme="minorHAnsi" w:hAnsiTheme="minorHAnsi" w:cstheme="minorHAnsi"/>
-          <w:b/>
-          <w:bCs/>
-          <w:sz w:val="24"/>
-          <w:szCs w:val="24"/>
-        </w:rPr>
-        <w:t>–</w:t>
-      </w:r>
-      <w:r>
-        <w:rPr>
-          <w:rFonts w:asciiTheme="minorHAnsi" w:hAnsiTheme="minorHAnsi" w:cstheme="minorHAnsi"/>
-          <w:b/>
-          <w:bCs/>
-          <w:sz w:val="24"/>
-          <w:szCs w:val="24"/>
-        </w:rPr>
-        <w:t xml:space="preserve"> </w:t>
-      </w:r>
-      <w:r>
-        <w:rPr>
-          <w:rFonts w:asciiTheme="minorHAnsi" w:hAnsiTheme="minorHAnsi" w:cstheme="minorHAnsi"/>
-          <w:b/>
-          <w:bCs/>
-          <w:sz w:val="24"/>
-          <w:szCs w:val="24"/>
-        </w:rPr>
-        <w:t>Nhập nhiệt độ P1</w:t>
+          <w:sz w:val="26"/>
+          <w:szCs w:val="26"/>
+        </w:rPr>
+        <w:t>Bước 5 – Nhập nhiệt độ P1</w:t>
       </w:r>
     </w:p>
     <w:p>
@@ -6215,15 +6142,16 @@
         </w:tabs>
       </w:pPr>
     </w:p>
+    <w:p>
+      <w:pPr>
+        <w:pStyle w:val="NormalWeb"/>
+        <w:tabs>
+          <w:tab w:val="left" w:pos="2520"/>
+          <w:tab w:val="left" w:pos="6840"/>
+        </w:tabs>
+      </w:pPr>
+    </w:p>
     <w:p/>
-    <w:p>
-      <w:pPr>
-        <w:rPr>
-          <w:b/>
-          <w:bCs/>
-        </w:rPr>
-      </w:pPr>
-    </w:p>
     <w:p>
       <w:pPr>
         <w:rPr>
@@ -6247,13 +6175,13 @@
         <mc:AlternateContent>
           <mc:Choice Requires="wps">
             <w:drawing>
-              <wp:anchor distT="0" distB="0" distL="114300" distR="114300" simplePos="0" relativeHeight="251722240" behindDoc="1" locked="0" layoutInCell="1" allowOverlap="1" wp14:anchorId="4C73CFAF" wp14:editId="17AD60C6">
+              <wp:anchor distT="0" distB="0" distL="114300" distR="114300" simplePos="0" relativeHeight="251722240" behindDoc="1" locked="0" layoutInCell="1" allowOverlap="1" wp14:anchorId="4C73CFAF" wp14:editId="08CEDD2F">
                 <wp:simplePos x="0" y="0"/>
                 <wp:positionH relativeFrom="margin">
-                  <wp:posOffset>4410075</wp:posOffset>
+                  <wp:posOffset>4427008</wp:posOffset>
                 </wp:positionH>
                 <wp:positionV relativeFrom="paragraph">
-                  <wp:posOffset>131445</wp:posOffset>
+                  <wp:posOffset>78105</wp:posOffset>
                 </wp:positionV>
                 <wp:extent cx="2209800" cy="523875"/>
                 <wp:effectExtent l="0" t="0" r="19050" b="28575"/>
@@ -6357,7 +6285,7 @@
           </mc:Choice>
           <mc:Fallback>
             <w:pict>
-              <v:shape w14:anchorId="4C73CFAF" id="_x0000_s1038" style="position:absolute;margin-left:347.25pt;margin-top:10.35pt;width:174pt;height:41.25pt;z-index:-251594240;visibility:visible;mso-wrap-style:square;mso-width-percent:0;mso-height-percent:0;mso-wrap-distance-left:9pt;mso-wrap-distance-top:0;mso-wrap-distance-right:9pt;mso-wrap-distance-bottom:0;mso-position-horizontal:absolute;mso-position-horizontal-relative:margin;mso-position-vertical:absolute;mso-position-vertical-relative:text;mso-width-percent:0;mso-height-percent:0;mso-width-relative:margin;mso-height-relative:margin;v-text-anchor:middle" coordsize="2209800,523875" o:spt="100" o:gfxdata="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" adj="-11796480,,5400" path="m87314,l2122486,r87314,87314l2209800,523875,,523875,,87314c,39092,39092,,87314,xe" fillcolor="window" strokecolor="#e00" strokeweight="1.5pt">
+              <v:shape w14:anchorId="4C73CFAF" id="_x0000_s1039" style="position:absolute;margin-left:348.6pt;margin-top:6.15pt;width:174pt;height:41.25pt;z-index:-251594240;visibility:visible;mso-wrap-style:square;mso-width-percent:0;mso-height-percent:0;mso-wrap-distance-left:9pt;mso-wrap-distance-top:0;mso-wrap-distance-right:9pt;mso-wrap-distance-bottom:0;mso-position-horizontal:absolute;mso-position-horizontal-relative:margin;mso-position-vertical:absolute;mso-position-vertical-relative:text;mso-width-percent:0;mso-height-percent:0;mso-width-relative:margin;mso-height-relative:margin;v-text-anchor:middle" coordsize="2209800,523875" o:spt="100" o:gfxdata="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" adj="-11796480,,5400" path="m87314,l2122486,r87314,87314l2209800,523875,,523875,,87314c,39092,39092,,87314,xe" fillcolor="window" strokecolor="#e00" strokeweight="1.5pt">
                 <v:stroke joinstyle="miter"/>
                 <v:formulas/>
                 <v:path arrowok="t" o:connecttype="custom" o:connectlocs="87314,0;2122486,0;2209800,87314;2209800,523875;0,523875;0,87314;87314,0" o:connectangles="0,0,0,0,0,0,0" textboxrect="0,0,2209800,523875"/>
@@ -6438,13 +6366,13 @@
         <mc:AlternateContent>
           <mc:Choice Requires="wps">
             <w:drawing>
-              <wp:anchor distT="0" distB="0" distL="114300" distR="114300" simplePos="0" relativeHeight="251720192" behindDoc="1" locked="0" layoutInCell="1" allowOverlap="1" wp14:anchorId="2051845D" wp14:editId="6C25840D">
+              <wp:anchor distT="0" distB="0" distL="114300" distR="114300" simplePos="0" relativeHeight="251720192" behindDoc="1" locked="0" layoutInCell="1" allowOverlap="1" wp14:anchorId="2051845D" wp14:editId="66589AEB">
                 <wp:simplePos x="0" y="0"/>
                 <wp:positionH relativeFrom="column">
-                  <wp:posOffset>3181350</wp:posOffset>
+                  <wp:posOffset>3198283</wp:posOffset>
                 </wp:positionH>
                 <wp:positionV relativeFrom="paragraph">
-                  <wp:posOffset>102870</wp:posOffset>
+                  <wp:posOffset>49530</wp:posOffset>
                 </wp:positionV>
                 <wp:extent cx="1238250" cy="371475"/>
                 <wp:effectExtent l="38100" t="19050" r="19050" b="66675"/>
@@ -6489,7 +6417,7 @@
           </mc:Choice>
           <mc:Fallback>
             <w:pict>
-              <v:shape w14:anchorId="2EF33910" id="Straight Arrow Connector 2" o:spid="_x0000_s1026" type="#_x0000_t32" style="position:absolute;margin-left:250.5pt;margin-top:8.1pt;width:97.5pt;height:29.25pt;flip:x;z-index:-251596288;visibility:visible;mso-wrap-style:square;mso-width-percent:0;mso-height-percent:0;mso-wrap-distance-left:9pt;mso-wrap-distance-top:0;mso-wrap-distance-right:9pt;mso-wrap-distance-bottom:0;mso-position-horizontal:absolute;mso-position-horizontal-relative:text;mso-position-vertical:absolute;mso-position-vertical-relative:text;mso-width-percent:0;mso-height-percent:0;mso-width-relative:margin;mso-height-relative:margin" o:gfxdata="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" strokecolor="#e00" strokeweight="2.25pt">
+              <v:shape w14:anchorId="6E20EFDC" id="Straight Arrow Connector 2" o:spid="_x0000_s1026" type="#_x0000_t32" style="position:absolute;margin-left:251.85pt;margin-top:3.9pt;width:97.5pt;height:29.25pt;flip:x;z-index:-251596288;visibility:visible;mso-wrap-style:square;mso-width-percent:0;mso-height-percent:0;mso-wrap-distance-left:9pt;mso-wrap-distance-top:0;mso-wrap-distance-right:9pt;mso-wrap-distance-bottom:0;mso-position-horizontal:absolute;mso-position-horizontal-relative:text;mso-position-vertical:absolute;mso-position-vertical-relative:text;mso-width-percent:0;mso-height-percent:0;mso-width-relative:margin;mso-height-relative:margin" o:gfxdata="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" strokecolor="#e00" strokeweight="2.25pt">
                 <v:stroke endarrow="block" joinstyle="miter"/>
               </v:shape>
             </w:pict>
@@ -6506,19 +6434,87 @@
       </w:pPr>
       <w:r>
         <w:rPr>
+          <w:b/>
+          <w:bCs/>
           <w:noProof/>
           <w14:ligatures w14:val="standardContextual"/>
         </w:rPr>
         <mc:AlternateContent>
           <mc:Choice Requires="wps">
             <w:drawing>
-              <wp:anchor distT="0" distB="0" distL="114300" distR="114300" simplePos="0" relativeHeight="251713024" behindDoc="0" locked="0" layoutInCell="1" allowOverlap="1" wp14:anchorId="76DE893A" wp14:editId="58C2CB65">
+              <wp:anchor distT="0" distB="0" distL="114300" distR="114300" simplePos="0" relativeHeight="251710976" behindDoc="0" locked="0" layoutInCell="1" allowOverlap="1" wp14:anchorId="7739635A" wp14:editId="657B9A45">
+                <wp:simplePos x="0" y="0"/>
+                <wp:positionH relativeFrom="column">
+                  <wp:posOffset>1454150</wp:posOffset>
+                </wp:positionH>
+                <wp:positionV relativeFrom="paragraph">
+                  <wp:posOffset>189230</wp:posOffset>
+                </wp:positionV>
+                <wp:extent cx="733425" cy="47625"/>
+                <wp:effectExtent l="19050" t="76200" r="9525" b="47625"/>
+                <wp:wrapNone/>
+                <wp:docPr id="673728166" name="Straight Arrow Connector 2"/>
+                <wp:cNvGraphicFramePr/>
+                <a:graphic xmlns:a="http://schemas.openxmlformats.org/drawingml/2006/main">
+                  <a:graphicData uri="http://schemas.microsoft.com/office/word/2010/wordprocessingShape">
+                    <wps:wsp>
+                      <wps:cNvCnPr/>
+                      <wps:spPr>
+                        <a:xfrm flipV="1">
+                          <a:off x="0" y="0"/>
+                          <a:ext cx="733425" cy="47625"/>
+                        </a:xfrm>
+                        <a:prstGeom prst="straightConnector1">
+                          <a:avLst/>
+                        </a:prstGeom>
+                        <a:noFill/>
+                        <a:ln w="28575" cap="flat" cmpd="sng" algn="ctr">
+                          <a:solidFill>
+                            <a:srgbClr val="EE0000"/>
+                          </a:solidFill>
+                          <a:prstDash val="solid"/>
+                          <a:miter lim="800000"/>
+                          <a:tailEnd type="triangle"/>
+                        </a:ln>
+                        <a:effectLst/>
+                      </wps:spPr>
+                      <wps:bodyPr/>
+                    </wps:wsp>
+                  </a:graphicData>
+                </a:graphic>
+                <wp14:sizeRelH relativeFrom="margin">
+                  <wp14:pctWidth>0</wp14:pctWidth>
+                </wp14:sizeRelH>
+                <wp14:sizeRelV relativeFrom="margin">
+                  <wp14:pctHeight>0</wp14:pctHeight>
+                </wp14:sizeRelV>
+              </wp:anchor>
+            </w:drawing>
+          </mc:Choice>
+          <mc:Fallback>
+            <w:pict>
+              <v:shape w14:anchorId="651593B8" id="Straight Arrow Connector 2" o:spid="_x0000_s1026" type="#_x0000_t32" style="position:absolute;margin-left:114.5pt;margin-top:14.9pt;width:57.75pt;height:3.75pt;flip:y;z-index:251710976;visibility:visible;mso-wrap-style:square;mso-width-percent:0;mso-height-percent:0;mso-wrap-distance-left:9pt;mso-wrap-distance-top:0;mso-wrap-distance-right:9pt;mso-wrap-distance-bottom:0;mso-position-horizontal:absolute;mso-position-horizontal-relative:text;mso-position-vertical:absolute;mso-position-vertical-relative:text;mso-width-percent:0;mso-height-percent:0;mso-width-relative:margin;mso-height-relative:margin" o:gfxdata="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" strokecolor="#e00" strokeweight="2.25pt">
+                <v:stroke endarrow="block" joinstyle="miter"/>
+              </v:shape>
+            </w:pict>
+          </mc:Fallback>
+        </mc:AlternateContent>
+      </w:r>
+      <w:r>
+        <w:rPr>
+          <w:noProof/>
+          <w14:ligatures w14:val="standardContextual"/>
+        </w:rPr>
+        <mc:AlternateContent>
+          <mc:Choice Requires="wps">
+            <w:drawing>
+              <wp:anchor distT="0" distB="0" distL="114300" distR="114300" simplePos="0" relativeHeight="251713024" behindDoc="0" locked="0" layoutInCell="1" allowOverlap="1" wp14:anchorId="76DE893A" wp14:editId="51DA2C7F">
                 <wp:simplePos x="0" y="0"/>
                 <wp:positionH relativeFrom="margin">
-                  <wp:posOffset>-228600</wp:posOffset>
+                  <wp:posOffset>-203200</wp:posOffset>
                 </wp:positionH>
                 <wp:positionV relativeFrom="paragraph">
-                  <wp:posOffset>154940</wp:posOffset>
+                  <wp:posOffset>104352</wp:posOffset>
                 </wp:positionV>
                 <wp:extent cx="1657350" cy="581025"/>
                 <wp:effectExtent l="0" t="0" r="19050" b="28575"/>
@@ -6613,7 +6609,7 @@
           </mc:Choice>
           <mc:Fallback>
             <w:pict>
-              <v:shape w14:anchorId="76DE893A" id="_x0000_s1039" style="position:absolute;margin-left:-18pt;margin-top:12.2pt;width:130.5pt;height:45.75pt;z-index:251713024;visibility:visible;mso-wrap-style:square;mso-width-percent:0;mso-height-percent:0;mso-wrap-distance-left:9pt;mso-wrap-distance-top:0;mso-wrap-distance-right:9pt;mso-wrap-distance-bottom:0;mso-position-horizontal:absolute;mso-position-horizontal-relative:margin;mso-position-vertical:absolute;mso-position-vertical-relative:text;mso-width-percent:0;mso-height-percent:0;mso-width-relative:margin;mso-height-relative:margin;v-text-anchor:middle" coordsize="1657350,581025" o:spt="100" o:gfxdata="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" adj="-11796480,,5400" path="m96839,l1560511,r96839,96839l1657350,581025,,581025,,96839c,43356,43356,,96839,xe" fillcolor="window" strokecolor="#e00" strokeweight="1.5pt">
+              <v:shape w14:anchorId="76DE893A" id="_x0000_s1040" style="position:absolute;margin-left:-16pt;margin-top:8.2pt;width:130.5pt;height:45.75pt;z-index:251713024;visibility:visible;mso-wrap-style:square;mso-width-percent:0;mso-height-percent:0;mso-wrap-distance-left:9pt;mso-wrap-distance-top:0;mso-wrap-distance-right:9pt;mso-wrap-distance-bottom:0;mso-position-horizontal:absolute;mso-position-horizontal-relative:margin;mso-position-vertical:absolute;mso-position-vertical-relative:text;mso-width-percent:0;mso-height-percent:0;mso-width-relative:margin;mso-height-relative:margin;v-text-anchor:middle" coordsize="1657350,581025" o:spt="100" o:gfxdata="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" adj="-11796480,,5400" path="m96839,l1560511,r96839,96839l1657350,581025,,581025,,96839c,43356,43356,,96839,xe" fillcolor="window" strokecolor="#e00" strokeweight="1.5pt">
                 <v:stroke joinstyle="miter"/>
                 <v:formulas/>
                 <v:path arrowok="t" o:connecttype="custom" o:connectlocs="96839,0;1560511,0;1657350,96839;1657350,581025;0,581025;0,96839;96839,0" o:connectangles="0,0,0,0,0,0,0" textboxrect="0,0,1657350,581025"/>
@@ -6667,97 +6663,29 @@
           </mc:Fallback>
         </mc:AlternateContent>
       </w:r>
-      <w:r>
-        <w:rPr>
-          <w:b/>
-          <w:bCs/>
+    </w:p>
+    <w:p>
+      <w:pPr>
+        <w:rPr>
+          <w:b/>
+          <w:bCs/>
+        </w:rPr>
+      </w:pPr>
+      <w:r>
+        <w:rPr>
           <w:noProof/>
           <w14:ligatures w14:val="standardContextual"/>
         </w:rPr>
         <mc:AlternateContent>
           <mc:Choice Requires="wps">
             <w:drawing>
-              <wp:anchor distT="0" distB="0" distL="114300" distR="114300" simplePos="0" relativeHeight="251710976" behindDoc="0" locked="0" layoutInCell="1" allowOverlap="1" wp14:anchorId="7739635A" wp14:editId="28DAE255">
+              <wp:anchor distT="0" distB="0" distL="114300" distR="114300" simplePos="0" relativeHeight="251717120" behindDoc="1" locked="0" layoutInCell="1" allowOverlap="1" wp14:anchorId="1046718F" wp14:editId="11ACB3C4">
                 <wp:simplePos x="0" y="0"/>
-                <wp:positionH relativeFrom="column">
-                  <wp:posOffset>1428750</wp:posOffset>
+                <wp:positionH relativeFrom="margin">
+                  <wp:posOffset>4444365</wp:posOffset>
                 </wp:positionH>
                 <wp:positionV relativeFrom="paragraph">
-                  <wp:posOffset>240030</wp:posOffset>
-                </wp:positionV>
-                <wp:extent cx="733425" cy="47625"/>
-                <wp:effectExtent l="19050" t="76200" r="9525" b="47625"/>
-                <wp:wrapNone/>
-                <wp:docPr id="673728166" name="Straight Arrow Connector 2"/>
-                <wp:cNvGraphicFramePr/>
-                <a:graphic xmlns:a="http://schemas.openxmlformats.org/drawingml/2006/main">
-                  <a:graphicData uri="http://schemas.microsoft.com/office/word/2010/wordprocessingShape">
-                    <wps:wsp>
-                      <wps:cNvCnPr/>
-                      <wps:spPr>
-                        <a:xfrm flipV="1">
-                          <a:off x="0" y="0"/>
-                          <a:ext cx="733425" cy="47625"/>
-                        </a:xfrm>
-                        <a:prstGeom prst="straightConnector1">
-                          <a:avLst/>
-                        </a:prstGeom>
-                        <a:noFill/>
-                        <a:ln w="28575" cap="flat" cmpd="sng" algn="ctr">
-                          <a:solidFill>
-                            <a:srgbClr val="EE0000"/>
-                          </a:solidFill>
-                          <a:prstDash val="solid"/>
-                          <a:miter lim="800000"/>
-                          <a:tailEnd type="triangle"/>
-                        </a:ln>
-                        <a:effectLst/>
-                      </wps:spPr>
-                      <wps:bodyPr/>
-                    </wps:wsp>
-                  </a:graphicData>
-                </a:graphic>
-                <wp14:sizeRelH relativeFrom="margin">
-                  <wp14:pctWidth>0</wp14:pctWidth>
-                </wp14:sizeRelH>
-                <wp14:sizeRelV relativeFrom="margin">
-                  <wp14:pctHeight>0</wp14:pctHeight>
-                </wp14:sizeRelV>
-              </wp:anchor>
-            </w:drawing>
-          </mc:Choice>
-          <mc:Fallback>
-            <w:pict>
-              <v:shape w14:anchorId="24A8E523" id="Straight Arrow Connector 2" o:spid="_x0000_s1026" type="#_x0000_t32" style="position:absolute;margin-left:112.5pt;margin-top:18.9pt;width:57.75pt;height:3.75pt;flip:y;z-index:251710976;visibility:visible;mso-wrap-style:square;mso-width-percent:0;mso-height-percent:0;mso-wrap-distance-left:9pt;mso-wrap-distance-top:0;mso-wrap-distance-right:9pt;mso-wrap-distance-bottom:0;mso-position-horizontal:absolute;mso-position-horizontal-relative:text;mso-position-vertical:absolute;mso-position-vertical-relative:text;mso-width-percent:0;mso-height-percent:0;mso-width-relative:margin;mso-height-relative:margin" o:gfxdata="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" strokecolor="#e00" strokeweight="2.25pt">
-                <v:stroke endarrow="block" joinstyle="miter"/>
-              </v:shape>
-            </w:pict>
-          </mc:Fallback>
-        </mc:AlternateContent>
-      </w:r>
-    </w:p>
-    <w:p>
-      <w:pPr>
-        <w:rPr>
-          <w:b/>
-          <w:bCs/>
-        </w:rPr>
-      </w:pPr>
-      <w:r>
-        <w:rPr>
-          <w:noProof/>
-          <w14:ligatures w14:val="standardContextual"/>
-        </w:rPr>
-        <mc:AlternateContent>
-          <mc:Choice Requires="wps">
-            <w:drawing>
-              <wp:anchor distT="0" distB="0" distL="114300" distR="114300" simplePos="0" relativeHeight="251717120" behindDoc="1" locked="0" layoutInCell="1" allowOverlap="1" wp14:anchorId="1046718F" wp14:editId="4A55C88D">
-                <wp:simplePos x="0" y="0"/>
-                <wp:positionH relativeFrom="margin">
-                  <wp:posOffset>4391660</wp:posOffset>
-                </wp:positionH>
-                <wp:positionV relativeFrom="paragraph">
-                  <wp:posOffset>107950</wp:posOffset>
+                  <wp:posOffset>58420</wp:posOffset>
                 </wp:positionV>
                 <wp:extent cx="1352550" cy="314325"/>
                 <wp:effectExtent l="0" t="0" r="19050" b="28575"/>
@@ -6826,7 +6754,7 @@
           </mc:Choice>
           <mc:Fallback>
             <w:pict>
-              <v:shape w14:anchorId="1046718F" id="_x0000_s1040" style="position:absolute;margin-left:345.8pt;margin-top:8.5pt;width:106.5pt;height:24.75pt;z-index:-251599360;visibility:visible;mso-wrap-style:square;mso-width-percent:0;mso-height-percent:0;mso-wrap-distance-left:9pt;mso-wrap-distance-top:0;mso-wrap-distance-right:9pt;mso-wrap-distance-bottom:0;mso-position-horizontal:absolute;mso-position-horizontal-relative:margin;mso-position-vertical:absolute;mso-position-vertical-relative:text;mso-width-percent:0;mso-height-percent:0;mso-width-relative:margin;mso-height-relative:margin;v-text-anchor:middle" coordsize="1352550,314325" o:spt="100" o:gfxdata="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" adj="-11796480,,5400" path="m52389,l1300161,r52389,52389l1352550,314325,,314325,,52389c,23455,23455,,52389,xe" fillcolor="window" strokecolor="#e00" strokeweight="1.5pt">
+              <v:shape w14:anchorId="1046718F" id="_x0000_s1041" style="position:absolute;margin-left:349.95pt;margin-top:4.6pt;width:106.5pt;height:24.75pt;z-index:-251599360;visibility:visible;mso-wrap-style:square;mso-width-percent:0;mso-height-percent:0;mso-wrap-distance-left:9pt;mso-wrap-distance-top:0;mso-wrap-distance-right:9pt;mso-wrap-distance-bottom:0;mso-position-horizontal:absolute;mso-position-horizontal-relative:margin;mso-position-vertical:absolute;mso-position-vertical-relative:text;mso-width-percent:0;mso-height-percent:0;mso-width-relative:margin;mso-height-relative:margin;v-text-anchor:middle" coordsize="1352550,314325" o:spt="100" o:gfxdata="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" adj="-11796480,,5400" path="m52389,l1300161,r52389,52389l1352550,314325,,314325,,52389c,23455,23455,,52389,xe" fillcolor="window" strokecolor="#e00" strokeweight="1.5pt">
                 <v:stroke joinstyle="miter"/>
                 <v:formulas/>
                 <v:path arrowok="t" o:connecttype="custom" o:connectlocs="52389,0;1300161,0;1352550,52389;1352550,314325;0,314325;0,52389;52389,0" o:connectangles="0,0,0,0,0,0,0" textboxrect="0,0,1352550,314325"/>
@@ -6864,13 +6792,13 @@
         <mc:AlternateContent>
           <mc:Choice Requires="wps">
             <w:drawing>
-              <wp:anchor distT="0" distB="0" distL="114300" distR="114300" simplePos="0" relativeHeight="251715072" behindDoc="0" locked="0" layoutInCell="1" allowOverlap="1" wp14:anchorId="036F38F9" wp14:editId="068A20A9">
+              <wp:anchor distT="0" distB="0" distL="114300" distR="114300" simplePos="0" relativeHeight="251715072" behindDoc="0" locked="0" layoutInCell="1" allowOverlap="1" wp14:anchorId="036F38F9" wp14:editId="5E76E143">
                 <wp:simplePos x="0" y="0"/>
                 <wp:positionH relativeFrom="column">
-                  <wp:posOffset>3086100</wp:posOffset>
+                  <wp:posOffset>3139017</wp:posOffset>
                 </wp:positionH>
                 <wp:positionV relativeFrom="paragraph">
-                  <wp:posOffset>268605</wp:posOffset>
+                  <wp:posOffset>219499</wp:posOffset>
                 </wp:positionV>
                 <wp:extent cx="1295400" cy="171450"/>
                 <wp:effectExtent l="38100" t="19050" r="19050" b="76200"/>
@@ -6915,7 +6843,7 @@
           </mc:Choice>
           <mc:Fallback>
             <w:pict>
-              <v:shape w14:anchorId="5B9D801C" id="Straight Arrow Connector 2" o:spid="_x0000_s1026" type="#_x0000_t32" style="position:absolute;margin-left:243pt;margin-top:21.15pt;width:102pt;height:13.5pt;flip:x;z-index:251715072;visibility:visible;mso-wrap-style:square;mso-width-percent:0;mso-height-percent:0;mso-wrap-distance-left:9pt;mso-wrap-distance-top:0;mso-wrap-distance-right:9pt;mso-wrap-distance-bottom:0;mso-position-horizontal:absolute;mso-position-horizontal-relative:text;mso-position-vertical:absolute;mso-position-vertical-relative:text;mso-width-percent:0;mso-height-percent:0;mso-width-relative:margin;mso-height-relative:margin" o:gfxdata="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" strokecolor="#e00" strokeweight="2.25pt">
+              <v:shape w14:anchorId="672B6722" id="Straight Arrow Connector 2" o:spid="_x0000_s1026" type="#_x0000_t32" style="position:absolute;margin-left:247.15pt;margin-top:17.3pt;width:102pt;height:13.5pt;flip:x;z-index:251715072;visibility:visible;mso-wrap-style:square;mso-width-percent:0;mso-height-percent:0;mso-wrap-distance-left:9pt;mso-wrap-distance-top:0;mso-wrap-distance-right:9pt;mso-wrap-distance-bottom:0;mso-position-horizontal:absolute;mso-position-horizontal-relative:text;mso-position-vertical:absolute;mso-position-vertical-relative:text;mso-width-percent:0;mso-height-percent:0;mso-width-relative:margin;mso-height-relative:margin" o:gfxdata="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" strokecolor="#e00" strokeweight="2.25pt">
                 <v:stroke endarrow="block" joinstyle="miter"/>
               </v:shape>
             </w:pict>
@@ -6940,19 +6868,87 @@
       </w:pPr>
       <w:r>
         <w:rPr>
+          <w:b/>
+          <w:bCs/>
           <w:noProof/>
           <w14:ligatures w14:val="standardContextual"/>
         </w:rPr>
         <mc:AlternateContent>
           <mc:Choice Requires="wps">
             <w:drawing>
-              <wp:anchor distT="0" distB="0" distL="114300" distR="114300" simplePos="0" relativeHeight="251718144" behindDoc="1" locked="0" layoutInCell="1" allowOverlap="1" wp14:anchorId="1F783985" wp14:editId="55AD2AE4">
+              <wp:anchor distT="0" distB="0" distL="114300" distR="114300" simplePos="0" relativeHeight="251716096" behindDoc="0" locked="0" layoutInCell="1" allowOverlap="1" wp14:anchorId="7EB53A49" wp14:editId="0EE365B6">
+                <wp:simplePos x="0" y="0"/>
+                <wp:positionH relativeFrom="column">
+                  <wp:posOffset>3156585</wp:posOffset>
+                </wp:positionH>
+                <wp:positionV relativeFrom="paragraph">
+                  <wp:posOffset>163195</wp:posOffset>
+                </wp:positionV>
+                <wp:extent cx="1285875" cy="45085"/>
+                <wp:effectExtent l="0" t="57150" r="9525" b="88265"/>
+                <wp:wrapNone/>
+                <wp:docPr id="301655415" name="Straight Arrow Connector 2"/>
+                <wp:cNvGraphicFramePr/>
+                <a:graphic xmlns:a="http://schemas.openxmlformats.org/drawingml/2006/main">
+                  <a:graphicData uri="http://schemas.microsoft.com/office/word/2010/wordprocessingShape">
+                    <wps:wsp>
+                      <wps:cNvCnPr/>
+                      <wps:spPr>
+                        <a:xfrm flipH="1">
+                          <a:off x="0" y="0"/>
+                          <a:ext cx="1285875" cy="45085"/>
+                        </a:xfrm>
+                        <a:prstGeom prst="straightConnector1">
+                          <a:avLst/>
+                        </a:prstGeom>
+                        <a:noFill/>
+                        <a:ln w="28575" cap="flat" cmpd="sng" algn="ctr">
+                          <a:solidFill>
+                            <a:srgbClr val="EE0000"/>
+                          </a:solidFill>
+                          <a:prstDash val="solid"/>
+                          <a:miter lim="800000"/>
+                          <a:tailEnd type="triangle"/>
+                        </a:ln>
+                        <a:effectLst/>
+                      </wps:spPr>
+                      <wps:bodyPr/>
+                    </wps:wsp>
+                  </a:graphicData>
+                </a:graphic>
+                <wp14:sizeRelH relativeFrom="margin">
+                  <wp14:pctWidth>0</wp14:pctWidth>
+                </wp14:sizeRelH>
+                <wp14:sizeRelV relativeFrom="margin">
+                  <wp14:pctHeight>0</wp14:pctHeight>
+                </wp14:sizeRelV>
+              </wp:anchor>
+            </w:drawing>
+          </mc:Choice>
+          <mc:Fallback>
+            <w:pict>
+              <v:shape w14:anchorId="1EACD9AE" id="Straight Arrow Connector 2" o:spid="_x0000_s1026" type="#_x0000_t32" style="position:absolute;margin-left:248.55pt;margin-top:12.85pt;width:101.25pt;height:3.55pt;flip:x;z-index:251716096;visibility:visible;mso-wrap-style:square;mso-width-percent:0;mso-height-percent:0;mso-wrap-distance-left:9pt;mso-wrap-distance-top:0;mso-wrap-distance-right:9pt;mso-wrap-distance-bottom:0;mso-position-horizontal:absolute;mso-position-horizontal-relative:text;mso-position-vertical:absolute;mso-position-vertical-relative:text;mso-width-percent:0;mso-height-percent:0;mso-width-relative:margin;mso-height-relative:margin" o:gfxdata="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" strokecolor="#e00" strokeweight="2.25pt">
+                <v:stroke endarrow="block" joinstyle="miter"/>
+              </v:shape>
+            </w:pict>
+          </mc:Fallback>
+        </mc:AlternateContent>
+      </w:r>
+      <w:r>
+        <w:rPr>
+          <w:noProof/>
+          <w14:ligatures w14:val="standardContextual"/>
+        </w:rPr>
+        <mc:AlternateContent>
+          <mc:Choice Requires="wps">
+            <w:drawing>
+              <wp:anchor distT="0" distB="0" distL="114300" distR="114300" simplePos="0" relativeHeight="251718144" behindDoc="1" locked="0" layoutInCell="1" allowOverlap="1" wp14:anchorId="1F783985" wp14:editId="3CA67713">
                 <wp:simplePos x="0" y="0"/>
                 <wp:positionH relativeFrom="margin">
-                  <wp:posOffset>4401185</wp:posOffset>
+                  <wp:posOffset>4443518</wp:posOffset>
                 </wp:positionH>
                 <wp:positionV relativeFrom="paragraph">
-                  <wp:posOffset>36830</wp:posOffset>
+                  <wp:posOffset>8890</wp:posOffset>
                 </wp:positionV>
                 <wp:extent cx="1352550" cy="314325"/>
                 <wp:effectExtent l="0" t="0" r="19050" b="28575"/>
@@ -7021,7 +7017,7 @@
           </mc:Choice>
           <mc:Fallback>
             <w:pict>
-              <v:shape w14:anchorId="1F783985" id="_x0000_s1041" style="position:absolute;margin-left:346.55pt;margin-top:2.9pt;width:106.5pt;height:24.75pt;z-index:-251598336;visibility:visible;mso-wrap-style:square;mso-width-percent:0;mso-height-percent:0;mso-wrap-distance-left:9pt;mso-wrap-distance-top:0;mso-wrap-distance-right:9pt;mso-wrap-distance-bottom:0;mso-position-horizontal:absolute;mso-position-horizontal-relative:margin;mso-position-vertical:absolute;mso-position-vertical-relative:text;mso-width-percent:0;mso-height-percent:0;mso-width-relative:margin;mso-height-relative:margin;v-text-anchor:middle" coordsize="1352550,314325" o:spt="100" o:gfxdata="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" adj="-11796480,,5400" path="m52389,l1300161,r52389,52389l1352550,314325,,314325,,52389c,23455,23455,,52389,xe" fillcolor="window" strokecolor="#e00" strokeweight="1.5pt">
+              <v:shape w14:anchorId="1F783985" id="_x0000_s1042" style="position:absolute;margin-left:349.9pt;margin-top:.7pt;width:106.5pt;height:24.75pt;z-index:-251598336;visibility:visible;mso-wrap-style:square;mso-width-percent:0;mso-height-percent:0;mso-wrap-distance-left:9pt;mso-wrap-distance-top:0;mso-wrap-distance-right:9pt;mso-wrap-distance-bottom:0;mso-position-horizontal:absolute;mso-position-horizontal-relative:margin;mso-position-vertical:absolute;mso-position-vertical-relative:text;mso-width-percent:0;mso-height-percent:0;mso-width-relative:margin;mso-height-relative:margin;v-text-anchor:middle" coordsize="1352550,314325" o:spt="100" o:gfxdata="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" adj="-11796480,,5400" path="m52389,l1300161,r52389,52389l1352550,314325,,314325,,52389c,23455,23455,,52389,xe" fillcolor="window" strokecolor="#e00" strokeweight="1.5pt">
                 <v:stroke joinstyle="miter"/>
                 <v:formulas/>
                 <v:path arrowok="t" o:connecttype="custom" o:connectlocs="52389,0;1300161,0;1352550,52389;1352550,314325;0,314325;0,52389;52389,0" o:connectangles="0,0,0,0,0,0,0" textboxrect="0,0,1352550,314325"/>
@@ -7049,82 +7045,6 @@
           </mc:Fallback>
         </mc:AlternateContent>
       </w:r>
-      <w:r>
-        <w:rPr>
-          <w:b/>
-          <w:bCs/>
-          <w:noProof/>
-          <w14:ligatures w14:val="standardContextual"/>
-        </w:rPr>
-        <mc:AlternateContent>
-          <mc:Choice Requires="wps">
-            <w:drawing>
-              <wp:anchor distT="0" distB="0" distL="114300" distR="114300" simplePos="0" relativeHeight="251716096" behindDoc="0" locked="0" layoutInCell="1" allowOverlap="1" wp14:anchorId="7EB53A49" wp14:editId="02FD9946">
-                <wp:simplePos x="0" y="0"/>
-                <wp:positionH relativeFrom="column">
-                  <wp:posOffset>3114675</wp:posOffset>
-                </wp:positionH>
-                <wp:positionV relativeFrom="paragraph">
-                  <wp:posOffset>191135</wp:posOffset>
-                </wp:positionV>
-                <wp:extent cx="1285875" cy="45085"/>
-                <wp:effectExtent l="0" t="57150" r="9525" b="88265"/>
-                <wp:wrapNone/>
-                <wp:docPr id="301655415" name="Straight Arrow Connector 2"/>
-                <wp:cNvGraphicFramePr/>
-                <a:graphic xmlns:a="http://schemas.openxmlformats.org/drawingml/2006/main">
-                  <a:graphicData uri="http://schemas.microsoft.com/office/word/2010/wordprocessingShape">
-                    <wps:wsp>
-                      <wps:cNvCnPr/>
-                      <wps:spPr>
-                        <a:xfrm flipH="1">
-                          <a:off x="0" y="0"/>
-                          <a:ext cx="1285875" cy="45085"/>
-                        </a:xfrm>
-                        <a:prstGeom prst="straightConnector1">
-                          <a:avLst/>
-                        </a:prstGeom>
-                        <a:noFill/>
-                        <a:ln w="28575" cap="flat" cmpd="sng" algn="ctr">
-                          <a:solidFill>
-                            <a:srgbClr val="EE0000"/>
-                          </a:solidFill>
-                          <a:prstDash val="solid"/>
-                          <a:miter lim="800000"/>
-                          <a:tailEnd type="triangle"/>
-                        </a:ln>
-                        <a:effectLst/>
-                      </wps:spPr>
-                      <wps:bodyPr/>
-                    </wps:wsp>
-                  </a:graphicData>
-                </a:graphic>
-                <wp14:sizeRelH relativeFrom="margin">
-                  <wp14:pctWidth>0</wp14:pctWidth>
-                </wp14:sizeRelH>
-                <wp14:sizeRelV relativeFrom="margin">
-                  <wp14:pctHeight>0</wp14:pctHeight>
-                </wp14:sizeRelV>
-              </wp:anchor>
-            </w:drawing>
-          </mc:Choice>
-          <mc:Fallback>
-            <w:pict>
-              <v:shape w14:anchorId="0EFC78EE" id="Straight Arrow Connector 2" o:spid="_x0000_s1026" type="#_x0000_t32" style="position:absolute;margin-left:245.25pt;margin-top:15.05pt;width:101.25pt;height:3.55pt;flip:x;z-index:251716096;visibility:visible;mso-wrap-style:square;mso-width-percent:0;mso-height-percent:0;mso-wrap-distance-left:9pt;mso-wrap-distance-top:0;mso-wrap-distance-right:9pt;mso-wrap-distance-bottom:0;mso-position-horizontal:absolute;mso-position-horizontal-relative:text;mso-position-vertical:absolute;mso-position-vertical-relative:text;mso-width-percent:0;mso-height-percent:0;mso-width-relative:margin;mso-height-relative:margin" o:gfxdata="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" strokecolor="#e00" strokeweight="2.25pt">
-                <v:stroke endarrow="block" joinstyle="miter"/>
-              </v:shape>
-            </w:pict>
-          </mc:Fallback>
-        </mc:AlternateContent>
-      </w:r>
-    </w:p>
-    <w:p>
-      <w:pPr>
-        <w:rPr>
-          <w:b/>
-          <w:bCs/>
-        </w:rPr>
-      </w:pPr>
     </w:p>
     <w:p>
       <w:pPr>
@@ -7147,6 +7067,7 @@
           <w:rFonts w:ascii="Calibri" w:eastAsia="Calibri" w:hAnsi="Calibri"/>
           <w:color w:val="1F2933"/>
         </w:rPr>
+        <w:lastRenderedPageBreak/>
         <w:t xml:space="preserve">Chọn Set Temp. Sau đó dùng phím +/− để </w:t>
       </w:r>
       <w:r>
@@ -7183,8 +7104,8 @@
           <w:rFonts w:asciiTheme="minorHAnsi" w:hAnsiTheme="minorHAnsi" w:cstheme="minorHAnsi"/>
           <w:b/>
           <w:bCs/>
-          <w:sz w:val="24"/>
-          <w:szCs w:val="24"/>
+          <w:sz w:val="26"/>
+          <w:szCs w:val="26"/>
         </w:rPr>
       </w:pPr>
       <w:r>
@@ -7192,70 +7113,10 @@
           <w:rFonts w:asciiTheme="minorHAnsi" w:hAnsiTheme="minorHAnsi" w:cstheme="minorHAnsi"/>
           <w:b/>
           <w:bCs/>
-          <w:sz w:val="24"/>
-          <w:szCs w:val="24"/>
-        </w:rPr>
-        <w:t xml:space="preserve">Bước </w:t>
-      </w:r>
-      <w:r>
-        <w:rPr>
-          <w:rFonts w:asciiTheme="minorHAnsi" w:hAnsiTheme="minorHAnsi" w:cstheme="minorHAnsi"/>
-          <w:b/>
-          <w:bCs/>
-          <w:sz w:val="24"/>
-          <w:szCs w:val="24"/>
-        </w:rPr>
-        <w:t>6</w:t>
-      </w:r>
-      <w:r>
-        <w:rPr>
-          <w:rFonts w:asciiTheme="minorHAnsi" w:hAnsiTheme="minorHAnsi" w:cstheme="minorHAnsi"/>
-          <w:b/>
-          <w:bCs/>
-          <w:sz w:val="24"/>
-          <w:szCs w:val="24"/>
-        </w:rPr>
-        <w:t xml:space="preserve"> </w:t>
-      </w:r>
-      <w:r>
-        <w:rPr>
-          <w:rFonts w:asciiTheme="minorHAnsi" w:hAnsiTheme="minorHAnsi" w:cstheme="minorHAnsi"/>
-          <w:b/>
-          <w:bCs/>
-          <w:sz w:val="24"/>
-          <w:szCs w:val="24"/>
-        </w:rPr>
-        <w:t>–</w:t>
-      </w:r>
-      <w:r>
-        <w:rPr>
-          <w:rFonts w:asciiTheme="minorHAnsi" w:hAnsiTheme="minorHAnsi" w:cstheme="minorHAnsi"/>
-          <w:b/>
-          <w:bCs/>
-          <w:sz w:val="24"/>
-          <w:szCs w:val="24"/>
-        </w:rPr>
-        <w:t xml:space="preserve"> </w:t>
-      </w:r>
-      <w:r>
-        <w:rPr>
-          <w:rFonts w:asciiTheme="minorHAnsi" w:hAnsiTheme="minorHAnsi" w:cstheme="minorHAnsi"/>
-          <w:b/>
-          <w:bCs/>
-          <w:sz w:val="24"/>
-          <w:szCs w:val="24"/>
-        </w:rPr>
-        <w:t xml:space="preserve">Mở trường </w:t>
-      </w:r>
-      <w:r>
-        <w:rPr>
-          <w:rFonts w:asciiTheme="minorHAnsi" w:hAnsiTheme="minorHAnsi" w:cstheme="minorHAnsi"/>
-          <w:b/>
-          <w:bCs/>
-          <w:sz w:val="24"/>
-          <w:szCs w:val="24"/>
-        </w:rPr>
-        <w:t>thời gian P1</w:t>
+          <w:sz w:val="26"/>
+          <w:szCs w:val="26"/>
+        </w:rPr>
+        <w:t>Bước 6 – Mở trường thời gian P1</w:t>
       </w:r>
     </w:p>
     <w:p>
@@ -7272,65 +7133,23 @@
       </w:pPr>
       <w:r>
         <w:rPr>
-          <w:rFonts w:ascii="Calibri" w:eastAsia="Calibri" w:hAnsi="Calibri"/>
-          <w:color w:val="1F2933"/>
-        </w:rPr>
-        <w:t>Nhấn phím trừ (-) để di chuyển con trỏ đi xuống Set Temp</w:t>
-      </w:r>
-      <w:r>
-        <w:rPr>
-          <w:rFonts w:ascii="Calibri" w:eastAsia="Calibri" w:hAnsi="Calibri"/>
-          <w:color w:val="1F2933"/>
-        </w:rPr>
-        <w:sym w:font="Wingdings" w:char="F0E0"/>
-      </w:r>
-      <w:r>
-        <w:rPr>
-          <w:rFonts w:ascii="Calibri" w:eastAsia="Calibri" w:hAnsi="Calibri"/>
-          <w:color w:val="1F2933"/>
-        </w:rPr>
-        <w:t>Set Time. Nhấn phím (+) để di chuyển con trỏ đi lên Set Temp</w:t>
-      </w:r>
-      <w:r>
-        <w:rPr>
-          <w:rFonts w:ascii="Calibri" w:eastAsia="Calibri" w:hAnsi="Calibri"/>
-          <w:color w:val="1F2933"/>
-        </w:rPr>
-        <w:sym w:font="Wingdings" w:char="F0DF"/>
-      </w:r>
-      <w:r>
-        <w:rPr>
-          <w:rFonts w:ascii="Calibri" w:eastAsia="Calibri" w:hAnsi="Calibri"/>
-          <w:color w:val="1F2933"/>
-        </w:rPr>
-        <w:t>Set Time</w:t>
-      </w:r>
-    </w:p>
-    <w:p>
-      <w:pPr>
-        <w:pStyle w:val="NormalWeb"/>
-        <w:tabs>
-          <w:tab w:val="left" w:pos="2520"/>
-          <w:tab w:val="left" w:pos="6840"/>
-        </w:tabs>
-      </w:pPr>
-      <w:r>
-        <w:rPr>
-          <w:noProof/>
+          <w:rFonts w:ascii="Times New Roman" w:eastAsia="Times New Roman" w:hAnsi="Times New Roman" w:cs="Times New Roman"/>
+          <w:sz w:val="24"/>
+          <w:szCs w:val="24"/>
         </w:rPr>
         <w:drawing>
-          <wp:anchor distT="0" distB="0" distL="114300" distR="114300" simplePos="0" relativeHeight="251733504" behindDoc="1" locked="0" layoutInCell="1" allowOverlap="1" wp14:anchorId="75C9E7BB" wp14:editId="0583214A">
+          <wp:anchor distT="0" distB="0" distL="114300" distR="114300" simplePos="0" relativeHeight="251650553" behindDoc="1" locked="0" layoutInCell="1" allowOverlap="1" wp14:anchorId="7EDA13B6" wp14:editId="0C1D4F8F">
             <wp:simplePos x="0" y="0"/>
             <wp:positionH relativeFrom="margin">
-              <wp:posOffset>1600200</wp:posOffset>
+              <wp:posOffset>1608666</wp:posOffset>
             </wp:positionH>
             <wp:positionV relativeFrom="paragraph">
-              <wp:posOffset>635</wp:posOffset>
+              <wp:posOffset>470323</wp:posOffset>
             </wp:positionV>
-            <wp:extent cx="2724150" cy="3219450"/>
-            <wp:effectExtent l="0" t="0" r="0" b="0"/>
+            <wp:extent cx="2716861" cy="3606165"/>
+            <wp:effectExtent l="0" t="0" r="7620" b="0"/>
             <wp:wrapNone/>
-            <wp:docPr id="355047250" name="Picture 355047250"/>
+            <wp:docPr id="1558481962" name="Picture 63"/>
             <wp:cNvGraphicFramePr>
               <a:graphicFrameLocks xmlns:a="http://schemas.openxmlformats.org/drawingml/2006/main" noChangeAspect="1"/>
             </wp:cNvGraphicFramePr>
@@ -7338,13 +7157,13 @@
               <a:graphicData uri="http://schemas.openxmlformats.org/drawingml/2006/picture">
                 <pic:pic xmlns:pic="http://schemas.openxmlformats.org/drawingml/2006/picture">
                   <pic:nvPicPr>
-                    <pic:cNvPr id="0" name="Picture 1"/>
+                    <pic:cNvPr id="0" name="Picture 33"/>
                     <pic:cNvPicPr>
                       <a:picLocks noChangeAspect="1" noChangeArrowheads="1"/>
                     </pic:cNvPicPr>
                   </pic:nvPicPr>
                   <pic:blipFill>
-                    <a:blip r:embed="rId17" cstate="print">
+                    <a:blip r:embed="rId17">
                       <a:extLst>
                         <a:ext uri="{28A0092B-C50C-407E-A947-70E740481C1C}">
                           <a14:useLocalDpi xmlns:a14="http://schemas.microsoft.com/office/drawing/2010/main" val="0"/>
@@ -7359,7 +7178,7 @@
                   <pic:spPr bwMode="auto">
                     <a:xfrm>
                       <a:off x="0" y="0"/>
-                      <a:ext cx="2725681" cy="3221259"/>
+                      <a:ext cx="2730411" cy="3624150"/>
                     </a:xfrm>
                     <a:prstGeom prst="rect">
                       <a:avLst/>
@@ -7381,6 +7200,41 @@
           </wp:anchor>
         </w:drawing>
       </w:r>
+      <w:r>
+        <w:rPr>
+          <w:rFonts w:ascii="Calibri" w:eastAsia="Calibri" w:hAnsi="Calibri"/>
+          <w:color w:val="1F2933"/>
+        </w:rPr>
+        <w:t>Nhấn phím trừ (-) để di chuyển con trỏ đi xuống Set Temp</w:t>
+      </w:r>
+      <w:r>
+        <w:rPr>
+          <w:rFonts w:ascii="Calibri" w:eastAsia="Calibri" w:hAnsi="Calibri"/>
+          <w:color w:val="1F2933"/>
+        </w:rPr>
+        <w:sym w:font="Wingdings" w:char="F0E0"/>
+      </w:r>
+      <w:r>
+        <w:rPr>
+          <w:rFonts w:ascii="Calibri" w:eastAsia="Calibri" w:hAnsi="Calibri"/>
+          <w:color w:val="1F2933"/>
+        </w:rPr>
+        <w:t>Set Time. Nhấn phím (+) để di chuyển con trỏ đi lên Set Temp</w:t>
+      </w:r>
+      <w:r>
+        <w:rPr>
+          <w:rFonts w:ascii="Calibri" w:eastAsia="Calibri" w:hAnsi="Calibri"/>
+          <w:color w:val="1F2933"/>
+        </w:rPr>
+        <w:sym w:font="Wingdings" w:char="F0DF"/>
+      </w:r>
+      <w:r>
+        <w:rPr>
+          <w:rFonts w:ascii="Calibri" w:eastAsia="Calibri" w:hAnsi="Calibri"/>
+          <w:color w:val="1F2933"/>
+        </w:rPr>
+        <w:t>Set Time</w:t>
+      </w:r>
     </w:p>
     <w:p>
       <w:pPr>
@@ -7393,6 +7247,24 @@
     </w:p>
     <w:p>
       <w:pPr>
+        <w:pStyle w:val="NormalWeb"/>
+        <w:tabs>
+          <w:tab w:val="left" w:pos="2520"/>
+          <w:tab w:val="left" w:pos="6840"/>
+        </w:tabs>
+      </w:pPr>
+    </w:p>
+    <w:p>
+      <w:pPr>
+        <w:pStyle w:val="NormalWeb"/>
+        <w:tabs>
+          <w:tab w:val="left" w:pos="2520"/>
+          <w:tab w:val="left" w:pos="6840"/>
+        </w:tabs>
+      </w:pPr>
+    </w:p>
+    <w:p>
+      <w:pPr>
         <w:tabs>
           <w:tab w:val="left" w:pos="2520"/>
           <w:tab w:val="left" w:pos="6840"/>
@@ -7447,7 +7319,7 @@
         <mc:AlternateContent>
           <mc:Choice Requires="wps">
             <w:drawing>
-              <wp:anchor distT="0" distB="0" distL="114300" distR="114300" simplePos="0" relativeHeight="251732480" behindDoc="1" locked="0" layoutInCell="1" allowOverlap="1" wp14:anchorId="76C4D0CC" wp14:editId="3DD01EBF">
+              <wp:anchor distT="0" distB="0" distL="114300" distR="114300" simplePos="0" relativeHeight="251732480" behindDoc="1" locked="0" layoutInCell="1" allowOverlap="1" wp14:anchorId="76C4D0CC" wp14:editId="582BD067">
                 <wp:simplePos x="0" y="0"/>
                 <wp:positionH relativeFrom="margin">
                   <wp:posOffset>4400550</wp:posOffset>
@@ -7540,7 +7412,7 @@
           </mc:Choice>
           <mc:Fallback>
             <w:pict>
-              <v:shape w14:anchorId="76C4D0CC" id="_x0000_s1042" style="position:absolute;margin-left:346.5pt;margin-top:4.55pt;width:164.25pt;height:41.25pt;z-index:-251584000;visibility:visible;mso-wrap-style:square;mso-width-percent:0;mso-height-percent:0;mso-wrap-distance-left:9pt;mso-wrap-distance-top:0;mso-wrap-distance-right:9pt;mso-wrap-distance-bottom:0;mso-position-horizontal:absolute;mso-position-horizontal-relative:margin;mso-position-vertical:absolute;mso-position-vertical-relative:text;mso-width-percent:0;mso-height-percent:0;mso-width-relative:margin;mso-height-relative:margin;v-text-anchor:middle" coordsize="2085975,523875" o:spt="100" o:gfxdata="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" adj="-11796480,,5400" path="m87314,l1998661,r87314,87314l2085975,523875,,523875,,87314c,39092,39092,,87314,xe" fillcolor="window" strokecolor="#e00" strokeweight="1.5pt">
+              <v:shape w14:anchorId="76C4D0CC" id="_x0000_s1043" style="position:absolute;margin-left:346.5pt;margin-top:4.55pt;width:164.25pt;height:41.25pt;z-index:-251584000;visibility:visible;mso-wrap-style:square;mso-width-percent:0;mso-height-percent:0;mso-wrap-distance-left:9pt;mso-wrap-distance-top:0;mso-wrap-distance-right:9pt;mso-wrap-distance-bottom:0;mso-position-horizontal:absolute;mso-position-horizontal-relative:margin;mso-position-vertical:absolute;mso-position-vertical-relative:text;mso-width-percent:0;mso-height-percent:0;mso-width-relative:margin;mso-height-relative:margin;v-text-anchor:middle" coordsize="2085975,523875" o:spt="100" o:gfxdata="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" adj="-11796480,,5400" path="m87314,l1998661,r87314,87314l2085975,523875,,523875,,87314c,39092,39092,,87314,xe" fillcolor="window" strokecolor="#e00" strokeweight="1.5pt">
                 <v:stroke joinstyle="miter"/>
                 <v:formulas/>
                 <v:path arrowok="t" o:connecttype="custom" o:connectlocs="87314,0;1998661,0;2085975,87314;2085975,523875;0,523875;0,87314;87314,0" o:connectangles="0,0,0,0,0,0,0" textboxrect="0,0,2085975,523875"/>
@@ -7698,13 +7570,13 @@
         <mc:AlternateContent>
           <mc:Choice Requires="wps">
             <w:drawing>
-              <wp:anchor distT="0" distB="0" distL="114300" distR="114300" simplePos="0" relativeHeight="251730432" behindDoc="1" locked="0" layoutInCell="1" allowOverlap="1" wp14:anchorId="6660EB2C" wp14:editId="7BC7A4AC">
+              <wp:anchor distT="0" distB="0" distL="114300" distR="114300" simplePos="0" relativeHeight="251730432" behindDoc="1" locked="0" layoutInCell="1" allowOverlap="1" wp14:anchorId="6660EB2C" wp14:editId="2E6DF87B">
                 <wp:simplePos x="0" y="0"/>
                 <wp:positionH relativeFrom="margin">
-                  <wp:posOffset>4400550</wp:posOffset>
+                  <wp:posOffset>4396120</wp:posOffset>
                 </wp:positionH>
                 <wp:positionV relativeFrom="paragraph">
-                  <wp:posOffset>26670</wp:posOffset>
+                  <wp:posOffset>9732</wp:posOffset>
                 </wp:positionV>
                 <wp:extent cx="2066925" cy="542925"/>
                 <wp:effectExtent l="0" t="0" r="28575" b="28575"/>
@@ -7797,7 +7669,7 @@
           </mc:Choice>
           <mc:Fallback>
             <w:pict>
-              <v:shape w14:anchorId="6660EB2C" id="_x0000_s1043" style="position:absolute;margin-left:346.5pt;margin-top:2.1pt;width:162.75pt;height:42.75pt;z-index:-251586048;visibility:visible;mso-wrap-style:square;mso-width-percent:0;mso-height-percent:0;mso-wrap-distance-left:9pt;mso-wrap-distance-top:0;mso-wrap-distance-right:9pt;mso-wrap-distance-bottom:0;mso-position-horizontal:absolute;mso-position-horizontal-relative:margin;mso-position-vertical:absolute;mso-position-vertical-relative:text;mso-width-percent:0;mso-height-percent:0;mso-width-relative:margin;mso-height-relative:margin;v-text-anchor:middle" coordsize="2066925,542925" o:spt="100" o:gfxdata="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" adj="-11796480,,5400" path="m90489,l1976436,r90489,90489l2066925,542925,,542925,,90489c,40513,40513,,90489,xe" fillcolor="window" strokecolor="#e00" strokeweight="1.5pt">
+              <v:shape w14:anchorId="6660EB2C" id="_x0000_s1044" style="position:absolute;margin-left:346.15pt;margin-top:.75pt;width:162.75pt;height:42.75pt;z-index:-251586048;visibility:visible;mso-wrap-style:square;mso-width-percent:0;mso-height-percent:0;mso-wrap-distance-left:9pt;mso-wrap-distance-top:0;mso-wrap-distance-right:9pt;mso-wrap-distance-bottom:0;mso-position-horizontal:absolute;mso-position-horizontal-relative:margin;mso-position-vertical:absolute;mso-position-vertical-relative:text;mso-width-percent:0;mso-height-percent:0;mso-width-relative:margin;mso-height-relative:margin;v-text-anchor:middle" coordsize="2066925,542925" o:spt="100" o:gfxdata="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" adj="-11796480,,5400" path="m90489,l1976436,r90489,90489l2066925,542925,,542925,,90489c,40513,40513,,90489,xe" fillcolor="window" strokecolor="#e00" strokeweight="1.5pt">
                 <v:stroke joinstyle="miter"/>
                 <v:formulas/>
                 <v:path arrowok="t" o:connecttype="custom" o:connectlocs="90489,0;1976436,0;2066925,90489;2066925,542925;0,542925;0,90489;90489,0" o:connectangles="0,0,0,0,0,0,0" textboxrect="0,0,2066925,542925"/>
@@ -7871,13 +7743,13 @@
         <mc:AlternateContent>
           <mc:Choice Requires="wps">
             <w:drawing>
-              <wp:anchor distT="0" distB="0" distL="114300" distR="114300" simplePos="0" relativeHeight="251734528" behindDoc="1" locked="0" layoutInCell="1" allowOverlap="1" wp14:anchorId="1940B8D3" wp14:editId="2AF0529D">
+              <wp:anchor distT="0" distB="0" distL="114300" distR="114300" simplePos="0" relativeHeight="251734528" behindDoc="1" locked="0" layoutInCell="1" allowOverlap="1" wp14:anchorId="1940B8D3" wp14:editId="43538C3E">
                 <wp:simplePos x="0" y="0"/>
                 <wp:positionH relativeFrom="column">
-                  <wp:posOffset>3105150</wp:posOffset>
+                  <wp:posOffset>3100720</wp:posOffset>
                 </wp:positionH>
                 <wp:positionV relativeFrom="paragraph">
-                  <wp:posOffset>37465</wp:posOffset>
+                  <wp:posOffset>20527</wp:posOffset>
                 </wp:positionV>
                 <wp:extent cx="1285875" cy="45719"/>
                 <wp:effectExtent l="0" t="57150" r="9525" b="88265"/>
@@ -7922,7 +7794,7 @@
           </mc:Choice>
           <mc:Fallback>
             <w:pict>
-              <v:shape w14:anchorId="3FEBBC13" id="Straight Arrow Connector 2" o:spid="_x0000_s1026" type="#_x0000_t32" style="position:absolute;margin-left:244.5pt;margin-top:2.95pt;width:101.25pt;height:3.6pt;flip:x;z-index:-251581952;visibility:visible;mso-wrap-style:square;mso-width-percent:0;mso-height-percent:0;mso-wrap-distance-left:9pt;mso-wrap-distance-top:0;mso-wrap-distance-right:9pt;mso-wrap-distance-bottom:0;mso-position-horizontal:absolute;mso-position-horizontal-relative:text;mso-position-vertical:absolute;mso-position-vertical-relative:text;mso-width-percent:0;mso-height-percent:0;mso-width-relative:margin;mso-height-relative:margin" o:gfxdata="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" strokecolor="#e00" strokeweight="2.25pt">
+              <v:shape w14:anchorId="0A6F8790" id="Straight Arrow Connector 2" o:spid="_x0000_s1026" type="#_x0000_t32" style="position:absolute;margin-left:244.15pt;margin-top:1.6pt;width:101.25pt;height:3.6pt;flip:x;z-index:-251581952;visibility:visible;mso-wrap-style:square;mso-width-percent:0;mso-height-percent:0;mso-wrap-distance-left:9pt;mso-wrap-distance-top:0;mso-wrap-distance-right:9pt;mso-wrap-distance-bottom:0;mso-position-horizontal:absolute;mso-position-horizontal-relative:text;mso-position-vertical:absolute;mso-position-vertical-relative:text;mso-width-percent:0;mso-height-percent:0;mso-width-relative:margin;mso-height-relative:margin" o:gfxdata="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" strokecolor="#e00" strokeweight="2.25pt">
                 <v:stroke endarrow="block" joinstyle="miter"/>
               </v:shape>
             </w:pict>
@@ -7978,27 +7850,29 @@
           <w:rFonts w:asciiTheme="minorHAnsi" w:hAnsiTheme="minorHAnsi" w:cstheme="minorHAnsi"/>
           <w:b/>
           <w:bCs/>
+          <w:sz w:val="26"/>
+          <w:szCs w:val="26"/>
+        </w:rPr>
+      </w:pPr>
+      <w:r>
+        <w:rPr>
+          <w:rFonts w:ascii="Times New Roman" w:eastAsia="Times New Roman" w:hAnsi="Times New Roman" w:cs="Times New Roman"/>
           <w:sz w:val="24"/>
           <w:szCs w:val="24"/>
         </w:rPr>
-      </w:pPr>
-      <w:r>
-        <w:rPr>
-          <w:noProof/>
-        </w:rPr>
         <w:drawing>
-          <wp:anchor distT="0" distB="0" distL="114300" distR="114300" simplePos="0" relativeHeight="251735552" behindDoc="1" locked="0" layoutInCell="1" allowOverlap="1" wp14:anchorId="64FA903A" wp14:editId="6FE37EC4">
+          <wp:anchor distT="0" distB="0" distL="114300" distR="114300" simplePos="0" relativeHeight="251649528" behindDoc="1" locked="0" layoutInCell="1" allowOverlap="1" wp14:anchorId="0A437AB0" wp14:editId="23903054">
             <wp:simplePos x="0" y="0"/>
             <wp:positionH relativeFrom="margin">
-              <wp:posOffset>1581150</wp:posOffset>
+              <wp:posOffset>1608668</wp:posOffset>
             </wp:positionH>
             <wp:positionV relativeFrom="paragraph">
-              <wp:posOffset>257175</wp:posOffset>
+              <wp:posOffset>264160</wp:posOffset>
             </wp:positionV>
-            <wp:extent cx="2742565" cy="3467100"/>
-            <wp:effectExtent l="0" t="0" r="635" b="0"/>
+            <wp:extent cx="2716530" cy="3391535"/>
+            <wp:effectExtent l="0" t="0" r="7620" b="0"/>
             <wp:wrapNone/>
-            <wp:docPr id="1433534899" name="Picture 1433534899"/>
+            <wp:docPr id="66278947" name="Picture 65"/>
             <wp:cNvGraphicFramePr>
               <a:graphicFrameLocks xmlns:a="http://schemas.openxmlformats.org/drawingml/2006/main" noChangeAspect="1"/>
             </wp:cNvGraphicFramePr>
@@ -8006,13 +7880,13 @@
               <a:graphicData uri="http://schemas.openxmlformats.org/drawingml/2006/picture">
                 <pic:pic xmlns:pic="http://schemas.openxmlformats.org/drawingml/2006/picture">
                   <pic:nvPicPr>
-                    <pic:cNvPr id="0" name="Picture 1"/>
+                    <pic:cNvPr id="0" name="Picture 40"/>
                     <pic:cNvPicPr>
                       <a:picLocks noChangeAspect="1" noChangeArrowheads="1"/>
                     </pic:cNvPicPr>
                   </pic:nvPicPr>
                   <pic:blipFill>
-                    <a:blip r:embed="rId18" cstate="print">
+                    <a:blip r:embed="rId17" cstate="print">
                       <a:extLst>
                         <a:ext uri="{28A0092B-C50C-407E-A947-70E740481C1C}">
                           <a14:useLocalDpi xmlns:a14="http://schemas.microsoft.com/office/drawing/2010/main" val="0"/>
@@ -8027,7 +7901,7 @@
                   <pic:spPr bwMode="auto">
                     <a:xfrm>
                       <a:off x="0" y="0"/>
-                      <a:ext cx="2743089" cy="3467762"/>
+                      <a:ext cx="2732879" cy="3411947"/>
                     </a:xfrm>
                     <a:prstGeom prst="rect">
                       <a:avLst/>
@@ -8054,60 +7928,10 @@
           <w:rFonts w:asciiTheme="minorHAnsi" w:hAnsiTheme="minorHAnsi" w:cstheme="minorHAnsi"/>
           <w:b/>
           <w:bCs/>
-          <w:sz w:val="24"/>
-          <w:szCs w:val="24"/>
-        </w:rPr>
-        <w:t xml:space="preserve">Bước </w:t>
-      </w:r>
-      <w:r>
-        <w:rPr>
-          <w:rFonts w:asciiTheme="minorHAnsi" w:hAnsiTheme="minorHAnsi" w:cstheme="minorHAnsi"/>
-          <w:b/>
-          <w:bCs/>
-          <w:sz w:val="24"/>
-          <w:szCs w:val="24"/>
-        </w:rPr>
-        <w:t>7</w:t>
-      </w:r>
-      <w:r>
-        <w:rPr>
-          <w:rFonts w:asciiTheme="minorHAnsi" w:hAnsiTheme="minorHAnsi" w:cstheme="minorHAnsi"/>
-          <w:b/>
-          <w:bCs/>
-          <w:sz w:val="24"/>
-          <w:szCs w:val="24"/>
-        </w:rPr>
-        <w:t xml:space="preserve"> </w:t>
-      </w:r>
-      <w:r>
-        <w:rPr>
-          <w:rFonts w:asciiTheme="minorHAnsi" w:hAnsiTheme="minorHAnsi" w:cstheme="minorHAnsi"/>
-          <w:b/>
-          <w:bCs/>
-          <w:sz w:val="24"/>
-          <w:szCs w:val="24"/>
-        </w:rPr>
-        <w:t>–</w:t>
-      </w:r>
-      <w:r>
-        <w:rPr>
-          <w:rFonts w:asciiTheme="minorHAnsi" w:hAnsiTheme="minorHAnsi" w:cstheme="minorHAnsi"/>
-          <w:b/>
-          <w:bCs/>
-          <w:sz w:val="24"/>
-          <w:szCs w:val="24"/>
-        </w:rPr>
-        <w:t xml:space="preserve"> </w:t>
-      </w:r>
-      <w:r>
-        <w:rPr>
-          <w:rFonts w:asciiTheme="minorHAnsi" w:hAnsiTheme="minorHAnsi" w:cstheme="minorHAnsi"/>
-          <w:b/>
-          <w:bCs/>
-          <w:sz w:val="24"/>
-          <w:szCs w:val="24"/>
-        </w:rPr>
-        <w:t>Nhập thời gian P1</w:t>
+          <w:sz w:val="26"/>
+          <w:szCs w:val="26"/>
+        </w:rPr>
+        <w:t>Bước 7 – Nhập thời gian P1</w:t>
       </w:r>
     </w:p>
     <w:p>
@@ -8117,10 +7941,7 @@
     </w:p>
     <w:p>
       <w:pPr>
-        <w:rPr>
-          <w:b/>
-          <w:bCs/>
-        </w:rPr>
+        <w:pStyle w:val="NormalWeb"/>
       </w:pPr>
     </w:p>
     <w:p>
@@ -8154,13 +7975,13 @@
         <mc:AlternateContent>
           <mc:Choice Requires="wps">
             <w:drawing>
-              <wp:anchor distT="0" distB="0" distL="114300" distR="114300" simplePos="0" relativeHeight="251741696" behindDoc="1" locked="0" layoutInCell="1" allowOverlap="1" wp14:anchorId="4B08748B" wp14:editId="7F9754D6">
+              <wp:anchor distT="0" distB="0" distL="114300" distR="114300" simplePos="0" relativeHeight="251741696" behindDoc="1" locked="0" layoutInCell="1" allowOverlap="1" wp14:anchorId="4B08748B" wp14:editId="0FD87DB0">
                 <wp:simplePos x="0" y="0"/>
                 <wp:positionH relativeFrom="margin">
-                  <wp:align>right</wp:align>
+                  <wp:posOffset>4413250</wp:posOffset>
                 </wp:positionH>
                 <wp:positionV relativeFrom="paragraph">
-                  <wp:posOffset>227965</wp:posOffset>
+                  <wp:posOffset>89747</wp:posOffset>
                 </wp:positionV>
                 <wp:extent cx="1504950" cy="523875"/>
                 <wp:effectExtent l="0" t="0" r="19050" b="28575"/>
@@ -8234,7 +8055,7 @@
           </mc:Choice>
           <mc:Fallback>
             <w:pict>
-              <v:shape w14:anchorId="4B08748B" id="_x0000_s1044" style="position:absolute;margin-left:67.3pt;margin-top:17.95pt;width:118.5pt;height:41.25pt;z-index:-251574784;visibility:visible;mso-wrap-style:square;mso-width-percent:0;mso-height-percent:0;mso-wrap-distance-left:9pt;mso-wrap-distance-top:0;mso-wrap-distance-right:9pt;mso-wrap-distance-bottom:0;mso-position-horizontal:right;mso-position-horizontal-relative:margin;mso-position-vertical:absolute;mso-position-vertical-relative:text;mso-width-percent:0;mso-height-percent:0;mso-width-relative:margin;mso-height-relative:margin;v-text-anchor:middle" coordsize="1504950,523875" o:spt="100" o:gfxdata="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" adj="-11796480,,5400" path="m87314,l1417636,r87314,87314l1504950,523875,,523875,,87314c,39092,39092,,87314,xe" fillcolor="window" strokecolor="#e00" strokeweight="1.5pt">
+              <v:shape w14:anchorId="4B08748B" id="_x0000_s1045" style="position:absolute;margin-left:347.5pt;margin-top:7.05pt;width:118.5pt;height:41.25pt;z-index:-251574784;visibility:visible;mso-wrap-style:square;mso-width-percent:0;mso-height-percent:0;mso-wrap-distance-left:9pt;mso-wrap-distance-top:0;mso-wrap-distance-right:9pt;mso-wrap-distance-bottom:0;mso-position-horizontal:absolute;mso-position-horizontal-relative:margin;mso-position-vertical:absolute;mso-position-vertical-relative:text;mso-width-percent:0;mso-height-percent:0;mso-width-relative:margin;mso-height-relative:margin;v-text-anchor:middle" coordsize="1504950,523875" o:spt="100" o:gfxdata="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" adj="-11796480,,5400" path="m87314,l1417636,r87314,87314l1504950,523875,,523875,,87314c,39092,39092,,87314,xe" fillcolor="window" strokecolor="#e00" strokeweight="1.5pt">
                 <v:stroke joinstyle="miter"/>
                 <v:formulas/>
                 <v:path arrowok="t" o:connecttype="custom" o:connectlocs="87314,0;1417636,0;1504950,87314;1504950,523875;0,523875;0,87314;87314,0" o:connectangles="0,0,0,0,0,0,0" textboxrect="0,0,1504950,523875"/>
@@ -8277,95 +8098,19 @@
       </w:pPr>
       <w:r>
         <w:rPr>
-          <w:b/>
-          <w:bCs/>
           <w:noProof/>
           <w14:ligatures w14:val="standardContextual"/>
         </w:rPr>
         <mc:AlternateContent>
           <mc:Choice Requires="wps">
             <w:drawing>
-              <wp:anchor distT="0" distB="0" distL="114300" distR="114300" simplePos="0" relativeHeight="251740672" behindDoc="1" locked="0" layoutInCell="1" allowOverlap="1" wp14:anchorId="6A4D7B70" wp14:editId="7C3DD878">
+              <wp:anchor distT="0" distB="0" distL="114300" distR="114300" simplePos="0" relativeHeight="251738624" behindDoc="0" locked="0" layoutInCell="1" allowOverlap="1" wp14:anchorId="6B0AF6F4" wp14:editId="43BD3569">
                 <wp:simplePos x="0" y="0"/>
-                <wp:positionH relativeFrom="column">
-                  <wp:posOffset>3190875</wp:posOffset>
+                <wp:positionH relativeFrom="margin">
+                  <wp:posOffset>-216958</wp:posOffset>
                 </wp:positionH>
                 <wp:positionV relativeFrom="paragraph">
-                  <wp:posOffset>222250</wp:posOffset>
-                </wp:positionV>
-                <wp:extent cx="1238250" cy="371475"/>
-                <wp:effectExtent l="38100" t="19050" r="19050" b="66675"/>
-                <wp:wrapNone/>
-                <wp:docPr id="1768765553" name="Straight Arrow Connector 2"/>
-                <wp:cNvGraphicFramePr/>
-                <a:graphic xmlns:a="http://schemas.openxmlformats.org/drawingml/2006/main">
-                  <a:graphicData uri="http://schemas.microsoft.com/office/word/2010/wordprocessingShape">
-                    <wps:wsp>
-                      <wps:cNvCnPr/>
-                      <wps:spPr>
-                        <a:xfrm flipH="1">
-                          <a:off x="0" y="0"/>
-                          <a:ext cx="1238250" cy="371475"/>
-                        </a:xfrm>
-                        <a:prstGeom prst="straightConnector1">
-                          <a:avLst/>
-                        </a:prstGeom>
-                        <a:noFill/>
-                        <a:ln w="28575" cap="flat" cmpd="sng" algn="ctr">
-                          <a:solidFill>
-                            <a:srgbClr val="EE0000"/>
-                          </a:solidFill>
-                          <a:prstDash val="solid"/>
-                          <a:miter lim="800000"/>
-                          <a:tailEnd type="triangle"/>
-                        </a:ln>
-                        <a:effectLst/>
-                      </wps:spPr>
-                      <wps:bodyPr/>
-                    </wps:wsp>
-                  </a:graphicData>
-                </a:graphic>
-                <wp14:sizeRelH relativeFrom="margin">
-                  <wp14:pctWidth>0</wp14:pctWidth>
-                </wp14:sizeRelH>
-                <wp14:sizeRelV relativeFrom="margin">
-                  <wp14:pctHeight>0</wp14:pctHeight>
-                </wp14:sizeRelV>
-              </wp:anchor>
-            </w:drawing>
-          </mc:Choice>
-          <mc:Fallback>
-            <w:pict>
-              <v:shape w14:anchorId="24BBC452" id="Straight Arrow Connector 2" o:spid="_x0000_s1026" type="#_x0000_t32" style="position:absolute;margin-left:251.25pt;margin-top:17.5pt;width:97.5pt;height:29.25pt;flip:x;z-index:-251575808;visibility:visible;mso-wrap-style:square;mso-width-percent:0;mso-height-percent:0;mso-wrap-distance-left:9pt;mso-wrap-distance-top:0;mso-wrap-distance-right:9pt;mso-wrap-distance-bottom:0;mso-position-horizontal:absolute;mso-position-horizontal-relative:text;mso-position-vertical:absolute;mso-position-vertical-relative:text;mso-width-percent:0;mso-height-percent:0;mso-width-relative:margin;mso-height-relative:margin" o:gfxdata="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" strokecolor="#e00" strokeweight="2.25pt">
-                <v:stroke endarrow="block" joinstyle="miter"/>
-              </v:shape>
-            </w:pict>
-          </mc:Fallback>
-        </mc:AlternateContent>
-      </w:r>
-    </w:p>
-    <w:p>
-      <w:pPr>
-        <w:rPr>
-          <w:b/>
-          <w:bCs/>
-        </w:rPr>
-      </w:pPr>
-      <w:r>
-        <w:rPr>
-          <w:noProof/>
-          <w14:ligatures w14:val="standardContextual"/>
-        </w:rPr>
-        <mc:AlternateContent>
-          <mc:Choice Requires="wps">
-            <w:drawing>
-              <wp:anchor distT="0" distB="0" distL="114300" distR="114300" simplePos="0" relativeHeight="251738624" behindDoc="0" locked="0" layoutInCell="1" allowOverlap="1" wp14:anchorId="6B0AF6F4" wp14:editId="32A8D59A">
-                <wp:simplePos x="0" y="0"/>
-                <wp:positionH relativeFrom="margin">
-                  <wp:posOffset>-200025</wp:posOffset>
-                </wp:positionH>
-                <wp:positionV relativeFrom="paragraph">
-                  <wp:posOffset>187325</wp:posOffset>
+                  <wp:posOffset>317287</wp:posOffset>
                 </wp:positionV>
                 <wp:extent cx="1657350" cy="581025"/>
                 <wp:effectExtent l="0" t="0" r="19050" b="28575"/>
@@ -8466,7 +8211,7 @@
           </mc:Choice>
           <mc:Fallback>
             <w:pict>
-              <v:shape w14:anchorId="6B0AF6F4" id="_x0000_s1045" style="position:absolute;margin-left:-15.75pt;margin-top:14.75pt;width:130.5pt;height:45.75pt;z-index:251738624;visibility:visible;mso-wrap-style:square;mso-width-percent:0;mso-height-percent:0;mso-wrap-distance-left:9pt;mso-wrap-distance-top:0;mso-wrap-distance-right:9pt;mso-wrap-distance-bottom:0;mso-position-horizontal:absolute;mso-position-horizontal-relative:margin;mso-position-vertical:absolute;mso-position-vertical-relative:text;mso-width-percent:0;mso-height-percent:0;mso-width-relative:margin;mso-height-relative:margin;v-text-anchor:middle" coordsize="1657350,581025" o:spt="100" o:gfxdata="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" adj="-11796480,,5400" path="m96839,l1560511,r96839,96839l1657350,581025,,581025,,96839c,43356,43356,,96839,xe" fillcolor="window" strokecolor="#e00" strokeweight="1.5pt">
+              <v:shape w14:anchorId="6B0AF6F4" id="_x0000_s1046" style="position:absolute;margin-left:-17.1pt;margin-top:25pt;width:130.5pt;height:45.75pt;z-index:251738624;visibility:visible;mso-wrap-style:square;mso-width-percent:0;mso-height-percent:0;mso-wrap-distance-left:9pt;mso-wrap-distance-top:0;mso-wrap-distance-right:9pt;mso-wrap-distance-bottom:0;mso-position-horizontal:absolute;mso-position-horizontal-relative:margin;mso-position-vertical:absolute;mso-position-vertical-relative:text;mso-width-percent:0;mso-height-percent:0;mso-width-relative:margin;mso-height-relative:margin;v-text-anchor:middle" coordsize="1657350,581025" o:spt="100" o:gfxdata="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" adj="-11796480,,5400" path="m96839,l1560511,r96839,96839l1657350,581025,,581025,,96839c,43356,43356,,96839,xe" fillcolor="window" strokecolor="#e00" strokeweight="1.5pt">
                 <v:stroke joinstyle="miter"/>
                 <v:formulas/>
                 <v:path arrowok="t" o:connecttype="custom" o:connectlocs="96839,0;1560511,0;1657350,96839;1657350,581025;0,581025;0,96839;96839,0" o:connectangles="0,0,0,0,0,0,0" textboxrect="0,0,1657350,581025"/>
@@ -8526,29 +8271,173 @@
           </mc:Fallback>
         </mc:AlternateContent>
       </w:r>
-    </w:p>
-    <w:p>
-      <w:pPr>
-        <w:rPr>
-          <w:b/>
-          <w:bCs/>
-        </w:rPr>
-      </w:pPr>
-      <w:r>
-        <w:rPr>
+      <w:r>
+        <w:rPr>
+          <w:b/>
+          <w:bCs/>
           <w:noProof/>
           <w14:ligatures w14:val="standardContextual"/>
         </w:rPr>
         <mc:AlternateContent>
           <mc:Choice Requires="wps">
             <w:drawing>
-              <wp:anchor distT="0" distB="0" distL="114300" distR="114300" simplePos="0" relativeHeight="251744768" behindDoc="1" locked="0" layoutInCell="1" allowOverlap="1" wp14:anchorId="5493E1D5" wp14:editId="3EF2EBA4">
+              <wp:anchor distT="0" distB="0" distL="114300" distR="114300" simplePos="0" relativeHeight="251740672" behindDoc="1" locked="0" layoutInCell="1" allowOverlap="1" wp14:anchorId="6A4D7B70" wp14:editId="3A9F6CF4">
+                <wp:simplePos x="0" y="0"/>
+                <wp:positionH relativeFrom="column">
+                  <wp:posOffset>3184525</wp:posOffset>
+                </wp:positionH>
+                <wp:positionV relativeFrom="paragraph">
+                  <wp:posOffset>84667</wp:posOffset>
+                </wp:positionV>
+                <wp:extent cx="1238250" cy="371475"/>
+                <wp:effectExtent l="38100" t="19050" r="19050" b="66675"/>
+                <wp:wrapNone/>
+                <wp:docPr id="1768765553" name="Straight Arrow Connector 2"/>
+                <wp:cNvGraphicFramePr/>
+                <a:graphic xmlns:a="http://schemas.openxmlformats.org/drawingml/2006/main">
+                  <a:graphicData uri="http://schemas.microsoft.com/office/word/2010/wordprocessingShape">
+                    <wps:wsp>
+                      <wps:cNvCnPr/>
+                      <wps:spPr>
+                        <a:xfrm flipH="1">
+                          <a:off x="0" y="0"/>
+                          <a:ext cx="1238250" cy="371475"/>
+                        </a:xfrm>
+                        <a:prstGeom prst="straightConnector1">
+                          <a:avLst/>
+                        </a:prstGeom>
+                        <a:noFill/>
+                        <a:ln w="28575" cap="flat" cmpd="sng" algn="ctr">
+                          <a:solidFill>
+                            <a:srgbClr val="EE0000"/>
+                          </a:solidFill>
+                          <a:prstDash val="solid"/>
+                          <a:miter lim="800000"/>
+                          <a:tailEnd type="triangle"/>
+                        </a:ln>
+                        <a:effectLst/>
+                      </wps:spPr>
+                      <wps:bodyPr/>
+                    </wps:wsp>
+                  </a:graphicData>
+                </a:graphic>
+                <wp14:sizeRelH relativeFrom="margin">
+                  <wp14:pctWidth>0</wp14:pctWidth>
+                </wp14:sizeRelH>
+                <wp14:sizeRelV relativeFrom="margin">
+                  <wp14:pctHeight>0</wp14:pctHeight>
+                </wp14:sizeRelV>
+              </wp:anchor>
+            </w:drawing>
+          </mc:Choice>
+          <mc:Fallback>
+            <w:pict>
+              <v:shape w14:anchorId="7C870B8B" id="Straight Arrow Connector 2" o:spid="_x0000_s1026" type="#_x0000_t32" style="position:absolute;margin-left:250.75pt;margin-top:6.65pt;width:97.5pt;height:29.25pt;flip:x;z-index:-251575808;visibility:visible;mso-wrap-style:square;mso-width-percent:0;mso-height-percent:0;mso-wrap-distance-left:9pt;mso-wrap-distance-top:0;mso-wrap-distance-right:9pt;mso-wrap-distance-bottom:0;mso-position-horizontal:absolute;mso-position-horizontal-relative:text;mso-position-vertical:absolute;mso-position-vertical-relative:text;mso-width-percent:0;mso-height-percent:0;mso-width-relative:margin;mso-height-relative:margin" o:gfxdata="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" strokecolor="#e00" strokeweight="2.25pt">
+                <v:stroke endarrow="block" joinstyle="miter"/>
+              </v:shape>
+            </w:pict>
+          </mc:Fallback>
+        </mc:AlternateContent>
+      </w:r>
+    </w:p>
+    <w:p>
+      <w:pPr>
+        <w:rPr>
+          <w:b/>
+          <w:bCs/>
+        </w:rPr>
+      </w:pPr>
+      <w:r>
+        <w:rPr>
+          <w:b/>
+          <w:bCs/>
+          <w:noProof/>
+          <w14:ligatures w14:val="standardContextual"/>
+        </w:rPr>
+        <mc:AlternateContent>
+          <mc:Choice Requires="wps">
+            <w:drawing>
+              <wp:anchor distT="0" distB="0" distL="114300" distR="114300" simplePos="0" relativeHeight="251737600" behindDoc="0" locked="0" layoutInCell="1" allowOverlap="1" wp14:anchorId="6697D9C9" wp14:editId="1B5A0AA1">
+                <wp:simplePos x="0" y="0"/>
+                <wp:positionH relativeFrom="column">
+                  <wp:posOffset>1440392</wp:posOffset>
+                </wp:positionH>
+                <wp:positionV relativeFrom="paragraph">
+                  <wp:posOffset>201082</wp:posOffset>
+                </wp:positionV>
+                <wp:extent cx="733425" cy="47625"/>
+                <wp:effectExtent l="19050" t="76200" r="9525" b="47625"/>
+                <wp:wrapNone/>
+                <wp:docPr id="843931773" name="Straight Arrow Connector 2"/>
+                <wp:cNvGraphicFramePr/>
+                <a:graphic xmlns:a="http://schemas.openxmlformats.org/drawingml/2006/main">
+                  <a:graphicData uri="http://schemas.microsoft.com/office/word/2010/wordprocessingShape">
+                    <wps:wsp>
+                      <wps:cNvCnPr/>
+                      <wps:spPr>
+                        <a:xfrm flipV="1">
+                          <a:off x="0" y="0"/>
+                          <a:ext cx="733425" cy="47625"/>
+                        </a:xfrm>
+                        <a:prstGeom prst="straightConnector1">
+                          <a:avLst/>
+                        </a:prstGeom>
+                        <a:noFill/>
+                        <a:ln w="28575" cap="flat" cmpd="sng" algn="ctr">
+                          <a:solidFill>
+                            <a:srgbClr val="EE0000"/>
+                          </a:solidFill>
+                          <a:prstDash val="solid"/>
+                          <a:miter lim="800000"/>
+                          <a:tailEnd type="triangle"/>
+                        </a:ln>
+                        <a:effectLst/>
+                      </wps:spPr>
+                      <wps:bodyPr/>
+                    </wps:wsp>
+                  </a:graphicData>
+                </a:graphic>
+                <wp14:sizeRelH relativeFrom="margin">
+                  <wp14:pctWidth>0</wp14:pctWidth>
+                </wp14:sizeRelH>
+                <wp14:sizeRelV relativeFrom="margin">
+                  <wp14:pctHeight>0</wp14:pctHeight>
+                </wp14:sizeRelV>
+              </wp:anchor>
+            </w:drawing>
+          </mc:Choice>
+          <mc:Fallback>
+            <w:pict>
+              <v:shape w14:anchorId="29743D1D" id="Straight Arrow Connector 2" o:spid="_x0000_s1026" type="#_x0000_t32" style="position:absolute;margin-left:113.4pt;margin-top:15.85pt;width:57.75pt;height:3.75pt;flip:y;z-index:251737600;visibility:visible;mso-wrap-style:square;mso-width-percent:0;mso-height-percent:0;mso-wrap-distance-left:9pt;mso-wrap-distance-top:0;mso-wrap-distance-right:9pt;mso-wrap-distance-bottom:0;mso-position-horizontal:absolute;mso-position-horizontal-relative:text;mso-position-vertical:absolute;mso-position-vertical-relative:text;mso-width-percent:0;mso-height-percent:0;mso-width-relative:margin;mso-height-relative:margin" o:gfxdata="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" strokecolor="#e00" strokeweight="2.25pt">
+                <v:stroke endarrow="block" joinstyle="miter"/>
+              </v:shape>
+            </w:pict>
+          </mc:Fallback>
+        </mc:AlternateContent>
+      </w:r>
+    </w:p>
+    <w:p>
+      <w:pPr>
+        <w:rPr>
+          <w:b/>
+          <w:bCs/>
+        </w:rPr>
+      </w:pPr>
+      <w:r>
+        <w:rPr>
+          <w:noProof/>
+          <w14:ligatures w14:val="standardContextual"/>
+        </w:rPr>
+        <mc:AlternateContent>
+          <mc:Choice Requires="wps">
+            <w:drawing>
+              <wp:anchor distT="0" distB="0" distL="114300" distR="114300" simplePos="0" relativeHeight="251744768" behindDoc="1" locked="0" layoutInCell="1" allowOverlap="1" wp14:anchorId="5493E1D5" wp14:editId="61FFAE5B">
                 <wp:simplePos x="0" y="0"/>
                 <wp:positionH relativeFrom="margin">
-                  <wp:posOffset>4420235</wp:posOffset>
+                  <wp:posOffset>4406265</wp:posOffset>
                 </wp:positionH>
                 <wp:positionV relativeFrom="paragraph">
-                  <wp:posOffset>172720</wp:posOffset>
+                  <wp:posOffset>6985</wp:posOffset>
                 </wp:positionV>
                 <wp:extent cx="1352550" cy="314325"/>
                 <wp:effectExtent l="0" t="0" r="19050" b="28575"/>
@@ -8617,7 +8506,7 @@
           </mc:Choice>
           <mc:Fallback>
             <w:pict>
-              <v:shape w14:anchorId="5493E1D5" id="_x0000_s1046" style="position:absolute;margin-left:348.05pt;margin-top:13.6pt;width:106.5pt;height:24.75pt;z-index:-251571712;visibility:visible;mso-wrap-style:square;mso-width-percent:0;mso-height-percent:0;mso-wrap-distance-left:9pt;mso-wrap-distance-top:0;mso-wrap-distance-right:9pt;mso-wrap-distance-bottom:0;mso-position-horizontal:absolute;mso-position-horizontal-relative:margin;mso-position-vertical:absolute;mso-position-vertical-relative:text;mso-width-percent:0;mso-height-percent:0;mso-width-relative:margin;mso-height-relative:margin;v-text-anchor:middle" coordsize="1352550,314325" o:spt="100" o:gfxdata="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" adj="-11796480,,5400" path="m52389,l1300161,r52389,52389l1352550,314325,,314325,,52389c,23455,23455,,52389,xe" fillcolor="window" strokecolor="#e00" strokeweight="1.5pt">
+              <v:shape w14:anchorId="5493E1D5" id="_x0000_s1047" style="position:absolute;margin-left:346.95pt;margin-top:.55pt;width:106.5pt;height:24.75pt;z-index:-251571712;visibility:visible;mso-wrap-style:square;mso-width-percent:0;mso-height-percent:0;mso-wrap-distance-left:9pt;mso-wrap-distance-top:0;mso-wrap-distance-right:9pt;mso-wrap-distance-bottom:0;mso-position-horizontal:absolute;mso-position-horizontal-relative:margin;mso-position-vertical:absolute;mso-position-vertical-relative:text;mso-width-percent:0;mso-height-percent:0;mso-width-relative:margin;mso-height-relative:margin;v-text-anchor:middle" coordsize="1352550,314325" o:spt="100" o:gfxdata="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" adj="-11796480,,5400" path="m52389,l1300161,r52389,52389l1352550,314325,,314325,,52389c,23455,23455,,52389,xe" fillcolor="window" strokecolor="#e00" strokeweight="1.5pt">
                 <v:stroke joinstyle="miter"/>
                 <v:formulas/>
                 <v:path arrowok="t" o:connecttype="custom" o:connectlocs="52389,0;1300161,0;1352550,52389;1352550,314325;0,314325;0,52389;52389,0" o:connectangles="0,0,0,0,0,0,0" textboxrect="0,0,1352550,314325"/>
@@ -8655,89 +8544,13 @@
         <mc:AlternateContent>
           <mc:Choice Requires="wps">
             <w:drawing>
-              <wp:anchor distT="0" distB="0" distL="114300" distR="114300" simplePos="0" relativeHeight="251737600" behindDoc="0" locked="0" layoutInCell="1" allowOverlap="1" wp14:anchorId="6697D9C9" wp14:editId="0523A0D9">
+              <wp:anchor distT="0" distB="0" distL="114300" distR="114300" simplePos="0" relativeHeight="251743744" behindDoc="0" locked="0" layoutInCell="1" allowOverlap="1" wp14:anchorId="49938C52" wp14:editId="28D0B23A">
                 <wp:simplePos x="0" y="0"/>
                 <wp:positionH relativeFrom="column">
-                  <wp:posOffset>1457325</wp:posOffset>
+                  <wp:posOffset>3100917</wp:posOffset>
                 </wp:positionH>
                 <wp:positionV relativeFrom="paragraph">
-                  <wp:posOffset>71755</wp:posOffset>
-                </wp:positionV>
-                <wp:extent cx="733425" cy="47625"/>
-                <wp:effectExtent l="19050" t="76200" r="9525" b="47625"/>
-                <wp:wrapNone/>
-                <wp:docPr id="843931773" name="Straight Arrow Connector 2"/>
-                <wp:cNvGraphicFramePr/>
-                <a:graphic xmlns:a="http://schemas.openxmlformats.org/drawingml/2006/main">
-                  <a:graphicData uri="http://schemas.microsoft.com/office/word/2010/wordprocessingShape">
-                    <wps:wsp>
-                      <wps:cNvCnPr/>
-                      <wps:spPr>
-                        <a:xfrm flipV="1">
-                          <a:off x="0" y="0"/>
-                          <a:ext cx="733425" cy="47625"/>
-                        </a:xfrm>
-                        <a:prstGeom prst="straightConnector1">
-                          <a:avLst/>
-                        </a:prstGeom>
-                        <a:noFill/>
-                        <a:ln w="28575" cap="flat" cmpd="sng" algn="ctr">
-                          <a:solidFill>
-                            <a:srgbClr val="EE0000"/>
-                          </a:solidFill>
-                          <a:prstDash val="solid"/>
-                          <a:miter lim="800000"/>
-                          <a:tailEnd type="triangle"/>
-                        </a:ln>
-                        <a:effectLst/>
-                      </wps:spPr>
-                      <wps:bodyPr/>
-                    </wps:wsp>
-                  </a:graphicData>
-                </a:graphic>
-                <wp14:sizeRelH relativeFrom="margin">
-                  <wp14:pctWidth>0</wp14:pctWidth>
-                </wp14:sizeRelH>
-                <wp14:sizeRelV relativeFrom="margin">
-                  <wp14:pctHeight>0</wp14:pctHeight>
-                </wp14:sizeRelV>
-              </wp:anchor>
-            </w:drawing>
-          </mc:Choice>
-          <mc:Fallback>
-            <w:pict>
-              <v:shape w14:anchorId="1A2D1885" id="Straight Arrow Connector 2" o:spid="_x0000_s1026" type="#_x0000_t32" style="position:absolute;margin-left:114.75pt;margin-top:5.65pt;width:57.75pt;height:3.75pt;flip:y;z-index:251737600;visibility:visible;mso-wrap-style:square;mso-width-percent:0;mso-height-percent:0;mso-wrap-distance-left:9pt;mso-wrap-distance-top:0;mso-wrap-distance-right:9pt;mso-wrap-distance-bottom:0;mso-position-horizontal:absolute;mso-position-horizontal-relative:text;mso-position-vertical:absolute;mso-position-vertical-relative:text;mso-width-percent:0;mso-height-percent:0;mso-width-relative:margin;mso-height-relative:margin" o:gfxdata="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" strokecolor="#e00" strokeweight="2.25pt">
-                <v:stroke endarrow="block" joinstyle="miter"/>
-              </v:shape>
-            </w:pict>
-          </mc:Fallback>
-        </mc:AlternateContent>
-      </w:r>
-    </w:p>
-    <w:p>
-      <w:pPr>
-        <w:rPr>
-          <w:b/>
-          <w:bCs/>
-        </w:rPr>
-      </w:pPr>
-      <w:r>
-        <w:rPr>
-          <w:b/>
-          <w:bCs/>
-          <w:noProof/>
-          <w14:ligatures w14:val="standardContextual"/>
-        </w:rPr>
-        <mc:AlternateContent>
-          <mc:Choice Requires="wps">
-            <w:drawing>
-              <wp:anchor distT="0" distB="0" distL="114300" distR="114300" simplePos="0" relativeHeight="251743744" behindDoc="0" locked="0" layoutInCell="1" allowOverlap="1" wp14:anchorId="49938C52" wp14:editId="2466A341">
-                <wp:simplePos x="0" y="0"/>
-                <wp:positionH relativeFrom="column">
-                  <wp:posOffset>3114675</wp:posOffset>
-                </wp:positionH>
-                <wp:positionV relativeFrom="paragraph">
-                  <wp:posOffset>74930</wp:posOffset>
+                  <wp:posOffset>186267</wp:posOffset>
                 </wp:positionV>
                 <wp:extent cx="1295400" cy="171450"/>
                 <wp:effectExtent l="38100" t="19050" r="19050" b="76200"/>
@@ -8782,7 +8595,7 @@
           </mc:Choice>
           <mc:Fallback>
             <w:pict>
-              <v:shape w14:anchorId="60090B91" id="Straight Arrow Connector 2" o:spid="_x0000_s1026" type="#_x0000_t32" style="position:absolute;margin-left:245.25pt;margin-top:5.9pt;width:102pt;height:13.5pt;flip:x;z-index:251743744;visibility:visible;mso-wrap-style:square;mso-width-percent:0;mso-height-percent:0;mso-wrap-distance-left:9pt;mso-wrap-distance-top:0;mso-wrap-distance-right:9pt;mso-wrap-distance-bottom:0;mso-position-horizontal:absolute;mso-position-horizontal-relative:text;mso-position-vertical:absolute;mso-position-vertical-relative:text;mso-width-percent:0;mso-height-percent:0;mso-width-relative:margin;mso-height-relative:margin" o:gfxdata="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" strokecolor="#e00" strokeweight="2.25pt">
+              <v:shape w14:anchorId="7DA50897" id="Straight Arrow Connector 2" o:spid="_x0000_s1026" type="#_x0000_t32" style="position:absolute;margin-left:244.15pt;margin-top:14.65pt;width:102pt;height:13.5pt;flip:x;z-index:251743744;visibility:visible;mso-wrap-style:square;mso-width-percent:0;mso-height-percent:0;mso-wrap-distance-left:9pt;mso-wrap-distance-top:0;mso-wrap-distance-right:9pt;mso-wrap-distance-bottom:0;mso-position-horizontal:absolute;mso-position-horizontal-relative:text;mso-position-vertical:absolute;mso-position-vertical-relative:text;mso-width-percent:0;mso-height-percent:0;mso-width-relative:margin;mso-height-relative:margin" o:gfxdata="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" strokecolor="#e00" strokeweight="2.25pt">
                 <v:stroke endarrow="block" joinstyle="miter"/>
               </v:shape>
             </w:pict>
@@ -8797,21 +8610,97 @@
           <w:bCs/>
         </w:rPr>
       </w:pPr>
-      <w:r>
-        <w:rPr>
+    </w:p>
+    <w:p>
+      <w:pPr>
+        <w:rPr>
+          <w:b/>
+          <w:bCs/>
+        </w:rPr>
+      </w:pPr>
+      <w:r>
+        <w:rPr>
+          <w:b/>
+          <w:bCs/>
           <w:noProof/>
           <w14:ligatures w14:val="standardContextual"/>
         </w:rPr>
         <mc:AlternateContent>
           <mc:Choice Requires="wps">
             <w:drawing>
-              <wp:anchor distT="0" distB="0" distL="114300" distR="114300" simplePos="0" relativeHeight="251747840" behindDoc="1" locked="0" layoutInCell="1" allowOverlap="1" wp14:anchorId="52CD8673" wp14:editId="0493F0E2">
+              <wp:anchor distT="0" distB="0" distL="114300" distR="114300" simplePos="0" relativeHeight="251746816" behindDoc="0" locked="0" layoutInCell="1" allowOverlap="1" wp14:anchorId="44CAD472" wp14:editId="1C795BBB">
+                <wp:simplePos x="0" y="0"/>
+                <wp:positionH relativeFrom="column">
+                  <wp:posOffset>3124200</wp:posOffset>
+                </wp:positionH>
+                <wp:positionV relativeFrom="paragraph">
+                  <wp:posOffset>169756</wp:posOffset>
+                </wp:positionV>
+                <wp:extent cx="1285452" cy="45719"/>
+                <wp:effectExtent l="0" t="57150" r="10160" b="88265"/>
+                <wp:wrapNone/>
+                <wp:docPr id="242204039" name="Straight Arrow Connector 2"/>
+                <wp:cNvGraphicFramePr/>
+                <a:graphic xmlns:a="http://schemas.openxmlformats.org/drawingml/2006/main">
+                  <a:graphicData uri="http://schemas.microsoft.com/office/word/2010/wordprocessingShape">
+                    <wps:wsp>
+                      <wps:cNvCnPr/>
+                      <wps:spPr>
+                        <a:xfrm flipH="1">
+                          <a:off x="0" y="0"/>
+                          <a:ext cx="1285452" cy="45719"/>
+                        </a:xfrm>
+                        <a:prstGeom prst="straightConnector1">
+                          <a:avLst/>
+                        </a:prstGeom>
+                        <a:noFill/>
+                        <a:ln w="28575" cap="flat" cmpd="sng" algn="ctr">
+                          <a:solidFill>
+                            <a:srgbClr val="EE0000"/>
+                          </a:solidFill>
+                          <a:prstDash val="solid"/>
+                          <a:miter lim="800000"/>
+                          <a:tailEnd type="triangle"/>
+                        </a:ln>
+                        <a:effectLst/>
+                      </wps:spPr>
+                      <wps:bodyPr/>
+                    </wps:wsp>
+                  </a:graphicData>
+                </a:graphic>
+                <wp14:sizeRelH relativeFrom="margin">
+                  <wp14:pctWidth>0</wp14:pctWidth>
+                </wp14:sizeRelH>
+                <wp14:sizeRelV relativeFrom="margin">
+                  <wp14:pctHeight>0</wp14:pctHeight>
+                </wp14:sizeRelV>
+              </wp:anchor>
+            </w:drawing>
+          </mc:Choice>
+          <mc:Fallback>
+            <w:pict>
+              <v:shape w14:anchorId="40E85398" id="Straight Arrow Connector 2" o:spid="_x0000_s1026" type="#_x0000_t32" style="position:absolute;margin-left:246pt;margin-top:13.35pt;width:101.2pt;height:3.6pt;flip:x;z-index:251746816;visibility:visible;mso-wrap-style:square;mso-width-percent:0;mso-height-percent:0;mso-wrap-distance-left:9pt;mso-wrap-distance-top:0;mso-wrap-distance-right:9pt;mso-wrap-distance-bottom:0;mso-position-horizontal:absolute;mso-position-horizontal-relative:text;mso-position-vertical:absolute;mso-position-vertical-relative:text;mso-width-percent:0;mso-height-percent:0;mso-width-relative:margin;mso-height-relative:margin" o:gfxdata="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" strokecolor="#e00" strokeweight="2.25pt">
+                <v:stroke endarrow="block" joinstyle="miter"/>
+              </v:shape>
+            </w:pict>
+          </mc:Fallback>
+        </mc:AlternateContent>
+      </w:r>
+      <w:r>
+        <w:rPr>
+          <w:noProof/>
+          <w14:ligatures w14:val="standardContextual"/>
+        </w:rPr>
+        <mc:AlternateContent>
+          <mc:Choice Requires="wps">
+            <w:drawing>
+              <wp:anchor distT="0" distB="0" distL="114300" distR="114300" simplePos="0" relativeHeight="251747840" behindDoc="1" locked="0" layoutInCell="1" allowOverlap="1" wp14:anchorId="52CD8673" wp14:editId="04D5F939">
                 <wp:simplePos x="0" y="0"/>
                 <wp:positionH relativeFrom="margin">
-                  <wp:posOffset>4391660</wp:posOffset>
+                  <wp:posOffset>4423410</wp:posOffset>
                 </wp:positionH>
                 <wp:positionV relativeFrom="paragraph">
-                  <wp:posOffset>161925</wp:posOffset>
+                  <wp:posOffset>15029</wp:posOffset>
                 </wp:positionV>
                 <wp:extent cx="1352550" cy="314325"/>
                 <wp:effectExtent l="0" t="0" r="19050" b="28575"/>
@@ -8880,7 +8769,7 @@
           </mc:Choice>
           <mc:Fallback>
             <w:pict>
-              <v:shape w14:anchorId="52CD8673" id="_x0000_s1047" style="position:absolute;margin-left:345.8pt;margin-top:12.75pt;width:106.5pt;height:24.75pt;z-index:-251568640;visibility:visible;mso-wrap-style:square;mso-width-percent:0;mso-height-percent:0;mso-wrap-distance-left:9pt;mso-wrap-distance-top:0;mso-wrap-distance-right:9pt;mso-wrap-distance-bottom:0;mso-position-horizontal:absolute;mso-position-horizontal-relative:margin;mso-position-vertical:absolute;mso-position-vertical-relative:text;mso-width-percent:0;mso-height-percent:0;mso-width-relative:margin;mso-height-relative:margin;v-text-anchor:middle" coordsize="1352550,314325" o:spt="100" o:gfxdata="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" adj="-11796480,,5400" path="m52389,l1300161,r52389,52389l1352550,314325,,314325,,52389c,23455,23455,,52389,xe" fillcolor="window" strokecolor="#e00" strokeweight="1.5pt">
+              <v:shape w14:anchorId="52CD8673" id="_x0000_s1048" style="position:absolute;margin-left:348.3pt;margin-top:1.2pt;width:106.5pt;height:24.75pt;z-index:-251568640;visibility:visible;mso-wrap-style:square;mso-width-percent:0;mso-height-percent:0;mso-wrap-distance-left:9pt;mso-wrap-distance-top:0;mso-wrap-distance-right:9pt;mso-wrap-distance-bottom:0;mso-position-horizontal:absolute;mso-position-horizontal-relative:margin;mso-position-vertical:absolute;mso-position-vertical-relative:text;mso-width-percent:0;mso-height-percent:0;mso-width-relative:margin;mso-height-relative:margin;v-text-anchor:middle" coordsize="1352550,314325" o:spt="100" o:gfxdata="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" adj="-11796480,,5400" path="m52389,l1300161,r52389,52389l1352550,314325,,314325,,52389c,23455,23455,,52389,xe" fillcolor="window" strokecolor="#e00" strokeweight="1.5pt">
                 <v:stroke joinstyle="miter"/>
                 <v:formulas/>
                 <v:path arrowok="t" o:connecttype="custom" o:connectlocs="52389,0;1300161,0;1352550,52389;1352550,314325;0,314325;0,52389;52389,0" o:connectangles="0,0,0,0,0,0,0" textboxrect="0,0,1352550,314325"/>
@@ -8916,82 +8805,6 @@
           <w:bCs/>
         </w:rPr>
       </w:pPr>
-      <w:r>
-        <w:rPr>
-          <w:b/>
-          <w:bCs/>
-          <w:noProof/>
-          <w14:ligatures w14:val="standardContextual"/>
-        </w:rPr>
-        <mc:AlternateContent>
-          <mc:Choice Requires="wps">
-            <w:drawing>
-              <wp:anchor distT="0" distB="0" distL="114300" distR="114300" simplePos="0" relativeHeight="251746816" behindDoc="0" locked="0" layoutInCell="1" allowOverlap="1" wp14:anchorId="44CAD472" wp14:editId="26D8C6AF">
-                <wp:simplePos x="0" y="0"/>
-                <wp:positionH relativeFrom="column">
-                  <wp:posOffset>3105150</wp:posOffset>
-                </wp:positionH>
-                <wp:positionV relativeFrom="paragraph">
-                  <wp:posOffset>29845</wp:posOffset>
-                </wp:positionV>
-                <wp:extent cx="1285875" cy="45085"/>
-                <wp:effectExtent l="0" t="57150" r="9525" b="88265"/>
-                <wp:wrapNone/>
-                <wp:docPr id="242204039" name="Straight Arrow Connector 2"/>
-                <wp:cNvGraphicFramePr/>
-                <a:graphic xmlns:a="http://schemas.openxmlformats.org/drawingml/2006/main">
-                  <a:graphicData uri="http://schemas.microsoft.com/office/word/2010/wordprocessingShape">
-                    <wps:wsp>
-                      <wps:cNvCnPr/>
-                      <wps:spPr>
-                        <a:xfrm flipH="1">
-                          <a:off x="0" y="0"/>
-                          <a:ext cx="1285875" cy="45085"/>
-                        </a:xfrm>
-                        <a:prstGeom prst="straightConnector1">
-                          <a:avLst/>
-                        </a:prstGeom>
-                        <a:noFill/>
-                        <a:ln w="28575" cap="flat" cmpd="sng" algn="ctr">
-                          <a:solidFill>
-                            <a:srgbClr val="EE0000"/>
-                          </a:solidFill>
-                          <a:prstDash val="solid"/>
-                          <a:miter lim="800000"/>
-                          <a:tailEnd type="triangle"/>
-                        </a:ln>
-                        <a:effectLst/>
-                      </wps:spPr>
-                      <wps:bodyPr/>
-                    </wps:wsp>
-                  </a:graphicData>
-                </a:graphic>
-                <wp14:sizeRelH relativeFrom="margin">
-                  <wp14:pctWidth>0</wp14:pctWidth>
-                </wp14:sizeRelH>
-                <wp14:sizeRelV relativeFrom="margin">
-                  <wp14:pctHeight>0</wp14:pctHeight>
-                </wp14:sizeRelV>
-              </wp:anchor>
-            </w:drawing>
-          </mc:Choice>
-          <mc:Fallback>
-            <w:pict>
-              <v:shape w14:anchorId="711AC0AF" id="Straight Arrow Connector 2" o:spid="_x0000_s1026" type="#_x0000_t32" style="position:absolute;margin-left:244.5pt;margin-top:2.35pt;width:101.25pt;height:3.55pt;flip:x;z-index:251746816;visibility:visible;mso-wrap-style:square;mso-width-percent:0;mso-height-percent:0;mso-wrap-distance-left:9pt;mso-wrap-distance-top:0;mso-wrap-distance-right:9pt;mso-wrap-distance-bottom:0;mso-position-horizontal:absolute;mso-position-horizontal-relative:text;mso-position-vertical:absolute;mso-position-vertical-relative:text;mso-width-percent:0;mso-height-percent:0;mso-width-relative:margin;mso-height-relative:margin" o:gfxdata="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" strokecolor="#e00" strokeweight="2.25pt">
-                <v:stroke endarrow="block" joinstyle="miter"/>
-              </v:shape>
-            </w:pict>
-          </mc:Fallback>
-        </mc:AlternateContent>
-      </w:r>
-    </w:p>
-    <w:p>
-      <w:pPr>
-        <w:rPr>
-          <w:b/>
-          <w:bCs/>
-        </w:rPr>
-      </w:pPr>
     </w:p>
     <w:p>
       <w:pPr>
@@ -9005,8 +8818,8 @@
           <w:rFonts w:asciiTheme="minorHAnsi" w:hAnsiTheme="minorHAnsi" w:cstheme="minorHAnsi"/>
           <w:b/>
           <w:bCs/>
-          <w:sz w:val="24"/>
-          <w:szCs w:val="24"/>
+          <w:sz w:val="26"/>
+          <w:szCs w:val="26"/>
         </w:rPr>
       </w:pPr>
       <w:r>
@@ -9014,61 +8827,11 @@
           <w:rFonts w:asciiTheme="minorHAnsi" w:hAnsiTheme="minorHAnsi" w:cstheme="minorHAnsi"/>
           <w:b/>
           <w:bCs/>
-          <w:sz w:val="24"/>
-          <w:szCs w:val="24"/>
+          <w:sz w:val="26"/>
+          <w:szCs w:val="26"/>
         </w:rPr>
         <w:lastRenderedPageBreak/>
-        <w:t xml:space="preserve">Bước </w:t>
-      </w:r>
-      <w:r>
-        <w:rPr>
-          <w:rFonts w:asciiTheme="minorHAnsi" w:hAnsiTheme="minorHAnsi" w:cstheme="minorHAnsi"/>
-          <w:b/>
-          <w:bCs/>
-          <w:sz w:val="24"/>
-          <w:szCs w:val="24"/>
-        </w:rPr>
-        <w:t>8</w:t>
-      </w:r>
-      <w:r>
-        <w:rPr>
-          <w:rFonts w:asciiTheme="minorHAnsi" w:hAnsiTheme="minorHAnsi" w:cstheme="minorHAnsi"/>
-          <w:b/>
-          <w:bCs/>
-          <w:sz w:val="24"/>
-          <w:szCs w:val="24"/>
-        </w:rPr>
-        <w:t xml:space="preserve"> </w:t>
-      </w:r>
-      <w:r>
-        <w:rPr>
-          <w:rFonts w:asciiTheme="minorHAnsi" w:hAnsiTheme="minorHAnsi" w:cstheme="minorHAnsi"/>
-          <w:b/>
-          <w:bCs/>
-          <w:sz w:val="24"/>
-          <w:szCs w:val="24"/>
-        </w:rPr>
-        <w:t>–</w:t>
-      </w:r>
-      <w:r>
-        <w:rPr>
-          <w:rFonts w:asciiTheme="minorHAnsi" w:hAnsiTheme="minorHAnsi" w:cstheme="minorHAnsi"/>
-          <w:b/>
-          <w:bCs/>
-          <w:sz w:val="24"/>
-          <w:szCs w:val="24"/>
-        </w:rPr>
-        <w:t xml:space="preserve"> </w:t>
-      </w:r>
-      <w:r>
-        <w:rPr>
-          <w:rFonts w:asciiTheme="minorHAnsi" w:hAnsiTheme="minorHAnsi" w:cstheme="minorHAnsi"/>
-          <w:b/>
-          <w:bCs/>
-          <w:sz w:val="24"/>
-          <w:szCs w:val="24"/>
-        </w:rPr>
-        <w:t>Lặp lại cho P2 và các đoạn còn lại</w:t>
+        <w:t>Bước 8 – Lặp lại cho P2 và các đoạn còn lại</w:t>
       </w:r>
     </w:p>
     <w:p>
@@ -9084,18 +8847,18 @@
           <w:noProof/>
         </w:rPr>
         <w:drawing>
-          <wp:anchor distT="0" distB="0" distL="114300" distR="114300" simplePos="0" relativeHeight="251748864" behindDoc="1" locked="0" layoutInCell="1" allowOverlap="1" wp14:anchorId="32E4F2B4" wp14:editId="07D42030">
+          <wp:anchor distT="0" distB="0" distL="114300" distR="114300" simplePos="0" relativeHeight="251648503" behindDoc="1" locked="0" layoutInCell="1" allowOverlap="1" wp14:anchorId="7F606D44" wp14:editId="1678638F">
             <wp:simplePos x="0" y="0"/>
             <wp:positionH relativeFrom="margin">
-              <wp:posOffset>1609725</wp:posOffset>
+              <wp:posOffset>1617133</wp:posOffset>
             </wp:positionH>
             <wp:positionV relativeFrom="paragraph">
-              <wp:posOffset>460375</wp:posOffset>
+              <wp:posOffset>396875</wp:posOffset>
             </wp:positionV>
-            <wp:extent cx="2762250" cy="3257550"/>
-            <wp:effectExtent l="0" t="0" r="0" b="0"/>
+            <wp:extent cx="2692400" cy="3611880"/>
+            <wp:effectExtent l="0" t="0" r="0" b="7620"/>
             <wp:wrapNone/>
-            <wp:docPr id="579986572" name="Picture 579986572"/>
+            <wp:docPr id="9" name="Picture 2"/>
             <wp:cNvGraphicFramePr>
               <a:graphicFrameLocks xmlns:a="http://schemas.openxmlformats.org/drawingml/2006/main" noChangeAspect="1"/>
             </wp:cNvGraphicFramePr>
@@ -9103,13 +8866,13 @@
               <a:graphicData uri="http://schemas.openxmlformats.org/drawingml/2006/picture">
                 <pic:pic xmlns:pic="http://schemas.openxmlformats.org/drawingml/2006/picture">
                   <pic:nvPicPr>
-                    <pic:cNvPr id="0" name="Picture 1"/>
+                    <pic:cNvPr id="0" name="Picture 9"/>
                     <pic:cNvPicPr>
                       <a:picLocks noChangeAspect="1" noChangeArrowheads="1"/>
                     </pic:cNvPicPr>
                   </pic:nvPicPr>
                   <pic:blipFill>
-                    <a:blip r:embed="rId19" cstate="print">
+                    <a:blip r:embed="rId18">
                       <a:extLst>
                         <a:ext uri="{28A0092B-C50C-407E-A947-70E740481C1C}">
                           <a14:useLocalDpi xmlns:a14="http://schemas.microsoft.com/office/drawing/2010/main" val="0"/>
@@ -9124,7 +8887,7 @@
                   <pic:spPr bwMode="auto">
                     <a:xfrm>
                       <a:off x="0" y="0"/>
-                      <a:ext cx="2775083" cy="3272684"/>
+                      <a:ext cx="2695702" cy="3616310"/>
                     </a:xfrm>
                     <a:prstGeom prst="rect">
                       <a:avLst/>
@@ -9161,10 +8924,7 @@
     </w:p>
     <w:p>
       <w:pPr>
-        <w:rPr>
-          <w:b/>
-          <w:bCs/>
-        </w:rPr>
+        <w:pStyle w:val="NormalWeb"/>
       </w:pPr>
     </w:p>
     <w:p>
@@ -9198,13 +8958,13 @@
         <mc:AlternateContent>
           <mc:Choice Requires="wps">
             <w:drawing>
-              <wp:anchor distT="0" distB="0" distL="114300" distR="114300" simplePos="0" relativeHeight="251752960" behindDoc="1" locked="0" layoutInCell="1" allowOverlap="1" wp14:anchorId="0DBCD9DA" wp14:editId="5377DDF4">
+              <wp:anchor distT="0" distB="0" distL="114300" distR="114300" simplePos="0" relativeHeight="251752960" behindDoc="1" locked="0" layoutInCell="1" allowOverlap="1" wp14:anchorId="0DBCD9DA" wp14:editId="3A4C5790">
                 <wp:simplePos x="0" y="0"/>
                 <wp:positionH relativeFrom="margin">
-                  <wp:posOffset>4505325</wp:posOffset>
+                  <wp:posOffset>4420446</wp:posOffset>
                 </wp:positionH>
                 <wp:positionV relativeFrom="paragraph">
-                  <wp:posOffset>158115</wp:posOffset>
+                  <wp:posOffset>207010</wp:posOffset>
                 </wp:positionV>
                 <wp:extent cx="1323975" cy="523875"/>
                 <wp:effectExtent l="0" t="0" r="28575" b="28575"/>
@@ -9272,7 +9032,7 @@
           </mc:Choice>
           <mc:Fallback>
             <w:pict>
-              <v:shape w14:anchorId="0DBCD9DA" id="_x0000_s1048" style="position:absolute;margin-left:354.75pt;margin-top:12.45pt;width:104.25pt;height:41.25pt;z-index:-251563520;visibility:visible;mso-wrap-style:square;mso-width-percent:0;mso-height-percent:0;mso-wrap-distance-left:9pt;mso-wrap-distance-top:0;mso-wrap-distance-right:9pt;mso-wrap-distance-bottom:0;mso-position-horizontal:absolute;mso-position-horizontal-relative:margin;mso-position-vertical:absolute;mso-position-vertical-relative:text;mso-width-percent:0;mso-height-percent:0;mso-width-relative:margin;mso-height-relative:margin;v-text-anchor:middle" coordsize="1323975,523875" o:spt="100" o:gfxdata="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" adj="-11796480,,5400" path="m87314,l1236661,r87314,87314l1323975,523875,,523875,,87314c,39092,39092,,87314,xe" fillcolor="window" strokecolor="#e00" strokeweight="1.5pt">
+              <v:shape w14:anchorId="0DBCD9DA" id="_x0000_s1049" style="position:absolute;margin-left:348.05pt;margin-top:16.3pt;width:104.25pt;height:41.25pt;z-index:-251563520;visibility:visible;mso-wrap-style:square;mso-width-percent:0;mso-height-percent:0;mso-wrap-distance-left:9pt;mso-wrap-distance-top:0;mso-wrap-distance-right:9pt;mso-wrap-distance-bottom:0;mso-position-horizontal:absolute;mso-position-horizontal-relative:margin;mso-position-vertical:absolute;mso-position-vertical-relative:text;mso-width-percent:0;mso-height-percent:0;mso-width-relative:margin;mso-height-relative:margin;v-text-anchor:middle" coordsize="1323975,523875" o:spt="100" o:gfxdata="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" adj="-11796480,,5400" path="m87314,l1236661,r87314,87314l1323975,523875,,523875,,87314c,39092,39092,,87314,xe" fillcolor="window" strokecolor="#e00" strokeweight="1.5pt">
                 <v:stroke joinstyle="miter"/>
                 <v:formulas/>
                 <v:path arrowok="t" o:connecttype="custom" o:connectlocs="87314,0;1236661,0;1323975,87314;1323975,523875;0,523875;0,87314;87314,0" o:connectangles="0,0,0,0,0,0,0" textboxrect="0,0,1323975,523875"/>
@@ -9317,13 +9077,13 @@
         <mc:AlternateContent>
           <mc:Choice Requires="wps">
             <w:drawing>
-              <wp:anchor distT="0" distB="0" distL="114300" distR="114300" simplePos="0" relativeHeight="251750912" behindDoc="1" locked="0" layoutInCell="1" allowOverlap="1" wp14:anchorId="3AD6DBC4" wp14:editId="7A224F5E">
+              <wp:anchor distT="0" distB="0" distL="114300" distR="114300" simplePos="0" relativeHeight="251750912" behindDoc="1" locked="0" layoutInCell="1" allowOverlap="1" wp14:anchorId="3AD6DBC4" wp14:editId="1B061205">
                 <wp:simplePos x="0" y="0"/>
                 <wp:positionH relativeFrom="column">
-                  <wp:posOffset>3257550</wp:posOffset>
+                  <wp:posOffset>3172671</wp:posOffset>
                 </wp:positionH>
                 <wp:positionV relativeFrom="paragraph">
-                  <wp:posOffset>151130</wp:posOffset>
+                  <wp:posOffset>199390</wp:posOffset>
                 </wp:positionV>
                 <wp:extent cx="1238250" cy="371475"/>
                 <wp:effectExtent l="38100" t="19050" r="19050" b="66675"/>
@@ -9368,13 +9128,21 @@
           </mc:Choice>
           <mc:Fallback>
             <w:pict>
-              <v:shape w14:anchorId="795B2876" id="Straight Arrow Connector 2" o:spid="_x0000_s1026" type="#_x0000_t32" style="position:absolute;margin-left:256.5pt;margin-top:11.9pt;width:97.5pt;height:29.25pt;flip:x;z-index:-251565568;visibility:visible;mso-wrap-style:square;mso-width-percent:0;mso-height-percent:0;mso-wrap-distance-left:9pt;mso-wrap-distance-top:0;mso-wrap-distance-right:9pt;mso-wrap-distance-bottom:0;mso-position-horizontal:absolute;mso-position-horizontal-relative:text;mso-position-vertical:absolute;mso-position-vertical-relative:text;mso-width-percent:0;mso-height-percent:0;mso-width-relative:margin;mso-height-relative:margin" o:gfxdata="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" strokecolor="#e00" strokeweight="2.25pt">
+              <v:shape w14:anchorId="024F5236" id="Straight Arrow Connector 2" o:spid="_x0000_s1026" type="#_x0000_t32" style="position:absolute;margin-left:249.8pt;margin-top:15.7pt;width:97.5pt;height:29.25pt;flip:x;z-index:-251565568;visibility:visible;mso-wrap-style:square;mso-width-percent:0;mso-height-percent:0;mso-wrap-distance-left:9pt;mso-wrap-distance-top:0;mso-wrap-distance-right:9pt;mso-wrap-distance-bottom:0;mso-position-horizontal:absolute;mso-position-horizontal-relative:text;mso-position-vertical:absolute;mso-position-vertical-relative:text;mso-width-percent:0;mso-height-percent:0;mso-width-relative:margin;mso-height-relative:margin" o:gfxdata="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" strokecolor="#e00" strokeweight="2.25pt">
                 <v:stroke endarrow="block" joinstyle="miter"/>
               </v:shape>
             </w:pict>
           </mc:Fallback>
         </mc:AlternateContent>
       </w:r>
+    </w:p>
+    <w:p>
+      <w:pPr>
+        <w:rPr>
+          <w:b/>
+          <w:bCs/>
+        </w:rPr>
+      </w:pPr>
     </w:p>
     <w:p>
       <w:pPr>
@@ -9444,8 +9212,8 @@
           <w:rFonts w:asciiTheme="minorHAnsi" w:hAnsiTheme="minorHAnsi" w:cstheme="minorHAnsi"/>
           <w:b/>
           <w:bCs/>
-          <w:sz w:val="24"/>
-          <w:szCs w:val="24"/>
+          <w:sz w:val="26"/>
+          <w:szCs w:val="26"/>
         </w:rPr>
       </w:pPr>
       <w:r>
@@ -9453,8 +9221,8 @@
           <w:rFonts w:asciiTheme="minorHAnsi" w:hAnsiTheme="minorHAnsi" w:cstheme="minorHAnsi"/>
           <w:b/>
           <w:bCs/>
-          <w:sz w:val="24"/>
-          <w:szCs w:val="24"/>
+          <w:sz w:val="26"/>
+          <w:szCs w:val="26"/>
         </w:rPr>
         <w:t xml:space="preserve">Bước </w:t>
       </w:r>
@@ -9463,8 +9231,8 @@
           <w:rFonts w:asciiTheme="minorHAnsi" w:hAnsiTheme="minorHAnsi" w:cstheme="minorHAnsi"/>
           <w:b/>
           <w:bCs/>
-          <w:sz w:val="24"/>
-          <w:szCs w:val="24"/>
+          <w:sz w:val="26"/>
+          <w:szCs w:val="26"/>
         </w:rPr>
         <w:t>9</w:t>
       </w:r>
@@ -9473,38 +9241,18 @@
           <w:rFonts w:asciiTheme="minorHAnsi" w:hAnsiTheme="minorHAnsi" w:cstheme="minorHAnsi"/>
           <w:b/>
           <w:bCs/>
-          <w:sz w:val="24"/>
-          <w:szCs w:val="24"/>
-        </w:rPr>
-        <w:t xml:space="preserve"> </w:t>
+          <w:sz w:val="26"/>
+          <w:szCs w:val="26"/>
+        </w:rPr>
+        <w:t xml:space="preserve"> – </w:t>
       </w:r>
       <w:r>
         <w:rPr>
           <w:rFonts w:asciiTheme="minorHAnsi" w:hAnsiTheme="minorHAnsi" w:cstheme="minorHAnsi"/>
           <w:b/>
           <w:bCs/>
-          <w:sz w:val="24"/>
-          <w:szCs w:val="24"/>
-        </w:rPr>
-        <w:t>–</w:t>
-      </w:r>
-      <w:r>
-        <w:rPr>
-          <w:rFonts w:asciiTheme="minorHAnsi" w:hAnsiTheme="minorHAnsi" w:cstheme="minorHAnsi"/>
-          <w:b/>
-          <w:bCs/>
-          <w:sz w:val="24"/>
-          <w:szCs w:val="24"/>
-        </w:rPr>
-        <w:t xml:space="preserve"> </w:t>
-      </w:r>
-      <w:r>
-        <w:rPr>
-          <w:rFonts w:asciiTheme="minorHAnsi" w:hAnsiTheme="minorHAnsi" w:cstheme="minorHAnsi"/>
-          <w:b/>
-          <w:bCs/>
-          <w:sz w:val="24"/>
-          <w:szCs w:val="24"/>
+          <w:sz w:val="26"/>
+          <w:szCs w:val="26"/>
         </w:rPr>
         <w:t>Chạy chương trình và Tạm dừng chương trình</w:t>
       </w:r>
@@ -9560,16 +9308,16 @@
           <w:noProof/>
         </w:rPr>
         <w:drawing>
-          <wp:anchor distT="0" distB="0" distL="114300" distR="114300" simplePos="0" relativeHeight="251758080" behindDoc="1" locked="0" layoutInCell="1" allowOverlap="1" wp14:anchorId="0C3EF2BB" wp14:editId="013C9022">
+          <wp:anchor distT="0" distB="0" distL="114300" distR="114300" simplePos="0" relativeHeight="251758080" behindDoc="1" locked="0" layoutInCell="1" allowOverlap="1" wp14:anchorId="0C3EF2BB" wp14:editId="7124CB69">
             <wp:simplePos x="0" y="0"/>
             <wp:positionH relativeFrom="margin">
-              <wp:posOffset>1577341</wp:posOffset>
+              <wp:posOffset>1573619</wp:posOffset>
             </wp:positionH>
             <wp:positionV relativeFrom="paragraph">
-              <wp:posOffset>6985</wp:posOffset>
+              <wp:posOffset>9761</wp:posOffset>
             </wp:positionV>
-            <wp:extent cx="2792730" cy="3566160"/>
-            <wp:effectExtent l="0" t="0" r="7620" b="0"/>
+            <wp:extent cx="2792730" cy="3402419"/>
+            <wp:effectExtent l="0" t="0" r="7620" b="7620"/>
             <wp:wrapNone/>
             <wp:docPr id="115384151" name="Picture 51"/>
             <wp:cNvGraphicFramePr>
@@ -9585,7 +9333,7 @@
                     </pic:cNvPicPr>
                   </pic:nvPicPr>
                   <pic:blipFill>
-                    <a:blip r:embed="rId20">
+                    <a:blip r:embed="rId19" cstate="print">
                       <a:extLst>
                         <a:ext uri="{28A0092B-C50C-407E-A947-70E740481C1C}">
                           <a14:useLocalDpi xmlns:a14="http://schemas.microsoft.com/office/drawing/2010/main" val="0"/>
@@ -9600,7 +9348,7 @@
                   <pic:spPr bwMode="auto">
                     <a:xfrm>
                       <a:off x="0" y="0"/>
-                      <a:ext cx="2792730" cy="3566160"/>
+                      <a:ext cx="2793921" cy="3403870"/>
                     </a:xfrm>
                     <a:prstGeom prst="rect">
                       <a:avLst/>
@@ -9670,13 +9418,13 @@
         <mc:AlternateContent>
           <mc:Choice Requires="wps">
             <w:drawing>
-              <wp:anchor distT="0" distB="0" distL="114300" distR="114300" simplePos="0" relativeHeight="251762176" behindDoc="0" locked="0" layoutInCell="1" allowOverlap="1" wp14:anchorId="6452E672" wp14:editId="7556AF08">
+              <wp:anchor distT="0" distB="0" distL="114300" distR="114300" simplePos="0" relativeHeight="251762176" behindDoc="0" locked="0" layoutInCell="1" allowOverlap="1" wp14:anchorId="6452E672" wp14:editId="1DF5A608">
                 <wp:simplePos x="0" y="0"/>
                 <wp:positionH relativeFrom="margin">
-                  <wp:align>right</wp:align>
+                  <wp:posOffset>4531375</wp:posOffset>
                 </wp:positionH>
                 <wp:positionV relativeFrom="paragraph">
-                  <wp:posOffset>100330</wp:posOffset>
+                  <wp:posOffset>139700</wp:posOffset>
                 </wp:positionV>
                 <wp:extent cx="1455420" cy="381000"/>
                 <wp:effectExtent l="0" t="0" r="11430" b="19050"/>
@@ -9744,7 +9492,7 @@
           </mc:Choice>
           <mc:Fallback>
             <w:pict>
-              <v:shape w14:anchorId="6452E672" id="_x0000_s1049" style="position:absolute;margin-left:63.4pt;margin-top:7.9pt;width:114.6pt;height:30pt;z-index:251762176;visibility:visible;mso-wrap-style:square;mso-width-percent:0;mso-height-percent:0;mso-wrap-distance-left:9pt;mso-wrap-distance-top:0;mso-wrap-distance-right:9pt;mso-wrap-distance-bottom:0;mso-position-horizontal:right;mso-position-horizontal-relative:margin;mso-position-vertical:absolute;mso-position-vertical-relative:text;mso-width-percent:0;mso-height-percent:0;mso-width-relative:margin;mso-height-relative:margin;v-text-anchor:middle" coordsize="1455420,381000" o:spt="100" o:gfxdata="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" adj="-11796480,,5400" path="m63501,l1391919,r63501,63501l1455420,381000,,381000,,63501c,28430,28430,,63501,xe" fillcolor="window" strokecolor="#e00" strokeweight="1.5pt">
+              <v:shape w14:anchorId="6452E672" id="_x0000_s1050" style="position:absolute;margin-left:356.8pt;margin-top:11pt;width:114.6pt;height:30pt;z-index:251762176;visibility:visible;mso-wrap-style:square;mso-width-percent:0;mso-height-percent:0;mso-wrap-distance-left:9pt;mso-wrap-distance-top:0;mso-wrap-distance-right:9pt;mso-wrap-distance-bottom:0;mso-position-horizontal:absolute;mso-position-horizontal-relative:margin;mso-position-vertical:absolute;mso-position-vertical-relative:text;mso-width-percent:0;mso-height-percent:0;mso-width-relative:margin;mso-height-relative:margin;v-text-anchor:middle" coordsize="1455420,381000" o:spt="100" o:gfxdata="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" adj="-11796480,,5400" path="m63501,l1391919,r63501,63501l1455420,381000,,381000,,63501c,28430,28430,,63501,xe" fillcolor="window" strokecolor="#e00" strokeweight="1.5pt">
                 <v:stroke joinstyle="miter"/>
                 <v:formulas/>
                 <v:path arrowok="t" o:connecttype="custom" o:connectlocs="63501,0;1391919,0;1455420,63501;1455420,381000;0,381000;0,63501;63501,0" o:connectangles="0,0,0,0,0,0,0" textboxrect="0,0,1455420,381000"/>
@@ -9789,13 +9537,13 @@
         <mc:AlternateContent>
           <mc:Choice Requires="wps">
             <w:drawing>
-              <wp:anchor distT="0" distB="0" distL="114300" distR="114300" simplePos="0" relativeHeight="251760128" behindDoc="1" locked="0" layoutInCell="1" allowOverlap="1" wp14:anchorId="20D69198" wp14:editId="46A9495B">
+              <wp:anchor distT="0" distB="0" distL="114300" distR="114300" simplePos="0" relativeHeight="251760128" behindDoc="1" locked="0" layoutInCell="1" allowOverlap="1" wp14:anchorId="20D69198" wp14:editId="3CD5CCF6">
                 <wp:simplePos x="0" y="0"/>
                 <wp:positionH relativeFrom="column">
-                  <wp:posOffset>2689860</wp:posOffset>
+                  <wp:posOffset>2744485</wp:posOffset>
                 </wp:positionH>
                 <wp:positionV relativeFrom="paragraph">
-                  <wp:posOffset>25400</wp:posOffset>
+                  <wp:posOffset>64770</wp:posOffset>
                 </wp:positionV>
                 <wp:extent cx="1798320" cy="424815"/>
                 <wp:effectExtent l="38100" t="19050" r="11430" b="70485"/>
@@ -9840,11 +9588,7 @@
           </mc:Choice>
           <mc:Fallback>
             <w:pict>
-              <v:shapetype w14:anchorId="535E03E1" id="_x0000_t32" coordsize="21600,21600" o:spt="32" o:oned="t" path="m,l21600,21600e" filled="f">
-                <v:path arrowok="t" fillok="f" o:connecttype="none"/>
-                <o:lock v:ext="edit" shapetype="t"/>
-              </v:shapetype>
-              <v:shape id="Straight Arrow Connector 2" o:spid="_x0000_s1026" type="#_x0000_t32" style="position:absolute;margin-left:211.8pt;margin-top:2pt;width:141.6pt;height:33.45pt;flip:x;z-index:-251556352;visibility:visible;mso-wrap-style:square;mso-width-percent:0;mso-height-percent:0;mso-wrap-distance-left:9pt;mso-wrap-distance-top:0;mso-wrap-distance-right:9pt;mso-wrap-distance-bottom:0;mso-position-horizontal:absolute;mso-position-horizontal-relative:text;mso-position-vertical:absolute;mso-position-vertical-relative:text;mso-width-percent:0;mso-height-percent:0;mso-width-relative:margin;mso-height-relative:margin" o:gfxdata="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" strokecolor="#e00" strokeweight="2.25pt">
+              <v:shape w14:anchorId="59013835" id="Straight Arrow Connector 2" o:spid="_x0000_s1026" type="#_x0000_t32" style="position:absolute;margin-left:216.1pt;margin-top:5.1pt;width:141.6pt;height:33.45pt;flip:x;z-index:-251556352;visibility:visible;mso-wrap-style:square;mso-width-percent:0;mso-height-percent:0;mso-wrap-distance-left:9pt;mso-wrap-distance-top:0;mso-wrap-distance-right:9pt;mso-wrap-distance-bottom:0;mso-position-horizontal:absolute;mso-position-horizontal-relative:text;mso-position-vertical:absolute;mso-position-vertical-relative:text;mso-width-percent:0;mso-height-percent:0;mso-width-relative:margin;mso-height-relative:margin" o:gfxdata="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" strokecolor="#e00" strokeweight="2.25pt">
                 <v:stroke endarrow="block" joinstyle="miter"/>
               </v:shape>
             </w:pict>
@@ -9867,13 +9611,13 @@
         <mc:AlternateContent>
           <mc:Choice Requires="wps">
             <w:drawing>
-              <wp:anchor distT="0" distB="0" distL="114300" distR="114300" simplePos="0" relativeHeight="251757056" behindDoc="0" locked="0" layoutInCell="1" allowOverlap="1" wp14:anchorId="530B28FB" wp14:editId="64814D8A">
+              <wp:anchor distT="0" distB="0" distL="114300" distR="114300" simplePos="0" relativeHeight="251757056" behindDoc="0" locked="0" layoutInCell="1" allowOverlap="1" wp14:anchorId="530B28FB" wp14:editId="7CED6A37">
                 <wp:simplePos x="0" y="0"/>
                 <wp:positionH relativeFrom="margin">
-                  <wp:posOffset>-178435</wp:posOffset>
+                  <wp:posOffset>-200025</wp:posOffset>
                 </wp:positionH>
                 <wp:positionV relativeFrom="paragraph">
-                  <wp:posOffset>217805</wp:posOffset>
+                  <wp:posOffset>83185</wp:posOffset>
                 </wp:positionV>
                 <wp:extent cx="1600200" cy="381000"/>
                 <wp:effectExtent l="0" t="0" r="19050" b="19050"/>
@@ -9943,7 +9687,7 @@
           </mc:Choice>
           <mc:Fallback>
             <w:pict>
-              <v:shape w14:anchorId="530B28FB" id="_x0000_s1050" style="position:absolute;margin-left:-14.05pt;margin-top:17.15pt;width:126pt;height:30pt;z-index:251757056;visibility:visible;mso-wrap-style:square;mso-width-percent:0;mso-height-percent:0;mso-wrap-distance-left:9pt;mso-wrap-distance-top:0;mso-wrap-distance-right:9pt;mso-wrap-distance-bottom:0;mso-position-horizontal:absolute;mso-position-horizontal-relative:margin;mso-position-vertical:absolute;mso-position-vertical-relative:text;mso-width-percent:0;mso-height-percent:0;mso-width-relative:margin;mso-height-relative:margin;v-text-anchor:middle" coordsize="1600200,381000" o:spt="100" o:gfxdata="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" adj="-11796480,,5400" path="m63501,l1536699,r63501,63501l1600200,381000,,381000,,63501c,28430,28430,,63501,xe" fillcolor="window" strokecolor="#e00" strokeweight="1.5pt">
+              <v:shape w14:anchorId="530B28FB" id="_x0000_s1051" style="position:absolute;margin-left:-15.75pt;margin-top:6.55pt;width:126pt;height:30pt;z-index:251757056;visibility:visible;mso-wrap-style:square;mso-width-percent:0;mso-height-percent:0;mso-wrap-distance-left:9pt;mso-wrap-distance-top:0;mso-wrap-distance-right:9pt;mso-wrap-distance-bottom:0;mso-position-horizontal:absolute;mso-position-horizontal-relative:margin;mso-position-vertical:absolute;mso-position-vertical-relative:text;mso-width-percent:0;mso-height-percent:0;mso-width-relative:margin;mso-height-relative:margin;v-text-anchor:middle" coordsize="1600200,381000" o:spt="100" o:gfxdata="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" adj="-11796480,,5400" path="m63501,l1536699,r63501,63501l1600200,381000,,381000,,63501c,28430,28430,,63501,xe" fillcolor="window" strokecolor="#e00" strokeweight="1.5pt">
                 <v:stroke joinstyle="miter"/>
                 <v:formulas/>
                 <v:path arrowok="t" o:connecttype="custom" o:connectlocs="63501,0;1536699,0;1600200,63501;1600200,381000;0,381000;0,63501;63501,0" o:connectangles="0,0,0,0,0,0,0" textboxrect="0,0,1600200,381000"/>
@@ -9972,14 +9716,6 @@
           </mc:Fallback>
         </mc:AlternateContent>
       </w:r>
-    </w:p>
-    <w:p>
-      <w:pPr>
-        <w:rPr>
-          <w:b/>
-          <w:bCs/>
-        </w:rPr>
-      </w:pPr>
       <w:r>
         <w:rPr>
           <w:b/>
@@ -9990,13 +9726,13 @@
         <mc:AlternateContent>
           <mc:Choice Requires="wps">
             <w:drawing>
-              <wp:anchor distT="0" distB="0" distL="114300" distR="114300" simplePos="0" relativeHeight="251756032" behindDoc="0" locked="0" layoutInCell="1" allowOverlap="1" wp14:anchorId="4084B2B5" wp14:editId="46383A8E">
+              <wp:anchor distT="0" distB="0" distL="114300" distR="114300" simplePos="0" relativeHeight="251756032" behindDoc="0" locked="0" layoutInCell="1" allowOverlap="1" wp14:anchorId="4084B2B5" wp14:editId="149A4247">
                 <wp:simplePos x="0" y="0"/>
                 <wp:positionH relativeFrom="column">
-                  <wp:posOffset>1402080</wp:posOffset>
+                  <wp:posOffset>1380815</wp:posOffset>
                 </wp:positionH>
                 <wp:positionV relativeFrom="paragraph">
-                  <wp:posOffset>83820</wp:posOffset>
+                  <wp:posOffset>226223</wp:posOffset>
                 </wp:positionV>
                 <wp:extent cx="733425" cy="47625"/>
                 <wp:effectExtent l="19050" t="76200" r="9525" b="47625"/>
@@ -10041,29 +9777,13 @@
           </mc:Choice>
           <mc:Fallback>
             <w:pict>
-              <v:shape w14:anchorId="0624955D" id="Straight Arrow Connector 2" o:spid="_x0000_s1026" type="#_x0000_t32" style="position:absolute;margin-left:110.4pt;margin-top:6.6pt;width:57.75pt;height:3.75pt;flip:y;z-index:251756032;visibility:visible;mso-wrap-style:square;mso-width-percent:0;mso-height-percent:0;mso-wrap-distance-left:9pt;mso-wrap-distance-top:0;mso-wrap-distance-right:9pt;mso-wrap-distance-bottom:0;mso-position-horizontal:absolute;mso-position-horizontal-relative:text;mso-position-vertical:absolute;mso-position-vertical-relative:text;mso-width-percent:0;mso-height-percent:0;mso-width-relative:margin;mso-height-relative:margin" o:gfxdata="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" strokecolor="#e00" strokeweight="2.25pt">
+              <v:shape w14:anchorId="55BE862C" id="Straight Arrow Connector 2" o:spid="_x0000_s1026" type="#_x0000_t32" style="position:absolute;margin-left:108.75pt;margin-top:17.8pt;width:57.75pt;height:3.75pt;flip:y;z-index:251756032;visibility:visible;mso-wrap-style:square;mso-width-percent:0;mso-height-percent:0;mso-wrap-distance-left:9pt;mso-wrap-distance-top:0;mso-wrap-distance-right:9pt;mso-wrap-distance-bottom:0;mso-position-horizontal:absolute;mso-position-horizontal-relative:text;mso-position-vertical:absolute;mso-position-vertical-relative:text;mso-width-percent:0;mso-height-percent:0;mso-width-relative:margin;mso-height-relative:margin" o:gfxdata="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" strokecolor="#e00" strokeweight="2.25pt">
                 <v:stroke endarrow="block" joinstyle="miter"/>
               </v:shape>
             </w:pict>
           </mc:Fallback>
         </mc:AlternateContent>
       </w:r>
-    </w:p>
-    <w:p>
-      <w:pPr>
-        <w:rPr>
-          <w:b/>
-          <w:bCs/>
-        </w:rPr>
-      </w:pPr>
-    </w:p>
-    <w:p>
-      <w:pPr>
-        <w:rPr>
-          <w:b/>
-          <w:bCs/>
-        </w:rPr>
-      </w:pPr>
     </w:p>
     <w:p>
       <w:pPr>
@@ -10136,7 +9856,7 @@
           <w:b/>
           <w:bCs/>
           <w:color w:val="2E74B5"/>
-          <w:sz w:val="32"/>
+          <w:sz w:val="28"/>
           <w:szCs w:val="28"/>
         </w:rPr>
       </w:pPr>
@@ -10146,7 +9866,7 @@
           <w:b/>
           <w:bCs/>
           <w:color w:val="2E74B5"/>
-          <w:sz w:val="32"/>
+          <w:sz w:val="28"/>
           <w:szCs w:val="28"/>
         </w:rPr>
         <w:t>4.1 Chế độ TIOT</w:t>
@@ -10166,6 +9886,8 @@
         <w:outlineLvl w:val="0"/>
         <w:rPr>
           <w:rFonts w:ascii="Calibri" w:eastAsia="MS Gothic" w:hAnsi="Calibri" w:cs="Times New Roman"/>
+          <w:sz w:val="24"/>
+          <w:szCs w:val="24"/>
         </w:rPr>
       </w:pPr>
       <w:r>
@@ -10173,20 +9895,18 @@
           <w:rFonts w:ascii="Calibri" w:eastAsia="MS Gothic" w:hAnsi="Calibri" w:cs="Times New Roman"/>
           <w:b/>
           <w:bCs/>
+          <w:sz w:val="24"/>
+          <w:szCs w:val="24"/>
         </w:rPr>
         <w:t>TIOT = Temperature Increases Over Time</w:t>
       </w:r>
       <w:r>
         <w:rPr>
           <w:rFonts w:ascii="Calibri" w:eastAsia="MS Gothic" w:hAnsi="Calibri" w:cs="Times New Roman"/>
-        </w:rPr>
-        <w:t>,</w:t>
-      </w:r>
-      <w:r>
-        <w:rPr>
-          <w:rFonts w:ascii="Calibri" w:eastAsia="MS Gothic" w:hAnsi="Calibri" w:cs="Times New Roman"/>
-        </w:rPr>
-        <w:t xml:space="preserve"> là chế độ đưa nhiệt độ từ nhiệt độ hiện tại đến nhiệt độ mục tiêu trong một thời gian đã đặt.</w:t>
+          <w:sz w:val="24"/>
+          <w:szCs w:val="24"/>
+        </w:rPr>
+        <w:t>, là chế độ đưa nhiệt độ từ nhiệt độ hiện tại đến nhiệt độ mục tiêu trong một thời gian đã đặt.</w:t>
       </w:r>
     </w:p>
     <w:p>
@@ -10205,6 +9925,8 @@
           <w:rFonts w:ascii="Calibri" w:eastAsia="MS Gothic" w:hAnsi="Calibri" w:cs="Times New Roman"/>
           <w:b/>
           <w:bCs/>
+          <w:sz w:val="24"/>
+          <w:szCs w:val="24"/>
         </w:rPr>
       </w:pPr>
       <w:r>
@@ -10212,6 +9934,8 @@
           <w:rFonts w:ascii="Calibri" w:eastAsia="MS Gothic" w:hAnsi="Calibri" w:cs="Times New Roman"/>
           <w:b/>
           <w:bCs/>
+          <w:sz w:val="24"/>
+          <w:szCs w:val="24"/>
         </w:rPr>
         <w:t>Công thức tính tốc độ</w:t>
       </w:r>
@@ -10219,6 +9943,8 @@
         <w:rPr>
           <w:b/>
           <w:bCs/>
+          <w:sz w:val="24"/>
+          <w:szCs w:val="24"/>
         </w:rPr>
         <w:t xml:space="preserve"> </w:t>
       </w:r>
@@ -10227,6 +9953,8 @@
           <w:rFonts w:ascii="Calibri" w:eastAsia="MS Gothic" w:hAnsi="Calibri" w:cs="Times New Roman"/>
           <w:b/>
           <w:bCs/>
+          <w:sz w:val="24"/>
+          <w:szCs w:val="24"/>
         </w:rPr>
         <w:t>tăng nhiệt:</w:t>
       </w:r>
@@ -10241,6 +9969,8 @@
         <w:rPr>
           <w:rFonts w:ascii="Calibri" w:eastAsia="MS Gothic" w:hAnsi="Calibri" w:cs="Times New Roman"/>
           <w:iCs/>
+          <w:sz w:val="24"/>
+          <w:szCs w:val="24"/>
         </w:rPr>
       </w:pPr>
       <m:oMathPara>
@@ -10248,12 +9978,16 @@
           <m:r>
             <w:rPr>
               <w:rFonts w:ascii="Cambria Math" w:eastAsia="MS Gothic" w:hAnsi="Cambria Math" w:cs="Times New Roman"/>
+              <w:sz w:val="24"/>
+              <w:szCs w:val="24"/>
             </w:rPr>
             <m:t>v_TIOT</m:t>
           </m:r>
           <m:r>
             <w:rPr>
               <w:rFonts w:ascii="Cambria Math" w:eastAsia="MS Gothic" w:hAnsi="Cambria Math" w:cs="Times New Roman"/>
+              <w:sz w:val="24"/>
+              <w:szCs w:val="24"/>
             </w:rPr>
             <m:t>=</m:t>
           </m:r>
@@ -10263,6 +9997,8 @@
                 <w:rPr>
                   <w:rFonts w:ascii="Cambria Math" w:eastAsia="MS Gothic" w:hAnsi="Cambria Math" w:cs="Times New Roman"/>
                   <w:i/>
+                  <w:sz w:val="24"/>
+                  <w:szCs w:val="24"/>
                 </w:rPr>
               </m:ctrlPr>
             </m:fPr>
@@ -10270,6 +10006,8 @@
               <m:r>
                 <w:rPr>
                   <w:rFonts w:ascii="Cambria Math" w:eastAsia="MS Gothic" w:hAnsi="Cambria Math" w:cs="Times New Roman"/>
+                  <w:sz w:val="24"/>
+                  <w:szCs w:val="24"/>
                 </w:rPr>
                 <m:t>(T_target - T_start)</m:t>
               </m:r>
@@ -10278,6 +10016,8 @@
               <m:r>
                 <w:rPr>
                   <w:rFonts w:ascii="Cambria Math" w:eastAsia="MS Gothic" w:hAnsi="Cambria Math" w:cs="Times New Roman"/>
+                  <w:sz w:val="24"/>
+                  <w:szCs w:val="24"/>
                 </w:rPr>
                 <m:t>t_duration</m:t>
               </m:r>
@@ -10294,6 +10034,8 @@
           <w:rFonts w:asciiTheme="minorHAnsi" w:hAnsiTheme="minorHAnsi" w:cstheme="minorHAnsi"/>
           <w:b/>
           <w:bCs/>
+          <w:sz w:val="24"/>
+          <w:szCs w:val="24"/>
         </w:rPr>
       </w:pPr>
       <w:r>
@@ -10301,6 +10043,8 @@
           <w:rFonts w:asciiTheme="minorHAnsi" w:hAnsiTheme="minorHAnsi" w:cstheme="minorHAnsi"/>
           <w:b/>
           <w:bCs/>
+          <w:sz w:val="24"/>
+          <w:szCs w:val="24"/>
         </w:rPr>
         <w:t>Trong đó:</w:t>
       </w:r>
@@ -10311,6 +10055,8 @@
         <w:ind w:left="540"/>
         <w:rPr>
           <w:rFonts w:asciiTheme="minorHAnsi" w:hAnsiTheme="minorHAnsi" w:cstheme="minorHAnsi"/>
+          <w:sz w:val="24"/>
+          <w:szCs w:val="24"/>
         </w:rPr>
       </w:pPr>
       <w:r>
@@ -10318,12 +10064,16 @@
           <w:rFonts w:asciiTheme="minorHAnsi" w:hAnsiTheme="minorHAnsi" w:cstheme="minorHAnsi"/>
           <w:b/>
           <w:bCs/>
+          <w:sz w:val="24"/>
+          <w:szCs w:val="24"/>
         </w:rPr>
         <w:t>v_TIOT:</w:t>
       </w:r>
       <w:r>
         <w:rPr>
           <w:rFonts w:asciiTheme="minorHAnsi" w:hAnsiTheme="minorHAnsi" w:cstheme="minorHAnsi"/>
+          <w:sz w:val="24"/>
+          <w:szCs w:val="24"/>
         </w:rPr>
         <w:t xml:space="preserve"> Tốc độ tăng nhiệt theo chương trình, đơn vị °C/phút.</w:t>
       </w:r>
@@ -10334,6 +10084,8 @@
         <w:ind w:left="540"/>
         <w:rPr>
           <w:rFonts w:asciiTheme="minorHAnsi" w:hAnsiTheme="minorHAnsi" w:cstheme="minorHAnsi"/>
+          <w:sz w:val="24"/>
+          <w:szCs w:val="24"/>
         </w:rPr>
       </w:pPr>
       <w:r>
@@ -10341,12 +10093,16 @@
           <w:rFonts w:asciiTheme="minorHAnsi" w:hAnsiTheme="minorHAnsi" w:cstheme="minorHAnsi"/>
           <w:b/>
           <w:bCs/>
+          <w:sz w:val="24"/>
+          <w:szCs w:val="24"/>
         </w:rPr>
         <w:t>T_target:</w:t>
       </w:r>
       <w:r>
         <w:rPr>
           <w:rFonts w:asciiTheme="minorHAnsi" w:hAnsiTheme="minorHAnsi" w:cstheme="minorHAnsi"/>
+          <w:sz w:val="24"/>
+          <w:szCs w:val="24"/>
         </w:rPr>
         <w:t xml:space="preserve"> Nhiệt độ mục tiêu của khoảng nung, đơn vị °C.</w:t>
       </w:r>
@@ -10357,6 +10113,8 @@
         <w:ind w:left="540"/>
         <w:rPr>
           <w:rFonts w:asciiTheme="minorHAnsi" w:hAnsiTheme="minorHAnsi" w:cstheme="minorHAnsi"/>
+          <w:sz w:val="24"/>
+          <w:szCs w:val="24"/>
         </w:rPr>
       </w:pPr>
       <w:r>
@@ -10364,12 +10122,16 @@
           <w:rFonts w:asciiTheme="minorHAnsi" w:hAnsiTheme="minorHAnsi" w:cstheme="minorHAnsi"/>
           <w:b/>
           <w:bCs/>
+          <w:sz w:val="24"/>
+          <w:szCs w:val="24"/>
         </w:rPr>
         <w:t>T_start:</w:t>
       </w:r>
       <w:r>
         <w:rPr>
           <w:rFonts w:asciiTheme="minorHAnsi" w:hAnsiTheme="minorHAnsi" w:cstheme="minorHAnsi"/>
+          <w:sz w:val="24"/>
+          <w:szCs w:val="24"/>
         </w:rPr>
         <w:t xml:space="preserve"> Nhiệt độ thực tế tại thời điểm bắt đầu khoảng nung, đơn vị °C.</w:t>
       </w:r>
@@ -10380,6 +10142,8 @@
         <w:ind w:left="540"/>
         <w:rPr>
           <w:rFonts w:asciiTheme="minorHAnsi" w:hAnsiTheme="minorHAnsi" w:cstheme="minorHAnsi"/>
+          <w:sz w:val="24"/>
+          <w:szCs w:val="24"/>
         </w:rPr>
       </w:pPr>
       <w:r>
@@ -10387,24 +10151,32 @@
           <w:rFonts w:asciiTheme="minorHAnsi" w:hAnsiTheme="minorHAnsi" w:cstheme="minorHAnsi"/>
           <w:b/>
           <w:bCs/>
+          <w:sz w:val="24"/>
+          <w:szCs w:val="24"/>
         </w:rPr>
         <w:t>t_duration:</w:t>
       </w:r>
       <w:r>
         <w:rPr>
           <w:rFonts w:asciiTheme="minorHAnsi" w:hAnsiTheme="minorHAnsi" w:cstheme="minorHAnsi"/>
+          <w:sz w:val="24"/>
+          <w:szCs w:val="24"/>
         </w:rPr>
         <w:t xml:space="preserve"> Tổng thời gian thực hiện khoảng TIOT, đơn vị </w:t>
       </w:r>
       <w:r>
         <w:rPr>
           <w:rFonts w:asciiTheme="minorHAnsi" w:hAnsiTheme="minorHAnsi" w:cstheme="minorHAnsi"/>
+          <w:sz w:val="24"/>
+          <w:szCs w:val="24"/>
         </w:rPr>
         <w:t>phút</w:t>
       </w:r>
       <w:r>
         <w:rPr>
           <w:rFonts w:asciiTheme="minorHAnsi" w:hAnsiTheme="minorHAnsi" w:cstheme="minorHAnsi"/>
+          <w:sz w:val="24"/>
+          <w:szCs w:val="24"/>
         </w:rPr>
         <w:t>.</w:t>
       </w:r>
@@ -10418,6 +10190,8 @@
         <w:outlineLvl w:val="0"/>
         <w:rPr>
           <w:rFonts w:ascii="Calibri" w:eastAsia="MS Gothic" w:hAnsi="Calibri" w:cs="Times New Roman"/>
+          <w:sz w:val="24"/>
+          <w:szCs w:val="24"/>
         </w:rPr>
       </w:pPr>
       <w:r>
@@ -10425,12 +10199,16 @@
           <w:rFonts w:ascii="Calibri" w:eastAsia="MS Gothic" w:hAnsi="Calibri" w:cs="Times New Roman"/>
           <w:b/>
           <w:bCs/>
+          <w:sz w:val="24"/>
+          <w:szCs w:val="24"/>
         </w:rPr>
         <w:t>Ví dụ:</w:t>
       </w:r>
       <w:r>
         <w:rPr>
           <w:rFonts w:ascii="Calibri" w:eastAsia="MS Gothic" w:hAnsi="Calibri" w:cs="Times New Roman"/>
+          <w:sz w:val="24"/>
+          <w:szCs w:val="24"/>
         </w:rPr>
         <w:t xml:space="preserve"> Lò tăng từ 30°C lên 600°C trong thời gian 60 phút:</w:t>
       </w:r>
@@ -10444,6 +10222,8 @@
         <w:outlineLvl w:val="0"/>
         <w:rPr>
           <w:rFonts w:ascii="Calibri" w:eastAsia="MS Gothic" w:hAnsi="Calibri" w:cs="Times New Roman"/>
+          <w:sz w:val="24"/>
+          <w:szCs w:val="24"/>
         </w:rPr>
       </w:pPr>
       <m:oMathPara>
@@ -10451,14 +10231,10 @@
           <m:r>
             <w:rPr>
               <w:rFonts w:ascii="Cambria Math" w:eastAsia="MS Gothic" w:hAnsi="Cambria Math" w:cs="Times New Roman"/>
+              <w:sz w:val="24"/>
+              <w:szCs w:val="24"/>
             </w:rPr>
-            <m:t>v_TIOT</m:t>
-          </m:r>
-          <m:r>
-            <w:rPr>
-              <w:rFonts w:ascii="Cambria Math" w:eastAsia="MS Gothic" w:hAnsi="Cambria Math" w:cs="Times New Roman"/>
-            </w:rPr>
-            <m:t>=</m:t>
+            <m:t>v_TIOT=</m:t>
           </m:r>
           <m:f>
             <m:fPr>
@@ -10466,6 +10242,8 @@
                 <w:rPr>
                   <w:rFonts w:ascii="Cambria Math" w:eastAsia="MS Gothic" w:hAnsi="Cambria Math" w:cs="Times New Roman"/>
                   <w:i/>
+                  <w:sz w:val="24"/>
+                  <w:szCs w:val="24"/>
                 </w:rPr>
               </m:ctrlPr>
             </m:fPr>
@@ -10473,18 +10251,24 @@
               <m:r>
                 <w:rPr>
                   <w:rFonts w:ascii="Cambria Math" w:eastAsia="MS Gothic" w:hAnsi="Cambria Math" w:cs="Times New Roman"/>
+                  <w:sz w:val="24"/>
+                  <w:szCs w:val="24"/>
                 </w:rPr>
                 <m:t>(</m:t>
               </m:r>
               <m:r>
                 <w:rPr>
                   <w:rFonts w:ascii="Cambria Math" w:eastAsia="MS Gothic" w:hAnsi="Cambria Math" w:cs="Times New Roman"/>
+                  <w:sz w:val="24"/>
+                  <w:szCs w:val="24"/>
                 </w:rPr>
                 <m:t xml:space="preserve"> </m:t>
               </m:r>
               <m:r>
                 <w:rPr>
                   <w:rFonts w:ascii="Cambria Math" w:eastAsia="MS Gothic" w:hAnsi="Cambria Math" w:cs="Times New Roman"/>
+                  <w:sz w:val="24"/>
+                  <w:szCs w:val="24"/>
                 </w:rPr>
                 <m:t>600</m:t>
               </m:r>
@@ -10494,18 +10278,24 @@
                 </m:rPr>
                 <w:rPr>
                   <w:rFonts w:ascii="Cambria Math" w:eastAsia="MS Gothic" w:hAnsi="Cambria Math" w:cs="Times New Roman"/>
+                  <w:sz w:val="24"/>
+                  <w:szCs w:val="24"/>
                 </w:rPr>
                 <m:t xml:space="preserve">°C </m:t>
               </m:r>
               <m:r>
                 <w:rPr>
                   <w:rFonts w:ascii="Cambria Math" w:eastAsia="MS Gothic" w:hAnsi="Cambria Math" w:cs="Times New Roman"/>
+                  <w:sz w:val="24"/>
+                  <w:szCs w:val="24"/>
                 </w:rPr>
                 <m:t xml:space="preserve"> - </m:t>
               </m:r>
               <m:r>
                 <w:rPr>
                   <w:rFonts w:ascii="Cambria Math" w:eastAsia="MS Gothic" w:hAnsi="Cambria Math" w:cs="Times New Roman"/>
+                  <w:sz w:val="24"/>
+                  <w:szCs w:val="24"/>
                 </w:rPr>
                 <m:t>30</m:t>
               </m:r>
@@ -10515,12 +10305,16 @@
                 </m:rPr>
                 <w:rPr>
                   <w:rFonts w:ascii="Cambria Math" w:eastAsia="MS Gothic" w:hAnsi="Cambria Math" w:cs="Times New Roman"/>
+                  <w:sz w:val="24"/>
+                  <w:szCs w:val="24"/>
                 </w:rPr>
                 <m:t xml:space="preserve">°C </m:t>
               </m:r>
               <m:r>
                 <w:rPr>
                   <w:rFonts w:ascii="Cambria Math" w:eastAsia="MS Gothic" w:hAnsi="Cambria Math" w:cs="Times New Roman"/>
+                  <w:sz w:val="24"/>
+                  <w:szCs w:val="24"/>
                 </w:rPr>
                 <m:t>)</m:t>
               </m:r>
@@ -10529,6 +10323,8 @@
               <m:r>
                 <w:rPr>
                   <w:rFonts w:ascii="Cambria Math" w:eastAsia="MS Gothic" w:hAnsi="Cambria Math" w:cs="Times New Roman"/>
+                  <w:sz w:val="24"/>
+                  <w:szCs w:val="24"/>
                 </w:rPr>
                 <m:t>60</m:t>
               </m:r>
@@ -10537,14 +10333,10 @@
           <m:r>
             <w:rPr>
               <w:rFonts w:ascii="Cambria Math" w:eastAsia="MS Gothic" w:hAnsi="Cambria Math" w:cs="Times New Roman"/>
+              <w:sz w:val="24"/>
+              <w:szCs w:val="24"/>
             </w:rPr>
-            <m:t xml:space="preserve">= </m:t>
-          </m:r>
-          <m:r>
-            <w:rPr>
-              <w:rFonts w:ascii="Cambria Math" w:eastAsia="MS Gothic" w:hAnsi="Cambria Math" w:cs="Times New Roman"/>
-            </w:rPr>
-            <m:t>9,5°C/phút</m:t>
+            <m:t>= 9,5°C/phút</m:t>
           </m:r>
         </m:oMath>
       </m:oMathPara>
@@ -10580,16 +10372,16 @@
         <mc:AlternateContent>
           <mc:Choice Requires="wps">
             <w:drawing>
-              <wp:anchor distT="0" distB="0" distL="114300" distR="114300" simplePos="0" relativeHeight="251763200" behindDoc="0" locked="0" layoutInCell="1" allowOverlap="1" wp14:anchorId="78D5245C" wp14:editId="217B7BC9">
+              <wp:anchor distT="0" distB="0" distL="114300" distR="114300" simplePos="0" relativeHeight="251763200" behindDoc="0" locked="0" layoutInCell="1" allowOverlap="1" wp14:anchorId="78D5245C" wp14:editId="2297DFB0">
                 <wp:simplePos x="0" y="0"/>
                 <wp:positionH relativeFrom="column">
-                  <wp:posOffset>1661160</wp:posOffset>
+                  <wp:posOffset>1539506</wp:posOffset>
                 </wp:positionH>
                 <wp:positionV relativeFrom="paragraph">
-                  <wp:posOffset>412115</wp:posOffset>
+                  <wp:posOffset>412794</wp:posOffset>
                 </wp:positionV>
-                <wp:extent cx="2849880" cy="598170"/>
-                <wp:effectExtent l="19050" t="19050" r="26670" b="11430"/>
+                <wp:extent cx="3117554" cy="650801"/>
+                <wp:effectExtent l="19050" t="19050" r="26035" b="16510"/>
                 <wp:wrapNone/>
                 <wp:docPr id="340892809" name="Rectangle 52"/>
                 <wp:cNvGraphicFramePr/>
@@ -10600,7 +10392,7 @@
                       <wps:spPr>
                         <a:xfrm>
                           <a:off x="0" y="0"/>
-                          <a:ext cx="2849880" cy="598170"/>
+                          <a:ext cx="3117554" cy="650801"/>
                         </a:xfrm>
                         <a:prstGeom prst="rect">
                           <a:avLst/>
@@ -10648,7 +10440,7 @@
           </mc:Choice>
           <mc:Fallback>
             <w:pict>
-              <v:rect w14:anchorId="756CE371" id="Rectangle 52" o:spid="_x0000_s1026" style="position:absolute;margin-left:130.8pt;margin-top:32.45pt;width:224.4pt;height:47.1pt;z-index:251763200;visibility:visible;mso-wrap-style:square;mso-width-percent:0;mso-height-percent:0;mso-wrap-distance-left:9pt;mso-wrap-distance-top:0;mso-wrap-distance-right:9pt;mso-wrap-distance-bottom:0;mso-position-horizontal:absolute;mso-position-horizontal-relative:text;mso-position-vertical:absolute;mso-position-vertical-relative:text;mso-width-percent:0;mso-height-percent:0;mso-width-relative:margin;mso-height-relative:margin;v-text-anchor:middle" o:gfxdata="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" filled="f" strokecolor="#0070c0" strokeweight="2.25pt"/>
+              <v:rect w14:anchorId="0AA6EB20" id="Rectangle 52" o:spid="_x0000_s1026" style="position:absolute;margin-left:121.2pt;margin-top:32.5pt;width:245.5pt;height:51.25pt;z-index:251763200;visibility:visible;mso-wrap-style:square;mso-width-percent:0;mso-height-percent:0;mso-wrap-distance-left:9pt;mso-wrap-distance-top:0;mso-wrap-distance-right:9pt;mso-wrap-distance-bottom:0;mso-position-horizontal:absolute;mso-position-horizontal-relative:text;mso-position-vertical:absolute;mso-position-vertical-relative:text;mso-width-percent:0;mso-height-percent:0;mso-width-relative:margin;mso-height-relative:margin;v-text-anchor:middle" o:gfxdata="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" filled="f" strokecolor="#0070c0" strokeweight="2.25pt"/>
             </w:pict>
           </mc:Fallback>
         </mc:AlternateContent>
@@ -10687,7 +10479,25 @@
           <w:bCs/>
           <w:color w:val="0070C0"/>
         </w:rPr>
-        <w:t xml:space="preserve"> an toàn (tối đa)</w:t>
+        <w:t xml:space="preserve"> an toàn (tối </w:t>
+      </w:r>
+      <w:r>
+        <w:rPr>
+          <w:rFonts w:ascii="Calibri" w:eastAsia="MS Gothic" w:hAnsi="Calibri" w:cs="Times New Roman"/>
+          <w:b/>
+          <w:bCs/>
+          <w:color w:val="0070C0"/>
+        </w:rPr>
+        <w:t>thiểu</w:t>
+      </w:r>
+      <w:r>
+        <w:rPr>
+          <w:rFonts w:ascii="Calibri" w:eastAsia="MS Gothic" w:hAnsi="Calibri" w:cs="Times New Roman"/>
+          <w:b/>
+          <w:bCs/>
+          <w:color w:val="0070C0"/>
+        </w:rPr>
+        <w:t>)</w:t>
       </w:r>
       <w:r>
         <w:rPr>
@@ -10710,6 +10520,8 @@
           <w:rFonts w:ascii="Calibri" w:eastAsia="MS Gothic" w:hAnsi="Calibri" w:cs="Times New Roman"/>
           <w:b/>
           <w:bCs/>
+          <w:sz w:val="24"/>
+          <w:szCs w:val="24"/>
         </w:rPr>
       </w:pPr>
       <m:oMathPara>
@@ -10720,6 +10532,8 @@
             </m:rPr>
             <w:rPr>
               <w:rFonts w:ascii="Cambria Math" w:eastAsia="MS Gothic" w:hAnsi="Cambria Math" w:cs="Times New Roman"/>
+              <w:sz w:val="24"/>
+              <w:szCs w:val="24"/>
             </w:rPr>
             <m:t>t_</m:t>
           </m:r>
@@ -10729,6 +10543,8 @@
             </m:rPr>
             <w:rPr>
               <w:rFonts w:ascii="Cambria Math" w:hAnsi="Cambria Math" w:cstheme="minorHAnsi"/>
+              <w:sz w:val="24"/>
+              <w:szCs w:val="24"/>
             </w:rPr>
             <m:t>duration</m:t>
           </m:r>
@@ -10738,6 +10554,8 @@
             </m:rPr>
             <w:rPr>
               <w:rFonts w:ascii="Cambria Math" w:eastAsia="MS Gothic" w:hAnsi="Cambria Math" w:cs="Times New Roman"/>
+              <w:sz w:val="24"/>
+              <w:szCs w:val="24"/>
             </w:rPr>
             <m:t>=</m:t>
           </m:r>
@@ -10749,6 +10567,8 @@
                   <w:b/>
                   <w:bCs/>
                   <w:i/>
+                  <w:sz w:val="24"/>
+                  <w:szCs w:val="24"/>
                 </w:rPr>
               </m:ctrlPr>
             </m:fPr>
@@ -10759,6 +10579,8 @@
                 </m:rPr>
                 <w:rPr>
                   <w:rFonts w:ascii="Cambria Math" w:eastAsia="MS Gothic" w:hAnsi="Cambria Math" w:cs="Times New Roman"/>
+                  <w:sz w:val="24"/>
+                  <w:szCs w:val="24"/>
                 </w:rPr>
                 <m:t>(T_target - T_start) x 20</m:t>
               </m:r>
@@ -10770,6 +10592,8 @@
                 </m:rPr>
                 <w:rPr>
                   <w:rFonts w:ascii="Cambria Math" w:eastAsia="MS Gothic" w:hAnsi="Cambria Math" w:cs="Times New Roman"/>
+                  <w:sz w:val="24"/>
+                  <w:szCs w:val="24"/>
                 </w:rPr>
                 <m:t>100</m:t>
               </m:r>
@@ -10795,6 +10619,8 @@
         <w:ind w:left="540"/>
         <w:rPr>
           <w:rFonts w:asciiTheme="minorHAnsi" w:hAnsiTheme="minorHAnsi" w:cstheme="minorHAnsi"/>
+          <w:sz w:val="24"/>
+          <w:szCs w:val="24"/>
         </w:rPr>
       </w:pPr>
       <w:r>
@@ -10802,6 +10628,8 @@
           <w:rFonts w:asciiTheme="minorHAnsi" w:hAnsiTheme="minorHAnsi" w:cstheme="minorHAnsi"/>
           <w:b/>
           <w:bCs/>
+          <w:sz w:val="24"/>
+          <w:szCs w:val="24"/>
         </w:rPr>
         <w:t>t</w:t>
       </w:r>
@@ -10810,24 +10638,32 @@
           <w:rFonts w:asciiTheme="minorHAnsi" w:hAnsiTheme="minorHAnsi" w:cstheme="minorHAnsi"/>
           <w:b/>
           <w:bCs/>
+          <w:sz w:val="24"/>
+          <w:szCs w:val="24"/>
         </w:rPr>
         <w:t>_TIOT:</w:t>
       </w:r>
       <w:r>
         <w:rPr>
           <w:rFonts w:asciiTheme="minorHAnsi" w:hAnsiTheme="minorHAnsi" w:cstheme="minorHAnsi"/>
+          <w:sz w:val="24"/>
+          <w:szCs w:val="24"/>
         </w:rPr>
         <w:t xml:space="preserve"> </w:t>
       </w:r>
       <w:r>
         <w:rPr>
           <w:rFonts w:asciiTheme="minorHAnsi" w:hAnsiTheme="minorHAnsi" w:cstheme="minorHAnsi"/>
+          <w:sz w:val="24"/>
+          <w:szCs w:val="24"/>
         </w:rPr>
         <w:t>Thời gian cài đặt, đơn vị phút</w:t>
       </w:r>
       <w:r>
         <w:rPr>
           <w:rFonts w:asciiTheme="minorHAnsi" w:hAnsiTheme="minorHAnsi" w:cstheme="minorHAnsi"/>
+          <w:sz w:val="24"/>
+          <w:szCs w:val="24"/>
         </w:rPr>
         <w:t>.</w:t>
       </w:r>
@@ -10847,6 +10683,8 @@
         <w:ind w:left="360"/>
         <w:rPr>
           <w:rFonts w:ascii="Calibri" w:eastAsia="MS Gothic" w:hAnsi="Calibri" w:cs="Times New Roman"/>
+          <w:sz w:val="24"/>
+          <w:szCs w:val="24"/>
         </w:rPr>
       </w:pPr>
       <w:r>
@@ -10854,48 +10692,64 @@
           <w:rFonts w:ascii="Calibri" w:eastAsia="MS Gothic" w:hAnsi="Calibri" w:cs="Times New Roman"/>
           <w:b/>
           <w:bCs/>
+          <w:sz w:val="24"/>
+          <w:szCs w:val="24"/>
         </w:rPr>
         <w:t>Ví dụ:</w:t>
       </w:r>
       <w:r>
         <w:rPr>
           <w:rFonts w:ascii="Calibri" w:eastAsia="MS Gothic" w:hAnsi="Calibri" w:cs="Times New Roman"/>
+          <w:sz w:val="24"/>
+          <w:szCs w:val="24"/>
         </w:rPr>
         <w:t xml:space="preserve"> </w:t>
       </w:r>
       <w:r>
         <w:rPr>
           <w:rFonts w:ascii="Calibri" w:eastAsia="MS Gothic" w:hAnsi="Calibri" w:cs="Times New Roman"/>
+          <w:sz w:val="24"/>
+          <w:szCs w:val="24"/>
         </w:rPr>
         <w:t>Nhiệt độ ban đầu</w:t>
       </w:r>
       <w:r>
         <w:rPr>
           <w:rFonts w:ascii="Calibri" w:eastAsia="MS Gothic" w:hAnsi="Calibri" w:cs="Times New Roman"/>
+          <w:sz w:val="24"/>
+          <w:szCs w:val="24"/>
         </w:rPr>
         <w:t xml:space="preserve"> 30°C</w:t>
       </w:r>
       <w:r>
         <w:rPr>
           <w:rFonts w:ascii="Calibri" w:eastAsia="MS Gothic" w:hAnsi="Calibri" w:cs="Times New Roman"/>
+          <w:sz w:val="24"/>
+          <w:szCs w:val="24"/>
         </w:rPr>
         <w:t>, muốn tăng nhiệt độ mục tiêu lên</w:t>
       </w:r>
       <w:r>
         <w:rPr>
           <w:rFonts w:ascii="Calibri" w:eastAsia="MS Gothic" w:hAnsi="Calibri" w:cs="Times New Roman"/>
+          <w:sz w:val="24"/>
+          <w:szCs w:val="24"/>
         </w:rPr>
         <w:t xml:space="preserve"> </w:t>
       </w:r>
       <w:r>
         <w:rPr>
           <w:rFonts w:ascii="Calibri" w:eastAsia="MS Gothic" w:hAnsi="Calibri" w:cs="Times New Roman"/>
+          <w:sz w:val="24"/>
+          <w:szCs w:val="24"/>
         </w:rPr>
         <w:t>4</w:t>
       </w:r>
       <w:r>
         <w:rPr>
           <w:rFonts w:ascii="Calibri" w:eastAsia="MS Gothic" w:hAnsi="Calibri" w:cs="Times New Roman"/>
+          <w:sz w:val="24"/>
+          <w:szCs w:val="24"/>
         </w:rPr>
         <w:t>00°C:</w:t>
       </w:r>
@@ -10915,6 +10769,8 @@
         <w:ind w:left="360"/>
         <w:rPr>
           <w:rFonts w:ascii="Calibri" w:eastAsia="MS Gothic" w:hAnsi="Calibri" w:cs="Times New Roman"/>
+          <w:sz w:val="24"/>
+          <w:szCs w:val="24"/>
         </w:rPr>
       </w:pPr>
       <m:oMathPara>
@@ -10922,6 +10778,8 @@
           <m:r>
             <w:rPr>
               <w:rFonts w:ascii="Cambria Math" w:eastAsia="MS Gothic" w:hAnsi="Cambria Math" w:cs="Times New Roman"/>
+              <w:sz w:val="24"/>
+              <w:szCs w:val="24"/>
             </w:rPr>
             <m:t>t_</m:t>
           </m:r>
@@ -10931,12 +10789,16 @@
             </m:rPr>
             <w:rPr>
               <w:rFonts w:ascii="Cambria Math" w:hAnsi="Cambria Math" w:cstheme="minorHAnsi"/>
+              <w:sz w:val="24"/>
+              <w:szCs w:val="24"/>
             </w:rPr>
             <m:t>duration</m:t>
           </m:r>
           <m:r>
             <w:rPr>
               <w:rFonts w:ascii="Cambria Math" w:eastAsia="MS Gothic" w:hAnsi="Cambria Math" w:cs="Times New Roman"/>
+              <w:sz w:val="24"/>
+              <w:szCs w:val="24"/>
             </w:rPr>
             <m:t>=</m:t>
           </m:r>
@@ -10946,6 +10808,8 @@
                 <w:rPr>
                   <w:rFonts w:ascii="Cambria Math" w:eastAsia="MS Gothic" w:hAnsi="Cambria Math" w:cs="Times New Roman"/>
                   <w:i/>
+                  <w:sz w:val="24"/>
+                  <w:szCs w:val="24"/>
                 </w:rPr>
               </m:ctrlPr>
             </m:fPr>
@@ -10953,18 +10817,24 @@
               <m:r>
                 <w:rPr>
                   <w:rFonts w:ascii="Cambria Math" w:eastAsia="MS Gothic" w:hAnsi="Cambria Math" w:cs="Times New Roman"/>
+                  <w:sz w:val="24"/>
+                  <w:szCs w:val="24"/>
                 </w:rPr>
                 <m:t>(</m:t>
               </m:r>
               <m:r>
                 <w:rPr>
                   <w:rFonts w:ascii="Cambria Math" w:eastAsia="MS Gothic" w:hAnsi="Cambria Math" w:cs="Times New Roman"/>
+                  <w:sz w:val="24"/>
+                  <w:szCs w:val="24"/>
                 </w:rPr>
                 <m:t xml:space="preserve"> </m:t>
               </m:r>
               <m:r>
                 <w:rPr>
                   <w:rFonts w:ascii="Cambria Math" w:eastAsia="MS Gothic" w:hAnsi="Cambria Math" w:cs="Times New Roman"/>
+                  <w:sz w:val="24"/>
+                  <w:szCs w:val="24"/>
                 </w:rPr>
                 <m:t>400</m:t>
               </m:r>
@@ -10974,12 +10844,16 @@
                 </m:rPr>
                 <w:rPr>
                   <w:rFonts w:ascii="Cambria Math" w:eastAsia="MS Gothic" w:hAnsi="Cambria Math" w:cs="Times New Roman"/>
+                  <w:sz w:val="24"/>
+                  <w:szCs w:val="24"/>
                 </w:rPr>
                 <m:t xml:space="preserve">°C </m:t>
               </m:r>
               <m:r>
                 <w:rPr>
                   <w:rFonts w:ascii="Cambria Math" w:eastAsia="MS Gothic" w:hAnsi="Cambria Math" w:cs="Times New Roman"/>
+                  <w:sz w:val="24"/>
+                  <w:szCs w:val="24"/>
                 </w:rPr>
                 <m:t xml:space="preserve"> - 30</m:t>
               </m:r>
@@ -10989,21 +10863,16 @@
                 </m:rPr>
                 <w:rPr>
                   <w:rFonts w:ascii="Cambria Math" w:eastAsia="MS Gothic" w:hAnsi="Cambria Math" w:cs="Times New Roman"/>
+                  <w:sz w:val="24"/>
+                  <w:szCs w:val="24"/>
                 </w:rPr>
-                <m:t>°C</m:t>
-              </m:r>
-              <m:r>
-                <m:rPr>
-                  <m:sty m:val="p"/>
-                </m:rPr>
-                <w:rPr>
-                  <w:rFonts w:ascii="Cambria Math" w:eastAsia="MS Gothic" w:hAnsi="Cambria Math" w:cs="Times New Roman"/>
-                </w:rPr>
-                <m:t xml:space="preserve"> </m:t>
+                <m:t xml:space="preserve">°C </m:t>
               </m:r>
               <m:r>
                 <w:rPr>
                   <w:rFonts w:ascii="Cambria Math" w:eastAsia="MS Gothic" w:hAnsi="Cambria Math" w:cs="Times New Roman"/>
+                  <w:sz w:val="24"/>
+                  <w:szCs w:val="24"/>
                 </w:rPr>
                 <m:t>) x 20</m:t>
               </m:r>
@@ -11012,6 +10881,8 @@
               <m:r>
                 <w:rPr>
                   <w:rFonts w:ascii="Cambria Math" w:eastAsia="MS Gothic" w:hAnsi="Cambria Math" w:cs="Times New Roman"/>
+                  <w:sz w:val="24"/>
+                  <w:szCs w:val="24"/>
                 </w:rPr>
                 <m:t>100</m:t>
               </m:r>
@@ -11020,22 +10891,13 @@
           <m:r>
             <w:rPr>
               <w:rFonts w:ascii="Cambria Math" w:eastAsia="MS Gothic" w:hAnsi="Cambria Math" w:cs="Times New Roman"/>
+              <w:sz w:val="24"/>
+              <w:szCs w:val="24"/>
             </w:rPr>
             <m:t>= 74 phút</m:t>
           </m:r>
         </m:oMath>
       </m:oMathPara>
-    </w:p>
-    <w:p>
-      <w:pPr>
-        <w:pStyle w:val="NoSpacing"/>
-        <w:ind w:left="360"/>
-        <w:rPr>
-          <w:rFonts w:ascii="Calibri" w:eastAsia="MS Gothic" w:hAnsi="Calibri" w:cs="Times New Roman"/>
-          <w:b/>
-          <w:bCs/>
-        </w:rPr>
-      </w:pPr>
     </w:p>
     <w:p>
       <w:pPr>
@@ -11053,7 +10915,9 @@
           <w:rFonts w:ascii="Calibri" w:eastAsia="MS Gothic" w:hAnsi="Calibri" w:cs="Times New Roman"/>
           <w:b/>
           <w:bCs/>
-          <w:color w:val="EE0000"/>
+          <w:color w:val="00B050"/>
+          <w:sz w:val="24"/>
+          <w:szCs w:val="24"/>
         </w:rPr>
       </w:pPr>
       <w:r>
@@ -11061,23 +10925,308 @@
           <w:rFonts w:ascii="Calibri" w:eastAsia="MS Gothic" w:hAnsi="Calibri" w:cs="Times New Roman"/>
           <w:b/>
           <w:bCs/>
+          <w:color w:val="00B050"/>
+          <w:sz w:val="24"/>
+          <w:szCs w:val="24"/>
+        </w:rPr>
+        <w:t>Công thức tính cài đặt thời gian (t</w:t>
+      </w:r>
+      <w:r>
+        <w:rPr>
+          <w:rFonts w:ascii="Calibri" w:eastAsia="MS Gothic" w:hAnsi="Calibri" w:cs="Times New Roman"/>
+          <w:b/>
+          <w:bCs/>
+          <w:color w:val="00B050"/>
+          <w:sz w:val="24"/>
+          <w:szCs w:val="24"/>
+        </w:rPr>
+        <w:t>rung bình</w:t>
+      </w:r>
+      <w:r>
+        <w:rPr>
+          <w:rFonts w:ascii="Calibri" w:eastAsia="MS Gothic" w:hAnsi="Calibri" w:cs="Times New Roman"/>
+          <w:b/>
+          <w:bCs/>
+          <w:color w:val="00B050"/>
+          <w:sz w:val="24"/>
+          <w:szCs w:val="24"/>
+        </w:rPr>
+        <w:t>):</w:t>
+      </w:r>
+    </w:p>
+    <w:p>
+      <w:pPr>
+        <w:pStyle w:val="ListParagraph"/>
+        <w:keepNext/>
+        <w:keepLines/>
+        <w:spacing w:before="360" w:after="200"/>
+        <w:ind w:left="540"/>
+        <w:outlineLvl w:val="0"/>
+        <w:rPr>
+          <w:rFonts w:ascii="Calibri" w:eastAsia="MS Gothic" w:hAnsi="Calibri" w:cs="Times New Roman"/>
+          <w:b/>
+          <w:bCs/>
+          <w:color w:val="00B050"/>
+        </w:rPr>
+      </w:pPr>
+      <w:r>
+        <w:rPr>
+          <w:rFonts w:ascii="Calibri" w:eastAsia="MS Gothic" w:hAnsi="Calibri" w:cs="Times New Roman"/>
+          <w:b/>
+          <w:bCs/>
           <w:noProof/>
-          <w:color w:val="EE0000"/>
+          <w:color w:val="00B050"/>
           <w14:ligatures w14:val="standardContextual"/>
         </w:rPr>
         <mc:AlternateContent>
           <mc:Choice Requires="wps">
             <w:drawing>
-              <wp:anchor distT="0" distB="0" distL="114300" distR="114300" simplePos="0" relativeHeight="251765248" behindDoc="0" locked="0" layoutInCell="1" allowOverlap="1" wp14:anchorId="0C421142" wp14:editId="10E9969A">
+              <wp:anchor distT="0" distB="0" distL="114300" distR="114300" simplePos="0" relativeHeight="251767296" behindDoc="0" locked="0" layoutInCell="1" allowOverlap="1" wp14:anchorId="14D1485B" wp14:editId="474B7BB1">
                 <wp:simplePos x="0" y="0"/>
                 <wp:positionH relativeFrom="column">
-                  <wp:posOffset>1684020</wp:posOffset>
+                  <wp:posOffset>1594884</wp:posOffset>
                 </wp:positionH>
                 <wp:positionV relativeFrom="paragraph">
-                  <wp:posOffset>530225</wp:posOffset>
+                  <wp:posOffset>123013</wp:posOffset>
                 </wp:positionV>
-                <wp:extent cx="2830830" cy="598170"/>
-                <wp:effectExtent l="19050" t="19050" r="26670" b="11430"/>
+                <wp:extent cx="3112445" cy="629536"/>
+                <wp:effectExtent l="19050" t="19050" r="12065" b="18415"/>
+                <wp:wrapNone/>
+                <wp:docPr id="1259812334" name="Rectangle 52"/>
+                <wp:cNvGraphicFramePr/>
+                <a:graphic xmlns:a="http://schemas.openxmlformats.org/drawingml/2006/main">
+                  <a:graphicData uri="http://schemas.microsoft.com/office/word/2010/wordprocessingShape">
+                    <wps:wsp>
+                      <wps:cNvSpPr/>
+                      <wps:spPr>
+                        <a:xfrm>
+                          <a:off x="0" y="0"/>
+                          <a:ext cx="3112445" cy="629536"/>
+                        </a:xfrm>
+                        <a:prstGeom prst="rect">
+                          <a:avLst/>
+                        </a:prstGeom>
+                        <a:noFill/>
+                        <a:ln w="28575">
+                          <a:solidFill>
+                            <a:srgbClr val="00B050"/>
+                          </a:solidFill>
+                        </a:ln>
+                      </wps:spPr>
+                      <wps:style>
+                        <a:lnRef idx="2">
+                          <a:schemeClr val="accent1">
+                            <a:shade val="15000"/>
+                          </a:schemeClr>
+                        </a:lnRef>
+                        <a:fillRef idx="1">
+                          <a:schemeClr val="accent1"/>
+                        </a:fillRef>
+                        <a:effectRef idx="0">
+                          <a:schemeClr val="accent1"/>
+                        </a:effectRef>
+                        <a:fontRef idx="minor">
+                          <a:schemeClr val="lt1"/>
+                        </a:fontRef>
+                      </wps:style>
+                      <wps:bodyPr rot="0" spcFirstLastPara="0" vertOverflow="overflow" horzOverflow="overflow" vert="horz" wrap="square" lIns="91440" tIns="45720" rIns="91440" bIns="45720" numCol="1" spcCol="0" rtlCol="0" fromWordArt="0" anchor="ctr" anchorCtr="0" forceAA="0" compatLnSpc="1">
+                        <a:prstTxWarp prst="textNoShape">
+                          <a:avLst/>
+                        </a:prstTxWarp>
+                        <a:noAutofit/>
+                      </wps:bodyPr>
+                    </wps:wsp>
+                  </a:graphicData>
+                </a:graphic>
+                <wp14:sizeRelH relativeFrom="margin">
+                  <wp14:pctWidth>0</wp14:pctWidth>
+                </wp14:sizeRelH>
+                <wp14:sizeRelV relativeFrom="margin">
+                  <wp14:pctHeight>0</wp14:pctHeight>
+                </wp14:sizeRelV>
+              </wp:anchor>
+            </w:drawing>
+          </mc:Choice>
+          <mc:Fallback>
+            <w:pict>
+              <v:rect w14:anchorId="528A0DC8" id="Rectangle 52" o:spid="_x0000_s1026" style="position:absolute;margin-left:125.6pt;margin-top:9.7pt;width:245.05pt;height:49.55pt;z-index:251767296;visibility:visible;mso-wrap-style:square;mso-width-percent:0;mso-height-percent:0;mso-wrap-distance-left:9pt;mso-wrap-distance-top:0;mso-wrap-distance-right:9pt;mso-wrap-distance-bottom:0;mso-position-horizontal:absolute;mso-position-horizontal-relative:text;mso-position-vertical:absolute;mso-position-vertical-relative:text;mso-width-percent:0;mso-height-percent:0;mso-width-relative:margin;mso-height-relative:margin;v-text-anchor:middle" o:gfxdata="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" filled="f" strokecolor="#00b050" strokeweight="2.25pt"/>
+            </w:pict>
+          </mc:Fallback>
+        </mc:AlternateContent>
+      </w:r>
+    </w:p>
+    <w:p>
+      <w:pPr>
+        <w:pStyle w:val="ListParagraph"/>
+        <w:keepNext/>
+        <w:keepLines/>
+        <w:spacing w:before="360" w:after="200"/>
+        <w:ind w:left="540"/>
+        <w:outlineLvl w:val="0"/>
+        <w:rPr>
+          <w:rFonts w:ascii="Calibri" w:eastAsia="MS Gothic" w:hAnsi="Calibri" w:cs="Times New Roman"/>
+          <w:b/>
+          <w:bCs/>
+          <w:color w:val="00B050"/>
+          <w:sz w:val="24"/>
+          <w:szCs w:val="24"/>
+        </w:rPr>
+      </w:pPr>
+      <m:oMathPara>
+        <m:oMath>
+          <m:r>
+            <m:rPr>
+              <m:sty m:val="bi"/>
+            </m:rPr>
+            <w:rPr>
+              <w:rFonts w:ascii="Cambria Math" w:eastAsia="MS Gothic" w:hAnsi="Cambria Math" w:cs="Times New Roman"/>
+              <w:sz w:val="24"/>
+              <w:szCs w:val="24"/>
+            </w:rPr>
+            <m:t>t_</m:t>
+          </m:r>
+          <m:r>
+            <m:rPr>
+              <m:sty m:val="b"/>
+            </m:rPr>
+            <w:rPr>
+              <w:rFonts w:ascii="Cambria Math" w:hAnsi="Cambria Math" w:cstheme="minorHAnsi"/>
+              <w:sz w:val="24"/>
+              <w:szCs w:val="24"/>
+            </w:rPr>
+            <m:t>duration</m:t>
+          </m:r>
+          <m:r>
+            <m:rPr>
+              <m:sty m:val="bi"/>
+            </m:rPr>
+            <w:rPr>
+              <w:rFonts w:ascii="Cambria Math" w:eastAsia="MS Gothic" w:hAnsi="Cambria Math" w:cs="Times New Roman"/>
+              <w:sz w:val="24"/>
+              <w:szCs w:val="24"/>
+            </w:rPr>
+            <m:t>=</m:t>
+          </m:r>
+          <m:f>
+            <m:fPr>
+              <m:ctrlPr>
+                <w:rPr>
+                  <w:rFonts w:ascii="Cambria Math" w:eastAsia="MS Gothic" w:hAnsi="Cambria Math" w:cs="Times New Roman"/>
+                  <w:b/>
+                  <w:bCs/>
+                  <w:i/>
+                  <w:sz w:val="24"/>
+                  <w:szCs w:val="24"/>
+                </w:rPr>
+              </m:ctrlPr>
+            </m:fPr>
+            <m:num>
+              <m:r>
+                <m:rPr>
+                  <m:sty m:val="bi"/>
+                </m:rPr>
+                <w:rPr>
+                  <w:rFonts w:ascii="Cambria Math" w:eastAsia="MS Gothic" w:hAnsi="Cambria Math" w:cs="Times New Roman"/>
+                  <w:sz w:val="24"/>
+                  <w:szCs w:val="24"/>
+                </w:rPr>
+                <m:t xml:space="preserve">(T_target - T_start) x </m:t>
+              </m:r>
+              <m:r>
+                <m:rPr>
+                  <m:sty m:val="bi"/>
+                </m:rPr>
+                <w:rPr>
+                  <w:rFonts w:ascii="Cambria Math" w:eastAsia="MS Gothic" w:hAnsi="Cambria Math" w:cs="Times New Roman"/>
+                  <w:sz w:val="24"/>
+                  <w:szCs w:val="24"/>
+                </w:rPr>
+                <m:t>15</m:t>
+              </m:r>
+            </m:num>
+            <m:den>
+              <m:r>
+                <m:rPr>
+                  <m:sty m:val="bi"/>
+                </m:rPr>
+                <w:rPr>
+                  <w:rFonts w:ascii="Cambria Math" w:eastAsia="MS Gothic" w:hAnsi="Cambria Math" w:cs="Times New Roman"/>
+                  <w:sz w:val="24"/>
+                  <w:szCs w:val="24"/>
+                </w:rPr>
+                <m:t>100</m:t>
+              </m:r>
+            </m:den>
+          </m:f>
+        </m:oMath>
+      </m:oMathPara>
+    </w:p>
+    <w:p>
+      <w:pPr>
+        <w:pStyle w:val="NoSpacing"/>
+        <w:ind w:left="360"/>
+        <w:rPr>
+          <w:rFonts w:ascii="Calibri" w:eastAsia="MS Gothic" w:hAnsi="Calibri" w:cs="Times New Roman"/>
+        </w:rPr>
+      </w:pPr>
+    </w:p>
+    <w:p>
+      <w:pPr>
+        <w:pStyle w:val="NoSpacing"/>
+        <w:ind w:left="360"/>
+        <w:rPr>
+          <w:rFonts w:ascii="Calibri" w:eastAsia="MS Gothic" w:hAnsi="Calibri" w:cs="Times New Roman"/>
+          <w:b/>
+          <w:bCs/>
+        </w:rPr>
+      </w:pPr>
+    </w:p>
+    <w:p>
+      <w:pPr>
+        <w:pStyle w:val="ListParagraph"/>
+        <w:keepNext/>
+        <w:keepLines/>
+        <w:numPr>
+          <w:ilvl w:val="0"/>
+          <w:numId w:val="2"/>
+        </w:numPr>
+        <w:spacing w:before="360" w:after="200"/>
+        <w:ind w:left="540" w:hanging="180"/>
+        <w:outlineLvl w:val="0"/>
+        <w:rPr>
+          <w:rFonts w:ascii="Calibri" w:eastAsia="MS Gothic" w:hAnsi="Calibri" w:cs="Times New Roman"/>
+          <w:b/>
+          <w:bCs/>
+          <w:color w:val="EE0000"/>
+          <w:sz w:val="24"/>
+          <w:szCs w:val="24"/>
+        </w:rPr>
+      </w:pPr>
+      <w:r>
+        <w:rPr>
+          <w:rFonts w:ascii="Calibri" w:eastAsia="MS Gothic" w:hAnsi="Calibri" w:cs="Times New Roman"/>
+          <w:b/>
+          <w:bCs/>
+          <w:noProof/>
+          <w:color w:val="EE0000"/>
+          <w:sz w:val="24"/>
+          <w:szCs w:val="24"/>
+          <w14:ligatures w14:val="standardContextual"/>
+        </w:rPr>
+        <w:lastRenderedPageBreak/>
+        <mc:AlternateContent>
+          <mc:Choice Requires="wps">
+            <w:drawing>
+              <wp:anchor distT="0" distB="0" distL="114300" distR="114300" simplePos="0" relativeHeight="251765248" behindDoc="0" locked="0" layoutInCell="1" allowOverlap="1" wp14:anchorId="0C421142" wp14:editId="67AFE0E4">
+                <wp:simplePos x="0" y="0"/>
+                <wp:positionH relativeFrom="column">
+                  <wp:posOffset>1531088</wp:posOffset>
+                </wp:positionH>
+                <wp:positionV relativeFrom="paragraph">
+                  <wp:posOffset>351258</wp:posOffset>
+                </wp:positionV>
+                <wp:extent cx="3112445" cy="672067"/>
+                <wp:effectExtent l="19050" t="19050" r="12065" b="13970"/>
                 <wp:wrapNone/>
                 <wp:docPr id="665894694" name="Rectangle 52"/>
                 <wp:cNvGraphicFramePr/>
@@ -11088,7 +11237,7 @@
                       <wps:spPr>
                         <a:xfrm>
                           <a:off x="0" y="0"/>
-                          <a:ext cx="2830830" cy="598170"/>
+                          <a:ext cx="3112445" cy="672067"/>
                         </a:xfrm>
                         <a:prstGeom prst="rect">
                           <a:avLst/>
@@ -11136,7 +11285,7 @@
           </mc:Choice>
           <mc:Fallback>
             <w:pict>
-              <v:rect w14:anchorId="485CE6BA" id="Rectangle 52" o:spid="_x0000_s1026" style="position:absolute;margin-left:132.6pt;margin-top:41.75pt;width:222.9pt;height:47.1pt;z-index:251765248;visibility:visible;mso-wrap-style:square;mso-width-percent:0;mso-height-percent:0;mso-wrap-distance-left:9pt;mso-wrap-distance-top:0;mso-wrap-distance-right:9pt;mso-wrap-distance-bottom:0;mso-position-horizontal:absolute;mso-position-horizontal-relative:text;mso-position-vertical:absolute;mso-position-vertical-relative:text;mso-width-percent:0;mso-height-percent:0;mso-width-relative:margin;mso-height-relative:margin;v-text-anchor:middle" o:gfxdata="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" filled="f" strokecolor="#e00" strokeweight="2.25pt"/>
+              <v:rect w14:anchorId="2F24F751" id="Rectangle 52" o:spid="_x0000_s1026" style="position:absolute;margin-left:120.55pt;margin-top:27.65pt;width:245.05pt;height:52.9pt;z-index:251765248;visibility:visible;mso-wrap-style:square;mso-width-percent:0;mso-height-percent:0;mso-wrap-distance-left:9pt;mso-wrap-distance-top:0;mso-wrap-distance-right:9pt;mso-wrap-distance-bottom:0;mso-position-horizontal:absolute;mso-position-horizontal-relative:text;mso-position-vertical:absolute;mso-position-vertical-relative:text;mso-width-percent:0;mso-height-percent:0;mso-width-relative:margin;mso-height-relative:margin;v-text-anchor:middle" o:gfxdata="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" filled="f" strokecolor="#e00" strokeweight="2.25pt"/>
             </w:pict>
           </mc:Fallback>
         </mc:AlternateContent>
@@ -11147,6 +11296,8 @@
           <w:b/>
           <w:bCs/>
           <w:color w:val="EE0000"/>
+          <w:sz w:val="24"/>
+          <w:szCs w:val="24"/>
         </w:rPr>
         <w:t xml:space="preserve">Công thức tính </w:t>
       </w:r>
@@ -11156,6 +11307,8 @@
           <w:b/>
           <w:bCs/>
           <w:color w:val="EE0000"/>
+          <w:sz w:val="24"/>
+          <w:szCs w:val="24"/>
         </w:rPr>
         <w:t>cài đặt thời gian</w:t>
       </w:r>
@@ -11165,8 +11318,10 @@
           <w:b/>
           <w:bCs/>
           <w:color w:val="EE0000"/>
-        </w:rPr>
-        <w:t xml:space="preserve"> (tối </w:t>
+          <w:sz w:val="24"/>
+          <w:szCs w:val="24"/>
+        </w:rPr>
+        <w:t xml:space="preserve"> (</w:t>
       </w:r>
       <w:r>
         <w:rPr>
@@ -11174,8 +11329,10 @@
           <w:b/>
           <w:bCs/>
           <w:color w:val="EE0000"/>
-        </w:rPr>
-        <w:t>thiểu</w:t>
+          <w:sz w:val="24"/>
+          <w:szCs w:val="24"/>
+        </w:rPr>
+        <w:t>tối đa</w:t>
       </w:r>
       <w:r>
         <w:rPr>
@@ -11183,17 +11340,10 @@
           <w:b/>
           <w:bCs/>
           <w:color w:val="EE0000"/>
-        </w:rPr>
-        <w:t>)</w:t>
-      </w:r>
-      <w:r>
-        <w:rPr>
-          <w:rFonts w:ascii="Calibri" w:eastAsia="MS Gothic" w:hAnsi="Calibri" w:cs="Times New Roman"/>
-          <w:b/>
-          <w:bCs/>
-          <w:color w:val="EE0000"/>
-        </w:rPr>
-        <w:t>:</w:t>
+          <w:sz w:val="24"/>
+          <w:szCs w:val="24"/>
+        </w:rPr>
+        <w:t>):</w:t>
       </w:r>
     </w:p>
     <w:p>
@@ -11207,6 +11357,8 @@
           <w:rFonts w:ascii="Calibri" w:eastAsia="MS Gothic" w:hAnsi="Calibri" w:cs="Times New Roman"/>
           <w:b/>
           <w:bCs/>
+          <w:sz w:val="24"/>
+          <w:szCs w:val="24"/>
         </w:rPr>
       </w:pPr>
       <m:oMathPara>
@@ -11217,6 +11369,8 @@
             </m:rPr>
             <w:rPr>
               <w:rFonts w:ascii="Cambria Math" w:eastAsia="MS Gothic" w:hAnsi="Cambria Math" w:cs="Times New Roman"/>
+              <w:sz w:val="24"/>
+              <w:szCs w:val="24"/>
             </w:rPr>
             <m:t>t_</m:t>
           </m:r>
@@ -11226,6 +11380,8 @@
             </m:rPr>
             <w:rPr>
               <w:rFonts w:ascii="Cambria Math" w:hAnsi="Cambria Math" w:cstheme="minorHAnsi"/>
+              <w:sz w:val="24"/>
+              <w:szCs w:val="24"/>
             </w:rPr>
             <m:t>duration</m:t>
           </m:r>
@@ -11235,6 +11391,8 @@
             </m:rPr>
             <w:rPr>
               <w:rFonts w:ascii="Cambria Math" w:eastAsia="MS Gothic" w:hAnsi="Cambria Math" w:cs="Times New Roman"/>
+              <w:sz w:val="24"/>
+              <w:szCs w:val="24"/>
             </w:rPr>
             <m:t>=</m:t>
           </m:r>
@@ -11246,6 +11404,8 @@
                   <w:b/>
                   <w:bCs/>
                   <w:i/>
+                  <w:sz w:val="24"/>
+                  <w:szCs w:val="24"/>
                 </w:rPr>
               </m:ctrlPr>
             </m:fPr>
@@ -11256,6 +11416,8 @@
                 </m:rPr>
                 <w:rPr>
                   <w:rFonts w:ascii="Cambria Math" w:eastAsia="MS Gothic" w:hAnsi="Cambria Math" w:cs="Times New Roman"/>
+                  <w:sz w:val="24"/>
+                  <w:szCs w:val="24"/>
                 </w:rPr>
                 <m:t xml:space="preserve">(T_target - T_start) x </m:t>
               </m:r>
@@ -11265,6 +11427,8 @@
                 </m:rPr>
                 <w:rPr>
                   <w:rFonts w:ascii="Cambria Math" w:eastAsia="MS Gothic" w:hAnsi="Cambria Math" w:cs="Times New Roman"/>
+                  <w:sz w:val="24"/>
+                  <w:szCs w:val="24"/>
                 </w:rPr>
                 <m:t>1</m:t>
               </m:r>
@@ -11274,6 +11438,8 @@
                 </m:rPr>
                 <w:rPr>
                   <w:rFonts w:ascii="Cambria Math" w:eastAsia="MS Gothic" w:hAnsi="Cambria Math" w:cs="Times New Roman"/>
+                  <w:sz w:val="24"/>
+                  <w:szCs w:val="24"/>
                 </w:rPr>
                 <m:t>0</m:t>
               </m:r>
@@ -11285,6 +11451,8 @@
                 </m:rPr>
                 <w:rPr>
                   <w:rFonts w:ascii="Cambria Math" w:eastAsia="MS Gothic" w:hAnsi="Cambria Math" w:cs="Times New Roman"/>
+                  <w:sz w:val="24"/>
+                  <w:szCs w:val="24"/>
                 </w:rPr>
                 <m:t>100</m:t>
               </m:r>
@@ -11314,6 +11482,135 @@
         <w:outlineLvl w:val="0"/>
         <w:rPr>
           <w:rFonts w:ascii="Calibri" w:eastAsia="MS Gothic" w:hAnsi="Calibri" w:cs="Times New Roman"/>
+          <w:color w:val="000000" w:themeColor="text1"/>
+          <w:sz w:val="24"/>
+          <w:szCs w:val="24"/>
+        </w:rPr>
+      </w:pPr>
+      <w:r>
+        <w:rPr>
+          <w:rFonts w:ascii="Calibri" w:eastAsia="MS Gothic" w:hAnsi="Calibri" w:cs="Times New Roman"/>
+          <w:b/>
+          <w:bCs/>
+          <w:color w:val="EE0000"/>
+          <w:sz w:val="26"/>
+          <w:szCs w:val="26"/>
+        </w:rPr>
+        <w:t>Lưu ý:</w:t>
+      </w:r>
+      <w:r>
+        <w:rPr>
+          <w:rFonts w:ascii="Calibri" w:eastAsia="MS Gothic" w:hAnsi="Calibri" w:cs="Times New Roman"/>
+          <w:b/>
+          <w:bCs/>
+          <w:color w:val="EE0000"/>
+          <w:sz w:val="28"/>
+          <w:szCs w:val="28"/>
+        </w:rPr>
+        <w:t xml:space="preserve"> </w:t>
+      </w:r>
+      <w:r>
+        <w:rPr>
+          <w:rFonts w:ascii="Calibri" w:eastAsia="MS Gothic" w:hAnsi="Calibri" w:cs="Times New Roman"/>
+          <w:color w:val="000000" w:themeColor="text1"/>
+          <w:sz w:val="24"/>
+          <w:szCs w:val="24"/>
+        </w:rPr>
+        <w:t>Chỉ có thể thay đổi giá trị trong khoảng 10 đến 20</w:t>
+      </w:r>
+      <w:r>
+        <w:rPr>
+          <w:rFonts w:ascii="Calibri" w:eastAsia="MS Gothic" w:hAnsi="Calibri" w:cs="Times New Roman"/>
+          <w:color w:val="000000" w:themeColor="text1"/>
+          <w:sz w:val="24"/>
+          <w:szCs w:val="24"/>
+        </w:rPr>
+        <w:t xml:space="preserve">, nếu giá trị nhỏ hơn 10 thì máy vẫn hoạt động </w:t>
+      </w:r>
+      <w:r>
+        <w:rPr>
+          <w:rFonts w:ascii="Calibri" w:eastAsia="MS Gothic" w:hAnsi="Calibri" w:cs="Times New Roman"/>
+          <w:color w:val="000000" w:themeColor="text1"/>
+          <w:sz w:val="24"/>
+          <w:szCs w:val="24"/>
+        </w:rPr>
+        <w:t>được</w:t>
+      </w:r>
+      <w:r>
+        <w:rPr>
+          <w:rFonts w:ascii="Calibri" w:eastAsia="MS Gothic" w:hAnsi="Calibri" w:cs="Times New Roman"/>
+          <w:color w:val="000000" w:themeColor="text1"/>
+          <w:sz w:val="24"/>
+          <w:szCs w:val="24"/>
+        </w:rPr>
+        <w:t xml:space="preserve"> nhưng sẽ mau giảm tuổi thọ máy</w:t>
+      </w:r>
+      <w:r>
+        <w:rPr>
+          <w:rFonts w:ascii="Calibri" w:eastAsia="MS Gothic" w:hAnsi="Calibri" w:cs="Times New Roman"/>
+          <w:color w:val="000000" w:themeColor="text1"/>
+          <w:sz w:val="24"/>
+          <w:szCs w:val="24"/>
+        </w:rPr>
+        <w:t xml:space="preserve"> và không an toàn</w:t>
+      </w:r>
+      <w:r>
+        <w:rPr>
+          <w:rFonts w:ascii="Calibri" w:eastAsia="MS Gothic" w:hAnsi="Calibri" w:cs="Times New Roman"/>
+          <w:color w:val="000000" w:themeColor="text1"/>
+          <w:sz w:val="24"/>
+          <w:szCs w:val="24"/>
+        </w:rPr>
+        <w:t>.</w:t>
+      </w:r>
+    </w:p>
+    <w:p>
+      <w:pPr>
+        <w:pStyle w:val="ListParagraph"/>
+        <w:keepNext/>
+        <w:keepLines/>
+        <w:numPr>
+          <w:ilvl w:val="0"/>
+          <w:numId w:val="2"/>
+        </w:numPr>
+        <w:spacing w:before="360" w:after="200"/>
+        <w:outlineLvl w:val="0"/>
+        <w:rPr>
+          <w:rFonts w:ascii="Calibri" w:eastAsia="MS Gothic" w:hAnsi="Calibri" w:cs="Times New Roman"/>
+          <w:color w:val="000000" w:themeColor="text1"/>
+          <w:sz w:val="24"/>
+          <w:szCs w:val="24"/>
+        </w:rPr>
+      </w:pPr>
+      <w:r>
+        <w:rPr>
+          <w:rFonts w:ascii="Calibri" w:eastAsia="MS Gothic" w:hAnsi="Calibri" w:cs="Times New Roman"/>
+          <w:color w:val="000000" w:themeColor="text1"/>
+          <w:sz w:val="24"/>
+          <w:szCs w:val="24"/>
+        </w:rPr>
+        <w:t>Phải để chế độ MT sau chế độ TIOT.</w:t>
+      </w:r>
+      <w:r>
+        <w:rPr>
+          <w:rFonts w:ascii="Calibri" w:eastAsia="MS Gothic" w:hAnsi="Calibri" w:cs="Times New Roman"/>
+          <w:color w:val="000000" w:themeColor="text1"/>
+          <w:sz w:val="24"/>
+          <w:szCs w:val="24"/>
+        </w:rPr>
+        <w:t xml:space="preserve"> Khi muốn giảm nhiệt độ thì cài đặt chế độ MT.</w:t>
+      </w:r>
+    </w:p>
+    <w:p>
+      <w:pPr>
+        <w:pStyle w:val="ListParagraph"/>
+        <w:keepNext/>
+        <w:keepLines/>
+        <w:spacing w:before="360" w:after="200"/>
+        <w:ind w:left="360"/>
+        <w:outlineLvl w:val="0"/>
+        <w:rPr>
+          <w:rFonts w:ascii="Calibri" w:eastAsia="MS Gothic" w:hAnsi="Calibri" w:cs="Times New Roman"/>
           <w:b/>
           <w:bCs/>
           <w:color w:val="2E74B5"/>
@@ -11321,16 +11618,33 @@
           <w:szCs w:val="28"/>
         </w:rPr>
       </w:pPr>
-      <w:r>
+    </w:p>
+    <w:p>
+      <w:pPr>
+        <w:pStyle w:val="ListParagraph"/>
+        <w:keepNext/>
+        <w:keepLines/>
+        <w:spacing w:before="360" w:after="200"/>
+        <w:ind w:left="360"/>
+        <w:outlineLvl w:val="0"/>
         <w:rPr>
           <w:rFonts w:ascii="Calibri" w:eastAsia="MS Gothic" w:hAnsi="Calibri" w:cs="Times New Roman"/>
           <w:b/>
           <w:bCs/>
           <w:color w:val="2E74B5"/>
-          <w:sz w:val="32"/>
+          <w:sz w:val="28"/>
           <w:szCs w:val="28"/>
         </w:rPr>
-        <w:lastRenderedPageBreak/>
+      </w:pPr>
+      <w:r>
+        <w:rPr>
+          <w:rFonts w:ascii="Calibri" w:eastAsia="MS Gothic" w:hAnsi="Calibri" w:cs="Times New Roman"/>
+          <w:b/>
+          <w:bCs/>
+          <w:color w:val="2E74B5"/>
+          <w:sz w:val="28"/>
+          <w:szCs w:val="28"/>
+        </w:rPr>
         <w:t>4.</w:t>
       </w:r>
       <w:r>
@@ -11339,7 +11653,7 @@
           <w:b/>
           <w:bCs/>
           <w:color w:val="2E74B5"/>
-          <w:sz w:val="32"/>
+          <w:sz w:val="28"/>
           <w:szCs w:val="28"/>
         </w:rPr>
         <w:t>2</w:t>
@@ -11350,7 +11664,7 @@
           <w:b/>
           <w:bCs/>
           <w:color w:val="2E74B5"/>
-          <w:sz w:val="32"/>
+          <w:sz w:val="28"/>
           <w:szCs w:val="28"/>
         </w:rPr>
         <w:t xml:space="preserve"> Chế độ </w:t>
@@ -11361,7 +11675,7 @@
           <w:b/>
           <w:bCs/>
           <w:color w:val="2E74B5"/>
-          <w:sz w:val="32"/>
+          <w:sz w:val="28"/>
           <w:szCs w:val="28"/>
         </w:rPr>
         <w:t>M</w:t>
@@ -11372,7 +11686,7 @@
           <w:b/>
           <w:bCs/>
           <w:color w:val="2E74B5"/>
-          <w:sz w:val="32"/>
+          <w:sz w:val="28"/>
           <w:szCs w:val="28"/>
         </w:rPr>
         <w:t>T</w:t>
@@ -11537,8 +11851,1496 @@
           <w:sz w:val="32"/>
           <w:szCs w:val="28"/>
         </w:rPr>
-        <w:t>CÁCH CÀI ĐẶT</w:t>
-      </w:r>
+        <w:t>YÊU CẦU AN TOÀN</w:t>
+      </w:r>
+    </w:p>
+    <w:p>
+      <w:pPr>
+        <w:pStyle w:val="ListParagraph"/>
+        <w:pBdr>
+          <w:left w:val="single" w:sz="24" w:space="6" w:color="9B1C1C"/>
+        </w:pBdr>
+        <w:shd w:val="clear" w:color="auto" w:fill="FDECEC"/>
+        <w:spacing w:before="80" w:after="160"/>
+        <w:ind w:right="173"/>
+      </w:pPr>
+      <w:r>
+        <w:rPr>
+          <w:rFonts w:ascii="Calibri" w:eastAsia="Calibri" w:hAnsi="Calibri"/>
+          <w:b/>
+          <w:color w:val="9B1C1C"/>
+        </w:rPr>
+        <w:t xml:space="preserve">CẢNH BÁO: </w:t>
+      </w:r>
+      <w:r>
+        <w:rPr>
+          <w:rFonts w:ascii="Calibri" w:eastAsia="Calibri" w:hAnsi="Calibri"/>
+          <w:color w:val="1F2933"/>
+        </w:rPr>
+        <w:t>Thiết bị có thể đạt 1280°C. Bề mặt, cửa, phụ kiện và mẫu còn nóng lâu sau khi chương trình kết thúc. Không đánh giá độ an toàn bằng quan sát hoặc chạm tay.</w:t>
+      </w:r>
+    </w:p>
+    <w:p>
+      <w:pPr>
+        <w:pStyle w:val="Heading2"/>
+        <w:ind w:left="360"/>
+        <w:rPr>
+          <w:rFonts w:asciiTheme="minorHAnsi" w:hAnsiTheme="minorHAnsi" w:cstheme="minorHAnsi"/>
+          <w:b/>
+          <w:bCs/>
+          <w:color w:val="0070C0"/>
+          <w:sz w:val="28"/>
+          <w:szCs w:val="28"/>
+        </w:rPr>
+      </w:pPr>
+      <w:r>
+        <w:rPr>
+          <w:rFonts w:asciiTheme="minorHAnsi" w:hAnsiTheme="minorHAnsi" w:cstheme="minorHAnsi"/>
+          <w:b/>
+          <w:bCs/>
+          <w:color w:val="0070C0"/>
+          <w:sz w:val="28"/>
+          <w:szCs w:val="28"/>
+        </w:rPr>
+        <w:t xml:space="preserve">5.1 </w:t>
+      </w:r>
+      <w:r>
+        <w:rPr>
+          <w:rFonts w:asciiTheme="minorHAnsi" w:hAnsiTheme="minorHAnsi" w:cstheme="minorHAnsi"/>
+          <w:b/>
+          <w:bCs/>
+          <w:color w:val="0070C0"/>
+          <w:sz w:val="28"/>
+          <w:szCs w:val="28"/>
+        </w:rPr>
+        <w:t>N</w:t>
+      </w:r>
+      <w:r>
+        <w:rPr>
+          <w:rFonts w:asciiTheme="minorHAnsi" w:hAnsiTheme="minorHAnsi" w:cstheme="minorHAnsi"/>
+          <w:b/>
+          <w:bCs/>
+          <w:color w:val="0070C0"/>
+          <w:sz w:val="28"/>
+          <w:szCs w:val="28"/>
+        </w:rPr>
+        <w:t>guy cơ và kiểm soát</w:t>
+      </w:r>
+    </w:p>
+    <w:tbl>
+      <w:tblPr>
+        <w:tblStyle w:val="TableGrid"/>
+        <w:tblW w:w="9360" w:type="dxa"/>
+        <w:tblInd w:w="120" w:type="dxa"/>
+        <w:tblLayout w:type="fixed"/>
+        <w:tblLook w:val="04A0" w:firstRow="1" w:lastRow="0" w:firstColumn="1" w:lastColumn="0" w:noHBand="0" w:noVBand="1"/>
+      </w:tblPr>
+      <w:tblGrid>
+        <w:gridCol w:w="1700"/>
+        <w:gridCol w:w="2500"/>
+        <w:gridCol w:w="5160"/>
+      </w:tblGrid>
+      <w:tr>
+        <w:trPr>
+          <w:tblHeader/>
+        </w:trPr>
+        <w:tc>
+          <w:tcPr>
+            <w:tcW w:w="1700" w:type="dxa"/>
+            <w:shd w:val="clear" w:color="auto" w:fill="E8EEF5"/>
+            <w:tcMar>
+              <w:top w:w="80" w:type="dxa"/>
+              <w:left w:w="120" w:type="dxa"/>
+              <w:bottom w:w="80" w:type="dxa"/>
+              <w:right w:w="120" w:type="dxa"/>
+            </w:tcMar>
+            <w:vAlign w:val="center"/>
+          </w:tcPr>
+          <w:p>
+            <w:pPr>
+              <w:spacing w:after="0" w:line="264" w:lineRule="auto"/>
+              <w:jc w:val="center"/>
+              <w:rPr>
+                <w:sz w:val="26"/>
+                <w:szCs w:val="26"/>
+              </w:rPr>
+            </w:pPr>
+            <w:r>
+              <w:rPr>
+                <w:rFonts w:ascii="Calibri" w:eastAsia="Calibri" w:hAnsi="Calibri"/>
+                <w:b/>
+                <w:color w:val="1F4D78"/>
+                <w:sz w:val="26"/>
+                <w:szCs w:val="26"/>
+              </w:rPr>
+              <w:t>Nguy cơ</w:t>
+            </w:r>
+          </w:p>
+        </w:tc>
+        <w:tc>
+          <w:tcPr>
+            <w:tcW w:w="2500" w:type="dxa"/>
+            <w:shd w:val="clear" w:color="auto" w:fill="E8EEF5"/>
+            <w:tcMar>
+              <w:top w:w="80" w:type="dxa"/>
+              <w:left w:w="120" w:type="dxa"/>
+              <w:bottom w:w="80" w:type="dxa"/>
+              <w:right w:w="120" w:type="dxa"/>
+            </w:tcMar>
+            <w:vAlign w:val="center"/>
+          </w:tcPr>
+          <w:p>
+            <w:pPr>
+              <w:spacing w:after="0" w:line="264" w:lineRule="auto"/>
+              <w:jc w:val="center"/>
+              <w:rPr>
+                <w:sz w:val="26"/>
+                <w:szCs w:val="26"/>
+              </w:rPr>
+            </w:pPr>
+            <w:r>
+              <w:rPr>
+                <w:rFonts w:ascii="Calibri" w:eastAsia="Calibri" w:hAnsi="Calibri"/>
+                <w:b/>
+                <w:color w:val="1F4D78"/>
+                <w:sz w:val="26"/>
+                <w:szCs w:val="26"/>
+              </w:rPr>
+              <w:t>Hậu quả</w:t>
+            </w:r>
+          </w:p>
+        </w:tc>
+        <w:tc>
+          <w:tcPr>
+            <w:tcW w:w="5160" w:type="dxa"/>
+            <w:shd w:val="clear" w:color="auto" w:fill="E8EEF5"/>
+            <w:tcMar>
+              <w:top w:w="80" w:type="dxa"/>
+              <w:left w:w="120" w:type="dxa"/>
+              <w:bottom w:w="80" w:type="dxa"/>
+              <w:right w:w="120" w:type="dxa"/>
+            </w:tcMar>
+            <w:vAlign w:val="center"/>
+          </w:tcPr>
+          <w:p>
+            <w:pPr>
+              <w:spacing w:after="0" w:line="264" w:lineRule="auto"/>
+              <w:jc w:val="center"/>
+              <w:rPr>
+                <w:sz w:val="26"/>
+                <w:szCs w:val="26"/>
+              </w:rPr>
+            </w:pPr>
+            <w:r>
+              <w:rPr>
+                <w:rFonts w:ascii="Calibri" w:eastAsia="Calibri" w:hAnsi="Calibri"/>
+                <w:b/>
+                <w:color w:val="1F4D78"/>
+                <w:sz w:val="26"/>
+                <w:szCs w:val="26"/>
+              </w:rPr>
+              <w:t>Biện pháp kiểm soát bắt buộc</w:t>
+            </w:r>
+          </w:p>
+        </w:tc>
+      </w:tr>
+      <w:tr>
+        <w:tc>
+          <w:tcPr>
+            <w:tcW w:w="1700" w:type="dxa"/>
+            <w:tcMar>
+              <w:top w:w="80" w:type="dxa"/>
+              <w:left w:w="120" w:type="dxa"/>
+              <w:bottom w:w="80" w:type="dxa"/>
+              <w:right w:w="120" w:type="dxa"/>
+            </w:tcMar>
+            <w:vAlign w:val="center"/>
+          </w:tcPr>
+          <w:p>
+            <w:pPr>
+              <w:spacing w:after="0" w:line="269" w:lineRule="auto"/>
+              <w:jc w:val="center"/>
+            </w:pPr>
+            <w:r>
+              <w:rPr>
+                <w:rFonts w:ascii="Calibri" w:eastAsia="Calibri" w:hAnsi="Calibri"/>
+                <w:color w:val="1F2933"/>
+              </w:rPr>
+              <w:t>Nhiệt/bức xạ nhiệt</w:t>
+            </w:r>
+          </w:p>
+        </w:tc>
+        <w:tc>
+          <w:tcPr>
+            <w:tcW w:w="2500" w:type="dxa"/>
+            <w:tcMar>
+              <w:top w:w="80" w:type="dxa"/>
+              <w:left w:w="120" w:type="dxa"/>
+              <w:bottom w:w="80" w:type="dxa"/>
+              <w:right w:w="120" w:type="dxa"/>
+            </w:tcMar>
+            <w:vAlign w:val="center"/>
+          </w:tcPr>
+          <w:p>
+            <w:pPr>
+              <w:spacing w:after="0" w:line="269" w:lineRule="auto"/>
+            </w:pPr>
+            <w:r>
+              <w:rPr>
+                <w:rFonts w:ascii="Calibri" w:eastAsia="Calibri" w:hAnsi="Calibri"/>
+                <w:color w:val="1F2933"/>
+              </w:rPr>
+              <w:t>Bỏng, cháy vật liệu gần lò</w:t>
+            </w:r>
+          </w:p>
+        </w:tc>
+        <w:tc>
+          <w:tcPr>
+            <w:tcW w:w="5160" w:type="dxa"/>
+            <w:tcMar>
+              <w:top w:w="80" w:type="dxa"/>
+              <w:left w:w="120" w:type="dxa"/>
+              <w:bottom w:w="80" w:type="dxa"/>
+              <w:right w:w="120" w:type="dxa"/>
+            </w:tcMar>
+            <w:vAlign w:val="center"/>
+          </w:tcPr>
+          <w:p>
+            <w:pPr>
+              <w:spacing w:after="0" w:line="269" w:lineRule="auto"/>
+            </w:pPr>
+            <w:r>
+              <w:rPr>
+                <w:rFonts w:ascii="Calibri" w:eastAsia="Calibri" w:hAnsi="Calibri"/>
+                <w:color w:val="1F2933"/>
+              </w:rPr>
+              <w:t>Giữ vùng nóng thông thoáng; biển cảnh báo; găng chịu nhiệt phù hợp; kẹp gắp; chờ nguội theo giới hạn SOP.</w:t>
+            </w:r>
+          </w:p>
+        </w:tc>
+      </w:tr>
+      <w:tr>
+        <w:tc>
+          <w:tcPr>
+            <w:tcW w:w="1700" w:type="dxa"/>
+            <w:tcMar>
+              <w:top w:w="80" w:type="dxa"/>
+              <w:left w:w="120" w:type="dxa"/>
+              <w:bottom w:w="80" w:type="dxa"/>
+              <w:right w:w="120" w:type="dxa"/>
+            </w:tcMar>
+            <w:vAlign w:val="center"/>
+          </w:tcPr>
+          <w:p>
+            <w:pPr>
+              <w:spacing w:after="0" w:line="269" w:lineRule="auto"/>
+              <w:jc w:val="center"/>
+            </w:pPr>
+            <w:r>
+              <w:rPr>
+                <w:rFonts w:ascii="Calibri" w:eastAsia="Calibri" w:hAnsi="Calibri"/>
+                <w:color w:val="1F2933"/>
+              </w:rPr>
+              <w:t>Điện 230 V - 13 A</w:t>
+            </w:r>
+          </w:p>
+        </w:tc>
+        <w:tc>
+          <w:tcPr>
+            <w:tcW w:w="2500" w:type="dxa"/>
+            <w:tcMar>
+              <w:top w:w="80" w:type="dxa"/>
+              <w:left w:w="120" w:type="dxa"/>
+              <w:bottom w:w="80" w:type="dxa"/>
+              <w:right w:w="120" w:type="dxa"/>
+            </w:tcMar>
+            <w:vAlign w:val="center"/>
+          </w:tcPr>
+          <w:p>
+            <w:pPr>
+              <w:spacing w:after="0" w:line="269" w:lineRule="auto"/>
+            </w:pPr>
+            <w:r>
+              <w:rPr>
+                <w:rFonts w:ascii="Calibri" w:eastAsia="Calibri" w:hAnsi="Calibri"/>
+                <w:color w:val="1F2933"/>
+              </w:rPr>
+              <w:t>Điện giật, cháy điện</w:t>
+            </w:r>
+          </w:p>
+        </w:tc>
+        <w:tc>
+          <w:tcPr>
+            <w:tcW w:w="5160" w:type="dxa"/>
+            <w:tcMar>
+              <w:top w:w="80" w:type="dxa"/>
+              <w:left w:w="120" w:type="dxa"/>
+              <w:bottom w:w="80" w:type="dxa"/>
+              <w:right w:w="120" w:type="dxa"/>
+            </w:tcMar>
+            <w:vAlign w:val="center"/>
+          </w:tcPr>
+          <w:p>
+            <w:pPr>
+              <w:spacing w:after="0" w:line="269" w:lineRule="auto"/>
+            </w:pPr>
+            <w:r>
+              <w:rPr>
+                <w:rFonts w:ascii="Calibri" w:eastAsia="Calibri" w:hAnsi="Calibri"/>
+                <w:color w:val="1F2933"/>
+              </w:rPr>
+              <w:t>Ổ cắm và bảo vệ nhánh phù hợp; tiếp địa; không dùng dây/ổ chia tạm; cô lập nguồn trước bảo trì.</w:t>
+            </w:r>
+          </w:p>
+        </w:tc>
+      </w:tr>
+      <w:tr>
+        <w:tc>
+          <w:tcPr>
+            <w:tcW w:w="1700" w:type="dxa"/>
+            <w:tcMar>
+              <w:top w:w="80" w:type="dxa"/>
+              <w:left w:w="120" w:type="dxa"/>
+              <w:bottom w:w="80" w:type="dxa"/>
+              <w:right w:w="120" w:type="dxa"/>
+            </w:tcMar>
+            <w:vAlign w:val="center"/>
+          </w:tcPr>
+          <w:p>
+            <w:pPr>
+              <w:spacing w:after="0" w:line="269" w:lineRule="auto"/>
+              <w:jc w:val="center"/>
+            </w:pPr>
+            <w:r>
+              <w:rPr>
+                <w:rFonts w:ascii="Calibri" w:eastAsia="Calibri" w:hAnsi="Calibri"/>
+                <w:color w:val="1F2933"/>
+              </w:rPr>
+              <w:t>Khí/khói từ mẫu</w:t>
+            </w:r>
+          </w:p>
+        </w:tc>
+        <w:tc>
+          <w:tcPr>
+            <w:tcW w:w="2500" w:type="dxa"/>
+            <w:tcMar>
+              <w:top w:w="80" w:type="dxa"/>
+              <w:left w:w="120" w:type="dxa"/>
+              <w:bottom w:w="80" w:type="dxa"/>
+              <w:right w:w="120" w:type="dxa"/>
+            </w:tcMar>
+            <w:vAlign w:val="center"/>
+          </w:tcPr>
+          <w:p>
+            <w:pPr>
+              <w:spacing w:after="0" w:line="269" w:lineRule="auto"/>
+            </w:pPr>
+            <w:r>
+              <w:rPr>
+                <w:rFonts w:ascii="Calibri" w:eastAsia="Calibri" w:hAnsi="Calibri"/>
+                <w:color w:val="1F2933"/>
+              </w:rPr>
+              <w:t>Ngộ độc, ăn mòn, ô nhiễm</w:t>
+            </w:r>
+          </w:p>
+        </w:tc>
+        <w:tc>
+          <w:tcPr>
+            <w:tcW w:w="5160" w:type="dxa"/>
+            <w:tcMar>
+              <w:top w:w="80" w:type="dxa"/>
+              <w:left w:w="120" w:type="dxa"/>
+              <w:bottom w:w="80" w:type="dxa"/>
+              <w:right w:w="120" w:type="dxa"/>
+            </w:tcMar>
+            <w:vAlign w:val="center"/>
+          </w:tcPr>
+          <w:p>
+            <w:pPr>
+              <w:spacing w:after="0" w:line="269" w:lineRule="auto"/>
+            </w:pPr>
+            <w:r>
+              <w:rPr>
+                <w:rFonts w:ascii="Calibri" w:eastAsia="Calibri" w:hAnsi="Calibri"/>
+                <w:color w:val="1F2933"/>
+              </w:rPr>
+              <w:t>Chỉ nung mẫu đã đánh giá; thông gió/hút khí được xác nhận; không nung chất chưa biết thành phần.</w:t>
+            </w:r>
+          </w:p>
+        </w:tc>
+      </w:tr>
+      <w:tr>
+        <w:tc>
+          <w:tcPr>
+            <w:tcW w:w="1700" w:type="dxa"/>
+            <w:tcMar>
+              <w:top w:w="80" w:type="dxa"/>
+              <w:left w:w="120" w:type="dxa"/>
+              <w:bottom w:w="80" w:type="dxa"/>
+              <w:right w:w="120" w:type="dxa"/>
+            </w:tcMar>
+            <w:vAlign w:val="center"/>
+          </w:tcPr>
+          <w:p>
+            <w:pPr>
+              <w:spacing w:after="0" w:line="269" w:lineRule="auto"/>
+              <w:jc w:val="center"/>
+            </w:pPr>
+            <w:r>
+              <w:rPr>
+                <w:rFonts w:ascii="Calibri" w:eastAsia="Calibri" w:hAnsi="Calibri"/>
+                <w:color w:val="1F2933"/>
+              </w:rPr>
+              <w:t>Cháy/nổ/áp suất</w:t>
+            </w:r>
+          </w:p>
+        </w:tc>
+        <w:tc>
+          <w:tcPr>
+            <w:tcW w:w="2500" w:type="dxa"/>
+            <w:tcMar>
+              <w:top w:w="80" w:type="dxa"/>
+              <w:left w:w="120" w:type="dxa"/>
+              <w:bottom w:w="80" w:type="dxa"/>
+              <w:right w:w="120" w:type="dxa"/>
+            </w:tcMar>
+            <w:vAlign w:val="center"/>
+          </w:tcPr>
+          <w:p>
+            <w:pPr>
+              <w:spacing w:after="0" w:line="269" w:lineRule="auto"/>
+            </w:pPr>
+            <w:r>
+              <w:rPr>
+                <w:rFonts w:ascii="Calibri" w:eastAsia="Calibri" w:hAnsi="Calibri"/>
+                <w:color w:val="1F2933"/>
+              </w:rPr>
+              <w:t>Chấn thương nghiêm trọng, phá hủy lò</w:t>
+            </w:r>
+          </w:p>
+        </w:tc>
+        <w:tc>
+          <w:tcPr>
+            <w:tcW w:w="5160" w:type="dxa"/>
+            <w:tcMar>
+              <w:top w:w="80" w:type="dxa"/>
+              <w:left w:w="120" w:type="dxa"/>
+              <w:bottom w:w="80" w:type="dxa"/>
+              <w:right w:w="120" w:type="dxa"/>
+            </w:tcMar>
+            <w:vAlign w:val="center"/>
+          </w:tcPr>
+          <w:p>
+            <w:pPr>
+              <w:spacing w:after="0" w:line="269" w:lineRule="auto"/>
+            </w:pPr>
+            <w:r>
+              <w:rPr>
+                <w:rFonts w:ascii="Calibri" w:eastAsia="Calibri" w:hAnsi="Calibri"/>
+                <w:color w:val="1F2933"/>
+              </w:rPr>
+              <w:t>Cấm mẫu dễ nổ, bình kín, dung môi, vật liệu ẩm hoặc sinh khí nhanh khi chưa có quy trình kỹ thuật được phê duyệt.</w:t>
+            </w:r>
+          </w:p>
+        </w:tc>
+      </w:tr>
+      <w:tr>
+        <w:tc>
+          <w:tcPr>
+            <w:tcW w:w="1700" w:type="dxa"/>
+            <w:tcMar>
+              <w:top w:w="80" w:type="dxa"/>
+              <w:left w:w="120" w:type="dxa"/>
+              <w:bottom w:w="80" w:type="dxa"/>
+              <w:right w:w="120" w:type="dxa"/>
+            </w:tcMar>
+            <w:vAlign w:val="center"/>
+          </w:tcPr>
+          <w:p>
+            <w:pPr>
+              <w:spacing w:after="0" w:line="269" w:lineRule="auto"/>
+              <w:jc w:val="center"/>
+            </w:pPr>
+            <w:r>
+              <w:rPr>
+                <w:rFonts w:ascii="Calibri" w:eastAsia="Calibri" w:hAnsi="Calibri"/>
+                <w:color w:val="1F2933"/>
+              </w:rPr>
+              <w:t>Sốc nhiệt/vỡ dụng cụ</w:t>
+            </w:r>
+          </w:p>
+        </w:tc>
+        <w:tc>
+          <w:tcPr>
+            <w:tcW w:w="2500" w:type="dxa"/>
+            <w:tcMar>
+              <w:top w:w="80" w:type="dxa"/>
+              <w:left w:w="120" w:type="dxa"/>
+              <w:bottom w:w="80" w:type="dxa"/>
+              <w:right w:w="120" w:type="dxa"/>
+            </w:tcMar>
+            <w:vAlign w:val="center"/>
+          </w:tcPr>
+          <w:p>
+            <w:pPr>
+              <w:spacing w:after="0" w:line="269" w:lineRule="auto"/>
+            </w:pPr>
+            <w:r>
+              <w:rPr>
+                <w:rFonts w:ascii="Calibri" w:eastAsia="Calibri" w:hAnsi="Calibri"/>
+                <w:color w:val="1F2933"/>
+              </w:rPr>
+              <w:t>Mảnh văng, tràn mẫu nóng</w:t>
+            </w:r>
+          </w:p>
+        </w:tc>
+        <w:tc>
+          <w:tcPr>
+            <w:tcW w:w="5160" w:type="dxa"/>
+            <w:tcMar>
+              <w:top w:w="80" w:type="dxa"/>
+              <w:left w:w="120" w:type="dxa"/>
+              <w:bottom w:w="80" w:type="dxa"/>
+              <w:right w:w="120" w:type="dxa"/>
+            </w:tcMar>
+            <w:vAlign w:val="center"/>
+          </w:tcPr>
+          <w:p>
+            <w:pPr>
+              <w:spacing w:after="0" w:line="269" w:lineRule="auto"/>
+            </w:pPr>
+            <w:r>
+              <w:rPr>
+                <w:rFonts w:ascii="Calibri" w:eastAsia="Calibri" w:hAnsi="Calibri"/>
+                <w:color w:val="1F2933"/>
+              </w:rPr>
+              <w:t>Dùng chén/khay tương thích nhiệt; kiểm tra nứt; không đặt vật lạnh/ướt vào buồng nóng.</w:t>
+            </w:r>
+          </w:p>
+        </w:tc>
+      </w:tr>
+      <w:tr>
+        <w:tc>
+          <w:tcPr>
+            <w:tcW w:w="1700" w:type="dxa"/>
+            <w:tcMar>
+              <w:top w:w="80" w:type="dxa"/>
+              <w:left w:w="120" w:type="dxa"/>
+              <w:bottom w:w="80" w:type="dxa"/>
+              <w:right w:w="120" w:type="dxa"/>
+            </w:tcMar>
+            <w:vAlign w:val="center"/>
+          </w:tcPr>
+          <w:p>
+            <w:pPr>
+              <w:spacing w:after="0" w:line="269" w:lineRule="auto"/>
+              <w:jc w:val="center"/>
+            </w:pPr>
+            <w:r>
+              <w:rPr>
+                <w:rFonts w:ascii="Calibri" w:eastAsia="Calibri" w:hAnsi="Calibri"/>
+                <w:color w:val="1F2933"/>
+              </w:rPr>
+              <w:t>Nạp mẫu sai</w:t>
+            </w:r>
+          </w:p>
+        </w:tc>
+        <w:tc>
+          <w:tcPr>
+            <w:tcW w:w="2500" w:type="dxa"/>
+            <w:tcMar>
+              <w:top w:w="80" w:type="dxa"/>
+              <w:left w:w="120" w:type="dxa"/>
+              <w:bottom w:w="80" w:type="dxa"/>
+              <w:right w:w="120" w:type="dxa"/>
+            </w:tcMar>
+            <w:vAlign w:val="center"/>
+          </w:tcPr>
+          <w:p>
+            <w:pPr>
+              <w:spacing w:after="0" w:line="269" w:lineRule="auto"/>
+            </w:pPr>
+            <w:r>
+              <w:rPr>
+                <w:rFonts w:ascii="Calibri" w:eastAsia="Calibri" w:hAnsi="Calibri"/>
+                <w:color w:val="1F2933"/>
+              </w:rPr>
+              <w:t>Hỏng gia nhiệt/cách nhiệt, kết quả sai</w:t>
+            </w:r>
+          </w:p>
+        </w:tc>
+        <w:tc>
+          <w:tcPr>
+            <w:tcW w:w="5160" w:type="dxa"/>
+            <w:tcMar>
+              <w:top w:w="80" w:type="dxa"/>
+              <w:left w:w="120" w:type="dxa"/>
+              <w:bottom w:w="80" w:type="dxa"/>
+              <w:right w:w="120" w:type="dxa"/>
+            </w:tcMar>
+            <w:vAlign w:val="center"/>
+          </w:tcPr>
+          <w:p>
+            <w:pPr>
+              <w:spacing w:after="0" w:line="269" w:lineRule="auto"/>
+            </w:pPr>
+            <w:r>
+              <w:rPr>
+                <w:rFonts w:ascii="Calibri" w:eastAsia="Calibri" w:hAnsi="Calibri"/>
+                <w:color w:val="1F2933"/>
+              </w:rPr>
+              <w:t>Không chạm/che phần tử gia nhiệt; dùng tấm/khay phù hợp; bố trí tải ổn định, không quá tải.</w:t>
+            </w:r>
+          </w:p>
+        </w:tc>
+      </w:tr>
+    </w:tbl>
+    <w:p/>
+    <w:p/>
+    <w:p>
+      <w:pPr>
+        <w:pStyle w:val="Heading2"/>
+        <w:ind w:left="450"/>
+        <w:rPr>
+          <w:rFonts w:asciiTheme="minorHAnsi" w:hAnsiTheme="minorHAnsi" w:cstheme="minorHAnsi"/>
+          <w:b/>
+          <w:bCs/>
+          <w:color w:val="0070C0"/>
+          <w:sz w:val="28"/>
+          <w:szCs w:val="28"/>
+        </w:rPr>
+      </w:pPr>
+      <w:r>
+        <w:rPr>
+          <w:rFonts w:asciiTheme="minorHAnsi" w:hAnsiTheme="minorHAnsi" w:cstheme="minorHAnsi"/>
+          <w:b/>
+          <w:bCs/>
+          <w:color w:val="0070C0"/>
+          <w:sz w:val="28"/>
+          <w:szCs w:val="28"/>
+        </w:rPr>
+        <w:lastRenderedPageBreak/>
+        <w:t>5.2 PPE tối thiểu</w:t>
+      </w:r>
+    </w:p>
+    <w:p>
+      <w:pPr>
+        <w:pStyle w:val="ListBullet"/>
+        <w:ind w:left="810"/>
+        <w:rPr>
+          <w:rFonts w:asciiTheme="minorHAnsi" w:hAnsiTheme="minorHAnsi" w:cstheme="minorHAnsi"/>
+        </w:rPr>
+      </w:pPr>
+      <w:r>
+        <w:rPr>
+          <w:rFonts w:asciiTheme="minorHAnsi" w:hAnsiTheme="minorHAnsi" w:cstheme="minorHAnsi"/>
+        </w:rPr>
+        <w:t>Áo blouse/quần áo bảo hộ bằng vật liệu phù hợp; quần dài; giày kín mũi.</w:t>
+      </w:r>
+    </w:p>
+    <w:p>
+      <w:pPr>
+        <w:pStyle w:val="ListBullet"/>
+        <w:ind w:left="810"/>
+        <w:rPr>
+          <w:rFonts w:asciiTheme="minorHAnsi" w:hAnsiTheme="minorHAnsi" w:cstheme="minorHAnsi"/>
+        </w:rPr>
+      </w:pPr>
+      <w:r>
+        <w:rPr>
+          <w:rFonts w:asciiTheme="minorHAnsi" w:hAnsiTheme="minorHAnsi" w:cstheme="minorHAnsi"/>
+        </w:rPr>
+        <w:t>Kính bảo hộ; dùng tấm che mặt khi lấy vật nóng hoặc có nguy cơ bắn/vỡ.</w:t>
+      </w:r>
+    </w:p>
+    <w:p>
+      <w:pPr>
+        <w:pStyle w:val="ListBullet"/>
+        <w:ind w:left="810"/>
+        <w:rPr>
+          <w:rFonts w:asciiTheme="minorHAnsi" w:hAnsiTheme="minorHAnsi" w:cstheme="minorHAnsi"/>
+        </w:rPr>
+      </w:pPr>
+      <w:r>
+        <w:rPr>
+          <w:rFonts w:asciiTheme="minorHAnsi" w:hAnsiTheme="minorHAnsi" w:cstheme="minorHAnsi"/>
+        </w:rPr>
+        <w:t>Găng chịu nhiệt đúng cấp nhiệt và còn nguyên vẹn; không dùng găng thông thường để cầm mẫu nóng.</w:t>
+      </w:r>
+    </w:p>
+    <w:p>
+      <w:pPr>
+        <w:pStyle w:val="ListBullet"/>
+        <w:ind w:left="810"/>
+        <w:rPr>
+          <w:rFonts w:asciiTheme="minorHAnsi" w:hAnsiTheme="minorHAnsi" w:cstheme="minorHAnsi"/>
+        </w:rPr>
+      </w:pPr>
+      <w:r>
+        <w:rPr>
+          <w:rFonts w:asciiTheme="minorHAnsi" w:hAnsiTheme="minorHAnsi" w:cstheme="minorHAnsi"/>
+        </w:rPr>
+        <w:t xml:space="preserve">Kẹp gắp, khay đặt nóng và </w:t>
+      </w:r>
+      <w:r>
+        <w:rPr>
+          <w:rFonts w:asciiTheme="minorHAnsi" w:hAnsiTheme="minorHAnsi" w:cstheme="minorHAnsi"/>
+        </w:rPr>
+        <w:t>không đứng trực diện trước lò nùng mà hãy đứng bên hong lò nung</w:t>
+      </w:r>
+      <w:r>
+        <w:rPr>
+          <w:rFonts w:asciiTheme="minorHAnsi" w:hAnsiTheme="minorHAnsi" w:cstheme="minorHAnsi"/>
+        </w:rPr>
+        <w:t>.</w:t>
+      </w:r>
+    </w:p>
+    <w:p>
+      <w:pPr>
+        <w:pStyle w:val="Heading2"/>
+        <w:ind w:left="450"/>
+        <w:rPr>
+          <w:rFonts w:asciiTheme="minorHAnsi" w:hAnsiTheme="minorHAnsi" w:cstheme="minorHAnsi"/>
+          <w:b/>
+          <w:bCs/>
+          <w:color w:val="0070C0"/>
+          <w:sz w:val="28"/>
+          <w:szCs w:val="28"/>
+        </w:rPr>
+      </w:pPr>
+      <w:r>
+        <w:rPr>
+          <w:rFonts w:asciiTheme="minorHAnsi" w:hAnsiTheme="minorHAnsi" w:cstheme="minorHAnsi"/>
+          <w:b/>
+          <w:bCs/>
+          <w:color w:val="0070C0"/>
+          <w:sz w:val="28"/>
+          <w:szCs w:val="28"/>
+        </w:rPr>
+        <w:t>5.3 Vật liệu/hoạt động bị cấm nếu chưa có phê duyệt</w:t>
+      </w:r>
+    </w:p>
+    <w:p>
+      <w:pPr>
+        <w:pStyle w:val="ListBullet"/>
+        <w:ind w:left="810"/>
+        <w:rPr>
+          <w:rFonts w:asciiTheme="minorHAnsi" w:hAnsiTheme="minorHAnsi" w:cstheme="minorHAnsi"/>
+        </w:rPr>
+      </w:pPr>
+      <w:r>
+        <w:rPr>
+          <w:rFonts w:asciiTheme="minorHAnsi" w:hAnsiTheme="minorHAnsi" w:cstheme="minorHAnsi"/>
+        </w:rPr>
+        <w:t>Dung môi, chất dễ cháy, chất nổ, peroxide hữu cơ, mẫu có áp suất hoặc vật chứa kín.</w:t>
+      </w:r>
+    </w:p>
+    <w:p>
+      <w:pPr>
+        <w:pStyle w:val="ListBullet"/>
+        <w:ind w:left="810"/>
+        <w:rPr>
+          <w:rFonts w:asciiTheme="minorHAnsi" w:hAnsiTheme="minorHAnsi" w:cstheme="minorHAnsi"/>
+        </w:rPr>
+      </w:pPr>
+      <w:r>
+        <w:rPr>
+          <w:rFonts w:asciiTheme="minorHAnsi" w:hAnsiTheme="minorHAnsi" w:cstheme="minorHAnsi"/>
+        </w:rPr>
+        <w:t>Mẫu chưa rõ thành phần, không có SDS/đánh giá nguy cơ hoặc có khả năng giải phóng khí độc/ăn mòn.</w:t>
+      </w:r>
+    </w:p>
+    <w:p>
+      <w:pPr>
+        <w:pStyle w:val="ListBullet"/>
+        <w:ind w:left="810"/>
+        <w:rPr>
+          <w:rFonts w:asciiTheme="minorHAnsi" w:hAnsiTheme="minorHAnsi" w:cstheme="minorHAnsi"/>
+        </w:rPr>
+      </w:pPr>
+      <w:r>
+        <w:rPr>
+          <w:rFonts w:asciiTheme="minorHAnsi" w:hAnsiTheme="minorHAnsi" w:cstheme="minorHAnsi"/>
+        </w:rPr>
+        <w:t>Vật liệu ướt hoặc có nước tự do đưa vào buồng đang nóng.</w:t>
+      </w:r>
+    </w:p>
+    <w:p>
+      <w:pPr>
+        <w:pStyle w:val="ListBullet"/>
+        <w:ind w:left="810"/>
+        <w:rPr>
+          <w:rFonts w:asciiTheme="minorHAnsi" w:hAnsiTheme="minorHAnsi" w:cstheme="minorHAnsi"/>
+        </w:rPr>
+      </w:pPr>
+      <w:r>
+        <w:rPr>
+          <w:rFonts w:asciiTheme="minorHAnsi" w:hAnsiTheme="minorHAnsi" w:cstheme="minorHAnsi"/>
+        </w:rPr>
+        <w:t>Alkali/kiềm thổ, hơi kim loại, oxide kim loại, hợp chất chlorine, phosphorus hoặc halogen có thể gây hại vật liệu lò</w:t>
+      </w:r>
+      <w:r>
+        <w:rPr>
+          <w:rFonts w:asciiTheme="minorHAnsi" w:hAnsiTheme="minorHAnsi" w:cstheme="minorHAnsi"/>
+        </w:rPr>
+        <w:t xml:space="preserve"> nếu chưa được kiểm duyệt</w:t>
+      </w:r>
+      <w:r>
+        <w:rPr>
+          <w:rFonts w:asciiTheme="minorHAnsi" w:hAnsiTheme="minorHAnsi" w:cstheme="minorHAnsi"/>
+        </w:rPr>
+        <w:t>.</w:t>
+      </w:r>
+    </w:p>
+    <w:p>
+      <w:pPr>
+        <w:pStyle w:val="ListBullet"/>
+        <w:ind w:left="810"/>
+      </w:pPr>
+      <w:r>
+        <w:t>Dùng lò để sấy thực phẩm, vật dụng cá nhân hoặc mục đích ngoài phạm vi thiết kế.</w:t>
+      </w:r>
+    </w:p>
+    <w:p>
+      <w:pPr>
+        <w:pStyle w:val="Heading1"/>
+        <w:ind w:left="450"/>
+        <w:rPr>
+          <w:rFonts w:asciiTheme="minorHAnsi" w:hAnsiTheme="minorHAnsi" w:cstheme="minorHAnsi"/>
+          <w:b/>
+          <w:bCs/>
+          <w:color w:val="0070C0"/>
+          <w:sz w:val="28"/>
+          <w:szCs w:val="28"/>
+        </w:rPr>
+      </w:pPr>
+      <w:r>
+        <w:rPr>
+          <w:rFonts w:asciiTheme="minorHAnsi" w:hAnsiTheme="minorHAnsi" w:cstheme="minorHAnsi"/>
+          <w:b/>
+          <w:bCs/>
+          <w:color w:val="0070C0"/>
+          <w:sz w:val="28"/>
+          <w:szCs w:val="28"/>
+        </w:rPr>
+        <w:t>6</w:t>
+      </w:r>
+      <w:r>
+        <w:rPr>
+          <w:rFonts w:asciiTheme="minorHAnsi" w:hAnsiTheme="minorHAnsi" w:cstheme="minorHAnsi"/>
+          <w:b/>
+          <w:bCs/>
+          <w:color w:val="0070C0"/>
+          <w:sz w:val="28"/>
+          <w:szCs w:val="28"/>
+        </w:rPr>
+        <w:t>. KIỂM TRA TRƯỚC VẬN HÀNH</w:t>
+      </w:r>
+    </w:p>
+    <w:p>
+      <w:pPr>
+        <w:pStyle w:val="ListBullet"/>
+        <w:ind w:left="810" w:right="-360"/>
+        <w:rPr>
+          <w:rFonts w:asciiTheme="minorHAnsi" w:hAnsiTheme="minorHAnsi" w:cstheme="minorHAnsi"/>
+        </w:rPr>
+      </w:pPr>
+      <w:r>
+        <w:rPr>
+          <w:rFonts w:asciiTheme="minorHAnsi" w:hAnsiTheme="minorHAnsi" w:cstheme="minorHAnsi"/>
+        </w:rPr>
+        <w:t>Đúng thiết bị, mã tài sản và tình trạng “được phép sử dụng”; không có thẻ khóa/cảnh báo bảo trì.</w:t>
+      </w:r>
+    </w:p>
+    <w:p>
+      <w:pPr>
+        <w:pStyle w:val="ListBullet"/>
+        <w:ind w:left="810" w:right="-360"/>
+        <w:rPr>
+          <w:rFonts w:asciiTheme="minorHAnsi" w:hAnsiTheme="minorHAnsi" w:cstheme="minorHAnsi"/>
+        </w:rPr>
+      </w:pPr>
+      <w:r>
+        <w:rPr>
+          <w:rFonts w:asciiTheme="minorHAnsi" w:hAnsiTheme="minorHAnsi" w:cstheme="minorHAnsi"/>
+        </w:rPr>
+        <w:t>Khu vực quanh lò sạch, khô, không có giấy, nhựa, dung môi, bình khí hoặc vật dễ cháy; khe thông gió không bị che.</w:t>
+      </w:r>
+    </w:p>
+    <w:p>
+      <w:pPr>
+        <w:pStyle w:val="ListBullet"/>
+        <w:ind w:left="810" w:right="-360"/>
+        <w:rPr>
+          <w:rFonts w:asciiTheme="minorHAnsi" w:hAnsiTheme="minorHAnsi" w:cstheme="minorHAnsi"/>
+        </w:rPr>
+      </w:pPr>
+      <w:r>
+        <w:rPr>
+          <w:rFonts w:asciiTheme="minorHAnsi" w:hAnsiTheme="minorHAnsi" w:cstheme="minorHAnsi"/>
+        </w:rPr>
+        <w:t>Dây nguồn, phích cắm, ổ cắm, vỏ máy và tiếp địa không có dấu cháy, nứt, lỏng hoặc quá nhiệt.</w:t>
+      </w:r>
+    </w:p>
+    <w:p>
+      <w:pPr>
+        <w:pStyle w:val="ListBullet"/>
+        <w:ind w:left="810" w:right="-360"/>
+        <w:rPr>
+          <w:rFonts w:asciiTheme="minorHAnsi" w:hAnsiTheme="minorHAnsi" w:cstheme="minorHAnsi"/>
+        </w:rPr>
+      </w:pPr>
+      <w:r>
+        <w:rPr>
+          <w:rFonts w:asciiTheme="minorHAnsi" w:hAnsiTheme="minorHAnsi" w:cstheme="minorHAnsi"/>
+        </w:rPr>
+        <w:t>Cửa, bản lề/giảm chấn, gioăng/cách nhiệt, tấm SiC/đáy lò và buồng lò không nứt vỡ bất thường, không có vật lạ.</w:t>
+      </w:r>
+    </w:p>
+    <w:p>
+      <w:pPr>
+        <w:pStyle w:val="ListBullet"/>
+        <w:ind w:left="810" w:right="-360"/>
+        <w:rPr>
+          <w:rFonts w:asciiTheme="minorHAnsi" w:hAnsiTheme="minorHAnsi" w:cstheme="minorHAnsi"/>
+        </w:rPr>
+      </w:pPr>
+      <w:r>
+        <w:rPr>
+          <w:rFonts w:asciiTheme="minorHAnsi" w:hAnsiTheme="minorHAnsi" w:cstheme="minorHAnsi"/>
+        </w:rPr>
+        <w:t>Hệ thống hút khí/thông gió đã bật và xác nhận hoạt động nếu quy trình yêu cầu.</w:t>
+      </w:r>
+    </w:p>
+    <w:p>
+      <w:pPr>
+        <w:pStyle w:val="ListBullet"/>
+        <w:ind w:left="810" w:right="-360"/>
+        <w:rPr>
+          <w:rFonts w:asciiTheme="minorHAnsi" w:hAnsiTheme="minorHAnsi" w:cstheme="minorHAnsi"/>
+        </w:rPr>
+      </w:pPr>
+      <w:r>
+        <w:rPr>
+          <w:rFonts w:asciiTheme="minorHAnsi" w:hAnsiTheme="minorHAnsi" w:cstheme="minorHAnsi"/>
+        </w:rPr>
+        <w:t>Mẫu có nhãn, khối lượng/số lượng, SDS và phiếu chương trình đã được duyệt; không chứa vật liệu bị cấm.</w:t>
+      </w:r>
+    </w:p>
+    <w:p>
+      <w:pPr>
+        <w:pStyle w:val="ListBullet"/>
+        <w:ind w:left="810" w:right="-360"/>
+        <w:rPr>
+          <w:rFonts w:asciiTheme="minorHAnsi" w:hAnsiTheme="minorHAnsi" w:cstheme="minorHAnsi"/>
+        </w:rPr>
+      </w:pPr>
+      <w:r>
+        <w:rPr>
+          <w:rFonts w:asciiTheme="minorHAnsi" w:hAnsiTheme="minorHAnsi" w:cstheme="minorHAnsi"/>
+        </w:rPr>
+        <w:t>Chén nung/khay/kẹp tương thích với nhiệt độ và hóa chất, khô, sạch, không nứt.</w:t>
+      </w:r>
+    </w:p>
+    <w:p>
+      <w:pPr>
+        <w:pStyle w:val="ListBullet"/>
+        <w:ind w:left="810" w:right="-360"/>
+        <w:rPr>
+          <w:rFonts w:asciiTheme="minorHAnsi" w:hAnsiTheme="minorHAnsi" w:cstheme="minorHAnsi"/>
+        </w:rPr>
+      </w:pPr>
+      <w:r>
+        <w:rPr>
+          <w:rFonts w:asciiTheme="minorHAnsi" w:hAnsiTheme="minorHAnsi" w:cstheme="minorHAnsi"/>
+        </w:rPr>
+        <w:t>Nhiệt độ hiện tại an toàn để mở cửa; không có chương trình đang chạy hoặc cảnh báo chưa xử lý.</w:t>
+      </w:r>
+    </w:p>
+    <w:p>
+      <w:pPr>
+        <w:pStyle w:val="ListBullet"/>
+        <w:ind w:left="810" w:right="-360"/>
+        <w:rPr>
+          <w:rFonts w:asciiTheme="minorHAnsi" w:hAnsiTheme="minorHAnsi" w:cstheme="minorHAnsi"/>
+        </w:rPr>
+      </w:pPr>
+      <w:r>
+        <w:rPr>
+          <w:rFonts w:asciiTheme="minorHAnsi" w:hAnsiTheme="minorHAnsi" w:cstheme="minorHAnsi"/>
+        </w:rPr>
+        <w:t>Có người giám sát theo quy định; thông tin liên hệ khẩn cấp sẵn có.</w:t>
+      </w:r>
+    </w:p>
+    <w:p>
+      <w:pPr>
+        <w:pStyle w:val="Heading1"/>
+        <w:ind w:left="450"/>
+        <w:rPr>
+          <w:rFonts w:asciiTheme="minorHAnsi" w:hAnsiTheme="minorHAnsi" w:cstheme="minorHAnsi"/>
+          <w:b/>
+          <w:bCs/>
+          <w:color w:val="0070C0"/>
+          <w:sz w:val="28"/>
+          <w:szCs w:val="28"/>
+        </w:rPr>
+      </w:pPr>
+      <w:r>
+        <w:rPr>
+          <w:rFonts w:asciiTheme="minorHAnsi" w:hAnsiTheme="minorHAnsi" w:cstheme="minorHAnsi"/>
+          <w:b/>
+          <w:bCs/>
+          <w:color w:val="0070C0"/>
+          <w:sz w:val="28"/>
+          <w:szCs w:val="28"/>
+        </w:rPr>
+        <w:t>7</w:t>
+      </w:r>
+      <w:r>
+        <w:rPr>
+          <w:rFonts w:asciiTheme="minorHAnsi" w:hAnsiTheme="minorHAnsi" w:cstheme="minorHAnsi"/>
+          <w:b/>
+          <w:bCs/>
+          <w:color w:val="0070C0"/>
+          <w:sz w:val="28"/>
+          <w:szCs w:val="28"/>
+        </w:rPr>
+        <w:t>. CHUẨN BỊ VÀ NẠP MẪU</w:t>
+      </w:r>
+    </w:p>
+    <w:p>
+      <w:pPr>
+        <w:pStyle w:val="ListNumber"/>
+        <w:numPr>
+          <w:ilvl w:val="0"/>
+          <w:numId w:val="6"/>
+        </w:numPr>
+        <w:tabs>
+          <w:tab w:val="clear" w:pos="360"/>
+        </w:tabs>
+        <w:ind w:left="810" w:right="-360"/>
+        <w:rPr>
+          <w:rFonts w:asciiTheme="minorHAnsi" w:hAnsiTheme="minorHAnsi" w:cstheme="minorHAnsi"/>
+        </w:rPr>
+      </w:pPr>
+      <w:r>
+        <w:rPr>
+          <w:rFonts w:asciiTheme="minorHAnsi" w:hAnsiTheme="minorHAnsi" w:cstheme="minorHAnsi"/>
+        </w:rPr>
+        <w:t>Xác nhận công thức nung: mã chương trình, số đoạn, nhiệt độ từng đoạn, thời gian, điều kiện làm nguội và tiêu chí kết thúc.</w:t>
+      </w:r>
+    </w:p>
+    <w:p>
+      <w:pPr>
+        <w:pStyle w:val="ListNumber"/>
+        <w:numPr>
+          <w:ilvl w:val="0"/>
+          <w:numId w:val="6"/>
+        </w:numPr>
+        <w:tabs>
+          <w:tab w:val="clear" w:pos="360"/>
+        </w:tabs>
+        <w:ind w:left="810" w:right="-360"/>
+        <w:rPr>
+          <w:rFonts w:asciiTheme="minorHAnsi" w:hAnsiTheme="minorHAnsi" w:cstheme="minorHAnsi"/>
+        </w:rPr>
+      </w:pPr>
+      <w:r>
+        <w:rPr>
+          <w:rFonts w:asciiTheme="minorHAnsi" w:hAnsiTheme="minorHAnsi" w:cstheme="minorHAnsi"/>
+        </w:rPr>
+        <w:t>Đặt mẫu trong chén/khay chịu nhiệt đã được phê duyệt. Dùng khay thứ cấp nếu có nguy cơ chảy/tràn.</w:t>
+      </w:r>
+    </w:p>
+    <w:p>
+      <w:pPr>
+        <w:pStyle w:val="ListNumber"/>
+        <w:numPr>
+          <w:ilvl w:val="0"/>
+          <w:numId w:val="6"/>
+        </w:numPr>
+        <w:tabs>
+          <w:tab w:val="clear" w:pos="360"/>
+        </w:tabs>
+        <w:ind w:left="810" w:right="-360"/>
+        <w:rPr>
+          <w:rFonts w:asciiTheme="minorHAnsi" w:hAnsiTheme="minorHAnsi" w:cstheme="minorHAnsi"/>
+        </w:rPr>
+      </w:pPr>
+      <w:r>
+        <w:rPr>
+          <w:rFonts w:asciiTheme="minorHAnsi" w:hAnsiTheme="minorHAnsi" w:cstheme="minorHAnsi"/>
+        </w:rPr>
+        <w:t>Phân bố tải đều, ổn định; chừa khoảng thông thoáng; không để mẫu/chén chạm phần tử gia nhiệt, cảm biến nhiệt hoặc vật liệu cách nhiệt.</w:t>
+      </w:r>
+    </w:p>
+    <w:p>
+      <w:pPr>
+        <w:pStyle w:val="ListNumber"/>
+        <w:numPr>
+          <w:ilvl w:val="0"/>
+          <w:numId w:val="6"/>
+        </w:numPr>
+        <w:tabs>
+          <w:tab w:val="clear" w:pos="360"/>
+        </w:tabs>
+        <w:ind w:left="810" w:right="-360"/>
+        <w:rPr>
+          <w:rFonts w:asciiTheme="minorHAnsi" w:hAnsiTheme="minorHAnsi" w:cstheme="minorHAnsi"/>
+        </w:rPr>
+      </w:pPr>
+      <w:r>
+        <w:rPr>
+          <w:rFonts w:asciiTheme="minorHAnsi" w:hAnsiTheme="minorHAnsi" w:cstheme="minorHAnsi"/>
+        </w:rPr>
+        <w:t>Không vượt tải trọng/khối lượng đã thẩm định. Ghi tổng khối lượng mẫu và phụ kiện vào nhật ký.</w:t>
+      </w:r>
+    </w:p>
+    <w:p>
+      <w:pPr>
+        <w:pStyle w:val="ListNumber"/>
+        <w:numPr>
+          <w:ilvl w:val="0"/>
+          <w:numId w:val="6"/>
+        </w:numPr>
+        <w:tabs>
+          <w:tab w:val="clear" w:pos="360"/>
+        </w:tabs>
+        <w:ind w:left="810" w:right="-360"/>
+        <w:rPr>
+          <w:rFonts w:asciiTheme="minorHAnsi" w:hAnsiTheme="minorHAnsi" w:cstheme="minorHAnsi"/>
+        </w:rPr>
+      </w:pPr>
+      <w:r>
+        <w:rPr>
+          <w:rFonts w:asciiTheme="minorHAnsi" w:hAnsiTheme="minorHAnsi" w:cstheme="minorHAnsi"/>
+        </w:rPr>
+        <w:t>Đóng cửa nhẹ nhàng, xác nhận cửa kín và không kẹp vật lạ. Không dùng lực cưỡng bức.</w:t>
+      </w:r>
+    </w:p>
+    <w:p>
+      <w:pPr>
+        <w:pStyle w:val="Heading1"/>
+        <w:ind w:left="450"/>
+        <w:rPr>
+          <w:rFonts w:asciiTheme="minorHAnsi" w:hAnsiTheme="minorHAnsi" w:cstheme="minorHAnsi"/>
+          <w:b/>
+          <w:bCs/>
+          <w:color w:val="0070C0"/>
+          <w:sz w:val="28"/>
+          <w:szCs w:val="28"/>
+        </w:rPr>
+      </w:pPr>
+      <w:r>
+        <w:rPr>
+          <w:rFonts w:asciiTheme="minorHAnsi" w:hAnsiTheme="minorHAnsi" w:cstheme="minorHAnsi"/>
+          <w:b/>
+          <w:bCs/>
+          <w:color w:val="0070C0"/>
+          <w:sz w:val="28"/>
+          <w:szCs w:val="28"/>
+        </w:rPr>
+        <w:lastRenderedPageBreak/>
+        <w:t>11. KẾT THÚC, LÀM NGUỘI VÀ LẤY MẪU</w:t>
+      </w:r>
+    </w:p>
+    <w:p>
+      <w:pPr>
+        <w:pStyle w:val="ListNumber"/>
+        <w:numPr>
+          <w:ilvl w:val="0"/>
+          <w:numId w:val="6"/>
+        </w:numPr>
+        <w:tabs>
+          <w:tab w:val="clear" w:pos="360"/>
+        </w:tabs>
+        <w:ind w:left="810" w:right="-360"/>
+        <w:rPr>
+          <w:rFonts w:asciiTheme="minorHAnsi" w:hAnsiTheme="minorHAnsi" w:cstheme="minorHAnsi"/>
+        </w:rPr>
+      </w:pPr>
+      <w:r>
+        <w:rPr>
+          <w:rFonts w:asciiTheme="minorHAnsi" w:hAnsiTheme="minorHAnsi" w:cstheme="minorHAnsi"/>
+        </w:rPr>
+        <w:t>Xác nhận chương trình đã kết thúc và gia nhiệt đã ngừng. Ghi thời gian kết thúc.</w:t>
+      </w:r>
+    </w:p>
+    <w:p>
+      <w:pPr>
+        <w:pStyle w:val="ListNumber"/>
+        <w:numPr>
+          <w:ilvl w:val="0"/>
+          <w:numId w:val="6"/>
+        </w:numPr>
+        <w:tabs>
+          <w:tab w:val="clear" w:pos="360"/>
+        </w:tabs>
+        <w:ind w:left="810" w:right="-360"/>
+        <w:rPr>
+          <w:rFonts w:asciiTheme="minorHAnsi" w:hAnsiTheme="minorHAnsi" w:cstheme="minorHAnsi"/>
+        </w:rPr>
+      </w:pPr>
+      <w:r>
+        <w:rPr>
+          <w:rFonts w:asciiTheme="minorHAnsi" w:hAnsiTheme="minorHAnsi" w:cstheme="minorHAnsi"/>
+        </w:rPr>
+        <w:t>Để lò nguội tự nhiên khi cửa đóng, trừ khi quy trình được phê duyệt quy định khác. Không làm nguội cưỡng bức bằng nước/khí lạnh vào buồng.</w:t>
+      </w:r>
+    </w:p>
+    <w:p>
+      <w:pPr>
+        <w:pStyle w:val="ListNumber"/>
+        <w:numPr>
+          <w:ilvl w:val="0"/>
+          <w:numId w:val="6"/>
+        </w:numPr>
+        <w:tabs>
+          <w:tab w:val="clear" w:pos="360"/>
+        </w:tabs>
+        <w:ind w:left="810" w:right="-360"/>
+        <w:rPr>
+          <w:rFonts w:asciiTheme="minorHAnsi" w:hAnsiTheme="minorHAnsi" w:cstheme="minorHAnsi"/>
+        </w:rPr>
+      </w:pPr>
+      <w:r>
+        <w:rPr>
+          <w:rFonts w:asciiTheme="minorHAnsi" w:hAnsiTheme="minorHAnsi" w:cstheme="minorHAnsi"/>
+        </w:rPr>
+        <w:t>Mặc định không mở cửa khi nhiệt độ còn cao. Chỉ hé/mở khi đạt ngưỡng do đơn vị phê duyệt; nếu chưa có ngưỡng, dùng mức thận trọng không cao hơn 100°C và đánh giá nguy cơ của mẫu.</w:t>
+      </w:r>
+    </w:p>
+    <w:p>
+      <w:pPr>
+        <w:pStyle w:val="ListNumber"/>
+        <w:numPr>
+          <w:ilvl w:val="0"/>
+          <w:numId w:val="6"/>
+        </w:numPr>
+        <w:tabs>
+          <w:tab w:val="clear" w:pos="360"/>
+        </w:tabs>
+        <w:ind w:left="810" w:right="-360"/>
+        <w:rPr>
+          <w:rFonts w:asciiTheme="minorHAnsi" w:hAnsiTheme="minorHAnsi" w:cstheme="minorHAnsi"/>
+        </w:rPr>
+      </w:pPr>
+      <w:r>
+        <w:rPr>
+          <w:rFonts w:asciiTheme="minorHAnsi" w:hAnsiTheme="minorHAnsi" w:cstheme="minorHAnsi"/>
+        </w:rPr>
+        <w:t>Đứng lệch bên cửa, đeo PPE, mở từ từ để tránh luồng khí nóng. Không đặt mặt/tay trước cửa.</w:t>
+      </w:r>
+    </w:p>
+    <w:p>
+      <w:pPr>
+        <w:pStyle w:val="ListNumber"/>
+        <w:numPr>
+          <w:ilvl w:val="0"/>
+          <w:numId w:val="6"/>
+        </w:numPr>
+        <w:tabs>
+          <w:tab w:val="clear" w:pos="360"/>
+        </w:tabs>
+        <w:ind w:left="810" w:right="-360"/>
+        <w:rPr>
+          <w:rFonts w:asciiTheme="minorHAnsi" w:hAnsiTheme="minorHAnsi" w:cstheme="minorHAnsi"/>
+        </w:rPr>
+      </w:pPr>
+      <w:r>
+        <w:rPr>
+          <w:rFonts w:asciiTheme="minorHAnsi" w:hAnsiTheme="minorHAnsi" w:cstheme="minorHAnsi"/>
+        </w:rPr>
+        <w:t>Dùng kẹp/khay chịu nhiệt lấy mẫu. Đặt trên bề mặt chịu nhiệt có biển cảnh báo; giả định mẫu vẫn nóng cho đến khi đo/xác nhận an toàn.</w:t>
+      </w:r>
+    </w:p>
+    <w:p>
+      <w:pPr>
+        <w:pStyle w:val="ListNumber"/>
+        <w:numPr>
+          <w:ilvl w:val="0"/>
+          <w:numId w:val="6"/>
+        </w:numPr>
+        <w:tabs>
+          <w:tab w:val="clear" w:pos="360"/>
+        </w:tabs>
+        <w:ind w:left="810" w:right="-360"/>
+        <w:rPr>
+          <w:rFonts w:asciiTheme="minorHAnsi" w:hAnsiTheme="minorHAnsi" w:cstheme="minorHAnsi"/>
+        </w:rPr>
+      </w:pPr>
+      <w:r>
+        <w:rPr>
+          <w:rFonts w:asciiTheme="minorHAnsi" w:hAnsiTheme="minorHAnsi" w:cstheme="minorHAnsi"/>
+        </w:rPr>
+        <w:t>Kiểm tra buồng lò, dọn mảnh vỡ khi đã nguội và không chạm phần tử gia nhiệt/cảm biến.</w:t>
+      </w:r>
+    </w:p>
+    <w:p>
+      <w:pPr>
+        <w:pStyle w:val="ListNumber"/>
+        <w:numPr>
+          <w:ilvl w:val="0"/>
+          <w:numId w:val="6"/>
+        </w:numPr>
+        <w:tabs>
+          <w:tab w:val="clear" w:pos="360"/>
+        </w:tabs>
+        <w:ind w:left="810" w:right="-360"/>
+        <w:rPr>
+          <w:rFonts w:asciiTheme="minorHAnsi" w:hAnsiTheme="minorHAnsi" w:cstheme="minorHAnsi"/>
+        </w:rPr>
+      </w:pPr>
+      <w:r>
+        <w:rPr>
+          <w:rFonts w:asciiTheme="minorHAnsi" w:hAnsiTheme="minorHAnsi" w:cstheme="minorHAnsi"/>
+        </w:rPr>
+        <w:t>Kết thúc chương trình trước khi chuyển công tắc nguồn về 0. Ngắt/cô lập nguồn nếu quy định của đơn vị yêu cầu.</w:t>
+      </w:r>
+    </w:p>
+    <w:p>
+      <w:pPr>
+        <w:pStyle w:val="ListParagraph"/>
+        <w:keepNext/>
+        <w:keepLines/>
+        <w:spacing w:before="360" w:after="200"/>
+        <w:ind w:left="360"/>
+        <w:outlineLvl w:val="0"/>
+        <w:rPr>
+          <w:rFonts w:ascii="Calibri" w:eastAsia="MS Gothic" w:hAnsi="Calibri" w:cs="Times New Roman"/>
+          <w:b/>
+          <w:bCs/>
+          <w:color w:val="2E74B5"/>
+          <w:sz w:val="32"/>
+          <w:szCs w:val="28"/>
+        </w:rPr>
+      </w:pPr>
+    </w:p>
+    <w:p>
+      <w:pPr>
+        <w:pStyle w:val="ListParagraph"/>
+        <w:keepNext/>
+        <w:keepLines/>
+        <w:spacing w:before="360" w:after="200"/>
+        <w:ind w:left="360"/>
+        <w:outlineLvl w:val="0"/>
+        <w:rPr>
+          <w:rFonts w:ascii="Calibri" w:eastAsia="MS Gothic" w:hAnsi="Calibri" w:cs="Times New Roman"/>
+          <w:b/>
+          <w:bCs/>
+          <w:color w:val="2E74B5"/>
+          <w:sz w:val="32"/>
+          <w:szCs w:val="28"/>
+        </w:rPr>
+      </w:pPr>
+    </w:p>
+    <w:p>
+      <w:pPr>
+        <w:pStyle w:val="ListParagraph"/>
+        <w:keepNext/>
+        <w:keepLines/>
+        <w:spacing w:before="360" w:after="200"/>
+        <w:ind w:left="360"/>
+        <w:outlineLvl w:val="0"/>
+        <w:rPr>
+          <w:rFonts w:ascii="Calibri" w:eastAsia="MS Gothic" w:hAnsi="Calibri" w:cs="Times New Roman"/>
+          <w:b/>
+          <w:bCs/>
+          <w:color w:val="2E74B5"/>
+          <w:sz w:val="32"/>
+          <w:szCs w:val="28"/>
+        </w:rPr>
+      </w:pPr>
+    </w:p>
+    <w:p>
+      <w:pPr>
+        <w:pStyle w:val="ListParagraph"/>
+        <w:keepNext/>
+        <w:keepLines/>
+        <w:spacing w:before="360" w:after="200"/>
+        <w:ind w:left="360"/>
+        <w:outlineLvl w:val="0"/>
+        <w:rPr>
+          <w:rFonts w:ascii="Calibri" w:eastAsia="MS Gothic" w:hAnsi="Calibri" w:cs="Times New Roman"/>
+          <w:b/>
+          <w:bCs/>
+          <w:color w:val="2E74B5"/>
+          <w:sz w:val="32"/>
+          <w:szCs w:val="28"/>
+        </w:rPr>
+      </w:pPr>
+    </w:p>
+    <w:p>
+      <w:pPr>
+        <w:pStyle w:val="ListParagraph"/>
+        <w:keepNext/>
+        <w:keepLines/>
+        <w:spacing w:before="360" w:after="200"/>
+        <w:ind w:left="360"/>
+        <w:outlineLvl w:val="0"/>
+        <w:rPr>
+          <w:rFonts w:ascii="Calibri" w:eastAsia="MS Gothic" w:hAnsi="Calibri" w:cs="Times New Roman"/>
+          <w:b/>
+          <w:bCs/>
+          <w:color w:val="2E74B5"/>
+          <w:sz w:val="32"/>
+          <w:szCs w:val="28"/>
+        </w:rPr>
+      </w:pPr>
+    </w:p>
+    <w:p>
+      <w:pPr>
+        <w:pStyle w:val="ListParagraph"/>
+        <w:keepNext/>
+        <w:keepLines/>
+        <w:spacing w:before="360" w:after="200"/>
+        <w:ind w:left="360"/>
+        <w:outlineLvl w:val="0"/>
+        <w:rPr>
+          <w:rFonts w:ascii="Calibri" w:eastAsia="MS Gothic" w:hAnsi="Calibri" w:cs="Times New Roman"/>
+          <w:b/>
+          <w:bCs/>
+          <w:color w:val="2E74B5"/>
+          <w:sz w:val="32"/>
+          <w:szCs w:val="28"/>
+        </w:rPr>
+      </w:pPr>
+    </w:p>
+    <w:p>
+      <w:pPr>
+        <w:pStyle w:val="ListParagraph"/>
+        <w:keepNext/>
+        <w:keepLines/>
+        <w:spacing w:before="360" w:after="200"/>
+        <w:ind w:left="360"/>
+        <w:outlineLvl w:val="0"/>
+        <w:rPr>
+          <w:rFonts w:ascii="Calibri" w:eastAsia="MS Gothic" w:hAnsi="Calibri" w:cs="Times New Roman"/>
+          <w:b/>
+          <w:bCs/>
+          <w:color w:val="2E74B5"/>
+          <w:sz w:val="32"/>
+          <w:szCs w:val="28"/>
+        </w:rPr>
+      </w:pPr>
+    </w:p>
+    <w:p>
+      <w:pPr>
+        <w:pStyle w:val="ListParagraph"/>
+        <w:keepNext/>
+        <w:keepLines/>
+        <w:spacing w:before="360" w:after="200"/>
+        <w:ind w:left="360"/>
+        <w:outlineLvl w:val="0"/>
+        <w:rPr>
+          <w:rFonts w:ascii="Calibri" w:eastAsia="MS Gothic" w:hAnsi="Calibri" w:cs="Times New Roman"/>
+          <w:b/>
+          <w:bCs/>
+          <w:color w:val="2E74B5"/>
+          <w:sz w:val="32"/>
+          <w:szCs w:val="28"/>
+        </w:rPr>
+      </w:pPr>
     </w:p>
     <w:p>
       <w:pPr>
@@ -11553,6 +13355,17 @@
     </w:p>
     <w:p>
       <w:pPr>
+        <w:keepNext/>
+        <w:keepLines/>
+        <w:spacing w:before="360" w:after="200"/>
+        <w:outlineLvl w:val="0"/>
+        <w:rPr>
+          <w:rFonts w:ascii="Calibri" w:eastAsia="MS Gothic" w:hAnsi="Calibri" w:cs="Times New Roman"/>
+        </w:rPr>
+      </w:pPr>
+    </w:p>
+    <w:p>
+      <w:pPr>
         <w:rPr>
           <w:b/>
           <w:bCs/>
@@ -11633,525 +13446,1223 @@
     </w:p>
     <w:p>
       <w:pPr>
-        <w:rPr>
-          <w:b/>
-          <w:bCs/>
-          <w:sz w:val="24"/>
-          <w:szCs w:val="24"/>
-        </w:rPr>
-      </w:pPr>
-    </w:p>
-    <w:p>
-      <w:pPr>
-        <w:rPr>
-          <w:b/>
-          <w:bCs/>
-        </w:rPr>
-      </w:pPr>
-    </w:p>
-    <w:p>
-      <w:pPr>
-        <w:rPr>
-          <w:b/>
-          <w:bCs/>
-        </w:rPr>
-      </w:pPr>
-    </w:p>
-    <w:p>
-      <w:pPr>
-        <w:rPr>
-          <w:b/>
-          <w:bCs/>
-        </w:rPr>
-      </w:pPr>
-    </w:p>
-    <w:p>
-      <w:pPr>
-        <w:rPr>
-          <w:b/>
-          <w:bCs/>
-        </w:rPr>
-      </w:pPr>
-    </w:p>
-    <w:p>
-      <w:pPr>
-        <w:rPr>
-          <w:b/>
-          <w:bCs/>
-        </w:rPr>
-      </w:pPr>
-    </w:p>
-    <w:p>
-      <w:pPr>
-        <w:rPr>
-          <w:b/>
-          <w:bCs/>
-        </w:rPr>
-      </w:pPr>
-    </w:p>
-    <w:p>
-      <w:pPr>
-        <w:rPr>
-          <w:b/>
-          <w:bCs/>
-        </w:rPr>
-      </w:pPr>
-    </w:p>
-    <w:p>
-      <w:pPr>
-        <w:rPr>
-          <w:b/>
-          <w:bCs/>
-        </w:rPr>
-      </w:pPr>
-    </w:p>
-    <w:p>
-      <w:pPr>
-        <w:rPr>
-          <w:b/>
-          <w:bCs/>
-        </w:rPr>
-      </w:pPr>
-    </w:p>
-    <w:p>
-      <w:pPr>
-        <w:rPr>
-          <w:b/>
-          <w:bCs/>
-        </w:rPr>
-      </w:pPr>
-    </w:p>
-    <w:p>
-      <w:pPr>
-        <w:rPr>
-          <w:b/>
-          <w:bCs/>
-        </w:rPr>
-      </w:pPr>
-    </w:p>
-    <w:p>
-      <w:pPr>
-        <w:rPr>
-          <w:b/>
-          <w:bCs/>
-        </w:rPr>
-      </w:pPr>
-    </w:p>
-    <w:p>
-      <w:pPr>
-        <w:rPr>
-          <w:b/>
-          <w:bCs/>
-        </w:rPr>
-      </w:pPr>
-    </w:p>
-    <w:p>
-      <w:pPr>
-        <w:rPr>
-          <w:b/>
-          <w:bCs/>
-        </w:rPr>
-      </w:pPr>
-    </w:p>
-    <w:p>
-      <w:pPr>
-        <w:rPr>
-          <w:b/>
-          <w:bCs/>
-        </w:rPr>
-      </w:pPr>
-    </w:p>
-    <w:p>
-      <w:pPr>
-        <w:rPr>
-          <w:b/>
-          <w:bCs/>
-        </w:rPr>
-      </w:pPr>
-    </w:p>
-    <w:p>
-      <w:pPr>
-        <w:rPr>
-          <w:b/>
-          <w:bCs/>
-        </w:rPr>
-      </w:pPr>
-    </w:p>
-    <w:p>
-      <w:pPr>
-        <w:rPr>
-          <w:b/>
-          <w:bCs/>
-        </w:rPr>
-      </w:pPr>
-    </w:p>
-    <w:p>
-      <w:pPr>
-        <w:rPr>
-          <w:b/>
-          <w:bCs/>
-        </w:rPr>
-      </w:pPr>
-    </w:p>
-    <w:p>
-      <w:pPr>
-        <w:rPr>
-          <w:b/>
-          <w:bCs/>
-        </w:rPr>
-      </w:pPr>
-    </w:p>
-    <w:p>
-      <w:pPr>
-        <w:rPr>
-          <w:b/>
-          <w:bCs/>
-        </w:rPr>
-      </w:pPr>
-    </w:p>
-    <w:p>
-      <w:pPr>
-        <w:rPr>
-          <w:b/>
-          <w:bCs/>
-        </w:rPr>
-      </w:pPr>
-    </w:p>
-    <w:p>
-      <w:pPr>
-        <w:rPr>
-          <w:b/>
-          <w:bCs/>
-        </w:rPr>
-      </w:pPr>
-    </w:p>
-    <w:p>
-      <w:pPr>
-        <w:rPr>
-          <w:b/>
-          <w:bCs/>
-        </w:rPr>
-      </w:pPr>
-    </w:p>
-    <w:p>
-      <w:pPr>
-        <w:rPr>
-          <w:b/>
-          <w:bCs/>
-        </w:rPr>
-      </w:pPr>
-    </w:p>
-    <w:p>
-      <w:pPr>
-        <w:rPr>
-          <w:b/>
-          <w:bCs/>
-        </w:rPr>
-      </w:pPr>
-    </w:p>
-    <w:p>
-      <w:pPr>
-        <w:rPr>
-          <w:b/>
-          <w:bCs/>
-        </w:rPr>
-      </w:pPr>
-    </w:p>
-    <w:p>
-      <w:pPr>
-        <w:rPr>
-          <w:b/>
-          <w:bCs/>
-        </w:rPr>
-      </w:pPr>
-    </w:p>
-    <w:p>
-      <w:pPr>
-        <w:rPr>
-          <w:b/>
-          <w:bCs/>
-        </w:rPr>
-      </w:pPr>
-    </w:p>
-    <w:p>
-      <w:pPr>
-        <w:rPr>
-          <w:b/>
-          <w:bCs/>
-        </w:rPr>
-      </w:pPr>
-    </w:p>
-    <w:p>
-      <w:pPr>
-        <w:rPr>
-          <w:b/>
-          <w:bCs/>
-        </w:rPr>
-      </w:pPr>
-    </w:p>
-    <w:p>
-      <w:pPr>
-        <w:rPr>
-          <w:b/>
-          <w:bCs/>
-        </w:rPr>
-      </w:pPr>
-    </w:p>
-    <w:p>
-      <w:pPr>
-        <w:rPr>
-          <w:b/>
-          <w:bCs/>
-        </w:rPr>
-      </w:pPr>
-    </w:p>
-    <w:p>
-      <w:pPr>
-        <w:rPr>
-          <w:b/>
-          <w:bCs/>
-        </w:rPr>
-      </w:pPr>
-    </w:p>
-    <w:p>
-      <w:pPr>
-        <w:rPr>
-          <w:b/>
-          <w:bCs/>
-        </w:rPr>
-      </w:pPr>
-    </w:p>
-    <w:p>
-      <w:pPr>
-        <w:rPr>
-          <w:b/>
-          <w:bCs/>
-        </w:rPr>
-      </w:pPr>
-    </w:p>
-    <w:p>
-      <w:pPr>
-        <w:rPr>
-          <w:b/>
-          <w:bCs/>
-        </w:rPr>
-      </w:pPr>
-    </w:p>
-    <w:p>
-      <w:pPr>
-        <w:rPr>
-          <w:b/>
-          <w:bCs/>
-        </w:rPr>
-      </w:pPr>
-    </w:p>
-    <w:p>
-      <w:pPr>
-        <w:rPr>
-          <w:b/>
-          <w:bCs/>
-        </w:rPr>
-      </w:pPr>
-    </w:p>
-    <w:p>
-      <w:pPr>
-        <w:rPr>
-          <w:b/>
-          <w:bCs/>
-        </w:rPr>
-      </w:pPr>
-    </w:p>
-    <w:p>
-      <w:pPr>
-        <w:rPr>
-          <w:b/>
-          <w:bCs/>
-        </w:rPr>
-      </w:pPr>
-    </w:p>
-    <w:p>
-      <w:pPr>
-        <w:rPr>
-          <w:b/>
-          <w:bCs/>
-        </w:rPr>
-      </w:pPr>
-    </w:p>
-    <w:p>
-      <w:pPr>
-        <w:rPr>
-          <w:b/>
-          <w:bCs/>
-        </w:rPr>
-      </w:pPr>
-    </w:p>
-    <w:p>
-      <w:pPr>
-        <w:rPr>
-          <w:b/>
-          <w:bCs/>
-        </w:rPr>
-      </w:pPr>
-    </w:p>
-    <w:p>
-      <w:pPr>
-        <w:rPr>
-          <w:b/>
-          <w:bCs/>
-        </w:rPr>
-      </w:pPr>
-    </w:p>
-    <w:p>
-      <w:pPr>
-        <w:rPr>
-          <w:b/>
-          <w:bCs/>
-        </w:rPr>
-      </w:pPr>
-    </w:p>
-    <w:p>
-      <w:pPr>
-        <w:rPr>
-          <w:b/>
-          <w:bCs/>
-        </w:rPr>
-      </w:pPr>
-    </w:p>
-    <w:p>
-      <w:pPr>
-        <w:rPr>
-          <w:b/>
-          <w:bCs/>
-        </w:rPr>
-      </w:pPr>
-    </w:p>
-    <w:p>
-      <w:pPr>
-        <w:rPr>
-          <w:b/>
-          <w:bCs/>
-        </w:rPr>
-      </w:pPr>
-    </w:p>
-    <w:p>
-      <w:pPr>
-        <w:rPr>
-          <w:b/>
-          <w:bCs/>
-        </w:rPr>
-      </w:pPr>
-    </w:p>
-    <w:p>
-      <w:pPr>
-        <w:rPr>
-          <w:b/>
-          <w:bCs/>
-        </w:rPr>
-      </w:pPr>
-    </w:p>
-    <w:p>
-      <w:pPr>
-        <w:rPr>
-          <w:b/>
-          <w:bCs/>
-        </w:rPr>
-      </w:pPr>
-    </w:p>
-    <w:p>
-      <w:pPr>
-        <w:rPr>
-          <w:b/>
-          <w:bCs/>
-        </w:rPr>
-      </w:pPr>
-    </w:p>
-    <w:p>
-      <w:pPr>
-        <w:rPr>
-          <w:b/>
-          <w:bCs/>
-        </w:rPr>
-      </w:pPr>
-    </w:p>
-    <w:p>
-      <w:pPr>
-        <w:rPr>
-          <w:b/>
-          <w:bCs/>
-        </w:rPr>
-      </w:pPr>
-    </w:p>
-    <w:p>
-      <w:pPr>
-        <w:rPr>
-          <w:b/>
-          <w:bCs/>
-        </w:rPr>
-      </w:pPr>
-    </w:p>
-    <w:p>
-      <w:pPr>
-        <w:rPr>
-          <w:b/>
-          <w:bCs/>
-        </w:rPr>
-      </w:pPr>
-    </w:p>
-    <w:p>
-      <w:pPr>
-        <w:rPr>
-          <w:b/>
-          <w:bCs/>
-        </w:rPr>
-      </w:pPr>
-    </w:p>
-    <w:p>
-      <w:pPr>
-        <w:rPr>
-          <w:b/>
-          <w:bCs/>
-        </w:rPr>
-      </w:pPr>
-    </w:p>
-    <w:p>
-      <w:pPr>
-        <w:rPr>
-          <w:b/>
-          <w:bCs/>
-        </w:rPr>
-      </w:pPr>
-    </w:p>
-    <w:p>
-      <w:pPr>
-        <w:rPr>
-          <w:b/>
-          <w:bCs/>
-        </w:rPr>
-      </w:pPr>
-    </w:p>
-    <w:p>
-      <w:pPr>
-        <w:rPr>
-          <w:b/>
-          <w:bCs/>
-        </w:rPr>
-      </w:pPr>
-    </w:p>
-    <w:p>
-      <w:pPr>
-        <w:rPr>
-          <w:b/>
-          <w:bCs/>
-        </w:rPr>
-      </w:pPr>
-    </w:p>
-    <w:p>
-      <w:pPr>
-        <w:rPr>
-          <w:b/>
-          <w:bCs/>
-        </w:rPr>
-      </w:pPr>
+        <w:jc w:val="center"/>
+        <w:rPr>
+          <w:rFonts w:ascii="Times New Roman" w:hAnsi="Times New Roman" w:cs="Times New Roman"/>
+          <w:b/>
+          <w:bCs/>
+          <w:sz w:val="32"/>
+          <w:szCs w:val="32"/>
+        </w:rPr>
+      </w:pPr>
+      <w:r>
+        <w:rPr>
+          <w:rFonts w:ascii="Times New Roman" w:hAnsi="Times New Roman" w:cs="Times New Roman"/>
+          <w:b/>
+          <w:bCs/>
+          <w:sz w:val="32"/>
+          <w:szCs w:val="32"/>
+        </w:rPr>
+        <w:lastRenderedPageBreak/>
+        <w:t>PHIẾU THIẾT LẬP CHƯƠNG TRÌNH</w:t>
+      </w:r>
+    </w:p>
+    <w:p>
+      <w:pPr>
+        <w:jc w:val="center"/>
+        <w:rPr>
+          <w:rFonts w:ascii="Times New Roman" w:hAnsi="Times New Roman" w:cs="Times New Roman"/>
+          <w:b/>
+          <w:bCs/>
+          <w:sz w:val="32"/>
+          <w:szCs w:val="32"/>
+        </w:rPr>
+      </w:pPr>
+    </w:p>
+    <w:tbl>
+      <w:tblPr>
+        <w:tblStyle w:val="TableGrid"/>
+        <w:tblW w:w="9720" w:type="dxa"/>
+        <w:tblInd w:w="-185" w:type="dxa"/>
+        <w:tblLayout w:type="fixed"/>
+        <w:tblLook w:val="04A0" w:firstRow="1" w:lastRow="0" w:firstColumn="1" w:lastColumn="0" w:noHBand="0" w:noVBand="1"/>
+      </w:tblPr>
+      <w:tblGrid>
+        <w:gridCol w:w="2250"/>
+        <w:gridCol w:w="7470"/>
+      </w:tblGrid>
+      <w:tr>
+        <w:trPr>
+          <w:tblHeader/>
+        </w:trPr>
+        <w:tc>
+          <w:tcPr>
+            <w:tcW w:w="2250" w:type="dxa"/>
+            <w:shd w:val="clear" w:color="auto" w:fill="E8EEF5"/>
+            <w:tcMar>
+              <w:top w:w="80" w:type="dxa"/>
+              <w:left w:w="120" w:type="dxa"/>
+              <w:bottom w:w="80" w:type="dxa"/>
+              <w:right w:w="120" w:type="dxa"/>
+            </w:tcMar>
+            <w:vAlign w:val="center"/>
+          </w:tcPr>
+          <w:p>
+            <w:pPr>
+              <w:spacing w:after="0" w:line="264" w:lineRule="auto"/>
+              <w:jc w:val="center"/>
+              <w:rPr>
+                <w:sz w:val="26"/>
+                <w:szCs w:val="26"/>
+              </w:rPr>
+            </w:pPr>
+            <w:r>
+              <w:rPr>
+                <w:rFonts w:ascii="Calibri" w:eastAsia="Calibri" w:hAnsi="Calibri"/>
+                <w:b/>
+                <w:color w:val="1F4D78"/>
+                <w:sz w:val="26"/>
+                <w:szCs w:val="26"/>
+              </w:rPr>
+              <w:t>Trường</w:t>
+            </w:r>
+          </w:p>
+        </w:tc>
+        <w:tc>
+          <w:tcPr>
+            <w:tcW w:w="7470" w:type="dxa"/>
+            <w:shd w:val="clear" w:color="auto" w:fill="E8EEF5"/>
+            <w:tcMar>
+              <w:top w:w="80" w:type="dxa"/>
+              <w:left w:w="120" w:type="dxa"/>
+              <w:bottom w:w="80" w:type="dxa"/>
+              <w:right w:w="120" w:type="dxa"/>
+            </w:tcMar>
+            <w:vAlign w:val="center"/>
+          </w:tcPr>
+          <w:p>
+            <w:pPr>
+              <w:spacing w:after="0" w:line="264" w:lineRule="auto"/>
+              <w:jc w:val="center"/>
+              <w:rPr>
+                <w:sz w:val="26"/>
+                <w:szCs w:val="26"/>
+              </w:rPr>
+            </w:pPr>
+            <w:r>
+              <w:rPr>
+                <w:rFonts w:ascii="Calibri" w:eastAsia="Calibri" w:hAnsi="Calibri"/>
+                <w:b/>
+                <w:color w:val="1F4D78"/>
+                <w:sz w:val="26"/>
+                <w:szCs w:val="26"/>
+              </w:rPr>
+              <w:t>Giá trị phê duyệt</w:t>
+            </w:r>
+          </w:p>
+        </w:tc>
+      </w:tr>
+      <w:tr>
+        <w:tc>
+          <w:tcPr>
+            <w:tcW w:w="2250" w:type="dxa"/>
+            <w:tcMar>
+              <w:top w:w="80" w:type="dxa"/>
+              <w:left w:w="120" w:type="dxa"/>
+              <w:bottom w:w="80" w:type="dxa"/>
+              <w:right w:w="120" w:type="dxa"/>
+            </w:tcMar>
+            <w:vAlign w:val="center"/>
+          </w:tcPr>
+          <w:p>
+            <w:pPr>
+              <w:spacing w:after="0" w:line="269" w:lineRule="auto"/>
+              <w:rPr>
+                <w:sz w:val="26"/>
+                <w:szCs w:val="26"/>
+              </w:rPr>
+            </w:pPr>
+            <w:r>
+              <w:rPr>
+                <w:rFonts w:ascii="Calibri" w:eastAsia="Calibri" w:hAnsi="Calibri"/>
+                <w:color w:val="1F2933"/>
+                <w:sz w:val="26"/>
+                <w:szCs w:val="26"/>
+              </w:rPr>
+              <w:t>Mã mẫu / mẻ</w:t>
+            </w:r>
+          </w:p>
+        </w:tc>
+        <w:tc>
+          <w:tcPr>
+            <w:tcW w:w="7470" w:type="dxa"/>
+            <w:tcMar>
+              <w:top w:w="80" w:type="dxa"/>
+              <w:left w:w="120" w:type="dxa"/>
+              <w:bottom w:w="80" w:type="dxa"/>
+              <w:right w:w="120" w:type="dxa"/>
+            </w:tcMar>
+            <w:vAlign w:val="center"/>
+          </w:tcPr>
+          <w:p>
+            <w:pPr>
+              <w:spacing w:after="0" w:line="269" w:lineRule="auto"/>
+              <w:rPr>
+                <w:sz w:val="26"/>
+                <w:szCs w:val="26"/>
+              </w:rPr>
+            </w:pPr>
+          </w:p>
+        </w:tc>
+      </w:tr>
+      <w:tr>
+        <w:tc>
+          <w:tcPr>
+            <w:tcW w:w="2250" w:type="dxa"/>
+            <w:tcMar>
+              <w:top w:w="80" w:type="dxa"/>
+              <w:left w:w="120" w:type="dxa"/>
+              <w:bottom w:w="80" w:type="dxa"/>
+              <w:right w:w="120" w:type="dxa"/>
+            </w:tcMar>
+            <w:vAlign w:val="center"/>
+          </w:tcPr>
+          <w:p>
+            <w:pPr>
+              <w:spacing w:after="0" w:line="269" w:lineRule="auto"/>
+              <w:rPr>
+                <w:sz w:val="26"/>
+                <w:szCs w:val="26"/>
+              </w:rPr>
+            </w:pPr>
+            <w:r>
+              <w:rPr>
+                <w:rFonts w:ascii="Calibri" w:eastAsia="Calibri" w:hAnsi="Calibri"/>
+                <w:color w:val="1F2933"/>
+                <w:sz w:val="26"/>
+                <w:szCs w:val="26"/>
+              </w:rPr>
+              <w:t>Chương trình</w:t>
+            </w:r>
+          </w:p>
+        </w:tc>
+        <w:tc>
+          <w:tcPr>
+            <w:tcW w:w="7470" w:type="dxa"/>
+            <w:tcMar>
+              <w:top w:w="80" w:type="dxa"/>
+              <w:left w:w="120" w:type="dxa"/>
+              <w:bottom w:w="80" w:type="dxa"/>
+              <w:right w:w="120" w:type="dxa"/>
+            </w:tcMar>
+            <w:vAlign w:val="center"/>
+          </w:tcPr>
+          <w:p>
+            <w:pPr>
+              <w:spacing w:after="0" w:line="269" w:lineRule="auto"/>
+              <w:rPr>
+                <w:sz w:val="26"/>
+                <w:szCs w:val="26"/>
+              </w:rPr>
+            </w:pPr>
+            <w:r>
+              <w:rPr>
+                <w:rFonts w:ascii="Calibri" w:eastAsia="Calibri" w:hAnsi="Calibri"/>
+                <w:color w:val="1F2933"/>
+                <w:sz w:val="26"/>
+                <w:szCs w:val="26"/>
+              </w:rPr>
+              <w:t>P____</w:t>
+            </w:r>
+            <w:r>
+              <w:rPr>
+                <w:rFonts w:ascii="Calibri" w:eastAsia="Calibri" w:hAnsi="Calibri"/>
+                <w:color w:val="1F2933"/>
+                <w:sz w:val="26"/>
+                <w:szCs w:val="26"/>
+              </w:rPr>
+              <w:t>__</w:t>
+            </w:r>
+            <w:r>
+              <w:rPr>
+                <w:rFonts w:ascii="Calibri" w:eastAsia="Calibri" w:hAnsi="Calibri"/>
+                <w:color w:val="1F2933"/>
+                <w:sz w:val="26"/>
+                <w:szCs w:val="26"/>
+              </w:rPr>
+              <w:t xml:space="preserve">  | Số đoạn: ____</w:t>
+            </w:r>
+            <w:r>
+              <w:rPr>
+                <w:rFonts w:ascii="Calibri" w:eastAsia="Calibri" w:hAnsi="Calibri"/>
+                <w:color w:val="1F2933"/>
+                <w:sz w:val="26"/>
+                <w:szCs w:val="26"/>
+              </w:rPr>
+              <w:t>____</w:t>
+            </w:r>
+          </w:p>
+        </w:tc>
+      </w:tr>
+      <w:tr>
+        <w:tc>
+          <w:tcPr>
+            <w:tcW w:w="2250" w:type="dxa"/>
+            <w:tcMar>
+              <w:top w:w="80" w:type="dxa"/>
+              <w:left w:w="120" w:type="dxa"/>
+              <w:bottom w:w="80" w:type="dxa"/>
+              <w:right w:w="120" w:type="dxa"/>
+            </w:tcMar>
+            <w:vAlign w:val="center"/>
+          </w:tcPr>
+          <w:p>
+            <w:pPr>
+              <w:spacing w:after="0" w:line="269" w:lineRule="auto"/>
+              <w:rPr>
+                <w:sz w:val="26"/>
+                <w:szCs w:val="26"/>
+              </w:rPr>
+            </w:pPr>
+            <w:r>
+              <w:rPr>
+                <w:rFonts w:ascii="Calibri" w:eastAsia="Calibri" w:hAnsi="Calibri"/>
+                <w:color w:val="1F2933"/>
+                <w:sz w:val="26"/>
+                <w:szCs w:val="26"/>
+              </w:rPr>
+              <w:t>P1</w:t>
+            </w:r>
+          </w:p>
+        </w:tc>
+        <w:tc>
+          <w:tcPr>
+            <w:tcW w:w="7470" w:type="dxa"/>
+            <w:tcMar>
+              <w:top w:w="80" w:type="dxa"/>
+              <w:left w:w="120" w:type="dxa"/>
+              <w:bottom w:w="80" w:type="dxa"/>
+              <w:right w:w="120" w:type="dxa"/>
+            </w:tcMar>
+            <w:vAlign w:val="center"/>
+          </w:tcPr>
+          <w:p>
+            <w:pPr>
+              <w:spacing w:after="0" w:line="269" w:lineRule="auto"/>
+              <w:rPr>
+                <w:sz w:val="26"/>
+                <w:szCs w:val="26"/>
+              </w:rPr>
+            </w:pPr>
+            <w:r>
+              <w:rPr>
+                <w:rFonts w:ascii="Calibri" w:eastAsia="Calibri" w:hAnsi="Calibri"/>
+                <w:color w:val="1F2933"/>
+                <w:sz w:val="26"/>
+                <w:szCs w:val="26"/>
+              </w:rPr>
+              <w:t>Nhiệt độ: __</w:t>
+            </w:r>
+            <w:r>
+              <w:rPr>
+                <w:rFonts w:ascii="Calibri" w:eastAsia="Calibri" w:hAnsi="Calibri"/>
+                <w:color w:val="1F2933"/>
+                <w:sz w:val="26"/>
+                <w:szCs w:val="26"/>
+              </w:rPr>
+              <w:t>_</w:t>
+            </w:r>
+            <w:r>
+              <w:rPr>
+                <w:rFonts w:ascii="Calibri" w:eastAsia="Calibri" w:hAnsi="Calibri"/>
+                <w:color w:val="1F2933"/>
+                <w:sz w:val="26"/>
+                <w:szCs w:val="26"/>
+              </w:rPr>
+              <w:t>__°C | Thời gian: ____:____:____</w:t>
+            </w:r>
+            <w:r>
+              <w:rPr>
+                <w:rFonts w:ascii="Calibri" w:eastAsia="Calibri" w:hAnsi="Calibri"/>
+                <w:color w:val="1F2933"/>
+                <w:sz w:val="26"/>
+                <w:szCs w:val="26"/>
+              </w:rPr>
+              <w:t xml:space="preserve"> </w:t>
+            </w:r>
+            <w:r>
+              <w:rPr>
+                <w:rFonts w:ascii="Calibri" w:eastAsia="Calibri" w:hAnsi="Calibri"/>
+                <w:color w:val="1F2933"/>
+                <w:sz w:val="26"/>
+                <w:szCs w:val="26"/>
+              </w:rPr>
+              <w:t xml:space="preserve">| </w:t>
+            </w:r>
+            <w:r>
+              <w:rPr>
+                <w:rFonts w:ascii="Calibri" w:eastAsia="Calibri" w:hAnsi="Calibri"/>
+                <w:color w:val="1F2933"/>
+                <w:sz w:val="26"/>
+                <w:szCs w:val="26"/>
+              </w:rPr>
+              <w:t>Mode</w:t>
+            </w:r>
+            <w:r>
+              <w:rPr>
+                <w:rFonts w:ascii="Calibri" w:eastAsia="Calibri" w:hAnsi="Calibri"/>
+                <w:color w:val="1F2933"/>
+                <w:sz w:val="26"/>
+                <w:szCs w:val="26"/>
+              </w:rPr>
+              <w:t>:</w:t>
+            </w:r>
+            <w:r>
+              <w:rPr>
+                <w:rFonts w:ascii="Calibri" w:eastAsia="Calibri" w:hAnsi="Calibri"/>
+                <w:color w:val="1F2933"/>
+                <w:sz w:val="26"/>
+                <w:szCs w:val="26"/>
+              </w:rPr>
+              <w:t xml:space="preserve"> </w:t>
+            </w:r>
+            <w:r>
+              <w:rPr>
+                <w:rFonts w:ascii="Calibri" w:eastAsia="Calibri" w:hAnsi="Calibri"/>
+                <w:color w:val="1F2933"/>
+                <w:sz w:val="26"/>
+                <w:szCs w:val="26"/>
+              </w:rPr>
+              <w:t>TIOT / MT</w:t>
+            </w:r>
+          </w:p>
+        </w:tc>
+      </w:tr>
+      <w:tr>
+        <w:tc>
+          <w:tcPr>
+            <w:tcW w:w="2250" w:type="dxa"/>
+            <w:tcMar>
+              <w:top w:w="80" w:type="dxa"/>
+              <w:left w:w="120" w:type="dxa"/>
+              <w:bottom w:w="80" w:type="dxa"/>
+              <w:right w:w="120" w:type="dxa"/>
+            </w:tcMar>
+            <w:vAlign w:val="center"/>
+          </w:tcPr>
+          <w:p>
+            <w:pPr>
+              <w:spacing w:after="0" w:line="269" w:lineRule="auto"/>
+              <w:rPr>
+                <w:sz w:val="26"/>
+                <w:szCs w:val="26"/>
+              </w:rPr>
+            </w:pPr>
+            <w:r>
+              <w:rPr>
+                <w:rFonts w:ascii="Calibri" w:eastAsia="Calibri" w:hAnsi="Calibri"/>
+                <w:color w:val="1F2933"/>
+                <w:sz w:val="26"/>
+                <w:szCs w:val="26"/>
+              </w:rPr>
+              <w:t>P2</w:t>
+            </w:r>
+          </w:p>
+        </w:tc>
+        <w:tc>
+          <w:tcPr>
+            <w:tcW w:w="7470" w:type="dxa"/>
+            <w:tcMar>
+              <w:top w:w="80" w:type="dxa"/>
+              <w:left w:w="120" w:type="dxa"/>
+              <w:bottom w:w="80" w:type="dxa"/>
+              <w:right w:w="120" w:type="dxa"/>
+            </w:tcMar>
+            <w:vAlign w:val="center"/>
+          </w:tcPr>
+          <w:p>
+            <w:pPr>
+              <w:spacing w:after="0" w:line="269" w:lineRule="auto"/>
+              <w:rPr>
+                <w:sz w:val="26"/>
+                <w:szCs w:val="26"/>
+              </w:rPr>
+            </w:pPr>
+            <w:r>
+              <w:rPr>
+                <w:rFonts w:ascii="Calibri" w:eastAsia="Calibri" w:hAnsi="Calibri"/>
+                <w:color w:val="1F2933"/>
+                <w:sz w:val="26"/>
+                <w:szCs w:val="26"/>
+              </w:rPr>
+              <w:t>Nhiệt độ: _____°C | Thời gian: ____:____:____ | Mode:</w:t>
+            </w:r>
+            <w:r>
+              <w:rPr>
+                <w:rFonts w:ascii="Calibri" w:eastAsia="Calibri" w:hAnsi="Calibri"/>
+                <w:color w:val="1F2933"/>
+                <w:sz w:val="26"/>
+                <w:szCs w:val="26"/>
+              </w:rPr>
+              <w:t xml:space="preserve"> </w:t>
+            </w:r>
+            <w:r>
+              <w:rPr>
+                <w:rFonts w:ascii="Calibri" w:eastAsia="Calibri" w:hAnsi="Calibri"/>
+                <w:color w:val="1F2933"/>
+                <w:sz w:val="26"/>
+                <w:szCs w:val="26"/>
+              </w:rPr>
+              <w:t>TIOT / MT</w:t>
+            </w:r>
+          </w:p>
+        </w:tc>
+      </w:tr>
+      <w:tr>
+        <w:tc>
+          <w:tcPr>
+            <w:tcW w:w="2250" w:type="dxa"/>
+            <w:tcMar>
+              <w:top w:w="80" w:type="dxa"/>
+              <w:left w:w="120" w:type="dxa"/>
+              <w:bottom w:w="80" w:type="dxa"/>
+              <w:right w:w="120" w:type="dxa"/>
+            </w:tcMar>
+            <w:vAlign w:val="center"/>
+          </w:tcPr>
+          <w:p>
+            <w:pPr>
+              <w:spacing w:after="0" w:line="269" w:lineRule="auto"/>
+              <w:rPr>
+                <w:rFonts w:ascii="Calibri" w:eastAsia="Calibri" w:hAnsi="Calibri"/>
+                <w:color w:val="1F2933"/>
+                <w:sz w:val="26"/>
+                <w:szCs w:val="26"/>
+              </w:rPr>
+            </w:pPr>
+            <w:r>
+              <w:rPr>
+                <w:rFonts w:ascii="Calibri" w:eastAsia="Calibri" w:hAnsi="Calibri"/>
+                <w:color w:val="1F2933"/>
+                <w:sz w:val="26"/>
+                <w:szCs w:val="26"/>
+              </w:rPr>
+              <w:t>P</w:t>
+            </w:r>
+            <w:r>
+              <w:rPr>
+                <w:rFonts w:ascii="Calibri" w:eastAsia="Calibri" w:hAnsi="Calibri"/>
+                <w:color w:val="1F2933"/>
+                <w:sz w:val="26"/>
+                <w:szCs w:val="26"/>
+              </w:rPr>
+              <w:t>3</w:t>
+            </w:r>
+          </w:p>
+        </w:tc>
+        <w:tc>
+          <w:tcPr>
+            <w:tcW w:w="7470" w:type="dxa"/>
+            <w:tcMar>
+              <w:top w:w="80" w:type="dxa"/>
+              <w:left w:w="120" w:type="dxa"/>
+              <w:bottom w:w="80" w:type="dxa"/>
+              <w:right w:w="120" w:type="dxa"/>
+            </w:tcMar>
+            <w:vAlign w:val="center"/>
+          </w:tcPr>
+          <w:p>
+            <w:pPr>
+              <w:spacing w:after="0" w:line="269" w:lineRule="auto"/>
+              <w:rPr>
+                <w:rFonts w:ascii="Calibri" w:eastAsia="Calibri" w:hAnsi="Calibri"/>
+                <w:color w:val="1F2933"/>
+                <w:sz w:val="26"/>
+                <w:szCs w:val="26"/>
+              </w:rPr>
+            </w:pPr>
+            <w:r>
+              <w:rPr>
+                <w:rFonts w:ascii="Calibri" w:eastAsia="Calibri" w:hAnsi="Calibri"/>
+                <w:color w:val="1F2933"/>
+                <w:sz w:val="26"/>
+                <w:szCs w:val="26"/>
+              </w:rPr>
+              <w:t>Nhiệt độ: _____°C | Thời gian: ____:____:____ | Mode: TIOT / MT</w:t>
+            </w:r>
+          </w:p>
+        </w:tc>
+      </w:tr>
+      <w:tr>
+        <w:tc>
+          <w:tcPr>
+            <w:tcW w:w="2250" w:type="dxa"/>
+            <w:tcMar>
+              <w:top w:w="80" w:type="dxa"/>
+              <w:left w:w="120" w:type="dxa"/>
+              <w:bottom w:w="80" w:type="dxa"/>
+              <w:right w:w="120" w:type="dxa"/>
+            </w:tcMar>
+            <w:vAlign w:val="center"/>
+          </w:tcPr>
+          <w:p>
+            <w:pPr>
+              <w:spacing w:after="0" w:line="269" w:lineRule="auto"/>
+              <w:rPr>
+                <w:rFonts w:ascii="Calibri" w:eastAsia="Calibri" w:hAnsi="Calibri"/>
+                <w:color w:val="1F2933"/>
+                <w:sz w:val="26"/>
+                <w:szCs w:val="26"/>
+              </w:rPr>
+            </w:pPr>
+            <w:r>
+              <w:rPr>
+                <w:rFonts w:ascii="Calibri" w:eastAsia="Calibri" w:hAnsi="Calibri"/>
+                <w:color w:val="1F2933"/>
+                <w:sz w:val="26"/>
+                <w:szCs w:val="26"/>
+              </w:rPr>
+              <w:t>P</w:t>
+            </w:r>
+            <w:r>
+              <w:rPr>
+                <w:rFonts w:ascii="Calibri" w:eastAsia="Calibri" w:hAnsi="Calibri"/>
+                <w:color w:val="1F2933"/>
+                <w:sz w:val="26"/>
+                <w:szCs w:val="26"/>
+              </w:rPr>
+              <w:t>4</w:t>
+            </w:r>
+          </w:p>
+        </w:tc>
+        <w:tc>
+          <w:tcPr>
+            <w:tcW w:w="7470" w:type="dxa"/>
+            <w:tcMar>
+              <w:top w:w="80" w:type="dxa"/>
+              <w:left w:w="120" w:type="dxa"/>
+              <w:bottom w:w="80" w:type="dxa"/>
+              <w:right w:w="120" w:type="dxa"/>
+            </w:tcMar>
+            <w:vAlign w:val="center"/>
+          </w:tcPr>
+          <w:p>
+            <w:pPr>
+              <w:spacing w:after="0" w:line="269" w:lineRule="auto"/>
+              <w:rPr>
+                <w:rFonts w:ascii="Calibri" w:eastAsia="Calibri" w:hAnsi="Calibri"/>
+                <w:color w:val="1F2933"/>
+                <w:sz w:val="26"/>
+                <w:szCs w:val="26"/>
+              </w:rPr>
+            </w:pPr>
+            <w:r>
+              <w:rPr>
+                <w:rFonts w:ascii="Calibri" w:eastAsia="Calibri" w:hAnsi="Calibri"/>
+                <w:color w:val="1F2933"/>
+                <w:sz w:val="26"/>
+                <w:szCs w:val="26"/>
+              </w:rPr>
+              <w:t>Nhiệt độ: _____°C | Thời gian: ____:____:____ | Mode: TIOT / MT</w:t>
+            </w:r>
+          </w:p>
+        </w:tc>
+      </w:tr>
+      <w:tr>
+        <w:tc>
+          <w:tcPr>
+            <w:tcW w:w="2250" w:type="dxa"/>
+            <w:tcMar>
+              <w:top w:w="80" w:type="dxa"/>
+              <w:left w:w="120" w:type="dxa"/>
+              <w:bottom w:w="80" w:type="dxa"/>
+              <w:right w:w="120" w:type="dxa"/>
+            </w:tcMar>
+            <w:vAlign w:val="center"/>
+          </w:tcPr>
+          <w:p>
+            <w:pPr>
+              <w:spacing w:after="0" w:line="269" w:lineRule="auto"/>
+              <w:rPr>
+                <w:rFonts w:ascii="Calibri" w:eastAsia="Calibri" w:hAnsi="Calibri"/>
+                <w:color w:val="1F2933"/>
+                <w:sz w:val="26"/>
+                <w:szCs w:val="26"/>
+              </w:rPr>
+            </w:pPr>
+            <w:r>
+              <w:rPr>
+                <w:rFonts w:ascii="Calibri" w:eastAsia="Calibri" w:hAnsi="Calibri"/>
+                <w:color w:val="1F2933"/>
+                <w:sz w:val="26"/>
+                <w:szCs w:val="26"/>
+              </w:rPr>
+              <w:t>P</w:t>
+            </w:r>
+            <w:r>
+              <w:rPr>
+                <w:rFonts w:ascii="Calibri" w:eastAsia="Calibri" w:hAnsi="Calibri"/>
+                <w:color w:val="1F2933"/>
+                <w:sz w:val="26"/>
+                <w:szCs w:val="26"/>
+              </w:rPr>
+              <w:t>5</w:t>
+            </w:r>
+          </w:p>
+        </w:tc>
+        <w:tc>
+          <w:tcPr>
+            <w:tcW w:w="7470" w:type="dxa"/>
+            <w:tcMar>
+              <w:top w:w="80" w:type="dxa"/>
+              <w:left w:w="120" w:type="dxa"/>
+              <w:bottom w:w="80" w:type="dxa"/>
+              <w:right w:w="120" w:type="dxa"/>
+            </w:tcMar>
+            <w:vAlign w:val="center"/>
+          </w:tcPr>
+          <w:p>
+            <w:pPr>
+              <w:spacing w:after="0" w:line="269" w:lineRule="auto"/>
+              <w:rPr>
+                <w:rFonts w:ascii="Calibri" w:eastAsia="Calibri" w:hAnsi="Calibri"/>
+                <w:color w:val="1F2933"/>
+                <w:sz w:val="26"/>
+                <w:szCs w:val="26"/>
+              </w:rPr>
+            </w:pPr>
+            <w:r>
+              <w:rPr>
+                <w:rFonts w:ascii="Calibri" w:eastAsia="Calibri" w:hAnsi="Calibri"/>
+                <w:color w:val="1F2933"/>
+                <w:sz w:val="26"/>
+                <w:szCs w:val="26"/>
+              </w:rPr>
+              <w:t>Nhiệt độ: _____°C | Thời gian: ____:____:____ | Mode: TIOT / MT</w:t>
+            </w:r>
+          </w:p>
+        </w:tc>
+      </w:tr>
+      <w:tr>
+        <w:tc>
+          <w:tcPr>
+            <w:tcW w:w="2250" w:type="dxa"/>
+            <w:tcMar>
+              <w:top w:w="80" w:type="dxa"/>
+              <w:left w:w="120" w:type="dxa"/>
+              <w:bottom w:w="80" w:type="dxa"/>
+              <w:right w:w="120" w:type="dxa"/>
+            </w:tcMar>
+            <w:vAlign w:val="center"/>
+          </w:tcPr>
+          <w:p>
+            <w:pPr>
+              <w:spacing w:after="0" w:line="269" w:lineRule="auto"/>
+              <w:rPr>
+                <w:rFonts w:ascii="Calibri" w:eastAsia="Calibri" w:hAnsi="Calibri"/>
+                <w:color w:val="1F2933"/>
+                <w:sz w:val="26"/>
+                <w:szCs w:val="26"/>
+              </w:rPr>
+            </w:pPr>
+            <w:r>
+              <w:rPr>
+                <w:rFonts w:ascii="Calibri" w:eastAsia="Calibri" w:hAnsi="Calibri"/>
+                <w:color w:val="1F2933"/>
+                <w:sz w:val="26"/>
+                <w:szCs w:val="26"/>
+              </w:rPr>
+              <w:t>P</w:t>
+            </w:r>
+            <w:r>
+              <w:rPr>
+                <w:rFonts w:ascii="Calibri" w:eastAsia="Calibri" w:hAnsi="Calibri"/>
+                <w:color w:val="1F2933"/>
+                <w:sz w:val="26"/>
+                <w:szCs w:val="26"/>
+              </w:rPr>
+              <w:t>6</w:t>
+            </w:r>
+          </w:p>
+        </w:tc>
+        <w:tc>
+          <w:tcPr>
+            <w:tcW w:w="7470" w:type="dxa"/>
+            <w:tcMar>
+              <w:top w:w="80" w:type="dxa"/>
+              <w:left w:w="120" w:type="dxa"/>
+              <w:bottom w:w="80" w:type="dxa"/>
+              <w:right w:w="120" w:type="dxa"/>
+            </w:tcMar>
+            <w:vAlign w:val="center"/>
+          </w:tcPr>
+          <w:p>
+            <w:pPr>
+              <w:spacing w:after="0" w:line="269" w:lineRule="auto"/>
+              <w:rPr>
+                <w:rFonts w:ascii="Calibri" w:eastAsia="Calibri" w:hAnsi="Calibri"/>
+                <w:color w:val="1F2933"/>
+                <w:sz w:val="26"/>
+                <w:szCs w:val="26"/>
+              </w:rPr>
+            </w:pPr>
+            <w:r>
+              <w:rPr>
+                <w:rFonts w:ascii="Calibri" w:eastAsia="Calibri" w:hAnsi="Calibri"/>
+                <w:color w:val="1F2933"/>
+                <w:sz w:val="26"/>
+                <w:szCs w:val="26"/>
+              </w:rPr>
+              <w:t>Nhiệt độ: _____°C | Thời gian: ____:____:____ | Mode: TIOT / MT</w:t>
+            </w:r>
+          </w:p>
+        </w:tc>
+      </w:tr>
+      <w:tr>
+        <w:tc>
+          <w:tcPr>
+            <w:tcW w:w="2250" w:type="dxa"/>
+            <w:tcMar>
+              <w:top w:w="80" w:type="dxa"/>
+              <w:left w:w="120" w:type="dxa"/>
+              <w:bottom w:w="80" w:type="dxa"/>
+              <w:right w:w="120" w:type="dxa"/>
+            </w:tcMar>
+            <w:vAlign w:val="center"/>
+          </w:tcPr>
+          <w:p>
+            <w:pPr>
+              <w:spacing w:after="0" w:line="269" w:lineRule="auto"/>
+              <w:rPr>
+                <w:rFonts w:ascii="Calibri" w:eastAsia="Calibri" w:hAnsi="Calibri"/>
+                <w:color w:val="1F2933"/>
+                <w:sz w:val="26"/>
+                <w:szCs w:val="26"/>
+              </w:rPr>
+            </w:pPr>
+            <w:r>
+              <w:rPr>
+                <w:rFonts w:ascii="Calibri" w:eastAsia="Calibri" w:hAnsi="Calibri"/>
+                <w:color w:val="1F2933"/>
+                <w:sz w:val="26"/>
+                <w:szCs w:val="26"/>
+              </w:rPr>
+              <w:t>P</w:t>
+            </w:r>
+            <w:r>
+              <w:rPr>
+                <w:rFonts w:ascii="Calibri" w:eastAsia="Calibri" w:hAnsi="Calibri"/>
+                <w:color w:val="1F2933"/>
+                <w:sz w:val="26"/>
+                <w:szCs w:val="26"/>
+              </w:rPr>
+              <w:t>7</w:t>
+            </w:r>
+          </w:p>
+        </w:tc>
+        <w:tc>
+          <w:tcPr>
+            <w:tcW w:w="7470" w:type="dxa"/>
+            <w:tcMar>
+              <w:top w:w="80" w:type="dxa"/>
+              <w:left w:w="120" w:type="dxa"/>
+              <w:bottom w:w="80" w:type="dxa"/>
+              <w:right w:w="120" w:type="dxa"/>
+            </w:tcMar>
+            <w:vAlign w:val="center"/>
+          </w:tcPr>
+          <w:p>
+            <w:pPr>
+              <w:spacing w:after="0" w:line="269" w:lineRule="auto"/>
+              <w:rPr>
+                <w:rFonts w:ascii="Calibri" w:eastAsia="Calibri" w:hAnsi="Calibri"/>
+                <w:color w:val="1F2933"/>
+                <w:sz w:val="26"/>
+                <w:szCs w:val="26"/>
+              </w:rPr>
+            </w:pPr>
+            <w:r>
+              <w:rPr>
+                <w:rFonts w:ascii="Calibri" w:eastAsia="Calibri" w:hAnsi="Calibri"/>
+                <w:color w:val="1F2933"/>
+                <w:sz w:val="26"/>
+                <w:szCs w:val="26"/>
+              </w:rPr>
+              <w:t>Nhiệt độ: _____°C | Thời gian: ____:____:____ | Mode: TIOT / MT</w:t>
+            </w:r>
+          </w:p>
+        </w:tc>
+      </w:tr>
+      <w:tr>
+        <w:tc>
+          <w:tcPr>
+            <w:tcW w:w="2250" w:type="dxa"/>
+            <w:tcMar>
+              <w:top w:w="80" w:type="dxa"/>
+              <w:left w:w="120" w:type="dxa"/>
+              <w:bottom w:w="80" w:type="dxa"/>
+              <w:right w:w="120" w:type="dxa"/>
+            </w:tcMar>
+            <w:vAlign w:val="center"/>
+          </w:tcPr>
+          <w:p>
+            <w:pPr>
+              <w:spacing w:after="0" w:line="269" w:lineRule="auto"/>
+              <w:rPr>
+                <w:rFonts w:ascii="Calibri" w:eastAsia="Calibri" w:hAnsi="Calibri"/>
+                <w:color w:val="1F2933"/>
+                <w:sz w:val="26"/>
+                <w:szCs w:val="26"/>
+              </w:rPr>
+            </w:pPr>
+            <w:r>
+              <w:rPr>
+                <w:rFonts w:ascii="Calibri" w:eastAsia="Calibri" w:hAnsi="Calibri"/>
+                <w:color w:val="1F2933"/>
+                <w:sz w:val="26"/>
+                <w:szCs w:val="26"/>
+              </w:rPr>
+              <w:t>P</w:t>
+            </w:r>
+            <w:r>
+              <w:rPr>
+                <w:rFonts w:ascii="Calibri" w:eastAsia="Calibri" w:hAnsi="Calibri"/>
+                <w:color w:val="1F2933"/>
+                <w:sz w:val="26"/>
+                <w:szCs w:val="26"/>
+              </w:rPr>
+              <w:t>8</w:t>
+            </w:r>
+          </w:p>
+        </w:tc>
+        <w:tc>
+          <w:tcPr>
+            <w:tcW w:w="7470" w:type="dxa"/>
+            <w:tcMar>
+              <w:top w:w="80" w:type="dxa"/>
+              <w:left w:w="120" w:type="dxa"/>
+              <w:bottom w:w="80" w:type="dxa"/>
+              <w:right w:w="120" w:type="dxa"/>
+            </w:tcMar>
+            <w:vAlign w:val="center"/>
+          </w:tcPr>
+          <w:p>
+            <w:pPr>
+              <w:spacing w:after="0" w:line="269" w:lineRule="auto"/>
+              <w:rPr>
+                <w:rFonts w:ascii="Calibri" w:eastAsia="Calibri" w:hAnsi="Calibri"/>
+                <w:color w:val="1F2933"/>
+                <w:sz w:val="26"/>
+                <w:szCs w:val="26"/>
+              </w:rPr>
+            </w:pPr>
+            <w:r>
+              <w:rPr>
+                <w:rFonts w:ascii="Calibri" w:eastAsia="Calibri" w:hAnsi="Calibri"/>
+                <w:color w:val="1F2933"/>
+                <w:sz w:val="26"/>
+                <w:szCs w:val="26"/>
+              </w:rPr>
+              <w:t>Nhiệt độ: _____°C | Thời gian: ____:____:____ | Mode: TIOT / MT</w:t>
+            </w:r>
+          </w:p>
+        </w:tc>
+      </w:tr>
+      <w:tr>
+        <w:tc>
+          <w:tcPr>
+            <w:tcW w:w="2250" w:type="dxa"/>
+            <w:tcMar>
+              <w:top w:w="80" w:type="dxa"/>
+              <w:left w:w="120" w:type="dxa"/>
+              <w:bottom w:w="80" w:type="dxa"/>
+              <w:right w:w="120" w:type="dxa"/>
+            </w:tcMar>
+            <w:vAlign w:val="center"/>
+          </w:tcPr>
+          <w:p>
+            <w:pPr>
+              <w:spacing w:after="0" w:line="269" w:lineRule="auto"/>
+              <w:rPr>
+                <w:rFonts w:ascii="Calibri" w:eastAsia="Calibri" w:hAnsi="Calibri"/>
+                <w:color w:val="1F2933"/>
+                <w:sz w:val="26"/>
+                <w:szCs w:val="26"/>
+              </w:rPr>
+            </w:pPr>
+            <w:r>
+              <w:rPr>
+                <w:rFonts w:ascii="Calibri" w:eastAsia="Calibri" w:hAnsi="Calibri"/>
+                <w:color w:val="1F2933"/>
+                <w:sz w:val="26"/>
+                <w:szCs w:val="26"/>
+              </w:rPr>
+              <w:t>P</w:t>
+            </w:r>
+            <w:r>
+              <w:rPr>
+                <w:rFonts w:ascii="Calibri" w:eastAsia="Calibri" w:hAnsi="Calibri"/>
+                <w:color w:val="1F2933"/>
+                <w:sz w:val="26"/>
+                <w:szCs w:val="26"/>
+              </w:rPr>
+              <w:t>9</w:t>
+            </w:r>
+          </w:p>
+        </w:tc>
+        <w:tc>
+          <w:tcPr>
+            <w:tcW w:w="7470" w:type="dxa"/>
+            <w:tcMar>
+              <w:top w:w="80" w:type="dxa"/>
+              <w:left w:w="120" w:type="dxa"/>
+              <w:bottom w:w="80" w:type="dxa"/>
+              <w:right w:w="120" w:type="dxa"/>
+            </w:tcMar>
+            <w:vAlign w:val="center"/>
+          </w:tcPr>
+          <w:p>
+            <w:pPr>
+              <w:spacing w:after="0" w:line="269" w:lineRule="auto"/>
+              <w:rPr>
+                <w:rFonts w:ascii="Calibri" w:eastAsia="Calibri" w:hAnsi="Calibri"/>
+                <w:color w:val="1F2933"/>
+                <w:sz w:val="26"/>
+                <w:szCs w:val="26"/>
+              </w:rPr>
+            </w:pPr>
+            <w:r>
+              <w:rPr>
+                <w:rFonts w:ascii="Calibri" w:eastAsia="Calibri" w:hAnsi="Calibri"/>
+                <w:color w:val="1F2933"/>
+                <w:sz w:val="26"/>
+                <w:szCs w:val="26"/>
+              </w:rPr>
+              <w:t>Nhiệt độ: _____°C | Thời gian: ____:____:____ | Mode: TIOT / MT</w:t>
+            </w:r>
+          </w:p>
+        </w:tc>
+      </w:tr>
+      <w:tr>
+        <w:tc>
+          <w:tcPr>
+            <w:tcW w:w="2250" w:type="dxa"/>
+            <w:tcMar>
+              <w:top w:w="80" w:type="dxa"/>
+              <w:left w:w="120" w:type="dxa"/>
+              <w:bottom w:w="80" w:type="dxa"/>
+              <w:right w:w="120" w:type="dxa"/>
+            </w:tcMar>
+            <w:vAlign w:val="center"/>
+          </w:tcPr>
+          <w:p>
+            <w:pPr>
+              <w:spacing w:after="0" w:line="269" w:lineRule="auto"/>
+              <w:rPr>
+                <w:sz w:val="26"/>
+                <w:szCs w:val="26"/>
+              </w:rPr>
+            </w:pPr>
+            <w:r>
+              <w:rPr>
+                <w:rFonts w:ascii="Calibri" w:eastAsia="Calibri" w:hAnsi="Calibri"/>
+                <w:color w:val="1F2933"/>
+                <w:sz w:val="26"/>
+                <w:szCs w:val="26"/>
+              </w:rPr>
+              <w:t>Giới hạn vận hành</w:t>
+            </w:r>
+          </w:p>
+        </w:tc>
+        <w:tc>
+          <w:tcPr>
+            <w:tcW w:w="7470" w:type="dxa"/>
+            <w:tcMar>
+              <w:top w:w="80" w:type="dxa"/>
+              <w:left w:w="120" w:type="dxa"/>
+              <w:bottom w:w="80" w:type="dxa"/>
+              <w:right w:w="120" w:type="dxa"/>
+            </w:tcMar>
+            <w:vAlign w:val="center"/>
+          </w:tcPr>
+          <w:p>
+            <w:pPr>
+              <w:spacing w:after="0" w:line="269" w:lineRule="auto"/>
+              <w:rPr>
+                <w:sz w:val="26"/>
+                <w:szCs w:val="26"/>
+              </w:rPr>
+            </w:pPr>
+            <w:r>
+              <w:rPr>
+                <w:rFonts w:ascii="Calibri" w:eastAsia="Calibri" w:hAnsi="Calibri"/>
+                <w:color w:val="1F2933"/>
+                <w:sz w:val="26"/>
+                <w:szCs w:val="26"/>
+              </w:rPr>
+              <w:t>Tối đa ______°C; điều kiện làm nguội: _______________________</w:t>
+            </w:r>
+          </w:p>
+        </w:tc>
+      </w:tr>
+      <w:tr>
+        <w:tc>
+          <w:tcPr>
+            <w:tcW w:w="2250" w:type="dxa"/>
+            <w:tcMar>
+              <w:top w:w="80" w:type="dxa"/>
+              <w:left w:w="120" w:type="dxa"/>
+              <w:bottom w:w="80" w:type="dxa"/>
+              <w:right w:w="120" w:type="dxa"/>
+            </w:tcMar>
+            <w:vAlign w:val="center"/>
+          </w:tcPr>
+          <w:p>
+            <w:pPr>
+              <w:spacing w:after="0" w:line="269" w:lineRule="auto"/>
+              <w:rPr>
+                <w:sz w:val="26"/>
+                <w:szCs w:val="26"/>
+              </w:rPr>
+            </w:pPr>
+            <w:r>
+              <w:rPr>
+                <w:rFonts w:ascii="Calibri" w:eastAsia="Calibri" w:hAnsi="Calibri"/>
+                <w:color w:val="1F2933"/>
+                <w:sz w:val="26"/>
+                <w:szCs w:val="26"/>
+              </w:rPr>
+              <w:t>Ngày thực hiện</w:t>
+            </w:r>
+          </w:p>
+        </w:tc>
+        <w:tc>
+          <w:tcPr>
+            <w:tcW w:w="7470" w:type="dxa"/>
+            <w:tcMar>
+              <w:top w:w="80" w:type="dxa"/>
+              <w:left w:w="120" w:type="dxa"/>
+              <w:bottom w:w="80" w:type="dxa"/>
+              <w:right w:w="120" w:type="dxa"/>
+            </w:tcMar>
+            <w:vAlign w:val="center"/>
+          </w:tcPr>
+          <w:p>
+            <w:pPr>
+              <w:spacing w:after="0" w:line="269" w:lineRule="auto"/>
+              <w:rPr>
+                <w:sz w:val="26"/>
+                <w:szCs w:val="26"/>
+              </w:rPr>
+            </w:pPr>
+            <w:r>
+              <w:rPr>
+                <w:rFonts w:ascii="Calibri" w:eastAsia="Calibri" w:hAnsi="Calibri"/>
+                <w:color w:val="1F2933"/>
+                <w:sz w:val="26"/>
+                <w:szCs w:val="26"/>
+              </w:rPr>
+              <w:t>Ngày: ____/____/____</w:t>
+            </w:r>
+          </w:p>
+        </w:tc>
+      </w:tr>
+    </w:tbl>
+    <w:p>
+      <w:pPr>
+        <w:rPr>
+          <w:b/>
+          <w:bCs/>
+        </w:rPr>
+      </w:pPr>
+    </w:p>
+    <w:p>
+      <w:pPr>
+        <w:ind w:left="-180" w:right="-720"/>
+        <w:rPr>
+          <w:b/>
+          <w:bCs/>
+          <w:sz w:val="26"/>
+          <w:szCs w:val="26"/>
+        </w:rPr>
+      </w:pPr>
+      <w:r>
+        <w:rPr>
+          <w:rFonts w:ascii="Calibri" w:eastAsia="Calibri" w:hAnsi="Calibri"/>
+          <w:b/>
+          <w:bCs/>
+          <w:color w:val="1F2933"/>
+          <w:sz w:val="26"/>
+          <w:szCs w:val="26"/>
+        </w:rPr>
+        <w:t xml:space="preserve">Người </w:t>
+      </w:r>
+      <w:r>
+        <w:rPr>
+          <w:rFonts w:ascii="Calibri" w:eastAsia="Calibri" w:hAnsi="Calibri"/>
+          <w:b/>
+          <w:bCs/>
+          <w:color w:val="1F2933"/>
+          <w:sz w:val="26"/>
+          <w:szCs w:val="26"/>
+        </w:rPr>
+        <w:t>thực hiện</w:t>
+      </w:r>
+      <w:r>
+        <w:rPr>
+          <w:rFonts w:ascii="Calibri" w:eastAsia="Calibri" w:hAnsi="Calibri"/>
+          <w:b/>
+          <w:bCs/>
+          <w:color w:val="1F2933"/>
+          <w:sz w:val="26"/>
+          <w:szCs w:val="26"/>
+        </w:rPr>
+        <w:t xml:space="preserve">: [Họ tên]     </w:t>
+      </w:r>
+      <w:r>
+        <w:rPr>
+          <w:rFonts w:ascii="Calibri" w:eastAsia="Calibri" w:hAnsi="Calibri"/>
+          <w:b/>
+          <w:bCs/>
+          <w:color w:val="1F2933"/>
+          <w:sz w:val="26"/>
+          <w:szCs w:val="26"/>
+        </w:rPr>
+        <w:t xml:space="preserve">                                                             </w:t>
+      </w:r>
+      <w:r>
+        <w:rPr>
+          <w:rFonts w:ascii="Calibri" w:eastAsia="Calibri" w:hAnsi="Calibri"/>
+          <w:b/>
+          <w:bCs/>
+          <w:color w:val="1F2933"/>
+          <w:sz w:val="26"/>
+          <w:szCs w:val="26"/>
+        </w:rPr>
+        <w:t xml:space="preserve"> </w:t>
+      </w:r>
+      <w:r>
+        <w:rPr>
+          <w:rFonts w:ascii="Calibri" w:eastAsia="Calibri" w:hAnsi="Calibri"/>
+          <w:b/>
+          <w:bCs/>
+          <w:color w:val="1F2933"/>
+          <w:sz w:val="26"/>
+          <w:szCs w:val="26"/>
+        </w:rPr>
+        <w:t xml:space="preserve">  </w:t>
+      </w:r>
+      <w:r>
+        <w:rPr>
+          <w:rFonts w:ascii="Calibri" w:eastAsia="Calibri" w:hAnsi="Calibri"/>
+          <w:b/>
+          <w:bCs/>
+          <w:color w:val="1F2933"/>
+          <w:sz w:val="26"/>
+          <w:szCs w:val="26"/>
+        </w:rPr>
+        <w:t>Người phê duyệt: [Họ tên]</w:t>
+      </w:r>
     </w:p>
     <w:p>
       <w:pPr>
@@ -12234,9 +14745,9 @@
       </w:pPr>
     </w:p>
     <w:sectPr>
-      <w:headerReference w:type="default" r:id="rId21"/>
-      <w:footerReference w:type="default" r:id="rId22"/>
-      <w:footerReference w:type="first" r:id="rId23"/>
+      <w:headerReference w:type="default" r:id="rId20"/>
+      <w:footerReference w:type="default" r:id="rId21"/>
+      <w:footerReference w:type="first" r:id="rId22"/>
       <w:pgSz w:w="12240" w:h="15840"/>
       <w:pgMar w:top="810" w:right="1440" w:bottom="720" w:left="1440" w:header="720" w:footer="405" w:gutter="0"/>
       <w:pgNumType w:start="0"/>
@@ -12526,6 +15037,45 @@
 <file path=word/numbering.xml><?xml version="1.0" encoding="utf-8"?>
 <w:numbering xmlns:wpc="http://schemas.microsoft.com/office/word/2010/wordprocessingCanvas" xmlns:cx="http://schemas.microsoft.com/office/drawing/2014/chartex" xmlns:cx1="http://schemas.microsoft.com/office/drawing/2015/9/8/chartex" xmlns:cx2="http://schemas.microsoft.com/office/drawing/2015/10/21/chartex" xmlns:cx3="http://schemas.microsoft.com/office/drawing/2016/5/9/chartex" xmlns:cx4="http://schemas.microsoft.com/office/drawing/2016/5/10/chartex" xmlns:cx5="http://schemas.microsoft.com/office/drawing/2016/5/11/chartex" xmlns:cx6="http://schemas.microsoft.com/office/drawing/2016/5/12/chartex" xmlns:cx7="http://schemas.microsoft.com/office/drawing/2016/5/13/chartex" xmlns:cx8="http://schemas.microsoft.com/office/drawing/2016/5/14/chartex" xmlns:mc="http://schemas.openxmlformats.org/markup-compatibility/2006" xmlns:aink="http://schemas.microsoft.com/office/drawing/2016/ink" xmlns:am3d="http://schemas.microsoft.com/office/drawing/2017/model3d" xmlns:o="urn:schemas-microsoft-com:office:office" xmlns:oel="http://schemas.microsoft.com/office/2019/extlst" xmlns:r="http://schemas.openxmlformats.org/officeDocument/2006/relationships" xmlns:m="http://schemas.openxmlformats.org/officeDocument/2006/math" xmlns:v="urn:schemas-microsoft-com:vml" xmlns:wp14="http://schemas.microsoft.com/office/word/2010/wordprocessingDrawing" xmlns:wp="http://schemas.openxmlformats.org/drawingml/2006/wordprocessingDrawing" xmlns:w10="urn:schemas-microsoft-com:office:word" xmlns:w="http://schemas.openxmlformats.org/wordprocessingml/2006/main" xmlns:w14="http://schemas.microsoft.com/office/word/2010/wordml" xmlns:w15="http://schemas.microsoft.com/office/word/2012/wordml" xmlns:w16cex="http://schemas.microsoft.com/office/word/2018/wordml/cex" xmlns:w16cid="http://schemas.microsoft.com/office/word/2016/wordml/cid" xmlns:w16="http://schemas.microsoft.com/office/word/2018/wordml" xmlns:w16du="http://schemas.microsoft.com/office/word/2023/wordml/word16du" xmlns:w16sdtdh="http://schemas.microsoft.com/office/word/2020/wordml/sdtdatahash" xmlns:w16sdtfl="http://schemas.microsoft.com/office/word/2024/wordml/sdtformatlock" xmlns:w16se="http://schemas.microsoft.com/office/word/2015/wordml/symex" xmlns:wpg="http://schemas.microsoft.com/office/word/2010/wordprocessingGroup" xmlns:wpi="http://schemas.microsoft.com/office/word/2010/wordprocessingInk" xmlns:wne="http://schemas.microsoft.com/office/word/2006/wordml" xmlns:wps="http://schemas.microsoft.com/office/word/2010/wordprocessingShape" mc:Ignorable="w14 w15 w16se w16cid w16 w16cex w16sdtdh w16sdtfl w16du wp14">
   <w:abstractNum w:abstractNumId="0" w15:restartNumberingAfterBreak="0">
+    <w:nsid w:val="FFFFFF88"/>
+    <w:multiLevelType w:val="singleLevel"/>
+    <w:tmpl w:val="47CE39D6"/>
+    <w:lvl w:ilvl="0">
+      <w:start w:val="1"/>
+      <w:numFmt w:val="decimal"/>
+      <w:pStyle w:val="ListNumber"/>
+      <w:lvlText w:val="%1."/>
+      <w:lvlJc w:val="left"/>
+      <w:pPr>
+        <w:tabs>
+          <w:tab w:val="num" w:pos="360"/>
+        </w:tabs>
+        <w:ind w:left="360" w:hanging="360"/>
+      </w:pPr>
+    </w:lvl>
+  </w:abstractNum>
+  <w:abstractNum w:abstractNumId="1" w15:restartNumberingAfterBreak="0">
+    <w:nsid w:val="FFFFFF89"/>
+    <w:multiLevelType w:val="singleLevel"/>
+    <w:tmpl w:val="C0E6C150"/>
+    <w:lvl w:ilvl="0">
+      <w:start w:val="1"/>
+      <w:numFmt w:val="bullet"/>
+      <w:pStyle w:val="ListBullet"/>
+      <w:lvlText w:val=""/>
+      <w:lvlJc w:val="left"/>
+      <w:pPr>
+        <w:tabs>
+          <w:tab w:val="num" w:pos="360"/>
+        </w:tabs>
+        <w:ind w:left="360" w:hanging="360"/>
+      </w:pPr>
+      <w:rPr>
+        <w:rFonts w:ascii="Symbol" w:hAnsi="Symbol" w:hint="default"/>
+      </w:rPr>
+    </w:lvl>
+  </w:abstractNum>
+  <w:abstractNum w:abstractNumId="2" w15:restartNumberingAfterBreak="0">
     <w:nsid w:val="13B37D3E"/>
     <w:multiLevelType w:val="multilevel"/>
     <w:tmpl w:val="ACDCE9AA"/>
@@ -12646,7 +15196,7 @@
       </w:rPr>
     </w:lvl>
   </w:abstractNum>
-  <w:abstractNum w:abstractNumId="1" w15:restartNumberingAfterBreak="0">
+  <w:abstractNum w:abstractNumId="3" w15:restartNumberingAfterBreak="0">
     <w:nsid w:val="19C60365"/>
     <w:multiLevelType w:val="hybridMultilevel"/>
     <w:tmpl w:val="8D2AE74E"/>
@@ -12759,7 +15309,7 @@
       </w:rPr>
     </w:lvl>
   </w:abstractNum>
-  <w:abstractNum w:abstractNumId="2" w15:restartNumberingAfterBreak="0">
+  <w:abstractNum w:abstractNumId="4" w15:restartNumberingAfterBreak="0">
     <w:nsid w:val="1A6E3453"/>
     <w:multiLevelType w:val="hybridMultilevel"/>
     <w:tmpl w:val="01AA1CC2"/>
@@ -12873,13 +15423,25 @@
     </w:lvl>
   </w:abstractNum>
   <w:num w:numId="1" w16cid:durableId="500006840">
+    <w:abstractNumId w:val="2"/>
+  </w:num>
+  <w:num w:numId="2" w16cid:durableId="17171440">
+    <w:abstractNumId w:val="3"/>
+  </w:num>
+  <w:num w:numId="3" w16cid:durableId="448817558">
+    <w:abstractNumId w:val="4"/>
+  </w:num>
+  <w:num w:numId="4" w16cid:durableId="509611033">
+    <w:abstractNumId w:val="1"/>
+  </w:num>
+  <w:num w:numId="5" w16cid:durableId="803500716">
     <w:abstractNumId w:val="0"/>
   </w:num>
-  <w:num w:numId="2" w16cid:durableId="17171440">
-    <w:abstractNumId w:val="1"/>
-  </w:num>
-  <w:num w:numId="3" w16cid:durableId="448817558">
-    <w:abstractNumId w:val="2"/>
+  <w:num w:numId="6" w16cid:durableId="867790429">
+    <w:abstractNumId w:val="0"/>
+    <w:lvlOverride w:ilvl="0">
+      <w:startOverride w:val="1"/>
+    </w:lvlOverride>
   </w:num>
 </w:numbering>
 </file>
@@ -13323,7 +15885,6 @@
     <w:next w:val="Normal"/>
     <w:link w:val="Heading2Char"/>
     <w:uiPriority w:val="9"/>
-    <w:semiHidden/>
     <w:unhideWhenUsed/>
     <w:qFormat/>
     <w:rsid w:val="009A7214"/>
@@ -13538,7 +16099,6 @@
     <w:basedOn w:val="DefaultParagraphFont"/>
     <w:link w:val="Heading2"/>
     <w:uiPriority w:val="9"/>
-    <w:semiHidden/>
     <w:rsid w:val="009A7214"/>
     <w:rPr>
       <w:rFonts w:asciiTheme="majorHAnsi" w:eastAsiaTheme="majorEastAsia" w:hAnsiTheme="majorHAnsi" w:cstheme="majorBidi"/>
@@ -13934,6 +16494,49 @@
       <w14:ligatures w14:val="none"/>
     </w:rPr>
   </w:style>
+  <w:style w:type="paragraph" w:styleId="ListBullet">
+    <w:name w:val="List Bullet"/>
+    <w:basedOn w:val="Normal"/>
+    <w:uiPriority w:val="99"/>
+    <w:unhideWhenUsed/>
+    <w:rsid w:val="001814B5"/>
+    <w:pPr>
+      <w:numPr>
+        <w:numId w:val="4"/>
+      </w:numPr>
+      <w:tabs>
+        <w:tab w:val="clear" w:pos="360"/>
+      </w:tabs>
+      <w:spacing w:after="80"/>
+      <w:contextualSpacing/>
+    </w:pPr>
+    <w:rPr>
+      <w:rFonts w:ascii="Calibri" w:eastAsia="Calibri" w:hAnsi="Calibri"/>
+      <w:color w:val="1F2933"/>
+    </w:rPr>
+  </w:style>
+  <w:style w:type="paragraph" w:styleId="ListNumber">
+    <w:name w:val="List Number"/>
+    <w:basedOn w:val="Normal"/>
+    <w:uiPriority w:val="99"/>
+    <w:unhideWhenUsed/>
+    <w:rsid w:val="00CA605D"/>
+    <w:pPr>
+      <w:numPr>
+        <w:numId w:val="5"/>
+      </w:numPr>
+      <w:tabs>
+        <w:tab w:val="clear" w:pos="360"/>
+      </w:tabs>
+      <w:spacing w:after="80"/>
+      <w:ind w:left="0" w:firstLine="0"/>
+      <w:contextualSpacing/>
+    </w:pPr>
+    <w:rPr>
+      <w:rFonts w:ascii="Calibri" w:eastAsia="Calibri" w:hAnsi="Calibri"/>
+      <w:color w:val="1F2933"/>
+    </w:rPr>
+  </w:style>
 </w:styles>
 </file>
 

--- a/Document/HƯỚNG DẪN VẬN HÀNH.docx
+++ b/Document/HƯỚNG DẪN VẬN HÀNH.docx
@@ -5346,9 +5346,10 @@
         <w:rPr>
           <w:b/>
           <w:bCs/>
+          <w:noProof/>
         </w:rPr>
         <w:drawing>
-          <wp:anchor distT="0" distB="0" distL="114300" distR="114300" simplePos="0" relativeHeight="251652603" behindDoc="1" locked="0" layoutInCell="1" allowOverlap="1" wp14:anchorId="482E7C4B" wp14:editId="44C1B3CF">
+          <wp:anchor distT="0" distB="0" distL="114300" distR="114300" simplePos="0" relativeHeight="251652603" behindDoc="1" locked="0" layoutInCell="1" allowOverlap="1" wp14:anchorId="482E7C4B" wp14:editId="65B1ABE0">
             <wp:simplePos x="0" y="0"/>
             <wp:positionH relativeFrom="margin">
               <wp:align>center</wp:align>
@@ -6056,6 +6057,7 @@
       <w:r>
         <w:rPr>
           <w:rFonts w:ascii="Times New Roman" w:eastAsia="Times New Roman" w:hAnsi="Times New Roman" w:cs="Times New Roman"/>
+          <w:noProof/>
           <w:sz w:val="24"/>
           <w:szCs w:val="24"/>
         </w:rPr>
@@ -7134,6 +7136,7 @@
       <w:r>
         <w:rPr>
           <w:rFonts w:ascii="Times New Roman" w:eastAsia="Times New Roman" w:hAnsi="Times New Roman" w:cs="Times New Roman"/>
+          <w:noProof/>
           <w:sz w:val="24"/>
           <w:szCs w:val="24"/>
         </w:rPr>
@@ -7857,11 +7860,12 @@
       <w:r>
         <w:rPr>
           <w:rFonts w:ascii="Times New Roman" w:eastAsia="Times New Roman" w:hAnsi="Times New Roman" w:cs="Times New Roman"/>
+          <w:noProof/>
           <w:sz w:val="24"/>
           <w:szCs w:val="24"/>
         </w:rPr>
         <w:drawing>
-          <wp:anchor distT="0" distB="0" distL="114300" distR="114300" simplePos="0" relativeHeight="251649528" behindDoc="1" locked="0" layoutInCell="1" allowOverlap="1" wp14:anchorId="0A437AB0" wp14:editId="23903054">
+          <wp:anchor distT="0" distB="0" distL="114300" distR="114300" simplePos="0" relativeHeight="251649528" behindDoc="1" locked="0" layoutInCell="1" allowOverlap="1" wp14:anchorId="0A437AB0" wp14:editId="33EEA80C">
             <wp:simplePos x="0" y="0"/>
             <wp:positionH relativeFrom="margin">
               <wp:posOffset>1608668</wp:posOffset>
@@ -9308,7 +9312,7 @@
           <w:noProof/>
         </w:rPr>
         <w:drawing>
-          <wp:anchor distT="0" distB="0" distL="114300" distR="114300" simplePos="0" relativeHeight="251758080" behindDoc="1" locked="0" layoutInCell="1" allowOverlap="1" wp14:anchorId="0C3EF2BB" wp14:editId="7124CB69">
+          <wp:anchor distT="0" distB="0" distL="114300" distR="114300" simplePos="0" relativeHeight="251758080" behindDoc="1" locked="0" layoutInCell="1" allowOverlap="1" wp14:anchorId="0C3EF2BB" wp14:editId="617A8289">
             <wp:simplePos x="0" y="0"/>
             <wp:positionH relativeFrom="margin">
               <wp:posOffset>1573619</wp:posOffset>
@@ -9981,15 +9985,7 @@
               <w:sz w:val="24"/>
               <w:szCs w:val="24"/>
             </w:rPr>
-            <m:t>v_TIOT</m:t>
-          </m:r>
-          <m:r>
-            <w:rPr>
-              <w:rFonts w:ascii="Cambria Math" w:eastAsia="MS Gothic" w:hAnsi="Cambria Math" w:cs="Times New Roman"/>
-              <w:sz w:val="24"/>
-              <w:szCs w:val="24"/>
-            </w:rPr>
-            <m:t>=</m:t>
+            <m:t>v_TIOT=</m:t>
           </m:r>
           <m:f>
             <m:fPr>
@@ -10162,23 +10158,7 @@
           <w:sz w:val="24"/>
           <w:szCs w:val="24"/>
         </w:rPr>
-        <w:t xml:space="preserve"> Tổng thời gian thực hiện khoảng TIOT, đơn vị </w:t>
-      </w:r>
-      <w:r>
-        <w:rPr>
-          <w:rFonts w:asciiTheme="minorHAnsi" w:hAnsiTheme="minorHAnsi" w:cstheme="minorHAnsi"/>
-          <w:sz w:val="24"/>
-          <w:szCs w:val="24"/>
-        </w:rPr>
-        <w:t>phút</w:t>
-      </w:r>
-      <w:r>
-        <w:rPr>
-          <w:rFonts w:asciiTheme="minorHAnsi" w:hAnsiTheme="minorHAnsi" w:cstheme="minorHAnsi"/>
-          <w:sz w:val="24"/>
-          <w:szCs w:val="24"/>
-        </w:rPr>
-        <w:t>.</w:t>
+        <w:t xml:space="preserve"> Tổng thời gian thực hiện khoảng TIOT, đơn vị phút.</w:t>
       </w:r>
     </w:p>
     <w:p>
@@ -10254,23 +10234,7 @@
                   <w:sz w:val="24"/>
                   <w:szCs w:val="24"/>
                 </w:rPr>
-                <m:t>(</m:t>
-              </m:r>
-              <m:r>
-                <w:rPr>
-                  <w:rFonts w:ascii="Cambria Math" w:eastAsia="MS Gothic" w:hAnsi="Cambria Math" w:cs="Times New Roman"/>
-                  <w:sz w:val="24"/>
-                  <w:szCs w:val="24"/>
-                </w:rPr>
-                <m:t xml:space="preserve"> </m:t>
-              </m:r>
-              <m:r>
-                <w:rPr>
-                  <w:rFonts w:ascii="Cambria Math" w:eastAsia="MS Gothic" w:hAnsi="Cambria Math" w:cs="Times New Roman"/>
-                  <w:sz w:val="24"/>
-                  <w:szCs w:val="24"/>
-                </w:rPr>
-                <m:t>600</m:t>
+                <m:t>( 600</m:t>
               </m:r>
               <m:r>
                 <m:rPr>
@@ -10289,15 +10253,7 @@
                   <w:sz w:val="24"/>
                   <w:szCs w:val="24"/>
                 </w:rPr>
-                <m:t xml:space="preserve"> - </m:t>
-              </m:r>
-              <m:r>
-                <w:rPr>
-                  <w:rFonts w:ascii="Cambria Math" w:eastAsia="MS Gothic" w:hAnsi="Cambria Math" w:cs="Times New Roman"/>
-                  <w:sz w:val="24"/>
-                  <w:szCs w:val="24"/>
-                </w:rPr>
-                <m:t>30</m:t>
+                <m:t xml:space="preserve"> - 30</m:t>
               </m:r>
               <m:r>
                 <m:rPr>
@@ -10452,7 +10408,7 @@
           <w:bCs/>
           <w:color w:val="0070C0"/>
         </w:rPr>
-        <w:t xml:space="preserve">Công thức tính </w:t>
+        <w:t>Công thức tính cài đặt</w:t>
       </w:r>
       <w:r>
         <w:rPr>
@@ -10461,7 +10417,7 @@
           <w:bCs/>
           <w:color w:val="0070C0"/>
         </w:rPr>
-        <w:t>cài đặt</w:t>
+        <w:t xml:space="preserve"> thời gian</w:t>
       </w:r>
       <w:r>
         <w:rPr>
@@ -10470,7 +10426,7 @@
           <w:bCs/>
           <w:color w:val="0070C0"/>
         </w:rPr>
-        <w:t xml:space="preserve"> thời gian</w:t>
+        <w:t xml:space="preserve"> an toàn (tối </w:t>
       </w:r>
       <w:r>
         <w:rPr>
@@ -10479,7 +10435,7 @@
           <w:bCs/>
           <w:color w:val="0070C0"/>
         </w:rPr>
-        <w:t xml:space="preserve"> an toàn (tối </w:t>
+        <w:t>thiểu</w:t>
       </w:r>
       <w:r>
         <w:rPr>
@@ -10488,25 +10444,7 @@
           <w:bCs/>
           <w:color w:val="0070C0"/>
         </w:rPr>
-        <w:t>thiểu</w:t>
-      </w:r>
-      <w:r>
-        <w:rPr>
-          <w:rFonts w:ascii="Calibri" w:eastAsia="MS Gothic" w:hAnsi="Calibri" w:cs="Times New Roman"/>
-          <w:b/>
-          <w:bCs/>
-          <w:color w:val="0070C0"/>
-        </w:rPr>
-        <w:t>)</w:t>
-      </w:r>
-      <w:r>
-        <w:rPr>
-          <w:rFonts w:ascii="Calibri" w:eastAsia="MS Gothic" w:hAnsi="Calibri" w:cs="Times New Roman"/>
-          <w:b/>
-          <w:bCs/>
-          <w:color w:val="0070C0"/>
-        </w:rPr>
-        <w:t>:</w:t>
+        <w:t>):</w:t>
       </w:r>
     </w:p>
     <w:p>
@@ -10631,17 +10569,7 @@
           <w:sz w:val="24"/>
           <w:szCs w:val="24"/>
         </w:rPr>
-        <w:t>t</w:t>
-      </w:r>
-      <w:r>
-        <w:rPr>
-          <w:rFonts w:asciiTheme="minorHAnsi" w:hAnsiTheme="minorHAnsi" w:cstheme="minorHAnsi"/>
-          <w:b/>
-          <w:bCs/>
-          <w:sz w:val="24"/>
-          <w:szCs w:val="24"/>
-        </w:rPr>
-        <w:t>_TIOT:</w:t>
+        <w:t>t_TIOT:</w:t>
       </w:r>
       <w:r>
         <w:rPr>
@@ -10649,23 +10577,7 @@
           <w:sz w:val="24"/>
           <w:szCs w:val="24"/>
         </w:rPr>
-        <w:t xml:space="preserve"> </w:t>
-      </w:r>
-      <w:r>
-        <w:rPr>
-          <w:rFonts w:asciiTheme="minorHAnsi" w:hAnsiTheme="minorHAnsi" w:cstheme="minorHAnsi"/>
-          <w:sz w:val="24"/>
-          <w:szCs w:val="24"/>
-        </w:rPr>
-        <w:t>Thời gian cài đặt, đơn vị phút</w:t>
-      </w:r>
-      <w:r>
-        <w:rPr>
-          <w:rFonts w:asciiTheme="minorHAnsi" w:hAnsiTheme="minorHAnsi" w:cstheme="minorHAnsi"/>
-          <w:sz w:val="24"/>
-          <w:szCs w:val="24"/>
-        </w:rPr>
-        <w:t>.</w:t>
+        <w:t xml:space="preserve"> Thời gian cài đặt, đơn vị phút.</w:t>
       </w:r>
     </w:p>
     <w:p>
@@ -10820,23 +10732,7 @@
                   <w:sz w:val="24"/>
                   <w:szCs w:val="24"/>
                 </w:rPr>
-                <m:t>(</m:t>
-              </m:r>
-              <m:r>
-                <w:rPr>
-                  <w:rFonts w:ascii="Cambria Math" w:eastAsia="MS Gothic" w:hAnsi="Cambria Math" w:cs="Times New Roman"/>
-                  <w:sz w:val="24"/>
-                  <w:szCs w:val="24"/>
-                </w:rPr>
-                <m:t xml:space="preserve"> </m:t>
-              </m:r>
-              <m:r>
-                <w:rPr>
-                  <w:rFonts w:ascii="Cambria Math" w:eastAsia="MS Gothic" w:hAnsi="Cambria Math" w:cs="Times New Roman"/>
-                  <w:sz w:val="24"/>
-                  <w:szCs w:val="24"/>
-                </w:rPr>
-                <m:t>400</m:t>
+                <m:t>( 400</m:t>
               </m:r>
               <m:r>
                 <m:rPr>
@@ -11130,18 +11026,7 @@
                   <w:sz w:val="24"/>
                   <w:szCs w:val="24"/>
                 </w:rPr>
-                <m:t xml:space="preserve">(T_target - T_start) x </m:t>
-              </m:r>
-              <m:r>
-                <m:rPr>
-                  <m:sty m:val="bi"/>
-                </m:rPr>
-                <w:rPr>
-                  <w:rFonts w:ascii="Cambria Math" w:eastAsia="MS Gothic" w:hAnsi="Cambria Math" w:cs="Times New Roman"/>
-                  <w:sz w:val="24"/>
-                  <w:szCs w:val="24"/>
-                </w:rPr>
-                <m:t>15</m:t>
+                <m:t>(T_target - T_start) x 15</m:t>
               </m:r>
             </m:num>
             <m:den>
@@ -11299,29 +11184,7 @@
           <w:sz w:val="24"/>
           <w:szCs w:val="24"/>
         </w:rPr>
-        <w:t xml:space="preserve">Công thức tính </w:t>
-      </w:r>
-      <w:r>
-        <w:rPr>
-          <w:rFonts w:ascii="Calibri" w:eastAsia="MS Gothic" w:hAnsi="Calibri" w:cs="Times New Roman"/>
-          <w:b/>
-          <w:bCs/>
-          <w:color w:val="EE0000"/>
-          <w:sz w:val="24"/>
-          <w:szCs w:val="24"/>
-        </w:rPr>
-        <w:t>cài đặt thời gian</w:t>
-      </w:r>
-      <w:r>
-        <w:rPr>
-          <w:rFonts w:ascii="Calibri" w:eastAsia="MS Gothic" w:hAnsi="Calibri" w:cs="Times New Roman"/>
-          <w:b/>
-          <w:bCs/>
-          <w:color w:val="EE0000"/>
-          <w:sz w:val="24"/>
-          <w:szCs w:val="24"/>
-        </w:rPr>
-        <w:t xml:space="preserve"> (</w:t>
+        <w:t>Công thức tính cài đặt thời gian (</w:t>
       </w:r>
       <w:r>
         <w:rPr>
@@ -11419,29 +11282,7 @@
                   <w:sz w:val="24"/>
                   <w:szCs w:val="24"/>
                 </w:rPr>
-                <m:t xml:space="preserve">(T_target - T_start) x </m:t>
-              </m:r>
-              <m:r>
-                <m:rPr>
-                  <m:sty m:val="bi"/>
-                </m:rPr>
-                <w:rPr>
-                  <w:rFonts w:ascii="Cambria Math" w:eastAsia="MS Gothic" w:hAnsi="Cambria Math" w:cs="Times New Roman"/>
-                  <w:sz w:val="24"/>
-                  <w:szCs w:val="24"/>
-                </w:rPr>
-                <m:t>1</m:t>
-              </m:r>
-              <m:r>
-                <m:rPr>
-                  <m:sty m:val="bi"/>
-                </m:rPr>
-                <w:rPr>
-                  <w:rFonts w:ascii="Cambria Math" w:eastAsia="MS Gothic" w:hAnsi="Cambria Math" w:cs="Times New Roman"/>
-                  <w:sz w:val="24"/>
-                  <w:szCs w:val="24"/>
-                </w:rPr>
-                <m:t>0</m:t>
+                <m:t>(T_target - T_start) x 10</m:t>
               </m:r>
             </m:num>
             <m:den>
@@ -11645,51 +11486,7 @@
           <w:sz w:val="28"/>
           <w:szCs w:val="28"/>
         </w:rPr>
-        <w:t>4.</w:t>
-      </w:r>
-      <w:r>
-        <w:rPr>
-          <w:rFonts w:ascii="Calibri" w:eastAsia="MS Gothic" w:hAnsi="Calibri" w:cs="Times New Roman"/>
-          <w:b/>
-          <w:bCs/>
-          <w:color w:val="2E74B5"/>
-          <w:sz w:val="28"/>
-          <w:szCs w:val="28"/>
-        </w:rPr>
-        <w:t>2</w:t>
-      </w:r>
-      <w:r>
-        <w:rPr>
-          <w:rFonts w:ascii="Calibri" w:eastAsia="MS Gothic" w:hAnsi="Calibri" w:cs="Times New Roman"/>
-          <w:b/>
-          <w:bCs/>
-          <w:color w:val="2E74B5"/>
-          <w:sz w:val="28"/>
-          <w:szCs w:val="28"/>
-        </w:rPr>
-        <w:t xml:space="preserve"> Chế độ </w:t>
-      </w:r>
-      <w:r>
-        <w:rPr>
-          <w:rFonts w:ascii="Calibri" w:eastAsia="MS Gothic" w:hAnsi="Calibri" w:cs="Times New Roman"/>
-          <w:b/>
-          <w:bCs/>
-          <w:color w:val="2E74B5"/>
-          <w:sz w:val="28"/>
-          <w:szCs w:val="28"/>
-        </w:rPr>
-        <w:t>M</w:t>
-      </w:r>
-      <w:r>
-        <w:rPr>
-          <w:rFonts w:ascii="Calibri" w:eastAsia="MS Gothic" w:hAnsi="Calibri" w:cs="Times New Roman"/>
-          <w:b/>
-          <w:bCs/>
-          <w:color w:val="2E74B5"/>
-          <w:sz w:val="28"/>
-          <w:szCs w:val="28"/>
-        </w:rPr>
-        <w:t>T</w:t>
+        <w:t>4.2 Chế độ MT</w:t>
       </w:r>
     </w:p>
     <w:p>
@@ -12723,9 +12520,148 @@
           <w:sz w:val="28"/>
           <w:szCs w:val="28"/>
         </w:rPr>
-        <w:t>6</w:t>
-      </w:r>
-      <w:r>
+        <w:t>6. KIỂM TRA TRƯỚC VẬN HÀNH</w:t>
+      </w:r>
+    </w:p>
+    <w:p>
+      <w:pPr>
+        <w:pStyle w:val="ListBullet"/>
+        <w:ind w:left="810" w:right="-360"/>
+        <w:rPr>
+          <w:rFonts w:asciiTheme="minorHAnsi" w:hAnsiTheme="minorHAnsi" w:cstheme="minorHAnsi"/>
+        </w:rPr>
+      </w:pPr>
+      <w:r>
+        <w:rPr>
+          <w:rFonts w:asciiTheme="minorHAnsi" w:hAnsiTheme="minorHAnsi" w:cstheme="minorHAnsi"/>
+        </w:rPr>
+        <w:t>Đúng thiết bị, mã tài sản và tình trạng “được phép sử dụng”; không có thẻ khóa/cảnh báo bảo trì.</w:t>
+      </w:r>
+    </w:p>
+    <w:p>
+      <w:pPr>
+        <w:pStyle w:val="ListBullet"/>
+        <w:ind w:left="810" w:right="-360"/>
+        <w:rPr>
+          <w:rFonts w:asciiTheme="minorHAnsi" w:hAnsiTheme="minorHAnsi" w:cstheme="minorHAnsi"/>
+        </w:rPr>
+      </w:pPr>
+      <w:r>
+        <w:rPr>
+          <w:rFonts w:asciiTheme="minorHAnsi" w:hAnsiTheme="minorHAnsi" w:cstheme="minorHAnsi"/>
+        </w:rPr>
+        <w:t>Khu vực quanh lò sạch, khô, không có giấy, nhựa, dung môi, bình khí hoặc vật dễ cháy; khe thông gió không bị che.</w:t>
+      </w:r>
+    </w:p>
+    <w:p>
+      <w:pPr>
+        <w:pStyle w:val="ListBullet"/>
+        <w:ind w:left="810" w:right="-360"/>
+        <w:rPr>
+          <w:rFonts w:asciiTheme="minorHAnsi" w:hAnsiTheme="minorHAnsi" w:cstheme="minorHAnsi"/>
+        </w:rPr>
+      </w:pPr>
+      <w:r>
+        <w:rPr>
+          <w:rFonts w:asciiTheme="minorHAnsi" w:hAnsiTheme="minorHAnsi" w:cstheme="minorHAnsi"/>
+        </w:rPr>
+        <w:t>Dây nguồn, phích cắm, ổ cắm, vỏ máy và tiếp địa không có dấu cháy, nứt, lỏng hoặc quá nhiệt.</w:t>
+      </w:r>
+    </w:p>
+    <w:p>
+      <w:pPr>
+        <w:pStyle w:val="ListBullet"/>
+        <w:ind w:left="810" w:right="-360"/>
+        <w:rPr>
+          <w:rFonts w:asciiTheme="minorHAnsi" w:hAnsiTheme="minorHAnsi" w:cstheme="minorHAnsi"/>
+        </w:rPr>
+      </w:pPr>
+      <w:r>
+        <w:rPr>
+          <w:rFonts w:asciiTheme="minorHAnsi" w:hAnsiTheme="minorHAnsi" w:cstheme="minorHAnsi"/>
+        </w:rPr>
+        <w:t>Cửa, bản lề/giảm chấn, gioăng/cách nhiệt, tấm SiC/đáy lò và buồng lò không nứt vỡ bất thường, không có vật lạ.</w:t>
+      </w:r>
+    </w:p>
+    <w:p>
+      <w:pPr>
+        <w:pStyle w:val="ListBullet"/>
+        <w:ind w:left="810" w:right="-360"/>
+        <w:rPr>
+          <w:rFonts w:asciiTheme="minorHAnsi" w:hAnsiTheme="minorHAnsi" w:cstheme="minorHAnsi"/>
+        </w:rPr>
+      </w:pPr>
+      <w:r>
+        <w:rPr>
+          <w:rFonts w:asciiTheme="minorHAnsi" w:hAnsiTheme="minorHAnsi" w:cstheme="minorHAnsi"/>
+        </w:rPr>
+        <w:t>Hệ thống hút khí/thông gió đã bật và xác nhận hoạt động nếu quy trình yêu cầu.</w:t>
+      </w:r>
+    </w:p>
+    <w:p>
+      <w:pPr>
+        <w:pStyle w:val="ListBullet"/>
+        <w:ind w:left="810" w:right="-360"/>
+        <w:rPr>
+          <w:rFonts w:asciiTheme="minorHAnsi" w:hAnsiTheme="minorHAnsi" w:cstheme="minorHAnsi"/>
+        </w:rPr>
+      </w:pPr>
+      <w:r>
+        <w:rPr>
+          <w:rFonts w:asciiTheme="minorHAnsi" w:hAnsiTheme="minorHAnsi" w:cstheme="minorHAnsi"/>
+        </w:rPr>
+        <w:t>Mẫu có nhãn, khối lượng/số lượng, SDS và phiếu chương trình đã được duyệt; không chứa vật liệu bị cấm.</w:t>
+      </w:r>
+    </w:p>
+    <w:p>
+      <w:pPr>
+        <w:pStyle w:val="ListBullet"/>
+        <w:ind w:left="810" w:right="-360"/>
+        <w:rPr>
+          <w:rFonts w:asciiTheme="minorHAnsi" w:hAnsiTheme="minorHAnsi" w:cstheme="minorHAnsi"/>
+        </w:rPr>
+      </w:pPr>
+      <w:r>
+        <w:rPr>
+          <w:rFonts w:asciiTheme="minorHAnsi" w:hAnsiTheme="minorHAnsi" w:cstheme="minorHAnsi"/>
+        </w:rPr>
+        <w:t>Chén nung/khay/kẹp tương thích với nhiệt độ và hóa chất, khô, sạch, không nứt.</w:t>
+      </w:r>
+    </w:p>
+    <w:p>
+      <w:pPr>
+        <w:pStyle w:val="ListBullet"/>
+        <w:ind w:left="810" w:right="-360"/>
+        <w:rPr>
+          <w:rFonts w:asciiTheme="minorHAnsi" w:hAnsiTheme="minorHAnsi" w:cstheme="minorHAnsi"/>
+        </w:rPr>
+      </w:pPr>
+      <w:r>
+        <w:rPr>
+          <w:rFonts w:asciiTheme="minorHAnsi" w:hAnsiTheme="minorHAnsi" w:cstheme="minorHAnsi"/>
+        </w:rPr>
+        <w:t>Nhiệt độ hiện tại an toàn để mở cửa; không có chương trình đang chạy hoặc cảnh báo chưa xử lý.</w:t>
+      </w:r>
+    </w:p>
+    <w:p>
+      <w:pPr>
+        <w:pStyle w:val="ListBullet"/>
+        <w:ind w:left="810" w:right="-360"/>
+        <w:rPr>
+          <w:rFonts w:asciiTheme="minorHAnsi" w:hAnsiTheme="minorHAnsi" w:cstheme="minorHAnsi"/>
+        </w:rPr>
+      </w:pPr>
+      <w:r>
+        <w:rPr>
+          <w:rFonts w:asciiTheme="minorHAnsi" w:hAnsiTheme="minorHAnsi" w:cstheme="minorHAnsi"/>
+        </w:rPr>
+        <w:t>Có người giám sát theo quy định; thông tin liên hệ khẩn cấp sẵn có.</w:t>
+      </w:r>
+    </w:p>
+    <w:p>
+      <w:pPr>
+        <w:pStyle w:val="Heading1"/>
+        <w:ind w:left="450"/>
         <w:rPr>
           <w:rFonts w:asciiTheme="minorHAnsi" w:hAnsiTheme="minorHAnsi" w:cstheme="minorHAnsi"/>
           <w:b/>
@@ -12734,148 +12670,8 @@
           <w:sz w:val="28"/>
           <w:szCs w:val="28"/>
         </w:rPr>
-        <w:t>. KIỂM TRA TRƯỚC VẬN HÀNH</w:t>
-      </w:r>
-    </w:p>
-    <w:p>
-      <w:pPr>
-        <w:pStyle w:val="ListBullet"/>
-        <w:ind w:left="810" w:right="-360"/>
-        <w:rPr>
-          <w:rFonts w:asciiTheme="minorHAnsi" w:hAnsiTheme="minorHAnsi" w:cstheme="minorHAnsi"/>
-        </w:rPr>
-      </w:pPr>
-      <w:r>
-        <w:rPr>
-          <w:rFonts w:asciiTheme="minorHAnsi" w:hAnsiTheme="minorHAnsi" w:cstheme="minorHAnsi"/>
-        </w:rPr>
-        <w:t>Đúng thiết bị, mã tài sản và tình trạng “được phép sử dụng”; không có thẻ khóa/cảnh báo bảo trì.</w:t>
-      </w:r>
-    </w:p>
-    <w:p>
-      <w:pPr>
-        <w:pStyle w:val="ListBullet"/>
-        <w:ind w:left="810" w:right="-360"/>
-        <w:rPr>
-          <w:rFonts w:asciiTheme="minorHAnsi" w:hAnsiTheme="minorHAnsi" w:cstheme="minorHAnsi"/>
-        </w:rPr>
-      </w:pPr>
-      <w:r>
-        <w:rPr>
-          <w:rFonts w:asciiTheme="minorHAnsi" w:hAnsiTheme="minorHAnsi" w:cstheme="minorHAnsi"/>
-        </w:rPr>
-        <w:t>Khu vực quanh lò sạch, khô, không có giấy, nhựa, dung môi, bình khí hoặc vật dễ cháy; khe thông gió không bị che.</w:t>
-      </w:r>
-    </w:p>
-    <w:p>
-      <w:pPr>
-        <w:pStyle w:val="ListBullet"/>
-        <w:ind w:left="810" w:right="-360"/>
-        <w:rPr>
-          <w:rFonts w:asciiTheme="minorHAnsi" w:hAnsiTheme="minorHAnsi" w:cstheme="minorHAnsi"/>
-        </w:rPr>
-      </w:pPr>
-      <w:r>
-        <w:rPr>
-          <w:rFonts w:asciiTheme="minorHAnsi" w:hAnsiTheme="minorHAnsi" w:cstheme="minorHAnsi"/>
-        </w:rPr>
-        <w:t>Dây nguồn, phích cắm, ổ cắm, vỏ máy và tiếp địa không có dấu cháy, nứt, lỏng hoặc quá nhiệt.</w:t>
-      </w:r>
-    </w:p>
-    <w:p>
-      <w:pPr>
-        <w:pStyle w:val="ListBullet"/>
-        <w:ind w:left="810" w:right="-360"/>
-        <w:rPr>
-          <w:rFonts w:asciiTheme="minorHAnsi" w:hAnsiTheme="minorHAnsi" w:cstheme="minorHAnsi"/>
-        </w:rPr>
-      </w:pPr>
-      <w:r>
-        <w:rPr>
-          <w:rFonts w:asciiTheme="minorHAnsi" w:hAnsiTheme="minorHAnsi" w:cstheme="minorHAnsi"/>
-        </w:rPr>
-        <w:t>Cửa, bản lề/giảm chấn, gioăng/cách nhiệt, tấm SiC/đáy lò và buồng lò không nứt vỡ bất thường, không có vật lạ.</w:t>
-      </w:r>
-    </w:p>
-    <w:p>
-      <w:pPr>
-        <w:pStyle w:val="ListBullet"/>
-        <w:ind w:left="810" w:right="-360"/>
-        <w:rPr>
-          <w:rFonts w:asciiTheme="minorHAnsi" w:hAnsiTheme="minorHAnsi" w:cstheme="minorHAnsi"/>
-        </w:rPr>
-      </w:pPr>
-      <w:r>
-        <w:rPr>
-          <w:rFonts w:asciiTheme="minorHAnsi" w:hAnsiTheme="minorHAnsi" w:cstheme="minorHAnsi"/>
-        </w:rPr>
-        <w:t>Hệ thống hút khí/thông gió đã bật và xác nhận hoạt động nếu quy trình yêu cầu.</w:t>
-      </w:r>
-    </w:p>
-    <w:p>
-      <w:pPr>
-        <w:pStyle w:val="ListBullet"/>
-        <w:ind w:left="810" w:right="-360"/>
-        <w:rPr>
-          <w:rFonts w:asciiTheme="minorHAnsi" w:hAnsiTheme="minorHAnsi" w:cstheme="minorHAnsi"/>
-        </w:rPr>
-      </w:pPr>
-      <w:r>
-        <w:rPr>
-          <w:rFonts w:asciiTheme="minorHAnsi" w:hAnsiTheme="minorHAnsi" w:cstheme="minorHAnsi"/>
-        </w:rPr>
-        <w:t>Mẫu có nhãn, khối lượng/số lượng, SDS và phiếu chương trình đã được duyệt; không chứa vật liệu bị cấm.</w:t>
-      </w:r>
-    </w:p>
-    <w:p>
-      <w:pPr>
-        <w:pStyle w:val="ListBullet"/>
-        <w:ind w:left="810" w:right="-360"/>
-        <w:rPr>
-          <w:rFonts w:asciiTheme="minorHAnsi" w:hAnsiTheme="minorHAnsi" w:cstheme="minorHAnsi"/>
-        </w:rPr>
-      </w:pPr>
-      <w:r>
-        <w:rPr>
-          <w:rFonts w:asciiTheme="minorHAnsi" w:hAnsiTheme="minorHAnsi" w:cstheme="minorHAnsi"/>
-        </w:rPr>
-        <w:t>Chén nung/khay/kẹp tương thích với nhiệt độ và hóa chất, khô, sạch, không nứt.</w:t>
-      </w:r>
-    </w:p>
-    <w:p>
-      <w:pPr>
-        <w:pStyle w:val="ListBullet"/>
-        <w:ind w:left="810" w:right="-360"/>
-        <w:rPr>
-          <w:rFonts w:asciiTheme="minorHAnsi" w:hAnsiTheme="minorHAnsi" w:cstheme="minorHAnsi"/>
-        </w:rPr>
-      </w:pPr>
-      <w:r>
-        <w:rPr>
-          <w:rFonts w:asciiTheme="minorHAnsi" w:hAnsiTheme="minorHAnsi" w:cstheme="minorHAnsi"/>
-        </w:rPr>
-        <w:t>Nhiệt độ hiện tại an toàn để mở cửa; không có chương trình đang chạy hoặc cảnh báo chưa xử lý.</w:t>
-      </w:r>
-    </w:p>
-    <w:p>
-      <w:pPr>
-        <w:pStyle w:val="ListBullet"/>
-        <w:ind w:left="810" w:right="-360"/>
-        <w:rPr>
-          <w:rFonts w:asciiTheme="minorHAnsi" w:hAnsiTheme="minorHAnsi" w:cstheme="minorHAnsi"/>
-        </w:rPr>
-      </w:pPr>
-      <w:r>
-        <w:rPr>
-          <w:rFonts w:asciiTheme="minorHAnsi" w:hAnsiTheme="minorHAnsi" w:cstheme="minorHAnsi"/>
-        </w:rPr>
-        <w:t>Có người giám sát theo quy định; thông tin liên hệ khẩn cấp sẵn có.</w:t>
-      </w:r>
-    </w:p>
-    <w:p>
-      <w:pPr>
-        <w:pStyle w:val="Heading1"/>
-        <w:ind w:left="450"/>
+      </w:pPr>
+      <w:r>
         <w:rPr>
           <w:rFonts w:asciiTheme="minorHAnsi" w:hAnsiTheme="minorHAnsi" w:cstheme="minorHAnsi"/>
           <w:b/>
@@ -12884,28 +12680,7 @@
           <w:sz w:val="28"/>
           <w:szCs w:val="28"/>
         </w:rPr>
-      </w:pPr>
-      <w:r>
-        <w:rPr>
-          <w:rFonts w:asciiTheme="minorHAnsi" w:hAnsiTheme="minorHAnsi" w:cstheme="minorHAnsi"/>
-          <w:b/>
-          <w:bCs/>
-          <w:color w:val="0070C0"/>
-          <w:sz w:val="28"/>
-          <w:szCs w:val="28"/>
-        </w:rPr>
-        <w:t>7</w:t>
-      </w:r>
-      <w:r>
-        <w:rPr>
-          <w:rFonts w:asciiTheme="minorHAnsi" w:hAnsiTheme="minorHAnsi" w:cstheme="minorHAnsi"/>
-          <w:b/>
-          <w:bCs/>
-          <w:color w:val="0070C0"/>
-          <w:sz w:val="28"/>
-          <w:szCs w:val="28"/>
-        </w:rPr>
-        <w:t>. CHUẨN BỊ VÀ NẠP MẪU</w:t>
+        <w:t>7. CHUẨN BỊ VÀ NẠP MẪU</w:t>
       </w:r>
     </w:p>
     <w:p>
@@ -13690,16 +13465,7 @@
                 <w:sz w:val="26"/>
                 <w:szCs w:val="26"/>
               </w:rPr>
-              <w:t xml:space="preserve">  | Số đoạn: ____</w:t>
-            </w:r>
-            <w:r>
-              <w:rPr>
-                <w:rFonts w:ascii="Calibri" w:eastAsia="Calibri" w:hAnsi="Calibri"/>
-                <w:color w:val="1F2933"/>
-                <w:sz w:val="26"/>
-                <w:szCs w:val="26"/>
-              </w:rPr>
-              <w:t>____</w:t>
+              <w:t xml:space="preserve"> </w:t>
             </w:r>
           </w:p>
         </w:tc>
@@ -13788,52 +13554,7 @@
                 <w:sz w:val="26"/>
                 <w:szCs w:val="26"/>
               </w:rPr>
-              <w:t xml:space="preserve"> </w:t>
-            </w:r>
-            <w:r>
-              <w:rPr>
-                <w:rFonts w:ascii="Calibri" w:eastAsia="Calibri" w:hAnsi="Calibri"/>
-                <w:color w:val="1F2933"/>
-                <w:sz w:val="26"/>
-                <w:szCs w:val="26"/>
-              </w:rPr>
-              <w:t xml:space="preserve">| </w:t>
-            </w:r>
-            <w:r>
-              <w:rPr>
-                <w:rFonts w:ascii="Calibri" w:eastAsia="Calibri" w:hAnsi="Calibri"/>
-                <w:color w:val="1F2933"/>
-                <w:sz w:val="26"/>
-                <w:szCs w:val="26"/>
-              </w:rPr>
-              <w:t>Mode</w:t>
-            </w:r>
-            <w:r>
-              <w:rPr>
-                <w:rFonts w:ascii="Calibri" w:eastAsia="Calibri" w:hAnsi="Calibri"/>
-                <w:color w:val="1F2933"/>
-                <w:sz w:val="26"/>
-                <w:szCs w:val="26"/>
-              </w:rPr>
-              <w:t>:</w:t>
-            </w:r>
-            <w:r>
-              <w:rPr>
-                <w:rFonts w:ascii="Calibri" w:eastAsia="Calibri" w:hAnsi="Calibri"/>
-                <w:color w:val="1F2933"/>
-                <w:sz w:val="26"/>
-                <w:szCs w:val="26"/>
-              </w:rPr>
-              <w:t xml:space="preserve"> </w:t>
-            </w:r>
-            <w:r>
-              <w:rPr>
-                <w:rFonts w:ascii="Calibri" w:eastAsia="Calibri" w:hAnsi="Calibri"/>
-                <w:color w:val="1F2933"/>
-                <w:sz w:val="26"/>
-                <w:szCs w:val="26"/>
-              </w:rPr>
-              <w:t>TIOT / MT</w:t>
+              <w:t xml:space="preserve"> | Mode: TIOT / MT</w:t>
             </w:r>
           </w:p>
         </w:tc>
@@ -13884,99 +13605,6 @@
             <w:pPr>
               <w:spacing w:after="0" w:line="269" w:lineRule="auto"/>
               <w:rPr>
-                <w:sz w:val="26"/>
-                <w:szCs w:val="26"/>
-              </w:rPr>
-            </w:pPr>
-            <w:r>
-              <w:rPr>
-                <w:rFonts w:ascii="Calibri" w:eastAsia="Calibri" w:hAnsi="Calibri"/>
-                <w:color w:val="1F2933"/>
-                <w:sz w:val="26"/>
-                <w:szCs w:val="26"/>
-              </w:rPr>
-              <w:t>Nhiệt độ: _____°C | Thời gian: ____:____:____ | Mode:</w:t>
-            </w:r>
-            <w:r>
-              <w:rPr>
-                <w:rFonts w:ascii="Calibri" w:eastAsia="Calibri" w:hAnsi="Calibri"/>
-                <w:color w:val="1F2933"/>
-                <w:sz w:val="26"/>
-                <w:szCs w:val="26"/>
-              </w:rPr>
-              <w:t xml:space="preserve"> </w:t>
-            </w:r>
-            <w:r>
-              <w:rPr>
-                <w:rFonts w:ascii="Calibri" w:eastAsia="Calibri" w:hAnsi="Calibri"/>
-                <w:color w:val="1F2933"/>
-                <w:sz w:val="26"/>
-                <w:szCs w:val="26"/>
-              </w:rPr>
-              <w:t>TIOT / MT</w:t>
-            </w:r>
-          </w:p>
-        </w:tc>
-      </w:tr>
-      <w:tr>
-        <w:tc>
-          <w:tcPr>
-            <w:tcW w:w="2250" w:type="dxa"/>
-            <w:tcMar>
-              <w:top w:w="80" w:type="dxa"/>
-              <w:left w:w="120" w:type="dxa"/>
-              <w:bottom w:w="80" w:type="dxa"/>
-              <w:right w:w="120" w:type="dxa"/>
-            </w:tcMar>
-            <w:vAlign w:val="center"/>
-          </w:tcPr>
-          <w:p>
-            <w:pPr>
-              <w:spacing w:after="0" w:line="269" w:lineRule="auto"/>
-              <w:rPr>
-                <w:rFonts w:ascii="Calibri" w:eastAsia="Calibri" w:hAnsi="Calibri"/>
-                <w:color w:val="1F2933"/>
-                <w:sz w:val="26"/>
-                <w:szCs w:val="26"/>
-              </w:rPr>
-            </w:pPr>
-            <w:r>
-              <w:rPr>
-                <w:rFonts w:ascii="Calibri" w:eastAsia="Calibri" w:hAnsi="Calibri"/>
-                <w:color w:val="1F2933"/>
-                <w:sz w:val="26"/>
-                <w:szCs w:val="26"/>
-              </w:rPr>
-              <w:t>P</w:t>
-            </w:r>
-            <w:r>
-              <w:rPr>
-                <w:rFonts w:ascii="Calibri" w:eastAsia="Calibri" w:hAnsi="Calibri"/>
-                <w:color w:val="1F2933"/>
-                <w:sz w:val="26"/>
-                <w:szCs w:val="26"/>
-              </w:rPr>
-              <w:t>3</w:t>
-            </w:r>
-          </w:p>
-        </w:tc>
-        <w:tc>
-          <w:tcPr>
-            <w:tcW w:w="7470" w:type="dxa"/>
-            <w:tcMar>
-              <w:top w:w="80" w:type="dxa"/>
-              <w:left w:w="120" w:type="dxa"/>
-              <w:bottom w:w="80" w:type="dxa"/>
-              <w:right w:w="120" w:type="dxa"/>
-            </w:tcMar>
-            <w:vAlign w:val="center"/>
-          </w:tcPr>
-          <w:p>
-            <w:pPr>
-              <w:spacing w:after="0" w:line="269" w:lineRule="auto"/>
-              <w:rPr>
-                <w:rFonts w:ascii="Calibri" w:eastAsia="Calibri" w:hAnsi="Calibri"/>
-                <w:color w:val="1F2933"/>
                 <w:sz w:val="26"/>
                 <w:szCs w:val="26"/>
               </w:rPr>
@@ -14022,16 +13650,7 @@
                 <w:sz w:val="26"/>
                 <w:szCs w:val="26"/>
               </w:rPr>
-              <w:t>P</w:t>
-            </w:r>
-            <w:r>
-              <w:rPr>
-                <w:rFonts w:ascii="Calibri" w:eastAsia="Calibri" w:hAnsi="Calibri"/>
-                <w:color w:val="1F2933"/>
-                <w:sz w:val="26"/>
-                <w:szCs w:val="26"/>
-              </w:rPr>
-              <w:t>4</w:t>
+              <w:t>P3</w:t>
             </w:r>
           </w:p>
         </w:tc>
@@ -14097,16 +13716,7 @@
                 <w:sz w:val="26"/>
                 <w:szCs w:val="26"/>
               </w:rPr>
-              <w:t>P</w:t>
-            </w:r>
-            <w:r>
-              <w:rPr>
-                <w:rFonts w:ascii="Calibri" w:eastAsia="Calibri" w:hAnsi="Calibri"/>
-                <w:color w:val="1F2933"/>
-                <w:sz w:val="26"/>
-                <w:szCs w:val="26"/>
-              </w:rPr>
-              <w:t>5</w:t>
+              <w:t>P4</w:t>
             </w:r>
           </w:p>
         </w:tc>
@@ -14172,16 +13782,7 @@
                 <w:sz w:val="26"/>
                 <w:szCs w:val="26"/>
               </w:rPr>
-              <w:t>P</w:t>
-            </w:r>
-            <w:r>
-              <w:rPr>
-                <w:rFonts w:ascii="Calibri" w:eastAsia="Calibri" w:hAnsi="Calibri"/>
-                <w:color w:val="1F2933"/>
-                <w:sz w:val="26"/>
-                <w:szCs w:val="26"/>
-              </w:rPr>
-              <w:t>6</w:t>
+              <w:t>P5</w:t>
             </w:r>
           </w:p>
         </w:tc>
@@ -14247,16 +13848,7 @@
                 <w:sz w:val="26"/>
                 <w:szCs w:val="26"/>
               </w:rPr>
-              <w:t>P</w:t>
-            </w:r>
-            <w:r>
-              <w:rPr>
-                <w:rFonts w:ascii="Calibri" w:eastAsia="Calibri" w:hAnsi="Calibri"/>
-                <w:color w:val="1F2933"/>
-                <w:sz w:val="26"/>
-                <w:szCs w:val="26"/>
-              </w:rPr>
-              <w:t>7</w:t>
+              <w:t>P6</w:t>
             </w:r>
           </w:p>
         </w:tc>
@@ -14322,16 +13914,7 @@
                 <w:sz w:val="26"/>
                 <w:szCs w:val="26"/>
               </w:rPr>
-              <w:t>P</w:t>
-            </w:r>
-            <w:r>
-              <w:rPr>
-                <w:rFonts w:ascii="Calibri" w:eastAsia="Calibri" w:hAnsi="Calibri"/>
-                <w:color w:val="1F2933"/>
-                <w:sz w:val="26"/>
-                <w:szCs w:val="26"/>
-              </w:rPr>
-              <w:t>8</w:t>
+              <w:t>P7</w:t>
             </w:r>
           </w:p>
         </w:tc>
@@ -14397,16 +13980,7 @@
                 <w:sz w:val="26"/>
                 <w:szCs w:val="26"/>
               </w:rPr>
-              <w:t>P</w:t>
-            </w:r>
-            <w:r>
-              <w:rPr>
-                <w:rFonts w:ascii="Calibri" w:eastAsia="Calibri" w:hAnsi="Calibri"/>
-                <w:color w:val="1F2933"/>
-                <w:sz w:val="26"/>
-                <w:szCs w:val="26"/>
-              </w:rPr>
-              <w:t>9</w:t>
+              <w:t>P8</w:t>
             </w:r>
           </w:p>
         </w:tc>
@@ -14459,6 +14033,72 @@
             <w:pPr>
               <w:spacing w:after="0" w:line="269" w:lineRule="auto"/>
               <w:rPr>
+                <w:rFonts w:ascii="Calibri" w:eastAsia="Calibri" w:hAnsi="Calibri"/>
+                <w:color w:val="1F2933"/>
+                <w:sz w:val="26"/>
+                <w:szCs w:val="26"/>
+              </w:rPr>
+            </w:pPr>
+            <w:r>
+              <w:rPr>
+                <w:rFonts w:ascii="Calibri" w:eastAsia="Calibri" w:hAnsi="Calibri"/>
+                <w:color w:val="1F2933"/>
+                <w:sz w:val="26"/>
+                <w:szCs w:val="26"/>
+              </w:rPr>
+              <w:t>P9</w:t>
+            </w:r>
+          </w:p>
+        </w:tc>
+        <w:tc>
+          <w:tcPr>
+            <w:tcW w:w="7470" w:type="dxa"/>
+            <w:tcMar>
+              <w:top w:w="80" w:type="dxa"/>
+              <w:left w:w="120" w:type="dxa"/>
+              <w:bottom w:w="80" w:type="dxa"/>
+              <w:right w:w="120" w:type="dxa"/>
+            </w:tcMar>
+            <w:vAlign w:val="center"/>
+          </w:tcPr>
+          <w:p>
+            <w:pPr>
+              <w:spacing w:after="0" w:line="269" w:lineRule="auto"/>
+              <w:rPr>
+                <w:rFonts w:ascii="Calibri" w:eastAsia="Calibri" w:hAnsi="Calibri"/>
+                <w:color w:val="1F2933"/>
+                <w:sz w:val="26"/>
+                <w:szCs w:val="26"/>
+              </w:rPr>
+            </w:pPr>
+            <w:r>
+              <w:rPr>
+                <w:rFonts w:ascii="Calibri" w:eastAsia="Calibri" w:hAnsi="Calibri"/>
+                <w:color w:val="1F2933"/>
+                <w:sz w:val="26"/>
+                <w:szCs w:val="26"/>
+              </w:rPr>
+              <w:t>Nhiệt độ: _____°C | Thời gian: ____:____:____ | Mode: TIOT / MT</w:t>
+            </w:r>
+          </w:p>
+        </w:tc>
+      </w:tr>
+      <w:tr>
+        <w:tc>
+          <w:tcPr>
+            <w:tcW w:w="2250" w:type="dxa"/>
+            <w:tcMar>
+              <w:top w:w="80" w:type="dxa"/>
+              <w:left w:w="120" w:type="dxa"/>
+              <w:bottom w:w="80" w:type="dxa"/>
+              <w:right w:w="120" w:type="dxa"/>
+            </w:tcMar>
+            <w:vAlign w:val="center"/>
+          </w:tcPr>
+          <w:p>
+            <w:pPr>
+              <w:spacing w:after="0" w:line="269" w:lineRule="auto"/>
+              <w:rPr>
                 <w:sz w:val="26"/>
                 <w:szCs w:val="26"/>
               </w:rPr>
@@ -14595,29 +14235,7 @@
           <w:sz w:val="26"/>
           <w:szCs w:val="26"/>
         </w:rPr>
-        <w:t xml:space="preserve">Người </w:t>
-      </w:r>
-      <w:r>
-        <w:rPr>
-          <w:rFonts w:ascii="Calibri" w:eastAsia="Calibri" w:hAnsi="Calibri"/>
-          <w:b/>
-          <w:bCs/>
-          <w:color w:val="1F2933"/>
-          <w:sz w:val="26"/>
-          <w:szCs w:val="26"/>
-        </w:rPr>
-        <w:t>thực hiện</w:t>
-      </w:r>
-      <w:r>
-        <w:rPr>
-          <w:rFonts w:ascii="Calibri" w:eastAsia="Calibri" w:hAnsi="Calibri"/>
-          <w:b/>
-          <w:bCs/>
-          <w:color w:val="1F2933"/>
-          <w:sz w:val="26"/>
-          <w:szCs w:val="26"/>
-        </w:rPr>
-        <w:t xml:space="preserve">: [Họ tên]     </w:t>
+        <w:t xml:space="preserve">Người thực hiện: [Họ tên]     </w:t>
       </w:r>
       <w:r>
         <w:rPr>
@@ -16058,6 +15676,7 @@
   <w:style w:type="character" w:default="1" w:styleId="DefaultParagraphFont">
     <w:name w:val="Default Paragraph Font"/>
     <w:uiPriority w:val="1"/>
+    <w:semiHidden/>
     <w:unhideWhenUsed/>
   </w:style>
   <w:style w:type="table" w:default="1" w:styleId="TableNormal">

--- a/Document/HƯỚNG DẪN VẬN HÀNH.docx
+++ b/Document/HƯỚNG DẪN VẬN HÀNH.docx
@@ -15,11 +15,16 @@
       <w:pPr>
         <w:spacing w:after="200"/>
         <w:jc w:val="center"/>
+        <w:rPr>
+          <w:sz w:val="40"/>
+          <w:szCs w:val="40"/>
+        </w:rPr>
       </w:pPr>
       <w:r>
         <w:rPr>
           <w:color w:val="2E74B5"/>
-          <w:sz w:val="24"/>
+          <w:sz w:val="40"/>
+          <w:szCs w:val="40"/>
         </w:rPr>
         <w:t>HƯỚNG DẪN VẬN HÀNH</w:t>
       </w:r>
@@ -28,12 +33,17 @@
       <w:pPr>
         <w:spacing w:after="160"/>
         <w:jc w:val="center"/>
+        <w:rPr>
+          <w:sz w:val="80"/>
+          <w:szCs w:val="80"/>
+        </w:rPr>
       </w:pPr>
       <w:r>
         <w:rPr>
           <w:b/>
           <w:color w:val="17365D"/>
-          <w:sz w:val="56"/>
+          <w:sz w:val="80"/>
+          <w:szCs w:val="80"/>
         </w:rPr>
         <w:t xml:space="preserve">MÁY </w:t>
       </w:r>
@@ -41,7 +51,8 @@
         <w:rPr>
           <w:b/>
           <w:color w:val="17365D"/>
-          <w:sz w:val="56"/>
+          <w:sz w:val="80"/>
+          <w:szCs w:val="80"/>
         </w:rPr>
         <w:t xml:space="preserve">LÒ NUNG </w:t>
       </w:r>
@@ -53,14 +64,16 @@
         <w:rPr>
           <w:b/>
           <w:color w:val="1F4D78"/>
-          <w:sz w:val="32"/>
+          <w:sz w:val="36"/>
+          <w:szCs w:val="36"/>
         </w:rPr>
       </w:pPr>
       <w:r>
         <w:rPr>
           <w:b/>
           <w:color w:val="1F4D78"/>
-          <w:sz w:val="32"/>
+          <w:sz w:val="36"/>
+          <w:szCs w:val="36"/>
         </w:rPr>
         <w:t>Model N 7/H • Tmax 1280 °C</w:t>
       </w:r>
@@ -221,14 +234,6 @@
           <w:bCs/>
         </w:rPr>
       </w:pPr>
-    </w:p>
-    <w:p>
-      <w:pPr>
-        <w:rPr>
-          <w:b/>
-          <w:bCs/>
-        </w:rPr>
-      </w:pPr>
       <w:r>
         <w:rPr>
           <w:b/>
@@ -236,13 +241,13 @@
           <w:noProof/>
         </w:rPr>
         <w:drawing>
-          <wp:anchor distT="0" distB="0" distL="114300" distR="114300" simplePos="0" relativeHeight="251658752" behindDoc="1" locked="0" layoutInCell="1" allowOverlap="1" wp14:anchorId="5362948A" wp14:editId="036F8A47">
+          <wp:anchor distT="0" distB="0" distL="114300" distR="114300" simplePos="0" relativeHeight="251658752" behindDoc="1" locked="0" layoutInCell="1" allowOverlap="1" wp14:anchorId="5362948A" wp14:editId="6CCBDCF4">
             <wp:simplePos x="0" y="0"/>
             <wp:positionH relativeFrom="margin">
               <wp:align>left</wp:align>
             </wp:positionH>
             <wp:positionV relativeFrom="paragraph">
-              <wp:posOffset>678815</wp:posOffset>
+              <wp:posOffset>556895</wp:posOffset>
             </wp:positionV>
             <wp:extent cx="841375" cy="850605"/>
             <wp:effectExtent l="0" t="0" r="0" b="6985"/>
@@ -276,7 +281,7 @@
                   <pic:spPr bwMode="auto">
                     <a:xfrm>
                       <a:off x="0" y="0"/>
-                      <a:ext cx="841711" cy="850945"/>
+                      <a:ext cx="841375" cy="850605"/>
                     </a:xfrm>
                     <a:prstGeom prst="rect">
                       <a:avLst/>
@@ -1366,13 +1371,13 @@
           <w:noProof/>
         </w:rPr>
         <w:drawing>
-          <wp:anchor distT="0" distB="0" distL="114300" distR="114300" simplePos="0" relativeHeight="251654653" behindDoc="1" locked="0" layoutInCell="1" allowOverlap="1" wp14:anchorId="6C26D8AD" wp14:editId="0FD1786E">
+          <wp:anchor distT="0" distB="0" distL="114300" distR="114300" simplePos="0" relativeHeight="251654653" behindDoc="1" locked="0" layoutInCell="1" allowOverlap="1" wp14:anchorId="6C26D8AD" wp14:editId="69FBF6E2">
             <wp:simplePos x="0" y="0"/>
             <wp:positionH relativeFrom="margin">
-              <wp:align>center</wp:align>
+              <wp:posOffset>1146361</wp:posOffset>
             </wp:positionH>
             <wp:positionV relativeFrom="paragraph">
-              <wp:posOffset>4657</wp:posOffset>
+              <wp:posOffset>4445</wp:posOffset>
             </wp:positionV>
             <wp:extent cx="3902075" cy="4453467"/>
             <wp:effectExtent l="0" t="0" r="3175" b="4445"/>
@@ -1406,7 +1411,7 @@
                   <pic:spPr bwMode="auto">
                     <a:xfrm>
                       <a:off x="0" y="0"/>
-                      <a:ext cx="3908372" cy="4460653"/>
+                      <a:ext cx="3902075" cy="4453467"/>
                     </a:xfrm>
                     <a:prstGeom prst="rect">
                       <a:avLst/>
@@ -1465,16 +1470,16 @@
         <mc:AlternateContent>
           <mc:Choice Requires="wps">
             <w:drawing>
-              <wp:anchor distT="0" distB="0" distL="114300" distR="114300" simplePos="0" relativeHeight="251670016" behindDoc="1" locked="0" layoutInCell="1" allowOverlap="1" wp14:anchorId="28308199" wp14:editId="391A3FD2">
+              <wp:anchor distT="0" distB="0" distL="114300" distR="114300" simplePos="0" relativeHeight="251670016" behindDoc="1" locked="0" layoutInCell="1" allowOverlap="1" wp14:anchorId="28308199" wp14:editId="2A571106">
                 <wp:simplePos x="0" y="0"/>
                 <wp:positionH relativeFrom="margin">
-                  <wp:posOffset>-312632</wp:posOffset>
+                  <wp:posOffset>-767715</wp:posOffset>
                 </wp:positionH>
                 <wp:positionV relativeFrom="paragraph">
-                  <wp:posOffset>275801</wp:posOffset>
+                  <wp:posOffset>115570</wp:posOffset>
                 </wp:positionV>
-                <wp:extent cx="1104900" cy="314325"/>
-                <wp:effectExtent l="0" t="0" r="19050" b="28575"/>
+                <wp:extent cx="1775460" cy="792480"/>
+                <wp:effectExtent l="0" t="0" r="15240" b="26670"/>
                 <wp:wrapNone/>
                 <wp:docPr id="71902155" name="Rectangle: Top Corners One Rounded and One Snipped 4"/>
                 <wp:cNvGraphicFramePr/>
@@ -1485,7 +1490,7 @@
                       <wps:spPr>
                         <a:xfrm>
                           <a:off x="0" y="0"/>
-                          <a:ext cx="1104900" cy="314325"/>
+                          <a:ext cx="1775460" cy="792480"/>
                         </a:xfrm>
                         <a:prstGeom prst="snipRoundRect">
                           <a:avLst/>
@@ -1506,7 +1511,6 @@
                         <w:txbxContent>
                           <w:p>
                             <w:pPr>
-                              <w:jc w:val="center"/>
                               <w:rPr>
                                 <w:color w:val="EE0000"/>
                               </w:rPr>
@@ -1515,7 +1519,51 @@
                               <w:rPr>
                                 <w:color w:val="EE0000"/>
                               </w:rPr>
-                              <w:t>Cài Đặt/Chạy</w:t>
+                              <w:t>-</w:t>
+                            </w:r>
+                            <w:r>
+                              <w:rPr>
+                                <w:color w:val="EE0000"/>
+                              </w:rPr>
+                              <w:t>Cài Đặt</w:t>
+                            </w:r>
+                            <w:r>
+                              <w:rPr>
+                                <w:color w:val="EE0000"/>
+                              </w:rPr>
+                              <w:t xml:space="preserve"> Tiến Trình</w:t>
+                            </w:r>
+                            <w:r>
+                              <w:rPr>
+                                <w:color w:val="EE0000"/>
+                              </w:rPr>
+                              <w:br/>
+                              <w:t>-</w:t>
+                            </w:r>
+                            <w:r>
+                              <w:rPr>
+                                <w:color w:val="EE0000"/>
+                              </w:rPr>
+                              <w:t>Chạy</w:t>
+                            </w:r>
+                            <w:r>
+                              <w:rPr>
+                                <w:color w:val="EE0000"/>
+                              </w:rPr>
+                              <w:t xml:space="preserve"> Chương Trình</w:t>
+                            </w:r>
+                            <w:r>
+                              <w:rPr>
+                                <w:color w:val="EE0000"/>
+                              </w:rPr>
+                              <w:br/>
+                              <w:t>-</w:t>
+                            </w:r>
+                            <w:r>
+                              <w:rPr>
+                                <w:color w:val="EE0000"/>
+                              </w:rPr>
+                              <w:t>Cài Đặt Chương Trình</w:t>
                             </w:r>
                           </w:p>
                         </w:txbxContent>
@@ -1540,15 +1588,14 @@
           </mc:Choice>
           <mc:Fallback>
             <w:pict>
-              <v:shape w14:anchorId="28308199" id="Rectangle: Top Corners One Rounded and One Snipped 4" o:spid="_x0000_s1026" style="position:absolute;margin-left:-24.6pt;margin-top:21.7pt;width:87pt;height:24.75pt;z-index:-251646464;visibility:visible;mso-wrap-style:square;mso-width-percent:0;mso-height-percent:0;mso-wrap-distance-left:9pt;mso-wrap-distance-top:0;mso-wrap-distance-right:9pt;mso-wrap-distance-bottom:0;mso-position-horizontal:absolute;mso-position-horizontal-relative:margin;mso-position-vertical:absolute;mso-position-vertical-relative:text;mso-width-percent:0;mso-height-percent:0;mso-width-relative:margin;mso-height-relative:margin;v-text-anchor:middle" coordsize="1104900,314325" o:spt="100" o:gfxdata="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" adj="-11796480,,5400" path="m52389,l1052511,r52389,52389l1104900,314325,,314325,,52389c,23455,23455,,52389,xe" fillcolor="window" strokecolor="#e00" strokeweight="1.5pt">
+              <v:shape w14:anchorId="28308199" id="Rectangle: Top Corners One Rounded and One Snipped 4" o:spid="_x0000_s1026" style="position:absolute;margin-left:-60.45pt;margin-top:9.1pt;width:139.8pt;height:62.4pt;z-index:-251646464;visibility:visible;mso-wrap-style:square;mso-width-percent:0;mso-height-percent:0;mso-wrap-distance-left:9pt;mso-wrap-distance-top:0;mso-wrap-distance-right:9pt;mso-wrap-distance-bottom:0;mso-position-horizontal:absolute;mso-position-horizontal-relative:margin;mso-position-vertical:absolute;mso-position-vertical-relative:text;mso-width-percent:0;mso-height-percent:0;mso-width-relative:margin;mso-height-relative:margin;v-text-anchor:middle" coordsize="1775460,792480" o:spt="100" o:gfxdata="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" adj="-11796480,,5400" path="m132083,l1643377,r132083,132083l1775460,792480,,792480,,132083c,59136,59136,,132083,xe" fillcolor="window" strokecolor="#e00" strokeweight="1.5pt">
                 <v:stroke joinstyle="miter"/>
                 <v:formulas/>
-                <v:path arrowok="t" o:connecttype="custom" o:connectlocs="52389,0;1052511,0;1104900,52389;1104900,314325;0,314325;0,52389;52389,0" o:connectangles="0,0,0,0,0,0,0" textboxrect="0,0,1104900,314325"/>
+                <v:path arrowok="t" o:connecttype="custom" o:connectlocs="132083,0;1643377,0;1775460,132083;1775460,792480;0,792480;0,132083;132083,0" o:connectangles="0,0,0,0,0,0,0" textboxrect="0,0,1775460,792480"/>
                 <v:textbox>
                   <w:txbxContent>
                     <w:p>
                       <w:pPr>
-                        <w:jc w:val="center"/>
                         <w:rPr>
                           <w:color w:val="EE0000"/>
                         </w:rPr>
@@ -1557,7 +1604,51 @@
                         <w:rPr>
                           <w:color w:val="EE0000"/>
                         </w:rPr>
-                        <w:t>Cài Đặt/Chạy</w:t>
+                        <w:t>-</w:t>
+                      </w:r>
+                      <w:r>
+                        <w:rPr>
+                          <w:color w:val="EE0000"/>
+                        </w:rPr>
+                        <w:t>Cài Đặt</w:t>
+                      </w:r>
+                      <w:r>
+                        <w:rPr>
+                          <w:color w:val="EE0000"/>
+                        </w:rPr>
+                        <w:t xml:space="preserve"> Tiến Trình</w:t>
+                      </w:r>
+                      <w:r>
+                        <w:rPr>
+                          <w:color w:val="EE0000"/>
+                        </w:rPr>
+                        <w:br/>
+                        <w:t>-</w:t>
+                      </w:r>
+                      <w:r>
+                        <w:rPr>
+                          <w:color w:val="EE0000"/>
+                        </w:rPr>
+                        <w:t>Chạy</w:t>
+                      </w:r>
+                      <w:r>
+                        <w:rPr>
+                          <w:color w:val="EE0000"/>
+                        </w:rPr>
+                        <w:t xml:space="preserve"> Chương Trình</w:t>
+                      </w:r>
+                      <w:r>
+                        <w:rPr>
+                          <w:color w:val="EE0000"/>
+                        </w:rPr>
+                        <w:br/>
+                        <w:t>-</w:t>
+                      </w:r>
+                      <w:r>
+                        <w:rPr>
+                          <w:color w:val="EE0000"/>
+                        </w:rPr>
+                        <w:t>Cài Đặt Chương Trình</w:t>
                       </w:r>
                     </w:p>
                   </w:txbxContent>
@@ -1583,16 +1674,16 @@
         <mc:AlternateContent>
           <mc:Choice Requires="wps">
             <w:drawing>
-              <wp:anchor distT="0" distB="0" distL="114300" distR="114300" simplePos="0" relativeHeight="251660800" behindDoc="1" locked="0" layoutInCell="1" allowOverlap="1" wp14:anchorId="0CFD96E1" wp14:editId="45E8FF7D">
+              <wp:anchor distT="0" distB="0" distL="114300" distR="114300" simplePos="0" relativeHeight="251660800" behindDoc="1" locked="0" layoutInCell="1" allowOverlap="1" wp14:anchorId="0CFD96E1" wp14:editId="20A5585B">
                 <wp:simplePos x="0" y="0"/>
                 <wp:positionH relativeFrom="column">
-                  <wp:posOffset>771948</wp:posOffset>
+                  <wp:posOffset>925830</wp:posOffset>
                 </wp:positionH>
                 <wp:positionV relativeFrom="paragraph">
-                  <wp:posOffset>160866</wp:posOffset>
+                  <wp:posOffset>276860</wp:posOffset>
                 </wp:positionV>
-                <wp:extent cx="1771650" cy="1009650"/>
-                <wp:effectExtent l="19050" t="19050" r="57150" b="38100"/>
+                <wp:extent cx="1687830" cy="902970"/>
+                <wp:effectExtent l="19050" t="19050" r="83820" b="49530"/>
                 <wp:wrapNone/>
                 <wp:docPr id="878341150" name="Straight Arrow Connector 2"/>
                 <wp:cNvGraphicFramePr/>
@@ -1603,7 +1694,7 @@
                       <wps:spPr>
                         <a:xfrm>
                           <a:off x="0" y="0"/>
-                          <a:ext cx="1771650" cy="1009650"/>
+                          <a:ext cx="1687830" cy="902970"/>
                         </a:xfrm>
                         <a:prstGeom prst="straightConnector1">
                           <a:avLst/>
@@ -1644,11 +1735,11 @@
           </mc:Choice>
           <mc:Fallback>
             <w:pict>
-              <v:shapetype w14:anchorId="1D2936E0" id="_x0000_t32" coordsize="21600,21600" o:spt="32" o:oned="t" path="m,l21600,21600e" filled="f">
+              <v:shapetype w14:anchorId="684336EE" id="_x0000_t32" coordsize="21600,21600" o:spt="32" o:oned="t" path="m,l21600,21600e" filled="f">
                 <v:path arrowok="t" fillok="f" o:connecttype="none"/>
                 <o:lock v:ext="edit" shapetype="t"/>
               </v:shapetype>
-              <v:shape id="Straight Arrow Connector 2" o:spid="_x0000_s1026" type="#_x0000_t32" style="position:absolute;margin-left:60.8pt;margin-top:12.65pt;width:139.5pt;height:79.5pt;z-index:-251655680;visibility:visible;mso-wrap-style:square;mso-width-percent:0;mso-height-percent:0;mso-wrap-distance-left:9pt;mso-wrap-distance-top:0;mso-wrap-distance-right:9pt;mso-wrap-distance-bottom:0;mso-position-horizontal:absolute;mso-position-horizontal-relative:text;mso-position-vertical:absolute;mso-position-vertical-relative:text;mso-width-percent:0;mso-height-percent:0;mso-width-relative:margin;mso-height-relative:margin" o:gfxdata="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" strokecolor="#e00" strokeweight="2.25pt">
+              <v:shape id="Straight Arrow Connector 2" o:spid="_x0000_s1026" type="#_x0000_t32" style="position:absolute;margin-left:72.9pt;margin-top:21.8pt;width:132.9pt;height:71.1pt;z-index:-251655680;visibility:visible;mso-wrap-style:square;mso-width-percent:0;mso-height-percent:0;mso-wrap-distance-left:9pt;mso-wrap-distance-top:0;mso-wrap-distance-right:9pt;mso-wrap-distance-bottom:0;mso-position-horizontal:absolute;mso-position-horizontal-relative:text;mso-position-vertical:absolute;mso-position-vertical-relative:text;mso-width-percent:0;mso-height-percent:0;mso-width-relative:margin;mso-height-relative:margin" o:gfxdata="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" strokecolor="#e00" strokeweight="2.25pt">
                 <v:stroke endarrow="block" joinstyle="miter"/>
               </v:shape>
             </w:pict>
@@ -1663,16 +1754,16 @@
         <mc:AlternateContent>
           <mc:Choice Requires="wps">
             <w:drawing>
-              <wp:anchor distT="0" distB="0" distL="114300" distR="114300" simplePos="0" relativeHeight="251665920" behindDoc="1" locked="0" layoutInCell="1" allowOverlap="1" wp14:anchorId="1A03F824" wp14:editId="0B516D73">
+              <wp:anchor distT="0" distB="0" distL="114300" distR="114300" simplePos="0" relativeHeight="251665920" behindDoc="1" locked="0" layoutInCell="1" allowOverlap="1" wp14:anchorId="1A03F824" wp14:editId="73AE7676">
                 <wp:simplePos x="0" y="0"/>
                 <wp:positionH relativeFrom="margin">
-                  <wp:posOffset>5030893</wp:posOffset>
+                  <wp:posOffset>5093970</wp:posOffset>
                 </wp:positionH>
                 <wp:positionV relativeFrom="paragraph">
-                  <wp:posOffset>330200</wp:posOffset>
+                  <wp:posOffset>250190</wp:posOffset>
                 </wp:positionV>
-                <wp:extent cx="1285875" cy="314325"/>
-                <wp:effectExtent l="0" t="0" r="28575" b="28575"/>
+                <wp:extent cx="1615440" cy="495300"/>
+                <wp:effectExtent l="0" t="0" r="22860" b="19050"/>
                 <wp:wrapNone/>
                 <wp:docPr id="1091473248" name="Rectangle: Top Corners One Rounded and One Snipped 4"/>
                 <wp:cNvGraphicFramePr/>
@@ -1683,7 +1774,7 @@
                       <wps:spPr>
                         <a:xfrm>
                           <a:off x="0" y="0"/>
-                          <a:ext cx="1285875" cy="314325"/>
+                          <a:ext cx="1615440" cy="495300"/>
                         </a:xfrm>
                         <a:prstGeom prst="snipRoundRect">
                           <a:avLst/>
@@ -1715,7 +1806,6 @@
                         <w:txbxContent>
                           <w:p>
                             <w:pPr>
-                              <w:jc w:val="center"/>
                               <w:rPr>
                                 <w:color w:val="EE0000"/>
                               </w:rPr>
@@ -1724,7 +1814,31 @@
                               <w:rPr>
                                 <w:color w:val="EE0000"/>
                               </w:rPr>
+                              <w:t>-</w:t>
+                            </w:r>
+                            <w:r>
+                              <w:rPr>
+                                <w:color w:val="EE0000"/>
+                              </w:rPr>
                               <w:t>Chuyển Hướng</w:t>
+                            </w:r>
+                            <w:r>
+                              <w:rPr>
+                                <w:color w:val="EE0000"/>
+                              </w:rPr>
+                              <w:br/>
+                            </w:r>
+                            <w:r>
+                              <w:rPr>
+                                <w:color w:val="EE0000"/>
+                              </w:rPr>
+                              <w:t>-</w:t>
+                            </w:r>
+                            <w:r>
+                              <w:rPr>
+                                <w:color w:val="EE0000"/>
+                              </w:rPr>
+                              <w:t>Dừng Chương Trình</w:t>
                             </w:r>
                           </w:p>
                         </w:txbxContent>
@@ -1749,15 +1863,14 @@
           </mc:Choice>
           <mc:Fallback>
             <w:pict>
-              <v:shape w14:anchorId="1A03F824" id="_x0000_s1027" style="position:absolute;margin-left:396.15pt;margin-top:26pt;width:101.25pt;height:24.75pt;z-index:-251650560;visibility:visible;mso-wrap-style:square;mso-width-percent:0;mso-height-percent:0;mso-wrap-distance-left:9pt;mso-wrap-distance-top:0;mso-wrap-distance-right:9pt;mso-wrap-distance-bottom:0;mso-position-horizontal:absolute;mso-position-horizontal-relative:margin;mso-position-vertical:absolute;mso-position-vertical-relative:text;mso-width-percent:0;mso-height-percent:0;mso-width-relative:margin;mso-height-relative:margin;v-text-anchor:middle" coordsize="1285875,314325" o:spt="100" o:gfxdata="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" adj="-11796480,,5400" path="m52389,l1233486,r52389,52389l1285875,314325,,314325,,52389c,23455,23455,,52389,xe" fillcolor="white [3212]" strokecolor="#e00" strokeweight="1.5pt">
+              <v:shape w14:anchorId="1A03F824" id="_x0000_s1027" style="position:absolute;margin-left:401.1pt;margin-top:19.7pt;width:127.2pt;height:39pt;z-index:-251650560;visibility:visible;mso-wrap-style:square;mso-width-percent:0;mso-height-percent:0;mso-wrap-distance-left:9pt;mso-wrap-distance-top:0;mso-wrap-distance-right:9pt;mso-wrap-distance-bottom:0;mso-position-horizontal:absolute;mso-position-horizontal-relative:margin;mso-position-vertical:absolute;mso-position-vertical-relative:text;mso-width-percent:0;mso-height-percent:0;mso-width-relative:margin;mso-height-relative:margin;v-text-anchor:middle" coordsize="1615440,495300" o:spt="100" o:gfxdata="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" adj="-11796480,,5400" path="m82552,l1532888,r82552,82552l1615440,495300,,495300,,82552c,36960,36960,,82552,xe" fillcolor="white [3212]" strokecolor="#e00" strokeweight="1.5pt">
                 <v:stroke joinstyle="miter"/>
                 <v:formulas/>
-                <v:path arrowok="t" o:connecttype="custom" o:connectlocs="52389,0;1233486,0;1285875,52389;1285875,314325;0,314325;0,52389;52389,0" o:connectangles="0,0,0,0,0,0,0" textboxrect="0,0,1285875,314325"/>
+                <v:path arrowok="t" o:connecttype="custom" o:connectlocs="82552,0;1532888,0;1615440,82552;1615440,495300;0,495300;0,82552;82552,0" o:connectangles="0,0,0,0,0,0,0" textboxrect="0,0,1615440,495300"/>
                 <v:textbox>
                   <w:txbxContent>
                     <w:p>
                       <w:pPr>
-                        <w:jc w:val="center"/>
                         <w:rPr>
                           <w:color w:val="EE0000"/>
                         </w:rPr>
@@ -1766,7 +1879,31 @@
                         <w:rPr>
                           <w:color w:val="EE0000"/>
                         </w:rPr>
+                        <w:t>-</w:t>
+                      </w:r>
+                      <w:r>
+                        <w:rPr>
+                          <w:color w:val="EE0000"/>
+                        </w:rPr>
                         <w:t>Chuyển Hướng</w:t>
+                      </w:r>
+                      <w:r>
+                        <w:rPr>
+                          <w:color w:val="EE0000"/>
+                        </w:rPr>
+                        <w:br/>
+                      </w:r>
+                      <w:r>
+                        <w:rPr>
+                          <w:color w:val="EE0000"/>
+                        </w:rPr>
+                        <w:t>-</w:t>
+                      </w:r>
+                      <w:r>
+                        <w:rPr>
+                          <w:color w:val="EE0000"/>
+                        </w:rPr>
+                        <w:t>Dừng Chương Trình</w:t>
                       </w:r>
                     </w:p>
                   </w:txbxContent>
@@ -1795,16 +1932,16 @@
         <mc:AlternateContent>
           <mc:Choice Requires="wps">
             <w:drawing>
-              <wp:anchor distT="0" distB="0" distL="114300" distR="114300" simplePos="0" relativeHeight="251662848" behindDoc="1" locked="0" layoutInCell="1" allowOverlap="1" wp14:anchorId="7AA4BAC4" wp14:editId="5D43A686">
+              <wp:anchor distT="0" distB="0" distL="114300" distR="114300" simplePos="0" relativeHeight="251662848" behindDoc="1" locked="0" layoutInCell="1" allowOverlap="1" wp14:anchorId="7AA4BAC4" wp14:editId="0A512077">
                 <wp:simplePos x="0" y="0"/>
                 <wp:positionH relativeFrom="column">
-                  <wp:posOffset>3258608</wp:posOffset>
+                  <wp:posOffset>3383280</wp:posOffset>
                 </wp:positionH>
                 <wp:positionV relativeFrom="paragraph">
                   <wp:posOffset>46990</wp:posOffset>
                 </wp:positionV>
-                <wp:extent cx="1771650" cy="838200"/>
-                <wp:effectExtent l="38100" t="19050" r="19050" b="57150"/>
+                <wp:extent cx="1744980" cy="822960"/>
+                <wp:effectExtent l="38100" t="19050" r="26670" b="53340"/>
                 <wp:wrapNone/>
                 <wp:docPr id="530573524" name="Straight Arrow Connector 2"/>
                 <wp:cNvGraphicFramePr/>
@@ -1815,7 +1952,7 @@
                       <wps:spPr>
                         <a:xfrm flipH="1">
                           <a:off x="0" y="0"/>
-                          <a:ext cx="1771650" cy="838200"/>
+                          <a:ext cx="1744980" cy="822960"/>
                         </a:xfrm>
                         <a:prstGeom prst="straightConnector1">
                           <a:avLst/>
@@ -1846,7 +1983,7 @@
           </mc:Choice>
           <mc:Fallback>
             <w:pict>
-              <v:shape w14:anchorId="20FEA935" id="Straight Arrow Connector 2" o:spid="_x0000_s1026" type="#_x0000_t32" style="position:absolute;margin-left:256.6pt;margin-top:3.7pt;width:139.5pt;height:66pt;flip:x;z-index:-251653632;visibility:visible;mso-wrap-style:square;mso-width-percent:0;mso-height-percent:0;mso-wrap-distance-left:9pt;mso-wrap-distance-top:0;mso-wrap-distance-right:9pt;mso-wrap-distance-bottom:0;mso-position-horizontal:absolute;mso-position-horizontal-relative:text;mso-position-vertical:absolute;mso-position-vertical-relative:text;mso-width-percent:0;mso-height-percent:0;mso-width-relative:margin;mso-height-relative:margin" o:gfxdata="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" strokecolor="#e00" strokeweight="2.25pt">
+              <v:shape w14:anchorId="06AA350A" id="Straight Arrow Connector 2" o:spid="_x0000_s1026" type="#_x0000_t32" style="position:absolute;margin-left:266.4pt;margin-top:3.7pt;width:137.4pt;height:64.8pt;flip:x;z-index:-251653632;visibility:visible;mso-wrap-style:square;mso-width-percent:0;mso-height-percent:0;mso-wrap-distance-left:9pt;mso-wrap-distance-top:0;mso-wrap-distance-right:9pt;mso-wrap-distance-bottom:0;mso-position-horizontal:absolute;mso-position-horizontal-relative:text;mso-position-vertical:absolute;mso-position-vertical-relative:text;mso-width-percent:0;mso-height-percent:0;mso-width-relative:margin;mso-height-relative:margin" o:gfxdata="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" strokecolor="#e00" strokeweight="2.25pt">
                 <v:stroke endarrow="block" joinstyle="miter"/>
               </v:shape>
             </w:pict>
@@ -1877,16 +2014,16 @@
         <mc:AlternateContent>
           <mc:Choice Requires="wps">
             <w:drawing>
-              <wp:anchor distT="0" distB="0" distL="114300" distR="114300" simplePos="0" relativeHeight="251667968" behindDoc="1" locked="0" layoutInCell="1" allowOverlap="1" wp14:anchorId="01686688" wp14:editId="3D5777EA">
+              <wp:anchor distT="0" distB="0" distL="114300" distR="114300" simplePos="0" relativeHeight="251667968" behindDoc="1" locked="0" layoutInCell="1" allowOverlap="1" wp14:anchorId="01686688" wp14:editId="31592A78">
                 <wp:simplePos x="0" y="0"/>
                 <wp:positionH relativeFrom="margin">
-                  <wp:posOffset>-294852</wp:posOffset>
+                  <wp:posOffset>-601980</wp:posOffset>
                 </wp:positionH>
                 <wp:positionV relativeFrom="paragraph">
-                  <wp:posOffset>245534</wp:posOffset>
+                  <wp:posOffset>132715</wp:posOffset>
                 </wp:positionV>
-                <wp:extent cx="1190625" cy="314325"/>
-                <wp:effectExtent l="0" t="0" r="28575" b="28575"/>
+                <wp:extent cx="1609725" cy="533400"/>
+                <wp:effectExtent l="0" t="0" r="28575" b="19050"/>
                 <wp:wrapNone/>
                 <wp:docPr id="1280216079" name="Rectangle: Top Corners One Rounded and One Snipped 4"/>
                 <wp:cNvGraphicFramePr/>
@@ -1897,7 +2034,7 @@
                       <wps:spPr>
                         <a:xfrm>
                           <a:off x="0" y="0"/>
-                          <a:ext cx="1190625" cy="314325"/>
+                          <a:ext cx="1609725" cy="533400"/>
                         </a:xfrm>
                         <a:prstGeom prst="snipRoundRect">
                           <a:avLst/>
@@ -1918,7 +2055,7 @@
                         <w:txbxContent>
                           <w:p>
                             <w:pPr>
-                              <w:jc w:val="center"/>
+                              <w:jc w:val="both"/>
                               <w:rPr>
                                 <w:color w:val="EE0000"/>
                               </w:rPr>
@@ -1927,7 +2064,37 @@
                               <w:rPr>
                                 <w:color w:val="EE0000"/>
                               </w:rPr>
-                              <w:t>OK/Lựa Chọn</w:t>
+                              <w:t>-</w:t>
+                            </w:r>
+                            <w:r>
+                              <w:rPr>
+                                <w:color w:val="EE0000"/>
+                              </w:rPr>
+                              <w:t>Xác Nhận</w:t>
+                            </w:r>
+                            <w:r>
+                              <w:rPr>
+                                <w:color w:val="EE0000"/>
+                              </w:rPr>
+                              <w:t>/Lựa Chọn</w:t>
+                            </w:r>
+                            <w:r>
+                              <w:rPr>
+                                <w:color w:val="EE0000"/>
+                              </w:rPr>
+                              <w:br/>
+                            </w:r>
+                            <w:r>
+                              <w:rPr>
+                                <w:color w:val="EE0000"/>
+                              </w:rPr>
+                              <w:t>-</w:t>
+                            </w:r>
+                            <w:r>
+                              <w:rPr>
+                                <w:color w:val="EE0000"/>
+                              </w:rPr>
+                              <w:t>Lưu Chương Trình</w:t>
                             </w:r>
                           </w:p>
                         </w:txbxContent>
@@ -1952,15 +2119,15 @@
           </mc:Choice>
           <mc:Fallback>
             <w:pict>
-              <v:shape w14:anchorId="01686688" id="_x0000_s1028" style="position:absolute;margin-left:-23.2pt;margin-top:19.35pt;width:93.75pt;height:24.75pt;z-index:-251648512;visibility:visible;mso-wrap-style:square;mso-width-percent:0;mso-height-percent:0;mso-wrap-distance-left:9pt;mso-wrap-distance-top:0;mso-wrap-distance-right:9pt;mso-wrap-distance-bottom:0;mso-position-horizontal:absolute;mso-position-horizontal-relative:margin;mso-position-vertical:absolute;mso-position-vertical-relative:text;mso-width-percent:0;mso-height-percent:0;mso-width-relative:margin;mso-height-relative:margin;v-text-anchor:middle" coordsize="1190625,314325" o:spt="100" o:gfxdata="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" adj="-11796480,,5400" path="m52389,l1138236,r52389,52389l1190625,314325,,314325,,52389c,23455,23455,,52389,xe" fillcolor="window" strokecolor="#e00" strokeweight="1.5pt">
+              <v:shape w14:anchorId="01686688" id="_x0000_s1028" style="position:absolute;margin-left:-47.4pt;margin-top:10.45pt;width:126.75pt;height:42pt;z-index:-251648512;visibility:visible;mso-wrap-style:square;mso-width-percent:0;mso-height-percent:0;mso-wrap-distance-left:9pt;mso-wrap-distance-top:0;mso-wrap-distance-right:9pt;mso-wrap-distance-bottom:0;mso-position-horizontal:absolute;mso-position-horizontal-relative:margin;mso-position-vertical:absolute;mso-position-vertical-relative:text;mso-width-percent:0;mso-height-percent:0;mso-width-relative:margin;mso-height-relative:margin;v-text-anchor:middle" coordsize="1609725,533400" o:spt="100" o:gfxdata="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" adj="-11796480,,5400" path="m88902,l1520823,r88902,88902l1609725,533400,,533400,,88902c,39803,39803,,88902,xe" fillcolor="window" strokecolor="#e00" strokeweight="1.5pt">
                 <v:stroke joinstyle="miter"/>
                 <v:formulas/>
-                <v:path arrowok="t" o:connecttype="custom" o:connectlocs="52389,0;1138236,0;1190625,52389;1190625,314325;0,314325;0,52389;52389,0" o:connectangles="0,0,0,0,0,0,0" textboxrect="0,0,1190625,314325"/>
+                <v:path arrowok="t" o:connecttype="custom" o:connectlocs="88902,0;1520823,0;1609725,88902;1609725,533400;0,533400;0,88902;88902,0" o:connectangles="0,0,0,0,0,0,0" textboxrect="0,0,1609725,533400"/>
                 <v:textbox>
                   <w:txbxContent>
                     <w:p>
                       <w:pPr>
-                        <w:jc w:val="center"/>
+                        <w:jc w:val="both"/>
                         <w:rPr>
                           <w:color w:val="EE0000"/>
                         </w:rPr>
@@ -1969,7 +2136,37 @@
                         <w:rPr>
                           <w:color w:val="EE0000"/>
                         </w:rPr>
-                        <w:t>OK/Lựa Chọn</w:t>
+                        <w:t>-</w:t>
+                      </w:r>
+                      <w:r>
+                        <w:rPr>
+                          <w:color w:val="EE0000"/>
+                        </w:rPr>
+                        <w:t>Xác Nhận</w:t>
+                      </w:r>
+                      <w:r>
+                        <w:rPr>
+                          <w:color w:val="EE0000"/>
+                        </w:rPr>
+                        <w:t>/Lựa Chọn</w:t>
+                      </w:r>
+                      <w:r>
+                        <w:rPr>
+                          <w:color w:val="EE0000"/>
+                        </w:rPr>
+                        <w:br/>
+                      </w:r>
+                      <w:r>
+                        <w:rPr>
+                          <w:color w:val="EE0000"/>
+                        </w:rPr>
+                        <w:t>-</w:t>
+                      </w:r>
+                      <w:r>
+                        <w:rPr>
+                          <w:color w:val="EE0000"/>
+                        </w:rPr>
+                        <w:t>Lưu Chương Trình</w:t>
                       </w:r>
                     </w:p>
                   </w:txbxContent>
@@ -1998,16 +2195,16 @@
         <mc:AlternateContent>
           <mc:Choice Requires="wps">
             <w:drawing>
-              <wp:anchor distT="0" distB="0" distL="114300" distR="114300" simplePos="0" relativeHeight="251664896" behindDoc="1" locked="0" layoutInCell="1" allowOverlap="1" wp14:anchorId="699AAD55" wp14:editId="1B4C44DD">
+              <wp:anchor distT="0" distB="0" distL="114300" distR="114300" simplePos="0" relativeHeight="251664896" behindDoc="1" locked="0" layoutInCell="1" allowOverlap="1" wp14:anchorId="699AAD55" wp14:editId="37E5873B">
                 <wp:simplePos x="0" y="0"/>
                 <wp:positionH relativeFrom="column">
-                  <wp:posOffset>876088</wp:posOffset>
+                  <wp:posOffset>1002030</wp:posOffset>
                 </wp:positionH>
                 <wp:positionV relativeFrom="paragraph">
-                  <wp:posOffset>53764</wp:posOffset>
+                  <wp:posOffset>42545</wp:posOffset>
                 </wp:positionV>
-                <wp:extent cx="1009650" cy="66675"/>
-                <wp:effectExtent l="19050" t="76200" r="0" b="47625"/>
+                <wp:extent cx="1009650" cy="133350"/>
+                <wp:effectExtent l="19050" t="76200" r="0" b="19050"/>
                 <wp:wrapNone/>
                 <wp:docPr id="1733688152" name="Straight Arrow Connector 2"/>
                 <wp:cNvGraphicFramePr/>
@@ -2018,7 +2215,7 @@
                       <wps:spPr>
                         <a:xfrm flipV="1">
                           <a:off x="0" y="0"/>
-                          <a:ext cx="1009650" cy="66675"/>
+                          <a:ext cx="1009650" cy="133350"/>
                         </a:xfrm>
                         <a:prstGeom prst="straightConnector1">
                           <a:avLst/>
@@ -2049,7 +2246,7 @@
           </mc:Choice>
           <mc:Fallback>
             <w:pict>
-              <v:shape w14:anchorId="2270206C" id="Straight Arrow Connector 2" o:spid="_x0000_s1026" type="#_x0000_t32" style="position:absolute;margin-left:69pt;margin-top:4.25pt;width:79.5pt;height:5.25pt;flip:y;z-index:-251651584;visibility:visible;mso-wrap-style:square;mso-width-percent:0;mso-height-percent:0;mso-wrap-distance-left:9pt;mso-wrap-distance-top:0;mso-wrap-distance-right:9pt;mso-wrap-distance-bottom:0;mso-position-horizontal:absolute;mso-position-horizontal-relative:text;mso-position-vertical:absolute;mso-position-vertical-relative:text;mso-width-percent:0;mso-height-percent:0;mso-width-relative:margin;mso-height-relative:margin" o:gfxdata="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" strokecolor="#e00" strokeweight="2.25pt">
+              <v:shape w14:anchorId="59AAE730" id="Straight Arrow Connector 2" o:spid="_x0000_s1026" type="#_x0000_t32" style="position:absolute;margin-left:78.9pt;margin-top:3.35pt;width:79.5pt;height:10.5pt;flip:y;z-index:-251651584;visibility:visible;mso-wrap-style:square;mso-width-percent:0;mso-height-percent:0;mso-wrap-distance-left:9pt;mso-wrap-distance-top:0;mso-wrap-distance-right:9pt;mso-wrap-distance-bottom:0;mso-position-horizontal:absolute;mso-position-horizontal-relative:text;mso-position-vertical:absolute;mso-position-vertical-relative:text;mso-width-percent:0;mso-height-percent:0;mso-width-relative:margin;mso-height-relative:margin" o:gfxdata="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" strokecolor="#e00" strokeweight="2.25pt">
                 <v:stroke endarrow="block" joinstyle="miter"/>
               </v:shape>
             </w:pict>
@@ -2066,16 +2263,84 @@
       </w:pPr>
       <w:r>
         <w:rPr>
+          <w:b/>
+          <w:bCs/>
           <w:noProof/>
           <w14:ligatures w14:val="standardContextual"/>
         </w:rPr>
         <mc:AlternateContent>
           <mc:Choice Requires="wps">
             <w:drawing>
-              <wp:anchor distT="0" distB="0" distL="114300" distR="114300" simplePos="0" relativeHeight="251676160" behindDoc="1" locked="0" layoutInCell="1" allowOverlap="1" wp14:anchorId="37028762" wp14:editId="36CC3289">
+              <wp:anchor distT="0" distB="0" distL="114300" distR="114300" simplePos="0" relativeHeight="251672064" behindDoc="1" locked="0" layoutInCell="1" allowOverlap="1" wp14:anchorId="79F06F73" wp14:editId="79AA2734">
+                <wp:simplePos x="0" y="0"/>
+                <wp:positionH relativeFrom="column">
+                  <wp:posOffset>3290570</wp:posOffset>
+                </wp:positionH>
+                <wp:positionV relativeFrom="paragraph">
+                  <wp:posOffset>269875</wp:posOffset>
+                </wp:positionV>
+                <wp:extent cx="1849755" cy="133350"/>
+                <wp:effectExtent l="38100" t="19050" r="17145" b="76200"/>
+                <wp:wrapNone/>
+                <wp:docPr id="2133399634" name="Straight Arrow Connector 2"/>
+                <wp:cNvGraphicFramePr/>
+                <a:graphic xmlns:a="http://schemas.openxmlformats.org/drawingml/2006/main">
+                  <a:graphicData uri="http://schemas.microsoft.com/office/word/2010/wordprocessingShape">
+                    <wps:wsp>
+                      <wps:cNvCnPr/>
+                      <wps:spPr>
+                        <a:xfrm flipH="1">
+                          <a:off x="0" y="0"/>
+                          <a:ext cx="1849755" cy="133350"/>
+                        </a:xfrm>
+                        <a:prstGeom prst="straightConnector1">
+                          <a:avLst/>
+                        </a:prstGeom>
+                        <a:noFill/>
+                        <a:ln w="28575" cap="flat" cmpd="sng" algn="ctr">
+                          <a:solidFill>
+                            <a:srgbClr val="EE0000"/>
+                          </a:solidFill>
+                          <a:prstDash val="solid"/>
+                          <a:miter lim="800000"/>
+                          <a:tailEnd type="triangle"/>
+                        </a:ln>
+                        <a:effectLst/>
+                      </wps:spPr>
+                      <wps:bodyPr/>
+                    </wps:wsp>
+                  </a:graphicData>
+                </a:graphic>
+                <wp14:sizeRelH relativeFrom="margin">
+                  <wp14:pctWidth>0</wp14:pctWidth>
+                </wp14:sizeRelH>
+                <wp14:sizeRelV relativeFrom="margin">
+                  <wp14:pctHeight>0</wp14:pctHeight>
+                </wp14:sizeRelV>
+              </wp:anchor>
+            </w:drawing>
+          </mc:Choice>
+          <mc:Fallback>
+            <w:pict>
+              <v:shape w14:anchorId="77873164" id="Straight Arrow Connector 2" o:spid="_x0000_s1026" type="#_x0000_t32" style="position:absolute;margin-left:259.1pt;margin-top:21.25pt;width:145.65pt;height:10.5pt;flip:x;z-index:-251644416;visibility:visible;mso-wrap-style:square;mso-width-percent:0;mso-height-percent:0;mso-wrap-distance-left:9pt;mso-wrap-distance-top:0;mso-wrap-distance-right:9pt;mso-wrap-distance-bottom:0;mso-position-horizontal:absolute;mso-position-horizontal-relative:text;mso-position-vertical:absolute;mso-position-vertical-relative:text;mso-width-percent:0;mso-height-percent:0;mso-width-relative:margin;mso-height-relative:margin" o:gfxdata="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" strokecolor="#e00" strokeweight="2.25pt">
+                <v:stroke endarrow="block" joinstyle="miter"/>
+              </v:shape>
+            </w:pict>
+          </mc:Fallback>
+        </mc:AlternateContent>
+      </w:r>
+      <w:r>
+        <w:rPr>
+          <w:noProof/>
+          <w14:ligatures w14:val="standardContextual"/>
+        </w:rPr>
+        <mc:AlternateContent>
+          <mc:Choice Requires="wps">
+            <w:drawing>
+              <wp:anchor distT="0" distB="0" distL="114300" distR="114300" simplePos="0" relativeHeight="251676160" behindDoc="1" locked="0" layoutInCell="1" allowOverlap="1" wp14:anchorId="37028762" wp14:editId="14EB921A">
                 <wp:simplePos x="0" y="0"/>
                 <wp:positionH relativeFrom="margin">
-                  <wp:posOffset>5009727</wp:posOffset>
+                  <wp:posOffset>5108575</wp:posOffset>
                 </wp:positionH>
                 <wp:positionV relativeFrom="paragraph">
                   <wp:posOffset>118745</wp:posOffset>
@@ -2147,7 +2412,7 @@
           </mc:Choice>
           <mc:Fallback>
             <w:pict>
-              <v:shape w14:anchorId="37028762" id="_x0000_s1029" style="position:absolute;margin-left:394.45pt;margin-top:9.35pt;width:95.25pt;height:24.75pt;z-index:-251640320;visibility:visible;mso-wrap-style:square;mso-width-percent:0;mso-height-percent:0;mso-wrap-distance-left:9pt;mso-wrap-distance-top:0;mso-wrap-distance-right:9pt;mso-wrap-distance-bottom:0;mso-position-horizontal:absolute;mso-position-horizontal-relative:margin;mso-position-vertical:absolute;mso-position-vertical-relative:text;mso-width-percent:0;mso-height-percent:0;mso-width-relative:margin;mso-height-relative:margin;v-text-anchor:middle" coordsize="1209675,314325" o:spt="100" o:gfxdata="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" adj="-11796480,,5400" path="m52389,l1157286,r52389,52389l1209675,314325,,314325,,52389c,23455,23455,,52389,xe" fillcolor="window" strokecolor="#e00" strokeweight="1.5pt">
+              <v:shape w14:anchorId="37028762" id="_x0000_s1029" style="position:absolute;margin-left:402.25pt;margin-top:9.35pt;width:95.25pt;height:24.75pt;z-index:-251640320;visibility:visible;mso-wrap-style:square;mso-width-percent:0;mso-height-percent:0;mso-wrap-distance-left:9pt;mso-wrap-distance-top:0;mso-wrap-distance-right:9pt;mso-wrap-distance-bottom:0;mso-position-horizontal:absolute;mso-position-horizontal-relative:margin;mso-position-vertical:absolute;mso-position-vertical-relative:text;mso-width-percent:0;mso-height-percent:0;mso-width-relative:margin;mso-height-relative:margin;v-text-anchor:middle" coordsize="1209675,314325" o:spt="100" o:gfxdata="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" adj="-11796480,,5400" path="m52389,l1157286,r52389,52389l1209675,314325,,314325,,52389c,23455,23455,,52389,xe" fillcolor="window" strokecolor="#e00" strokeweight="1.5pt">
                 <v:stroke joinstyle="miter"/>
                 <v:formulas/>
                 <v:path arrowok="t" o:connecttype="custom" o:connectlocs="52389,0;1157286,0;1209675,52389;1209675,314325;0,314325;0,52389;52389,0" o:connectangles="0,0,0,0,0,0,0" textboxrect="0,0,1209675,314325"/>
@@ -2183,6 +2448,14 @@
           <w:bCs/>
         </w:rPr>
       </w:pPr>
+    </w:p>
+    <w:p>
+      <w:pPr>
+        <w:rPr>
+          <w:b/>
+          <w:bCs/>
+        </w:rPr>
+      </w:pPr>
       <w:r>
         <w:rPr>
           <w:b/>
@@ -2193,86 +2466,10 @@
         <mc:AlternateContent>
           <mc:Choice Requires="wps">
             <w:drawing>
-              <wp:anchor distT="0" distB="0" distL="114300" distR="114300" simplePos="0" relativeHeight="251672064" behindDoc="1" locked="0" layoutInCell="1" allowOverlap="1" wp14:anchorId="79F06F73" wp14:editId="7BB78194">
+              <wp:anchor distT="0" distB="0" distL="114300" distR="114300" simplePos="0" relativeHeight="251674112" behindDoc="1" locked="0" layoutInCell="1" allowOverlap="1" wp14:anchorId="1118EEBC" wp14:editId="5849F42A">
                 <wp:simplePos x="0" y="0"/>
                 <wp:positionH relativeFrom="column">
-                  <wp:posOffset>3153622</wp:posOffset>
-                </wp:positionH>
-                <wp:positionV relativeFrom="paragraph">
-                  <wp:posOffset>8255</wp:posOffset>
-                </wp:positionV>
-                <wp:extent cx="1849966" cy="133350"/>
-                <wp:effectExtent l="38100" t="19050" r="17145" b="76200"/>
-                <wp:wrapNone/>
-                <wp:docPr id="2133399634" name="Straight Arrow Connector 2"/>
-                <wp:cNvGraphicFramePr/>
-                <a:graphic xmlns:a="http://schemas.openxmlformats.org/drawingml/2006/main">
-                  <a:graphicData uri="http://schemas.microsoft.com/office/word/2010/wordprocessingShape">
-                    <wps:wsp>
-                      <wps:cNvCnPr/>
-                      <wps:spPr>
-                        <a:xfrm flipH="1">
-                          <a:off x="0" y="0"/>
-                          <a:ext cx="1849966" cy="133350"/>
-                        </a:xfrm>
-                        <a:prstGeom prst="straightConnector1">
-                          <a:avLst/>
-                        </a:prstGeom>
-                        <a:noFill/>
-                        <a:ln w="28575" cap="flat" cmpd="sng" algn="ctr">
-                          <a:solidFill>
-                            <a:srgbClr val="EE0000"/>
-                          </a:solidFill>
-                          <a:prstDash val="solid"/>
-                          <a:miter lim="800000"/>
-                          <a:tailEnd type="triangle"/>
-                        </a:ln>
-                        <a:effectLst/>
-                      </wps:spPr>
-                      <wps:bodyPr/>
-                    </wps:wsp>
-                  </a:graphicData>
-                </a:graphic>
-                <wp14:sizeRelH relativeFrom="margin">
-                  <wp14:pctWidth>0</wp14:pctWidth>
-                </wp14:sizeRelH>
-                <wp14:sizeRelV relativeFrom="margin">
-                  <wp14:pctHeight>0</wp14:pctHeight>
-                </wp14:sizeRelV>
-              </wp:anchor>
-            </w:drawing>
-          </mc:Choice>
-          <mc:Fallback>
-            <w:pict>
-              <v:shape w14:anchorId="265B4054" id="Straight Arrow Connector 2" o:spid="_x0000_s1026" type="#_x0000_t32" style="position:absolute;margin-left:248.3pt;margin-top:.65pt;width:145.65pt;height:10.5pt;flip:x;z-index:-251644416;visibility:visible;mso-wrap-style:square;mso-width-percent:0;mso-height-percent:0;mso-wrap-distance-left:9pt;mso-wrap-distance-top:0;mso-wrap-distance-right:9pt;mso-wrap-distance-bottom:0;mso-position-horizontal:absolute;mso-position-horizontal-relative:text;mso-position-vertical:absolute;mso-position-vertical-relative:text;mso-width-percent:0;mso-height-percent:0;mso-width-relative:margin;mso-height-relative:margin" o:gfxdata="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" strokecolor="#e00" strokeweight="2.25pt">
-                <v:stroke endarrow="block" joinstyle="miter"/>
-              </v:shape>
-            </w:pict>
-          </mc:Fallback>
-        </mc:AlternateContent>
-      </w:r>
-    </w:p>
-    <w:p>
-      <w:pPr>
-        <w:rPr>
-          <w:b/>
-          <w:bCs/>
-        </w:rPr>
-      </w:pPr>
-      <w:r>
-        <w:rPr>
-          <w:b/>
-          <w:bCs/>
-          <w:noProof/>
-          <w14:ligatures w14:val="standardContextual"/>
-        </w:rPr>
-        <mc:AlternateContent>
-          <mc:Choice Requires="wps">
-            <w:drawing>
-              <wp:anchor distT="0" distB="0" distL="114300" distR="114300" simplePos="0" relativeHeight="251674112" behindDoc="1" locked="0" layoutInCell="1" allowOverlap="1" wp14:anchorId="1118EEBC" wp14:editId="236BFFD7">
-                <wp:simplePos x="0" y="0"/>
-                <wp:positionH relativeFrom="column">
-                  <wp:posOffset>3154680</wp:posOffset>
+                  <wp:posOffset>3291840</wp:posOffset>
                 </wp:positionH>
                 <wp:positionV relativeFrom="paragraph">
                   <wp:posOffset>255270</wp:posOffset>
@@ -2320,7 +2517,7 @@
           </mc:Choice>
           <mc:Fallback>
             <w:pict>
-              <v:shape w14:anchorId="2C5CB85A" id="Straight Arrow Connector 2" o:spid="_x0000_s1026" type="#_x0000_t32" style="position:absolute;margin-left:248.4pt;margin-top:20.1pt;width:149.25pt;height:6pt;flip:x;z-index:-251642368;visibility:visible;mso-wrap-style:square;mso-width-percent:0;mso-height-percent:0;mso-wrap-distance-left:9pt;mso-wrap-distance-top:0;mso-wrap-distance-right:9pt;mso-wrap-distance-bottom:0;mso-position-horizontal:absolute;mso-position-horizontal-relative:text;mso-position-vertical:absolute;mso-position-vertical-relative:text;mso-width-percent:0;mso-height-percent:0;mso-width-relative:margin;mso-height-relative:margin" o:gfxdata="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" strokecolor="#e00" strokeweight="2.25pt">
+              <v:shape w14:anchorId="1D00B190" id="Straight Arrow Connector 2" o:spid="_x0000_s1026" type="#_x0000_t32" style="position:absolute;margin-left:259.2pt;margin-top:20.1pt;width:149.25pt;height:6pt;flip:x;z-index:-251642368;visibility:visible;mso-wrap-style:square;mso-width-percent:0;mso-height-percent:0;mso-wrap-distance-left:9pt;mso-wrap-distance-top:0;mso-wrap-distance-right:9pt;mso-wrap-distance-bottom:0;mso-position-horizontal:absolute;mso-position-horizontal-relative:text;mso-position-vertical:absolute;mso-position-vertical-relative:text;mso-width-percent:0;mso-height-percent:0;mso-width-relative:margin;mso-height-relative:margin" o:gfxdata="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" strokecolor="#e00" strokeweight="2.25pt">
                 <v:stroke endarrow="block" joinstyle="miter"/>
               </v:shape>
             </w:pict>
@@ -2335,10 +2532,10 @@
         <mc:AlternateContent>
           <mc:Choice Requires="wps">
             <w:drawing>
-              <wp:anchor distT="0" distB="0" distL="114300" distR="114300" simplePos="0" relativeHeight="251678208" behindDoc="1" locked="0" layoutInCell="1" allowOverlap="1" wp14:anchorId="6E8463B4" wp14:editId="0AFC5B85">
+              <wp:anchor distT="0" distB="0" distL="114300" distR="114300" simplePos="0" relativeHeight="251678208" behindDoc="1" locked="0" layoutInCell="1" allowOverlap="1" wp14:anchorId="6E8463B4" wp14:editId="0074FB8A">
                 <wp:simplePos x="0" y="0"/>
                 <wp:positionH relativeFrom="margin">
-                  <wp:posOffset>5031316</wp:posOffset>
+                  <wp:posOffset>5107305</wp:posOffset>
                 </wp:positionH>
                 <wp:positionV relativeFrom="paragraph">
                   <wp:posOffset>102870</wp:posOffset>
@@ -2418,7 +2615,7 @@
           </mc:Choice>
           <mc:Fallback>
             <w:pict>
-              <v:shape w14:anchorId="6E8463B4" id="_x0000_s1030" style="position:absolute;margin-left:396.15pt;margin-top:8.1pt;width:104.25pt;height:24.75pt;z-index:-251638272;visibility:visible;mso-wrap-style:square;mso-width-percent:0;mso-height-percent:0;mso-wrap-distance-left:9pt;mso-wrap-distance-top:0;mso-wrap-distance-right:9pt;mso-wrap-distance-bottom:0;mso-position-horizontal:absolute;mso-position-horizontal-relative:margin;mso-position-vertical:absolute;mso-position-vertical-relative:text;mso-width-percent:0;mso-height-percent:0;mso-width-relative:margin;mso-height-relative:margin;v-text-anchor:middle" coordsize="1323975,314325" o:spt="100" o:gfxdata="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" adj="-11796480,,5400" path="m52389,l1271586,r52389,52389l1323975,314325,,314325,,52389c,23455,23455,,52389,xe" fillcolor="window" strokecolor="#e00" strokeweight="1.5pt">
+              <v:shape w14:anchorId="6E8463B4" id="_x0000_s1030" style="position:absolute;margin-left:402.15pt;margin-top:8.1pt;width:104.25pt;height:24.75pt;z-index:-251638272;visibility:visible;mso-wrap-style:square;mso-width-percent:0;mso-height-percent:0;mso-wrap-distance-left:9pt;mso-wrap-distance-top:0;mso-wrap-distance-right:9pt;mso-wrap-distance-bottom:0;mso-position-horizontal:absolute;mso-position-horizontal-relative:margin;mso-position-vertical:absolute;mso-position-vertical-relative:text;mso-width-percent:0;mso-height-percent:0;mso-width-relative:margin;mso-height-relative:margin;v-text-anchor:middle" coordsize="1323975,314325" o:spt="100" o:gfxdata="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" adj="-11796480,,5400" path="m52389,l1271586,r52389,52389l1323975,314325,,314325,,52389c,23455,23455,,52389,xe" fillcolor="window" strokecolor="#e00" strokeweight="1.5pt">
                 <v:stroke joinstyle="miter"/>
                 <v:formulas/>
                 <v:path arrowok="t" o:connecttype="custom" o:connectlocs="52389,0;1271586,0;1323975,52389;1323975,314325;0,314325;0,52389;52389,0" o:connectangles="0,0,0,0,0,0,0" textboxrect="0,0,1323975,314325"/>
